--- a/01_Docs/01_Rapport/Rapport_TPI_2165_AdrianToledo.docx
+++ b/01_Docs/01_Rapport/Rapport_TPI_2165_AdrianToledo.docx
@@ -227,7 +227,37 @@
                   <w:sz w:val="60"/>
                   <w:szCs w:val="60"/>
                 </w:rPr>
-                <w:t>« TPI_2165</w:t>
+                <w:t>« TPI</w:t>
+              </w:r>
+              <w:r>
+                <w:rPr>
+                  <w:rFonts w:ascii="Century Gothic" w:eastAsiaTheme="majorEastAsia" w:hAnsi="Century Gothic" w:cstheme="majorBidi"/>
+                  <w:caps/>
+                  <w:color w:val="4472C4" w:themeColor="accent1"/>
+                  <w:sz w:val="60"/>
+                  <w:szCs w:val="60"/>
+                </w:rPr>
+                <w:t xml:space="preserve"> N°</w:t>
+              </w:r>
+              <w:r>
+                <w:rPr>
+                  <w:rFonts w:ascii="Century Gothic" w:eastAsiaTheme="majorEastAsia" w:hAnsi="Century Gothic" w:cstheme="majorBidi"/>
+                  <w:caps/>
+                  <w:color w:val="4472C4" w:themeColor="accent1"/>
+                  <w:sz w:val="60"/>
+                  <w:szCs w:val="60"/>
+                </w:rPr>
+                <w:t>2165</w:t>
+              </w:r>
+              <w:r>
+                <w:rPr>
+                  <w:rFonts w:ascii="Century Gothic" w:eastAsiaTheme="majorEastAsia" w:hAnsi="Century Gothic" w:cstheme="majorBidi"/>
+                  <w:caps/>
+                  <w:color w:val="4472C4" w:themeColor="accent1"/>
+                  <w:sz w:val="60"/>
+                  <w:szCs w:val="60"/>
+                </w:rPr>
+                <w:t xml:space="preserve"> - Arcaludo</w:t>
               </w:r>
               <w:r>
                 <w:rPr>
@@ -326,16 +356,29 @@
             <w:pStyle w:val="Sansinterligne"/>
             <w:spacing w:before="240" w:after="240"/>
             <w:jc w:val="center"/>
+            <w:rPr>
+              <w:rFonts w:ascii="Century Gothic" w:hAnsi="Century Gothic"/>
+              <w:color w:val="4472C4" w:themeColor="accent1"/>
+              <w:sz w:val="36"/>
+              <w:szCs w:val="36"/>
+            </w:rPr>
+          </w:pPr>
+        </w:p>
+        <w:p>
+          <w:pPr>
+            <w:pStyle w:val="Sansinterligne"/>
+            <w:spacing w:before="240" w:after="240"/>
+            <w:jc w:val="center"/>
           </w:pPr>
           <w:r>
             <w:rPr>
               <w:noProof/>
             </w:rPr>
             <w:drawing>
-              <wp:inline distT="0" distB="0" distL="0" distR="0" wp14:anchorId="4C089DED" wp14:editId="24ABE5C0">
-                <wp:extent cx="5760720" cy="2317750"/>
+              <wp:inline distT="0" distB="0" distL="0" distR="0" wp14:anchorId="262CA623" wp14:editId="4E5A8418">
+                <wp:extent cx="5753735" cy="2070100"/>
                 <wp:effectExtent l="0" t="0" r="0" b="6350"/>
-                <wp:docPr id="1869671764" name="Image 1" descr="Comprar juegos digitales o en discos físicos ¿Qué es mejor? - VicHaunter.org"/>
+                <wp:docPr id="1239165785" name="Image 1"/>
                 <wp:cNvGraphicFramePr>
                   <a:graphicFrameLocks xmlns:a="http://schemas.openxmlformats.org/drawingml/2006/main" noChangeAspect="1"/>
                 </wp:cNvGraphicFramePr>
@@ -343,7 +386,7 @@
                   <a:graphicData uri="http://schemas.openxmlformats.org/drawingml/2006/picture">
                     <pic:pic xmlns:pic="http://schemas.openxmlformats.org/drawingml/2006/picture">
                       <pic:nvPicPr>
-                        <pic:cNvPr id="0" name="Picture 1" descr="Comprar juegos digitales o en discos físicos ¿Qué es mejor? - VicHaunter.org"/>
+                        <pic:cNvPr id="0" name="Picture 1"/>
                         <pic:cNvPicPr>
                           <a:picLocks noChangeAspect="1" noChangeArrowheads="1"/>
                         </pic:cNvPicPr>
@@ -364,7 +407,7 @@
                       <pic:spPr bwMode="auto">
                         <a:xfrm>
                           <a:off x="0" y="0"/>
-                          <a:ext cx="5760720" cy="2317750"/>
+                          <a:ext cx="5753735" cy="2070100"/>
                         </a:xfrm>
                         <a:prstGeom prst="rect">
                           <a:avLst/>
@@ -445,54 +488,65 @@
                           </wps:style>
                           <wps:txbx>
                             <w:txbxContent>
-                              <w:sdt>
-                                <w:sdtPr>
+                              <w:p>
+                                <w:pPr>
+                                  <w:pStyle w:val="Sansinterligne"/>
+                                  <w:spacing w:after="40"/>
+                                  <w:jc w:val="center"/>
                                   <w:rPr>
-                                    <w:rFonts w:ascii="Century Gothic" w:hAnsi="Century Gothic" w:cs="Times New Roman"/>
+                                    <w:rFonts w:ascii="Century Gothic" w:hAnsi="Century Gothic"/>
                                     <w:caps/>
                                     <w:color w:val="4472C4" w:themeColor="accent1"/>
                                     <w:sz w:val="28"/>
                                     <w:szCs w:val="28"/>
+                                    <w:lang w:val="en-US"/>
                                   </w:rPr>
-                                  <w:alias w:val="Date "/>
-                                  <w:tag w:val=""/>
-                                  <w:id w:val="-1783573566"/>
-                                  <w:dataBinding w:prefixMappings="xmlns:ns0='http://schemas.microsoft.com/office/2006/coverPageProps' " w:xpath="/ns0:CoverPageProperties[1]/ns0:PublishDate[1]" w:storeItemID="{55AF091B-3C7A-41E3-B477-F2FDAA23CFDA}"/>
-                                  <w:date w:fullDate="2026-03-13T00:00:00Z">
-                                    <w:dateFormat w:val="dd MMMM yyyy"/>
-                                    <w:lid w:val="fr-FR"/>
-                                    <w:storeMappedDataAs w:val="dateTime"/>
-                                    <w:calendar w:val="gregorian"/>
-                                  </w:date>
-                                </w:sdtPr>
-                                <w:sdtContent>
-                                  <w:p>
-                                    <w:pPr>
-                                      <w:pStyle w:val="Sansinterligne"/>
-                                      <w:spacing w:after="40"/>
-                                      <w:jc w:val="center"/>
+                                </w:pPr>
+                                <w:sdt>
+                                  <w:sdtPr>
+                                    <w:rPr>
+                                      <w:rFonts w:ascii="Century Gothic" w:hAnsi="Century Gothic"/>
+                                      <w:color w:val="4472C4" w:themeColor="accent1"/>
+                                      <w:sz w:val="28"/>
+                                      <w:szCs w:val="28"/>
+                                      <w:lang w:val="en-US"/>
+                                    </w:rPr>
+                                    <w:alias w:val="Date "/>
+                                    <w:tag w:val=""/>
+                                    <w:id w:val="-1783573566"/>
+                                    <w:showingPlcHdr/>
+                                    <w:dataBinding w:prefixMappings="xmlns:ns0='http://schemas.microsoft.com/office/2006/coverPageProps' " w:xpath="/ns0:CoverPageProperties[1]/ns0:PublishDate[1]" w:storeItemID="{55AF091B-3C7A-41E3-B477-F2FDAA23CFDA}"/>
+                                    <w:date w:fullDate="2026-06-01T00:00:00Z">
+                                      <w:dateFormat w:val="dd MMMM yyyy"/>
+                                      <w:lid w:val="fr-FR"/>
+                                      <w:storeMappedDataAs w:val="dateTime"/>
+                                      <w:calendar w:val="gregorian"/>
+                                    </w:date>
+                                  </w:sdtPr>
+                                  <w:sdtContent>
+                                    <w:r>
                                       <w:rPr>
                                         <w:rFonts w:ascii="Century Gothic" w:hAnsi="Century Gothic"/>
-                                        <w:caps/>
                                         <w:color w:val="4472C4" w:themeColor="accent1"/>
                                         <w:sz w:val="28"/>
                                         <w:szCs w:val="28"/>
+                                        <w:lang w:val="en-US"/>
                                       </w:rPr>
-                                    </w:pPr>
-                                    <w:r>
-                                      <w:rPr>
-                                        <w:rFonts w:ascii="Century Gothic" w:hAnsi="Century Gothic" w:cs="Times New Roman"/>
-                                        <w:caps/>
-                                        <w:color w:val="4472C4" w:themeColor="accent1"/>
-                                        <w:sz w:val="28"/>
-                                        <w:szCs w:val="28"/>
-                                        <w:lang w:val="fr-FR"/>
-                                      </w:rPr>
-                                      <w:t>02 février 2026 13 MArs 2026</w:t>
+                                      <w:t xml:space="preserve">     </w:t>
                                     </w:r>
-                                  </w:p>
-                                </w:sdtContent>
-                              </w:sdt>
+                                  </w:sdtContent>
+                                </w:sdt>
+                                <w:r>
+                                  <w:rPr>
+                                    <w:rFonts w:ascii="Century Gothic" w:hAnsi="Century Gothic"/>
+                                    <w:color w:val="4472C4" w:themeColor="accent1"/>
+                                    <w:sz w:val="28"/>
+                                    <w:szCs w:val="28"/>
+                                    <w:lang w:val="en-US"/>
+                                  </w:rPr>
+                                  <w:t>04 MAI – 01 JUIN 2026</w:t>
+                                </w:r>
+                              </w:p>
                               <w:p>
                                 <w:pPr>
                                   <w:pStyle w:val="Sansinterligne"/>
@@ -522,6 +576,7 @@
                                     <w:text/>
                                   </w:sdtPr>
                                   <w:sdtContent>
+                                    <w:proofErr w:type="spellStart"/>
                                     <w:proofErr w:type="gramStart"/>
                                     <w:r>
                                       <w:rPr>
@@ -544,6 +599,7 @@
                                       </w:rPr>
                                       <w:t>andidat</w:t>
                                     </w:r>
+                                    <w:proofErr w:type="spellEnd"/>
                                     <w:r>
                                       <w:rPr>
                                         <w:rFonts w:ascii="Century Gothic" w:hAnsi="Century Gothic"/>
@@ -688,11 +744,11 @@
                                   <w:pStyle w:val="Sansinterligne"/>
                                   <w:jc w:val="center"/>
                                   <w:rPr>
-                                    <w:rFonts w:ascii="Century Gothic" w:hAnsi="Century Gothic"/>
+                                    <w:rFonts w:ascii="Century Gothic" w:eastAsiaTheme="minorHAnsi" w:hAnsi="Century Gothic" w:cs="Times New Roman"/>
                                     <w:color w:val="4472C4" w:themeColor="accent1"/>
                                     <w:sz w:val="28"/>
                                     <w:szCs w:val="28"/>
-                                    <w:lang w:val="de-CH"/>
+                                    <w:lang w:val="de-CH" w:eastAsia="en-US"/>
                                   </w:rPr>
                                 </w:pPr>
                                 <w:r>
@@ -747,17 +803,7 @@
                                     <w:szCs w:val="28"/>
                                     <w:lang w:val="de-CH" w:eastAsia="en-US"/>
                                   </w:rPr>
-                                  <w:t xml:space="preserve"> </w:t>
-                                </w:r>
-                                <w:r>
-                                  <w:rPr>
-                                    <w:rFonts w:ascii="Century Gothic" w:eastAsiaTheme="minorHAnsi" w:hAnsi="Century Gothic" w:cs="Times New Roman"/>
-                                    <w:color w:val="4472C4" w:themeColor="accent1"/>
-                                    <w:sz w:val="28"/>
-                                    <w:szCs w:val="28"/>
-                                    <w:lang w:val="de-CH" w:eastAsia="en-US"/>
-                                  </w:rPr>
-                                  <w:t>Nemanja</w:t>
+                                  <w:t xml:space="preserve"> Nemanja</w:t>
                                 </w:r>
                                 <w:r>
                                   <w:rPr>
@@ -904,54 +950,65 @@
                   <v:shape id="Zone de texte 5" o:spid="_x0000_s1026" type="#_x0000_t202" style="position:absolute;left:0;text-align:left;margin-left:464.8pt;margin-top:0;width:516pt;height:43.9pt;z-index:251657216;visibility:visible;mso-wrap-style:square;mso-width-percent:1000;mso-height-percent:0;mso-wrap-distance-left:9pt;mso-wrap-distance-top:0;mso-wrap-distance-right:9pt;mso-wrap-distance-bottom:0;mso-position-horizontal:right;mso-position-horizontal-relative:margin;mso-position-vertical:bottom;mso-position-vertical-relative:margin;mso-width-percent:1000;mso-height-percent:0;mso-width-relative:margin;mso-height-relative:margin;v-text-anchor:bottom" o:gfxdata="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" filled="f" stroked="f" strokeweight=".5pt">
                     <v:textbox style="mso-fit-shape-to-text:t" inset="0,0,0,0">
                       <w:txbxContent>
-                        <w:sdt>
-                          <w:sdtPr>
+                        <w:p>
+                          <w:pPr>
+                            <w:pStyle w:val="Sansinterligne"/>
+                            <w:spacing w:after="40"/>
+                            <w:jc w:val="center"/>
                             <w:rPr>
-                              <w:rFonts w:ascii="Century Gothic" w:hAnsi="Century Gothic" w:cs="Times New Roman"/>
+                              <w:rFonts w:ascii="Century Gothic" w:hAnsi="Century Gothic"/>
                               <w:caps/>
                               <w:color w:val="4472C4" w:themeColor="accent1"/>
                               <w:sz w:val="28"/>
                               <w:szCs w:val="28"/>
+                              <w:lang w:val="en-US"/>
                             </w:rPr>
-                            <w:alias w:val="Date "/>
-                            <w:tag w:val=""/>
-                            <w:id w:val="-1783573566"/>
-                            <w:dataBinding w:prefixMappings="xmlns:ns0='http://schemas.microsoft.com/office/2006/coverPageProps' " w:xpath="/ns0:CoverPageProperties[1]/ns0:PublishDate[1]" w:storeItemID="{55AF091B-3C7A-41E3-B477-F2FDAA23CFDA}"/>
-                            <w:date w:fullDate="2026-03-13T00:00:00Z">
-                              <w:dateFormat w:val="dd MMMM yyyy"/>
-                              <w:lid w:val="fr-FR"/>
-                              <w:storeMappedDataAs w:val="dateTime"/>
-                              <w:calendar w:val="gregorian"/>
-                            </w:date>
-                          </w:sdtPr>
-                          <w:sdtContent>
-                            <w:p>
-                              <w:pPr>
-                                <w:pStyle w:val="Sansinterligne"/>
-                                <w:spacing w:after="40"/>
-                                <w:jc w:val="center"/>
+                          </w:pPr>
+                          <w:sdt>
+                            <w:sdtPr>
+                              <w:rPr>
+                                <w:rFonts w:ascii="Century Gothic" w:hAnsi="Century Gothic"/>
+                                <w:color w:val="4472C4" w:themeColor="accent1"/>
+                                <w:sz w:val="28"/>
+                                <w:szCs w:val="28"/>
+                                <w:lang w:val="en-US"/>
+                              </w:rPr>
+                              <w:alias w:val="Date "/>
+                              <w:tag w:val=""/>
+                              <w:id w:val="-1783573566"/>
+                              <w:showingPlcHdr/>
+                              <w:dataBinding w:prefixMappings="xmlns:ns0='http://schemas.microsoft.com/office/2006/coverPageProps' " w:xpath="/ns0:CoverPageProperties[1]/ns0:PublishDate[1]" w:storeItemID="{55AF091B-3C7A-41E3-B477-F2FDAA23CFDA}"/>
+                              <w:date w:fullDate="2026-06-01T00:00:00Z">
+                                <w:dateFormat w:val="dd MMMM yyyy"/>
+                                <w:lid w:val="fr-FR"/>
+                                <w:storeMappedDataAs w:val="dateTime"/>
+                                <w:calendar w:val="gregorian"/>
+                              </w:date>
+                            </w:sdtPr>
+                            <w:sdtContent>
+                              <w:r>
                                 <w:rPr>
                                   <w:rFonts w:ascii="Century Gothic" w:hAnsi="Century Gothic"/>
-                                  <w:caps/>
                                   <w:color w:val="4472C4" w:themeColor="accent1"/>
                                   <w:sz w:val="28"/>
                                   <w:szCs w:val="28"/>
+                                  <w:lang w:val="en-US"/>
                                 </w:rPr>
-                              </w:pPr>
-                              <w:r>
-                                <w:rPr>
-                                  <w:rFonts w:ascii="Century Gothic" w:hAnsi="Century Gothic" w:cs="Times New Roman"/>
-                                  <w:caps/>
-                                  <w:color w:val="4472C4" w:themeColor="accent1"/>
-                                  <w:sz w:val="28"/>
-                                  <w:szCs w:val="28"/>
-                                  <w:lang w:val="fr-FR"/>
-                                </w:rPr>
-                                <w:t>02 février 2026 13 MArs 2026</w:t>
+                                <w:t xml:space="preserve">     </w:t>
                               </w:r>
-                            </w:p>
-                          </w:sdtContent>
-                        </w:sdt>
+                            </w:sdtContent>
+                          </w:sdt>
+                          <w:r>
+                            <w:rPr>
+                              <w:rFonts w:ascii="Century Gothic" w:hAnsi="Century Gothic"/>
+                              <w:color w:val="4472C4" w:themeColor="accent1"/>
+                              <w:sz w:val="28"/>
+                              <w:szCs w:val="28"/>
+                              <w:lang w:val="en-US"/>
+                            </w:rPr>
+                            <w:t>04 MAI – 01 JUIN 2026</w:t>
+                          </w:r>
+                        </w:p>
                         <w:p>
                           <w:pPr>
                             <w:pStyle w:val="Sansinterligne"/>
@@ -981,6 +1038,7 @@
                               <w:text/>
                             </w:sdtPr>
                             <w:sdtContent>
+                              <w:proofErr w:type="spellStart"/>
                               <w:proofErr w:type="gramStart"/>
                               <w:r>
                                 <w:rPr>
@@ -1003,6 +1061,7 @@
                                 </w:rPr>
                                 <w:t>andidat</w:t>
                               </w:r>
+                              <w:proofErr w:type="spellEnd"/>
                               <w:r>
                                 <w:rPr>
                                   <w:rFonts w:ascii="Century Gothic" w:hAnsi="Century Gothic"/>
@@ -1147,11 +1206,11 @@
                             <w:pStyle w:val="Sansinterligne"/>
                             <w:jc w:val="center"/>
                             <w:rPr>
-                              <w:rFonts w:ascii="Century Gothic" w:hAnsi="Century Gothic"/>
+                              <w:rFonts w:ascii="Century Gothic" w:eastAsiaTheme="minorHAnsi" w:hAnsi="Century Gothic" w:cs="Times New Roman"/>
                               <w:color w:val="4472C4" w:themeColor="accent1"/>
                               <w:sz w:val="28"/>
                               <w:szCs w:val="28"/>
-                              <w:lang w:val="de-CH"/>
+                              <w:lang w:val="de-CH" w:eastAsia="en-US"/>
                             </w:rPr>
                           </w:pPr>
                           <w:r>
@@ -1206,17 +1265,7 @@
                               <w:szCs w:val="28"/>
                               <w:lang w:val="de-CH" w:eastAsia="en-US"/>
                             </w:rPr>
-                            <w:t xml:space="preserve"> </w:t>
-                          </w:r>
-                          <w:r>
-                            <w:rPr>
-                              <w:rFonts w:ascii="Century Gothic" w:eastAsiaTheme="minorHAnsi" w:hAnsi="Century Gothic" w:cs="Times New Roman"/>
-                              <w:color w:val="4472C4" w:themeColor="accent1"/>
-                              <w:sz w:val="28"/>
-                              <w:szCs w:val="28"/>
-                              <w:lang w:val="de-CH" w:eastAsia="en-US"/>
-                            </w:rPr>
-                            <w:t>Nemanja</w:t>
+                            <w:t xml:space="preserve"> Nemanja</w:t>
                           </w:r>
                           <w:r>
                             <w:rPr>
@@ -1348,8 +1397,8 @@
         </w:p>
       </w:sdtContent>
     </w:sdt>
-    <w:bookmarkStart w:id="1" w:name="_Toc155697347" w:displacedByCustomXml="prev"/>
-    <w:bookmarkStart w:id="2" w:name="_Toc155696314" w:displacedByCustomXml="prev"/>
+    <w:bookmarkStart w:id="1" w:name="_Toc155696314" w:displacedByCustomXml="prev"/>
+    <w:bookmarkStart w:id="2" w:name="_Toc155697347" w:displacedByCustomXml="prev"/>
     <w:sdt>
       <w:sdtPr>
         <w:rPr>
@@ -1960,7 +2009,7 @@
                 <w:noProof/>
                 <w:webHidden/>
               </w:rPr>
-              <w:t>6</w:t>
+              <w:t>7</w:t>
             </w:r>
             <w:r>
               <w:rPr>
@@ -2054,7 +2103,7 @@
                 <w:noProof/>
                 <w:webHidden/>
               </w:rPr>
-              <w:t>8</w:t>
+              <w:t>11</w:t>
             </w:r>
             <w:r>
               <w:rPr>
@@ -2148,7 +2197,7 @@
                 <w:noProof/>
                 <w:webHidden/>
               </w:rPr>
-              <w:t>8</w:t>
+              <w:t>11</w:t>
             </w:r>
             <w:r>
               <w:rPr>
@@ -2242,7 +2291,7 @@
                 <w:noProof/>
                 <w:webHidden/>
               </w:rPr>
-              <w:t>8</w:t>
+              <w:t>12</w:t>
             </w:r>
             <w:r>
               <w:rPr>
@@ -2336,7 +2385,7 @@
                 <w:noProof/>
                 <w:webHidden/>
               </w:rPr>
-              <w:t>8</w:t>
+              <w:t>23</w:t>
             </w:r>
             <w:r>
               <w:rPr>
@@ -2430,7 +2479,7 @@
                 <w:noProof/>
                 <w:webHidden/>
               </w:rPr>
-              <w:t>8</w:t>
+              <w:t>24</w:t>
             </w:r>
             <w:r>
               <w:rPr>
@@ -2524,7 +2573,7 @@
                 <w:noProof/>
                 <w:webHidden/>
               </w:rPr>
-              <w:t>8</w:t>
+              <w:t>24</w:t>
             </w:r>
             <w:r>
               <w:rPr>
@@ -2618,7 +2667,7 @@
                 <w:noProof/>
                 <w:webHidden/>
               </w:rPr>
-              <w:t>8</w:t>
+              <w:t>24</w:t>
             </w:r>
             <w:r>
               <w:rPr>
@@ -2712,7 +2761,7 @@
                 <w:noProof/>
                 <w:webHidden/>
               </w:rPr>
-              <w:t>8</w:t>
+              <w:t>24</w:t>
             </w:r>
             <w:r>
               <w:rPr>
@@ -2802,7 +2851,7 @@
                 <w:noProof/>
                 <w:webHidden/>
               </w:rPr>
-              <w:t>8</w:t>
+              <w:t>24</w:t>
             </w:r>
             <w:r>
               <w:rPr>
@@ -2896,7 +2945,7 @@
                 <w:noProof/>
                 <w:webHidden/>
               </w:rPr>
-              <w:t>8</w:t>
+              <w:t>24</w:t>
             </w:r>
             <w:r>
               <w:rPr>
@@ -2990,7 +3039,7 @@
                 <w:noProof/>
                 <w:webHidden/>
               </w:rPr>
-              <w:t>8</w:t>
+              <w:t>24</w:t>
             </w:r>
             <w:r>
               <w:rPr>
@@ -3084,7 +3133,7 @@
                 <w:noProof/>
                 <w:webHidden/>
               </w:rPr>
-              <w:t>8</w:t>
+              <w:t>24</w:t>
             </w:r>
             <w:r>
               <w:rPr>
@@ -3178,7 +3227,7 @@
                 <w:noProof/>
                 <w:webHidden/>
               </w:rPr>
-              <w:t>8</w:t>
+              <w:t>24</w:t>
             </w:r>
             <w:r>
               <w:rPr>
@@ -3272,7 +3321,7 @@
                 <w:noProof/>
                 <w:webHidden/>
               </w:rPr>
-              <w:t>8</w:t>
+              <w:t>24</w:t>
             </w:r>
             <w:r>
               <w:rPr>
@@ -3362,7 +3411,7 @@
                 <w:noProof/>
                 <w:webHidden/>
               </w:rPr>
-              <w:t>8</w:t>
+              <w:t>24</w:t>
             </w:r>
             <w:r>
               <w:rPr>
@@ -3456,7 +3505,7 @@
                 <w:noProof/>
                 <w:webHidden/>
               </w:rPr>
-              <w:t>8</w:t>
+              <w:t>24</w:t>
             </w:r>
             <w:r>
               <w:rPr>
@@ -3550,7 +3599,7 @@
                 <w:noProof/>
                 <w:webHidden/>
               </w:rPr>
-              <w:t>8</w:t>
+              <w:t>24</w:t>
             </w:r>
             <w:r>
               <w:rPr>
@@ -3644,7 +3693,7 @@
                 <w:noProof/>
                 <w:webHidden/>
               </w:rPr>
-              <w:t>8</w:t>
+              <w:t>24</w:t>
             </w:r>
             <w:r>
               <w:rPr>
@@ -3738,7 +3787,7 @@
                 <w:noProof/>
                 <w:webHidden/>
               </w:rPr>
-              <w:t>8</w:t>
+              <w:t>24</w:t>
             </w:r>
             <w:r>
               <w:rPr>
@@ -3828,7 +3877,7 @@
                 <w:noProof/>
                 <w:webHidden/>
               </w:rPr>
-              <w:t>8</w:t>
+              <w:t>24</w:t>
             </w:r>
             <w:r>
               <w:rPr>
@@ -3922,7 +3971,7 @@
                 <w:noProof/>
                 <w:webHidden/>
               </w:rPr>
-              <w:t>8</w:t>
+              <w:t>24</w:t>
             </w:r>
             <w:r>
               <w:rPr>
@@ -4016,7 +4065,7 @@
                 <w:noProof/>
                 <w:webHidden/>
               </w:rPr>
-              <w:t>8</w:t>
+              <w:t>24</w:t>
             </w:r>
             <w:r>
               <w:rPr>
@@ -4110,7 +4159,7 @@
                 <w:noProof/>
                 <w:webHidden/>
               </w:rPr>
-              <w:t>8</w:t>
+              <w:t>24</w:t>
             </w:r>
             <w:r>
               <w:rPr>
@@ -4649,64 +4698,23 @@
     </w:p>
     <w:p>
       <w:r>
-        <w:t>Depuis l’apparition des jeux vidéo a</w:t>
-      </w:r>
-      <w:r>
-        <w:t>ux années 70’s</w:t>
-      </w:r>
-      <w:r>
-        <w:t>, acheter, jouer et collectionner des jeux a été une grande passion pour de nombreux joueurs. Au fil du temps, les jeux vidéo et leur industrie ont évolué de manière significative, atteignant des niveaux économiques comparables à ceux du cinéma ou d’autres loisirs. Aujourd’hui, des sorties de jeux, qu’elles soient numériques ou physiques, ont lieu chaque semaine</w:t>
-      </w:r>
-      <w:r>
-        <w:t xml:space="preserve"> et même chaque</w:t>
-      </w:r>
-      <w:r>
-        <w:t xml:space="preserve"> jour, sur consoles, ordinateurs, plateformes numériques et </w:t>
-      </w:r>
-      <w:r>
-        <w:t>aussi</w:t>
-      </w:r>
-      <w:r>
-        <w:t xml:space="preserve"> sur mobile. Cette abondance de sorties rend de plus en plus difficile le suivi de nos propres jeux et complique </w:t>
-      </w:r>
-      <w:r>
-        <w:t>être à jour sur le</w:t>
-      </w:r>
-      <w:r>
-        <w:t xml:space="preserve"> marché</w:t>
-      </w:r>
-      <w:r>
-        <w:t>.</w:t>
+        <w:t>Depuis l’apparition des jeux vidéo aux années 70’s, acheter, jouer et collectionner des jeux a été une grande passion pour de nombreux joueurs. Au fil du temps, les jeux vidéo et leur industrie ont évolué de manière significative, atteignant des niveaux économiques comparables à ceux du cinéma ou d’autres loisirs. Aujourd’hui, des sorties de jeux, qu’elles soient numériques ou physiques, ont lieu chaque semaine et même chaque jour, sur consoles, ordinateurs, plateformes numériques et aussi sur mobile. Cette abondance de sorties rend de plus en plus difficile le suivi de nos propres jeux et complique être à jour sur le marché.</w:t>
       </w:r>
     </w:p>
     <w:p>
       <w:r>
-        <w:t xml:space="preserve">Dans ce contexte </w:t>
-      </w:r>
-      <w:r>
-        <w:t>social</w:t>
-      </w:r>
-      <w:r>
-        <w:t>, ce projet de TPI a pour objectif d’offrir un outil proche des utilisateurs, leur permettant de rassembler l’ensemble de leur collection de jeux vidéo et d’assurer le suivi de leurs jeux joués, achetés ou souhaités.</w:t>
+        <w:t>Dans ce contexte social, ce projet de TPI a pour objectif d’offrir un outil proche des utilisateurs, leur permettant de rassembler l’ensemble de leur collection de jeux vidéo et d’assurer le suivi de leurs jeux joués, achetés ou souhaités.</w:t>
       </w:r>
     </w:p>
     <w:p>
       <w:r>
         <w:t xml:space="preserve">Pour cela, dans ce rapport nous présentons l’application </w:t>
       </w:r>
-      <w:proofErr w:type="spellStart"/>
-      <w:r>
-        <w:t>MyGamesPark</w:t>
-      </w:r>
-      <w:proofErr w:type="spellEnd"/>
-      <w:r>
-        <w:t xml:space="preserve"> : une application mobile Android qui, grâce à l’utilisation d’une bibliothèque de jeux externe à jour, offre à l’utilisateur la possibilité d’enregistrer sur son appareil mobile sa collection</w:t>
-      </w:r>
-      <w:r>
-        <w:t xml:space="preserve"> des jeux vidéo</w:t>
-      </w:r>
-      <w:r>
-        <w:t xml:space="preserve"> multiplateforme. De plus, l’application fournit des statistiques liées au profil utilisateur et permet, le cas échéant, de les partager avec la communauté.</w:t>
+      <w:r>
+        <w:t>Arcaludo</w:t>
+      </w:r>
+      <w:r>
+        <w:t xml:space="preserve"> : une application mobile Android qui, grâce à l’utilisation d’une bibliothèque de jeux externe à jour, offre à l’utilisateur la possibilité d’enregistrer sur son appareil mobile sa collection des jeux vidéo multiplateforme. De plus, l’application fournit des statistiques liées au profil utilisateur et permet, le cas échéant, de les partager avec la communauté.</w:t>
       </w:r>
     </w:p>
     <w:p>
@@ -4721,19 +4729,23 @@
       <w:r>
         <w:t xml:space="preserve"> se concentre sur le suivi de progression, et GG App met l’accent sur la communauté. </w:t>
       </w:r>
-      <w:proofErr w:type="spellStart"/>
-      <w:r>
-        <w:t>MyGamesPark</w:t>
-      </w:r>
-      <w:proofErr w:type="spellEnd"/>
-      <w:r>
-        <w:t xml:space="preserve"> vise à combiner ces fonctions au sein d’une plateforme conçue dans le cadre d’un projet étudiant de fin d’études en informatique</w:t>
-      </w:r>
-      <w:r>
-        <w:t xml:space="preserve"> CFC</w:t>
-      </w:r>
-      <w:r>
-        <w:t>, spécialité développement d’applications.</w:t>
+      <w:r>
+        <w:t xml:space="preserve">Arcaludo </w:t>
+      </w:r>
+      <w:r>
+        <w:t>vise à combiner ces fonctions au sein d’une plateforme conçue dans le cadre d’un projet étudiant de fin d’études en informatique CFC, spécialité développement d’applications.</w:t>
+      </w:r>
+    </w:p>
+    <w:p>
+      <w:pPr>
+        <w:pStyle w:val="Titre3"/>
+        <w:numPr>
+          <w:ilvl w:val="2"/>
+          <w:numId w:val="64"/>
+        </w:numPr>
+      </w:pPr>
+      <w:r>
+        <w:t>Périmètre</w:t>
       </w:r>
     </w:p>
     <w:p>
@@ -4799,14 +4811,7 @@
                 <w:b/>
                 <w:bCs/>
               </w:rPr>
-              <w:t>Inclus</w:t>
-            </w:r>
-            <w:r>
-              <w:rPr>
-                <w:b/>
-                <w:bCs/>
-              </w:rPr>
-              <w:t xml:space="preserve"> </w:t>
+              <w:t xml:space="preserve">Inclus </w:t>
             </w:r>
             <w:r>
               <w:rPr>
@@ -5018,8 +5023,20 @@
     </w:tbl>
     <w:p/>
     <w:p>
+      <w:pPr>
+        <w:pStyle w:val="Titre3"/>
+        <w:numPr>
+          <w:ilvl w:val="2"/>
+          <w:numId w:val="64"/>
+        </w:numPr>
+      </w:pPr>
       <w:r>
         <w:lastRenderedPageBreak/>
+        <w:t>Objectifs SMART</w:t>
+      </w:r>
+    </w:p>
+    <w:p>
+      <w:r>
         <w:t>Précisant les objectifs selon la méthode SMART, nous pouvons spécifier, mesurer et connaître l’étendue et la pertinence des objectifs dans le cadre temporel du projet. De plus, cela permet de définir des critères d’acceptation vérifiables, présentés dans le tableau suivant :</w:t>
       </w:r>
     </w:p>
@@ -5320,12 +5337,24 @@
     </w:tbl>
     <w:p/>
     <w:p>
-      <w:r>
-        <w:t xml:space="preserve">Durant la rédaction de ce rapport, seront détaillées l’élaboration du projet depuis les premiers raisonnements, les recherches et analyses, la méthodologie utilisée, les concepts, les designs, la planification, le développement, la réalisation, le déploiement et les conclusions, ainsi que les éléments annexes nécessaires au résultat de ce TPI. L’objectif est de présenter au responsable de projet et aux experts une application fonctionnelle via une démonstration, documentée dans un rapport correspondant à un total de 90 heures de travail, en respectant, si nécessaire, les lois </w:t>
+      <w:pPr>
+        <w:pStyle w:val="Titre3"/>
+        <w:numPr>
+          <w:ilvl w:val="2"/>
+          <w:numId w:val="64"/>
+        </w:numPr>
+      </w:pPr>
+      <w:r>
+        <w:t>Contenu et livrables</w:t>
+      </w:r>
+    </w:p>
+    <w:p>
+      <w:r>
+        <w:t xml:space="preserve">Durant la rédaction de ce rapport, seront détaillées l’élaboration du projet depuis les premiers raisonnements, les recherches et analyses, la méthodologie utilisée, les concepts, les designs, la planification, le développement, la réalisation, le déploiement et les conclusions, ainsi que les éléments annexes nécessaires au résultat de ce TPI. L’objectif est de présenter au responsable de projet et aux experts </w:t>
       </w:r>
       <w:r>
         <w:lastRenderedPageBreak/>
-        <w:t>fédérales sur la protection des données et le cadre étudiant de l’école ETML.</w:t>
+        <w:t>une application fonctionnelle via une démonstration, documentée dans un rapport correspondant à un total de 90 heures de travail, en respectant, si nécessaire, les lois fédérales sur la protection des données et le cadre étudiant de l’école ETML.</w:t>
       </w:r>
       <w:r>
         <w:t xml:space="preserve"> </w:t>
@@ -5457,45 +5486,35 @@
       <w:bookmarkEnd w:id="12"/>
     </w:p>
     <w:p>
-      <w:r>
-        <w:t>Pour la réalisation de ce projet, différentes méthodologies de travail ont été évaluées (</w:t>
-      </w:r>
-      <w:r>
-        <w:t xml:space="preserve">exemple : </w:t>
-      </w:r>
-      <w:r>
-        <w:t xml:space="preserve">agile ou cycle en V). En comparant ces </w:t>
-      </w:r>
-      <w:r>
-        <w:t xml:space="preserve">méthodologies </w:t>
-      </w:r>
-      <w:r>
-        <w:t xml:space="preserve">et compte tenu du contexte et du temps disponible, </w:t>
-      </w:r>
-      <w:r>
-        <w:t>j’</w:t>
-      </w:r>
-      <w:r>
-        <w:t>a</w:t>
-      </w:r>
-      <w:r>
-        <w:t>i</w:t>
-      </w:r>
-      <w:r>
-        <w:t xml:space="preserve"> été déterminé que la méthode </w:t>
-      </w:r>
-      <w:proofErr w:type="spellStart"/>
-      <w:r>
-        <w:t>Waterfall</w:t>
-      </w:r>
-      <w:proofErr w:type="spellEnd"/>
-      <w:r>
-        <w:t xml:space="preserve"> est la plus appropriée.</w:t>
+      <w:pPr>
+        <w:pStyle w:val="Titre3"/>
+        <w:numPr>
+          <w:ilvl w:val="2"/>
+          <w:numId w:val="64"/>
+        </w:numPr>
+      </w:pPr>
+      <w:r>
+        <w:t>Méthodologie choisie</w:t>
+      </w:r>
+      <w:r>
+        <w:t xml:space="preserve"> </w:t>
       </w:r>
     </w:p>
     <w:p>
       <w:r>
-        <w:t xml:space="preserve">Le choix principal en faveur du </w:t>
+        <w:t>Pour la réalisation de ce projet, différentes méthodologies de travail ont été évaluées (</w:t>
+      </w:r>
+      <w:r>
+        <w:t xml:space="preserve">exemple : </w:t>
+      </w:r>
+      <w:r>
+        <w:t xml:space="preserve">agile ou cycle en V). En comparant ces </w:t>
+      </w:r>
+      <w:r>
+        <w:t xml:space="preserve">méthodologies </w:t>
+      </w:r>
+      <w:r>
+        <w:t xml:space="preserve">et compte tenu du contexte et du temps disponible, j’ai été déterminé que la méthode </w:t>
       </w:r>
       <w:proofErr w:type="spellStart"/>
       <w:r>
@@ -5503,42 +5522,50 @@
       </w:r>
       <w:proofErr w:type="spellEnd"/>
       <w:r>
-        <w:t xml:space="preserve"> repose sur le fait que le projet part d’un CDC où les exigences sont définies</w:t>
-      </w:r>
-      <w:r>
-        <w:t>,</w:t>
-      </w:r>
-      <w:r>
-        <w:t xml:space="preserve"> grâce à Git, au journal de travail et au rapport, le projet peut être tracé. Ainsi, le travail peut être réparti selon les phases du </w:t>
-      </w:r>
-      <w:proofErr w:type="spellStart"/>
-      <w:r>
-        <w:t>Waterfall</w:t>
-      </w:r>
-      <w:proofErr w:type="spellEnd"/>
-      <w:r>
-        <w:t xml:space="preserve"> pour respecter le délai de livraison. Par exemple, si l’on suivait la méthodologie agile, le travail en sprints, les démonstrations et les adaptations constantes seraient défavorables au regard du nombre d’heures disponibles pour le développement, et impliqueraient des réunions fréquentes pour définir l’évolution du projet. Pour respecter le délai, rester autonome et disposer d’une planification et d’une documentation complètes, </w:t>
-      </w:r>
-      <w:proofErr w:type="spellStart"/>
-      <w:r>
-        <w:t>Waterfall</w:t>
-      </w:r>
-      <w:proofErr w:type="spellEnd"/>
-      <w:r>
-        <w:t xml:space="preserve"> apparaît comme un outil adapté.</w:t>
-      </w:r>
-      <w:r>
-        <w:t xml:space="preserve"> </w:t>
+        <w:t xml:space="preserve"> est la plus appropriée.</w:t>
       </w:r>
     </w:p>
     <w:p>
+      <w:r>
+        <w:t xml:space="preserve">Le choix principal en faveur du </w:t>
+      </w:r>
       <w:proofErr w:type="spellStart"/>
       <w:r>
-        <w:t>MyGamesPark</w:t>
+        <w:t>Waterfall</w:t>
       </w:r>
       <w:proofErr w:type="spellEnd"/>
       <w:r>
+        <w:t xml:space="preserve"> repose sur le fait que le projet part d’un CDC où les exigences sont définies</w:t>
+      </w:r>
+      <w:r>
+        <w:t>,</w:t>
+      </w:r>
+      <w:r>
+        <w:t xml:space="preserve"> grâce à Git, au journal de travail et au rapport, le projet peut être tracé. Ainsi, le travail peut être réparti selon les phases du </w:t>
+      </w:r>
+      <w:proofErr w:type="spellStart"/>
+      <w:r>
+        <w:t>Waterfall</w:t>
+      </w:r>
+      <w:proofErr w:type="spellEnd"/>
+      <w:r>
+        <w:t xml:space="preserve"> pour respecter le délai de livraison. Par exemple, si l’on suivait la méthodologie agile, le travail en sprints, les démonstrations et les adaptations constantes seraient défavorables au regard du nombre d’heures disponibles pour le développement, et impliqueraient des réunions fréquentes pour définir l’évolution du projet. Pour respecter le délai, rester autonome et disposer d’une planification et d’une documentation complètes, </w:t>
+      </w:r>
+      <w:proofErr w:type="spellStart"/>
+      <w:r>
+        <w:t>Waterfall</w:t>
+      </w:r>
+      <w:proofErr w:type="spellEnd"/>
+      <w:r>
+        <w:t xml:space="preserve"> apparaît comme un outil adapté.</w:t>
+      </w:r>
+      <w:r>
         <w:t xml:space="preserve"> </w:t>
+      </w:r>
+    </w:p>
+    <w:p>
+      <w:r>
+        <w:t xml:space="preserve">Arcaludo </w:t>
       </w:r>
       <w:r>
         <w:t>avec</w:t>
@@ -5576,7 +5603,22 @@
         </w:numPr>
       </w:pPr>
       <w:r>
-        <w:t>Deuxième phase – Analyse : cette étape sert à définir comment le projet sera investigué et à identifier les points clés pour choisir les concepts. Cette phase est estimée à environ 20 % du temps total.</w:t>
+        <w:t xml:space="preserve">Deuxième phase – Analyse : cette étape sert à définir comment le projet sera investigué et à identifier les points clés pour choisir les concepts. Cette </w:t>
+      </w:r>
+      <w:r>
+        <w:t>phase et</w:t>
+      </w:r>
+      <w:r>
+        <w:t xml:space="preserve"> avec les exigences c’</w:t>
+      </w:r>
+      <w:r>
+        <w:t xml:space="preserve">est </w:t>
+      </w:r>
+      <w:r>
+        <w:t>estimé</w:t>
+      </w:r>
+      <w:r>
+        <w:t xml:space="preserve"> à environ 20 % du temps total.</w:t>
       </w:r>
     </w:p>
     <w:p>
@@ -5602,11 +5644,9 @@
       <w:r>
         <w:t xml:space="preserve">Quatrième phase – Mise en œuvre : en suivant les définitions de la conception, cette étape consiste à développer l’application en intégrant les éléments étudiés précédemment. Le résultat attendu est un produit de base, l’application </w:t>
       </w:r>
-      <w:proofErr w:type="spellStart"/>
-      <w:r>
-        <w:t>MyGamesPark</w:t>
-      </w:r>
-      <w:proofErr w:type="spellEnd"/>
+      <w:r>
+        <w:t>Arcaludo</w:t>
+      </w:r>
       <w:r>
         <w:t>. Les phases de conception et de mise en œuvre sont considérées comme l’implémentation et représentent environ 60 % du temps.</w:t>
       </w:r>
@@ -5632,6 +5672,7 @@
         </w:numPr>
       </w:pPr>
       <w:r>
+        <w:lastRenderedPageBreak/>
         <w:t>Sixième phase – Mise en service : dans le cadre scolaire, il n’est pas nécessaire de publier l’application sur une boutique, mais elle doit fonctionner pour permettre une démonstration. Outre la démo, la documentation finale est attendue ; la rédaction du rapport représente environ 10 % des 90 heures.</w:t>
       </w:r>
       <w:r>
@@ -5697,7 +5738,18 @@
         </w:drawing>
       </w:r>
     </w:p>
-    <w:p/>
+    <w:p>
+      <w:pPr>
+        <w:pStyle w:val="Titre3"/>
+        <w:numPr>
+          <w:ilvl w:val="2"/>
+          <w:numId w:val="64"/>
+        </w:numPr>
+      </w:pPr>
+      <w:r>
+        <w:t>Outils de gestion</w:t>
+      </w:r>
+    </w:p>
     <w:p>
       <w:r>
         <w:t>Et de la même manière qu’une méthodologie est établie pour le projet, il convient également de choisir les outils de gestion destinés à l’élaboration de ce travail</w:t>
@@ -5908,7 +5960,7 @@
           </w:tcPr>
           <w:p>
             <w:r>
-              <w:t>Maquettes</w:t>
+              <w:t>API</w:t>
             </w:r>
           </w:p>
         </w:tc>
@@ -5918,7 +5970,7 @@
           </w:tcPr>
           <w:p>
             <w:r>
-              <w:t>Figma</w:t>
+              <w:t>RAWG</w:t>
             </w:r>
           </w:p>
         </w:tc>
@@ -5933,7 +5985,7 @@
           </w:tcPr>
           <w:p>
             <w:r>
-              <w:t>Test API</w:t>
+              <w:t>Maquettes</w:t>
             </w:r>
           </w:p>
         </w:tc>
@@ -5943,7 +5995,7 @@
           </w:tcPr>
           <w:p>
             <w:r>
-              <w:t>Thunder Client</w:t>
+              <w:t>Figma</w:t>
             </w:r>
           </w:p>
         </w:tc>
@@ -5958,7 +6010,7 @@
           </w:tcPr>
           <w:p>
             <w:r>
-              <w:t>Conteneurisation</w:t>
+              <w:t>Test API</w:t>
             </w:r>
           </w:p>
         </w:tc>
@@ -5968,7 +6020,7 @@
           </w:tcPr>
           <w:p>
             <w:r>
-              <w:t>Docker Desktop</w:t>
+              <w:t>Thunder Client</w:t>
             </w:r>
           </w:p>
         </w:tc>
@@ -5983,7 +6035,7 @@
           </w:tcPr>
           <w:p>
             <w:r>
-              <w:t>IA assistance</w:t>
+              <w:t>Conteneurisation</w:t>
             </w:r>
           </w:p>
         </w:tc>
@@ -5993,16 +6045,8 @@
           </w:tcPr>
           <w:p>
             <w:r>
-              <w:t>Claude</w:t>
-            </w:r>
-            <w:r>
-              <w:t xml:space="preserve"> et </w:t>
-            </w:r>
-            <w:proofErr w:type="spellStart"/>
-            <w:r>
-              <w:t>Copilot</w:t>
-            </w:r>
-            <w:proofErr w:type="spellEnd"/>
+              <w:t>Docker Desktop</w:t>
+            </w:r>
           </w:p>
         </w:tc>
       </w:tr>
@@ -6016,6 +6060,39 @@
           </w:tcPr>
           <w:p>
             <w:r>
+              <w:t>IA assistance</w:t>
+            </w:r>
+          </w:p>
+        </w:tc>
+        <w:tc>
+          <w:tcPr>
+            <w:tcW w:w="3921" w:type="dxa"/>
+          </w:tcPr>
+          <w:p>
+            <w:r>
+              <w:t>Claude</w:t>
+            </w:r>
+            <w:r>
+              <w:t xml:space="preserve"> et </w:t>
+            </w:r>
+            <w:proofErr w:type="spellStart"/>
+            <w:r>
+              <w:t>Copilot</w:t>
+            </w:r>
+            <w:proofErr w:type="spellEnd"/>
+          </w:p>
+        </w:tc>
+      </w:tr>
+      <w:tr>
+        <w:trPr>
+          <w:jc w:val="center"/>
+        </w:trPr>
+        <w:tc>
+          <w:tcPr>
+            <w:tcW w:w="3020" w:type="dxa"/>
+          </w:tcPr>
+          <w:p>
+            <w:r>
               <w:t>Communications</w:t>
             </w:r>
           </w:p>
@@ -6040,28 +6117,522 @@
     <w:p/>
     <w:p>
       <w:pPr>
-        <w:pStyle w:val="Titre2"/>
+        <w:pStyle w:val="Titre3"/>
         <w:numPr>
-          <w:ilvl w:val="1"/>
+          <w:ilvl w:val="2"/>
           <w:numId w:val="64"/>
         </w:numPr>
       </w:pPr>
-      <w:bookmarkStart w:id="13" w:name="_Toc228965982"/>
-      <w:r>
-        <w:t>Analyse des exigences</w:t>
-      </w:r>
-      <w:bookmarkEnd w:id="13"/>
+      <w:r>
+        <w:t>Outils de développement</w:t>
+      </w:r>
     </w:p>
     <w:p>
-      <w:pPr>
-        <w:pStyle w:val="Paragraphedeliste"/>
+      <w:r>
+        <w:t>Actuellement, plusieurs services API sont disponibles sur Internet, mais pour ce projet scolaire, il a fallu rechercher une API présentant les caractéristiques suivantes : accès gratuit, large choix de jeux vidéo modernes issus de différentes plateformes, bonne disponibilité de l'infrastructure, simplicité d'utilisation et respect des délais impartis pour le projet. À cette fin, des informations ont été recueillies sur différentes API répondant à ces critères</w:t>
+      </w:r>
+      <w:r>
+        <w:t>.</w:t>
+      </w:r>
+    </w:p>
+    <w:p/>
+    <w:p/>
+    <w:p/>
+    <w:tbl>
+      <w:tblPr>
+        <w:tblStyle w:val="Grilledutableau"/>
+        <w:tblW w:w="0" w:type="auto"/>
+        <w:tblLayout w:type="fixed"/>
+        <w:tblLook w:val="04A0" w:firstRow="1" w:lastRow="0" w:firstColumn="1" w:lastColumn="0" w:noHBand="0" w:noVBand="1"/>
+      </w:tblPr>
+      <w:tblGrid>
+        <w:gridCol w:w="1608"/>
+        <w:gridCol w:w="1142"/>
+        <w:gridCol w:w="1073"/>
+        <w:gridCol w:w="850"/>
+        <w:gridCol w:w="2693"/>
+        <w:gridCol w:w="1696"/>
+      </w:tblGrid>
+      <w:tr>
+        <w:tc>
+          <w:tcPr>
+            <w:tcW w:w="1608" w:type="dxa"/>
+          </w:tcPr>
+          <w:p>
+            <w:r>
+              <w:lastRenderedPageBreak/>
+              <w:t>API</w:t>
+            </w:r>
+          </w:p>
+        </w:tc>
+        <w:tc>
+          <w:tcPr>
+            <w:tcW w:w="1142" w:type="dxa"/>
+          </w:tcPr>
+          <w:p>
+            <w:r>
+              <w:t>Jeux</w:t>
+            </w:r>
+          </w:p>
+        </w:tc>
+        <w:tc>
+          <w:tcPr>
+            <w:tcW w:w="1073" w:type="dxa"/>
+          </w:tcPr>
+          <w:p>
+            <w:proofErr w:type="spellStart"/>
+            <w:r>
+              <w:t>Auth</w:t>
+            </w:r>
+            <w:proofErr w:type="spellEnd"/>
+          </w:p>
+        </w:tc>
+        <w:tc>
+          <w:tcPr>
+            <w:tcW w:w="850" w:type="dxa"/>
+          </w:tcPr>
+          <w:p>
+            <w:r>
+              <w:t>Gratuit</w:t>
+            </w:r>
+          </w:p>
+        </w:tc>
+        <w:tc>
+          <w:tcPr>
+            <w:tcW w:w="2693" w:type="dxa"/>
+          </w:tcPr>
+          <w:p>
+            <w:r>
+              <w:t>Pros</w:t>
+            </w:r>
+          </w:p>
+        </w:tc>
+        <w:tc>
+          <w:tcPr>
+            <w:tcW w:w="1696" w:type="dxa"/>
+          </w:tcPr>
+          <w:p>
+            <w:r>
+              <w:t>Contre</w:t>
+            </w:r>
+          </w:p>
+        </w:tc>
+      </w:tr>
+      <w:tr>
+        <w:tc>
+          <w:tcPr>
+            <w:tcW w:w="1608" w:type="dxa"/>
+          </w:tcPr>
+          <w:p>
+            <w:r>
+              <w:t>RAWG.io</w:t>
+            </w:r>
+          </w:p>
+        </w:tc>
+        <w:tc>
+          <w:tcPr>
+            <w:tcW w:w="1142" w:type="dxa"/>
+          </w:tcPr>
+          <w:p>
+            <w:r>
+              <w:t>500</w:t>
+            </w:r>
+            <w:r>
+              <w:t>’</w:t>
+            </w:r>
+            <w:r>
+              <w:t>000+</w:t>
+            </w:r>
+          </w:p>
+        </w:tc>
+        <w:tc>
+          <w:tcPr>
+            <w:tcW w:w="1073" w:type="dxa"/>
+          </w:tcPr>
+          <w:p>
+            <w:r>
+              <w:t>API Key</w:t>
+            </w:r>
+          </w:p>
+        </w:tc>
+        <w:tc>
+          <w:tcPr>
+            <w:tcW w:w="850" w:type="dxa"/>
+          </w:tcPr>
+          <w:p>
+            <w:r>
+              <w:t>Limité</w:t>
+            </w:r>
+          </w:p>
+        </w:tc>
+        <w:tc>
+          <w:tcPr>
+            <w:tcW w:w="2693" w:type="dxa"/>
+          </w:tcPr>
+          <w:p>
+            <w:r>
+              <w:t>Plan gratuit limité</w:t>
+            </w:r>
+            <w:r>
+              <w:t xml:space="preserve"> </w:t>
+            </w:r>
+            <w:proofErr w:type="spellStart"/>
+            <w:r>
+              <w:t>a</w:t>
+            </w:r>
+            <w:proofErr w:type="spellEnd"/>
+            <w:r>
+              <w:t xml:space="preserve"> 50’000 requêtes/mois</w:t>
+            </w:r>
+            <w:r>
+              <w:t xml:space="preserve"> suffisant</w:t>
+            </w:r>
+            <w:r>
+              <w:t>.</w:t>
+            </w:r>
+          </w:p>
+        </w:tc>
+        <w:tc>
+          <w:tcPr>
+            <w:tcW w:w="1696" w:type="dxa"/>
+          </w:tcPr>
+          <w:p>
+            <w:r>
+              <w:t>Problèmes d'instabilité.</w:t>
+            </w:r>
+          </w:p>
+        </w:tc>
+      </w:tr>
+      <w:tr>
+        <w:tc>
+          <w:tcPr>
+            <w:tcW w:w="1608" w:type="dxa"/>
+          </w:tcPr>
+          <w:p>
+            <w:r>
+              <w:t>IGDB (Twitch API)</w:t>
+            </w:r>
+          </w:p>
+        </w:tc>
+        <w:tc>
+          <w:tcPr>
+            <w:tcW w:w="1142" w:type="dxa"/>
+          </w:tcPr>
+          <w:p>
+            <w:r>
+              <w:t>230</w:t>
+            </w:r>
+            <w:r>
+              <w:t>’</w:t>
+            </w:r>
+            <w:r>
+              <w:t>000+</w:t>
+            </w:r>
+          </w:p>
+        </w:tc>
+        <w:tc>
+          <w:tcPr>
+            <w:tcW w:w="1073" w:type="dxa"/>
+          </w:tcPr>
+          <w:p>
+            <w:r>
+              <w:t>OAuth2Twitch</w:t>
+            </w:r>
+          </w:p>
+        </w:tc>
+        <w:tc>
+          <w:tcPr>
+            <w:tcW w:w="850" w:type="dxa"/>
+          </w:tcPr>
+          <w:p>
+            <w:r>
+              <w:t xml:space="preserve">Oui </w:t>
+            </w:r>
+          </w:p>
+        </w:tc>
+        <w:tc>
+          <w:tcPr>
+            <w:tcW w:w="2693" w:type="dxa"/>
+          </w:tcPr>
+          <w:p>
+            <w:r>
+              <w:t>Données complètes</w:t>
+            </w:r>
+          </w:p>
+        </w:tc>
+        <w:tc>
+          <w:tcPr>
+            <w:tcW w:w="1696" w:type="dxa"/>
+          </w:tcPr>
+          <w:p>
+            <w:r>
+              <w:t xml:space="preserve">Complexité liée à l'intégrité et </w:t>
+            </w:r>
+            <w:proofErr w:type="spellStart"/>
+            <w:r>
+              <w:t>T</w:t>
+            </w:r>
+            <w:r>
+              <w:t>oken</w:t>
+            </w:r>
+            <w:proofErr w:type="spellEnd"/>
+            <w:r>
+              <w:t xml:space="preserve"> à actualiser toutes les 2 heures</w:t>
+            </w:r>
+          </w:p>
+        </w:tc>
+      </w:tr>
+      <w:tr>
+        <w:tc>
+          <w:tcPr>
+            <w:tcW w:w="1608" w:type="dxa"/>
+          </w:tcPr>
+          <w:p>
+            <w:proofErr w:type="spellStart"/>
+            <w:r>
+              <w:t>FreeToGame</w:t>
+            </w:r>
+            <w:proofErr w:type="spellEnd"/>
+          </w:p>
+        </w:tc>
+        <w:tc>
+          <w:tcPr>
+            <w:tcW w:w="1142" w:type="dxa"/>
+          </w:tcPr>
+          <w:p>
+            <w:r>
+              <w:t xml:space="preserve">400+ </w:t>
+            </w:r>
+          </w:p>
+        </w:tc>
+        <w:tc>
+          <w:tcPr>
+            <w:tcW w:w="1073" w:type="dxa"/>
+          </w:tcPr>
+          <w:p>
+            <w:r>
+              <w:t>-</w:t>
+            </w:r>
+          </w:p>
+        </w:tc>
+        <w:tc>
+          <w:tcPr>
+            <w:tcW w:w="850" w:type="dxa"/>
+          </w:tcPr>
+          <w:p>
+            <w:r>
+              <w:t>Oui</w:t>
+            </w:r>
+          </w:p>
+        </w:tc>
+        <w:tc>
+          <w:tcPr>
+            <w:tcW w:w="2693" w:type="dxa"/>
+          </w:tcPr>
+          <w:p>
+            <w:r>
+              <w:t>Facile à intégrer sans besoin d'autorisation.</w:t>
+            </w:r>
+          </w:p>
+        </w:tc>
+        <w:tc>
+          <w:tcPr>
+            <w:tcW w:w="1696" w:type="dxa"/>
+          </w:tcPr>
+          <w:p>
+            <w:r>
+              <w:t>Uniquement des jeux de type Free-To-Play</w:t>
+            </w:r>
+          </w:p>
+        </w:tc>
+      </w:tr>
+      <w:tr>
+        <w:tc>
+          <w:tcPr>
+            <w:tcW w:w="1608" w:type="dxa"/>
+          </w:tcPr>
+          <w:p>
+            <w:proofErr w:type="spellStart"/>
+            <w:r>
+              <w:t>GiantBomb</w:t>
+            </w:r>
+            <w:proofErr w:type="spellEnd"/>
+          </w:p>
+        </w:tc>
+        <w:tc>
+          <w:tcPr>
+            <w:tcW w:w="1142" w:type="dxa"/>
+          </w:tcPr>
+          <w:p>
+            <w:r>
+              <w:t>65</w:t>
+            </w:r>
+            <w:r>
+              <w:t>’</w:t>
+            </w:r>
+            <w:r>
+              <w:t>000+</w:t>
+            </w:r>
+          </w:p>
+        </w:tc>
+        <w:tc>
+          <w:tcPr>
+            <w:tcW w:w="1073" w:type="dxa"/>
+          </w:tcPr>
+          <w:p>
+            <w:r>
+              <w:t>API Key</w:t>
+            </w:r>
+          </w:p>
+        </w:tc>
+        <w:tc>
+          <w:tcPr>
+            <w:tcW w:w="850" w:type="dxa"/>
+          </w:tcPr>
+          <w:p>
+            <w:r>
+              <w:t>Limité</w:t>
+            </w:r>
+          </w:p>
+        </w:tc>
+        <w:tc>
+          <w:tcPr>
+            <w:tcW w:w="2693" w:type="dxa"/>
+          </w:tcPr>
+          <w:p>
+            <w:r>
+              <w:t>Informations détaillées pour les éditeurs</w:t>
+            </w:r>
+          </w:p>
+        </w:tc>
+        <w:tc>
+          <w:tcPr>
+            <w:tcW w:w="1696" w:type="dxa"/>
+          </w:tcPr>
+          <w:p>
+            <w:r>
+              <w:t xml:space="preserve">Licence gratuite très limitée et </w:t>
+            </w:r>
+            <w:r>
+              <w:t xml:space="preserve">manque d’information technique </w:t>
+            </w:r>
+          </w:p>
+        </w:tc>
+      </w:tr>
+      <w:tr>
+        <w:tc>
+          <w:tcPr>
+            <w:tcW w:w="1608" w:type="dxa"/>
+          </w:tcPr>
+          <w:p>
+            <w:proofErr w:type="spellStart"/>
+            <w:r>
+              <w:t>MobyGames</w:t>
+            </w:r>
+            <w:proofErr w:type="spellEnd"/>
+          </w:p>
+        </w:tc>
+        <w:tc>
+          <w:tcPr>
+            <w:tcW w:w="1142" w:type="dxa"/>
+          </w:tcPr>
+          <w:p>
+            <w:r>
+              <w:t>300</w:t>
+            </w:r>
+            <w:r>
+              <w:t>’</w:t>
+            </w:r>
+            <w:r>
+              <w:t>000+</w:t>
+            </w:r>
+          </w:p>
+        </w:tc>
+        <w:tc>
+          <w:tcPr>
+            <w:tcW w:w="1073" w:type="dxa"/>
+          </w:tcPr>
+          <w:p>
+            <w:r>
+              <w:t>API Key</w:t>
+            </w:r>
+          </w:p>
+        </w:tc>
+        <w:tc>
+          <w:tcPr>
+            <w:tcW w:w="850" w:type="dxa"/>
+          </w:tcPr>
+          <w:p>
+            <w:r>
+              <w:t>Limité</w:t>
+            </w:r>
+          </w:p>
+        </w:tc>
+        <w:tc>
+          <w:tcPr>
+            <w:tcW w:w="2693" w:type="dxa"/>
+          </w:tcPr>
+          <w:p>
+            <w:r>
+              <w:t>Contenu de jeux rétro</w:t>
+            </w:r>
+          </w:p>
+        </w:tc>
+        <w:tc>
+          <w:tcPr>
+            <w:tcW w:w="1696" w:type="dxa"/>
+          </w:tcPr>
+          <w:p>
+            <w:r>
+              <w:t>Catalogue non mis à jour</w:t>
+            </w:r>
+          </w:p>
+        </w:tc>
+      </w:tr>
+    </w:tbl>
+    <w:p>
+      <w:r>
+        <w:t xml:space="preserve">Cette comparaison nous permet de constater que RAWG.io offre les meilleurs résultats pour ce projet. Son vaste catalogue et sa version gratuite adaptée à mes besoins en font l'outil de prédilection pour l'application mobile, même s'il est parfois en maintenance et indisponible pour d'éventuels nouveaux jeux. </w:t>
+      </w:r>
+    </w:p>
+    <w:p>
+      <w:r>
+        <w:t xml:space="preserve">D'autre part, IGDB a été écarté en raison de sa complexité. Malgré sa bonne disponibilité, la sécurité élevée requise pour l'intégrer à l'infrastructure allonge le temps de travail, car il nécessite un compte Twitch, une autorisation OAuth2 avec demande de Client ID + Client Secret et une mise à jour constante du </w:t>
+      </w:r>
+      <w:proofErr w:type="spellStart"/>
+      <w:r>
+        <w:t>Token</w:t>
+      </w:r>
+      <w:proofErr w:type="spellEnd"/>
+      <w:r>
+        <w:t>.</w:t>
+      </w:r>
+    </w:p>
+    <w:p>
+      <w:r>
+        <w:t>Les autres options sont insuffisantes en termes de contenu, proposent un contenu différent de celui que je souhaite afficher ou, tout simplement, leur version gratuite ne répond pas à mes besoins.</w:t>
+      </w:r>
+    </w:p>
+    <w:p>
+      <w:pPr>
+        <w:pStyle w:val="Titre3"/>
         <w:numPr>
-          <w:ilvl w:val="0"/>
-          <w:numId w:val="65"/>
+          <w:ilvl w:val="2"/>
+          <w:numId w:val="64"/>
         </w:numPr>
       </w:pPr>
       <w:r>
-        <w:t>Exigences fonctionnelles</w:t>
+        <w:t>Titre</w:t>
+      </w:r>
+    </w:p>
+    <w:p>
+      <w:pPr>
+        <w:rPr>
+          <w:rFonts w:ascii="Times New Roman" w:hAnsi="Times New Roman"/>
+        </w:rPr>
+      </w:pPr>
+      <w:r>
+        <w:t>Lors de la sélection du titre de cette application, j'ai voulu mettre en avant plusieurs aspects à différencier comme qu'il ne soit pas en rapport avec d'autres applications, marques ou sites web. Un autre point important est la linguistique : comme il s'agit d'un projet d'origine suisse francophone, il est important qu'il soit compréhensible dans la langue, et un plus s'il est international. En suivant ces critères, j'ai établi cette liste de toutes les idées qui représentent la fonctionnalité de l'application, avec leurs avantages et leurs inconvénients.</w:t>
       </w:r>
     </w:p>
     <w:tbl>
@@ -6071,28 +6642,61 @@
         <w:tblLook w:val="04A0" w:firstRow="1" w:lastRow="0" w:firstColumn="1" w:lastColumn="0" w:noHBand="0" w:noVBand="1"/>
       </w:tblPr>
       <w:tblGrid>
-        <w:gridCol w:w="4531"/>
-        <w:gridCol w:w="4531"/>
+        <w:gridCol w:w="2575"/>
+        <w:gridCol w:w="2025"/>
+        <w:gridCol w:w="2175"/>
+        <w:gridCol w:w="2287"/>
       </w:tblGrid>
       <w:tr>
-        <w:tc>
-          <w:tcPr>
-            <w:tcW w:w="4531" w:type="dxa"/>
-          </w:tcPr>
-          <w:p>
-            <w:r>
-              <w:t>Exigences fonctionnelles</w:t>
-            </w:r>
-          </w:p>
-          <w:p/>
-        </w:tc>
-        <w:tc>
-          <w:tcPr>
-            <w:tcW w:w="4531" w:type="dxa"/>
-          </w:tcPr>
-          <w:p>
-            <w:r>
-              <w:t>Priorité</w:t>
+        <w:trPr>
+          <w:trHeight w:val="85"/>
+        </w:trPr>
+        <w:tc>
+          <w:tcPr>
+            <w:tcW w:w="2575" w:type="dxa"/>
+          </w:tcPr>
+          <w:p>
+            <w:pPr>
+              <w:jc w:val="center"/>
+            </w:pPr>
+            <w:r>
+              <w:t>Titre</w:t>
+            </w:r>
+          </w:p>
+        </w:tc>
+        <w:tc>
+          <w:tcPr>
+            <w:tcW w:w="2025" w:type="dxa"/>
+          </w:tcPr>
+          <w:p>
+            <w:r>
+              <w:t>Disponibilité</w:t>
+            </w:r>
+          </w:p>
+        </w:tc>
+        <w:tc>
+          <w:tcPr>
+            <w:tcW w:w="2175" w:type="dxa"/>
+          </w:tcPr>
+          <w:p>
+            <w:r>
+              <w:t xml:space="preserve"> Pros</w:t>
+            </w:r>
+          </w:p>
+        </w:tc>
+        <w:tc>
+          <w:tcPr>
+            <w:tcW w:w="2287" w:type="dxa"/>
+          </w:tcPr>
+          <w:p>
+            <w:r>
+              <w:t>Contre</w:t>
+            </w:r>
+            <w:r>
+              <w:t>s</w:t>
+            </w:r>
+            <w:r>
+              <w:t xml:space="preserve"> </w:t>
             </w:r>
           </w:p>
         </w:tc>
@@ -6100,29 +6704,58 @@
       <w:tr>
         <w:tc>
           <w:tcPr>
-            <w:tcW w:w="4531" w:type="dxa"/>
-          </w:tcPr>
-          <w:p>
-            <w:r>
-              <w:t xml:space="preserve">L’utilisateur peut créer un copte avec </w:t>
-            </w:r>
-            <w:proofErr w:type="gramStart"/>
-            <w:r>
-              <w:t>email</w:t>
-            </w:r>
-            <w:proofErr w:type="gramEnd"/>
-            <w:r>
-              <w:t>, nom utilisateur et mot de passe</w:t>
-            </w:r>
-          </w:p>
-        </w:tc>
-        <w:tc>
-          <w:tcPr>
-            <w:tcW w:w="4531" w:type="dxa"/>
-          </w:tcPr>
-          <w:p>
-            <w:r>
-              <w:t>Oui</w:t>
+            <w:tcW w:w="2575" w:type="dxa"/>
+          </w:tcPr>
+          <w:p>
+            <w:proofErr w:type="spellStart"/>
+            <w:r>
+              <w:t>MyGamesPark</w:t>
+            </w:r>
+            <w:proofErr w:type="spellEnd"/>
+          </w:p>
+        </w:tc>
+        <w:tc>
+          <w:tcPr>
+            <w:tcW w:w="2025" w:type="dxa"/>
+          </w:tcPr>
+          <w:p>
+            <w:r>
+              <w:t xml:space="preserve">Déjà utilisé avec </w:t>
+            </w:r>
+            <w:proofErr w:type="spellStart"/>
+            <w:r>
+              <w:t>GamesPark</w:t>
+            </w:r>
+            <w:proofErr w:type="spellEnd"/>
+          </w:p>
+        </w:tc>
+        <w:tc>
+          <w:tcPr>
+            <w:tcW w:w="2175" w:type="dxa"/>
+          </w:tcPr>
+          <w:p>
+            <w:r>
+              <w:t>Nom sympathique</w:t>
+            </w:r>
+            <w:r>
+              <w:t xml:space="preserve"> </w:t>
+            </w:r>
+          </w:p>
+        </w:tc>
+        <w:tc>
+          <w:tcPr>
+            <w:tcW w:w="2287" w:type="dxa"/>
+          </w:tcPr>
+          <w:p>
+            <w:r>
+              <w:t xml:space="preserve">Peu professionnel, ne suggère pas </w:t>
+            </w:r>
+            <w:r>
+              <w:lastRenderedPageBreak/>
+              <w:t>une collection</w:t>
+            </w:r>
+            <w:r>
+              <w:t xml:space="preserve"> et en anglais</w:t>
             </w:r>
           </w:p>
         </w:tc>
@@ -6130,27 +6763,53 @@
       <w:tr>
         <w:tc>
           <w:tcPr>
-            <w:tcW w:w="4531" w:type="dxa"/>
-          </w:tcPr>
-          <w:p>
-            <w:r>
-              <w:t>L'utilisateur peut se connecter avec authentification JWT</w:t>
-            </w:r>
-            <w:r>
-              <w:t xml:space="preserve"> et </w:t>
-            </w:r>
-            <w:r>
-              <w:t>déconnecter</w:t>
-            </w:r>
-          </w:p>
-        </w:tc>
-        <w:tc>
-          <w:tcPr>
-            <w:tcW w:w="4531" w:type="dxa"/>
-          </w:tcPr>
-          <w:p>
-            <w:r>
-              <w:t>Oui</w:t>
+            <w:tcW w:w="2575" w:type="dxa"/>
+          </w:tcPr>
+          <w:p>
+            <w:proofErr w:type="spellStart"/>
+            <w:r>
+              <w:lastRenderedPageBreak/>
+              <w:t>MyGameChest</w:t>
+            </w:r>
+            <w:proofErr w:type="spellEnd"/>
+          </w:p>
+        </w:tc>
+        <w:tc>
+          <w:tcPr>
+            <w:tcW w:w="2025" w:type="dxa"/>
+          </w:tcPr>
+          <w:p>
+            <w:r>
+              <w:t>Q</w:t>
+            </w:r>
+            <w:r>
+              <w:t>uelques sites</w:t>
+            </w:r>
+            <w:r>
+              <w:t xml:space="preserve"> similaires</w:t>
+            </w:r>
+          </w:p>
+        </w:tc>
+        <w:tc>
+          <w:tcPr>
+            <w:tcW w:w="2175" w:type="dxa"/>
+          </w:tcPr>
+          <w:p>
+            <w:r>
+              <w:t>Coffre bonne métaphore pour collection</w:t>
+            </w:r>
+          </w:p>
+        </w:tc>
+        <w:tc>
+          <w:tcPr>
+            <w:tcW w:w="2287" w:type="dxa"/>
+          </w:tcPr>
+          <w:p>
+            <w:r>
+              <w:t>M</w:t>
+            </w:r>
+            <w:r>
+              <w:t>oins adapté à un public francophone</w:t>
             </w:r>
           </w:p>
         </w:tc>
@@ -6158,21 +6817,49 @@
       <w:tr>
         <w:tc>
           <w:tcPr>
-            <w:tcW w:w="4531" w:type="dxa"/>
-          </w:tcPr>
-          <w:p>
-            <w:r>
-              <w:t>L'utilisateur peut rechercher des jeux via l'API RAWG.io</w:t>
-            </w:r>
-          </w:p>
-        </w:tc>
-        <w:tc>
-          <w:tcPr>
-            <w:tcW w:w="4531" w:type="dxa"/>
-          </w:tcPr>
-          <w:p>
-            <w:r>
-              <w:t>Oui</w:t>
+            <w:tcW w:w="2575" w:type="dxa"/>
+          </w:tcPr>
+          <w:p>
+            <w:proofErr w:type="spellStart"/>
+            <w:r>
+              <w:t>MyGamesCollection</w:t>
+            </w:r>
+            <w:proofErr w:type="spellEnd"/>
+          </w:p>
+        </w:tc>
+        <w:tc>
+          <w:tcPr>
+            <w:tcW w:w="2025" w:type="dxa"/>
+          </w:tcPr>
+          <w:p>
+            <w:r>
+              <w:t>App existe</w:t>
+            </w:r>
+          </w:p>
+        </w:tc>
+        <w:tc>
+          <w:tcPr>
+            <w:tcW w:w="2175" w:type="dxa"/>
+          </w:tcPr>
+          <w:p>
+            <w:r>
+              <w:t>Très clair</w:t>
+            </w:r>
+            <w:r>
+              <w:t xml:space="preserve"> et </w:t>
+            </w:r>
+            <w:r>
+              <w:t>explicite</w:t>
+            </w:r>
+          </w:p>
+        </w:tc>
+        <w:tc>
+          <w:tcPr>
+            <w:tcW w:w="2287" w:type="dxa"/>
+          </w:tcPr>
+          <w:p>
+            <w:r>
+              <w:t>Trop long et en anglais</w:t>
             </w:r>
           </w:p>
         </w:tc>
@@ -6180,21 +6867,55 @@
       <w:tr>
         <w:tc>
           <w:tcPr>
-            <w:tcW w:w="4531" w:type="dxa"/>
-          </w:tcPr>
-          <w:p>
-            <w:r>
-              <w:t>L'utilisateur peut consulter la fiche détaillée d'un jeu</w:t>
-            </w:r>
-          </w:p>
-        </w:tc>
-        <w:tc>
-          <w:tcPr>
-            <w:tcW w:w="4531" w:type="dxa"/>
-          </w:tcPr>
-          <w:p>
-            <w:r>
-              <w:t>Oui</w:t>
+            <w:tcW w:w="2575" w:type="dxa"/>
+          </w:tcPr>
+          <w:p>
+            <w:proofErr w:type="spellStart"/>
+            <w:r>
+              <w:t>MyGameLibrary</w:t>
+            </w:r>
+            <w:proofErr w:type="spellEnd"/>
+          </w:p>
+        </w:tc>
+        <w:tc>
+          <w:tcPr>
+            <w:tcW w:w="2025" w:type="dxa"/>
+          </w:tcPr>
+          <w:p>
+            <w:r>
+              <w:t>Q</w:t>
+            </w:r>
+            <w:r>
+              <w:t>uelques sites</w:t>
+            </w:r>
+            <w:r>
+              <w:t xml:space="preserve"> similaires</w:t>
+            </w:r>
+          </w:p>
+        </w:tc>
+        <w:tc>
+          <w:tcPr>
+            <w:tcW w:w="2175" w:type="dxa"/>
+          </w:tcPr>
+          <w:p>
+            <w:r>
+              <w:t>Très clair</w:t>
+            </w:r>
+            <w:r>
+              <w:t xml:space="preserve"> et </w:t>
+            </w:r>
+            <w:r>
+              <w:t>explicite</w:t>
+            </w:r>
+          </w:p>
+        </w:tc>
+        <w:tc>
+          <w:tcPr>
+            <w:tcW w:w="2287" w:type="dxa"/>
+          </w:tcPr>
+          <w:p>
+            <w:r>
+              <w:t>Trop long et en anglais</w:t>
             </w:r>
           </w:p>
         </w:tc>
@@ -6202,24 +6923,61 @@
       <w:tr>
         <w:tc>
           <w:tcPr>
-            <w:tcW w:w="4531" w:type="dxa"/>
-          </w:tcPr>
-          <w:p>
-            <w:r>
-              <w:t xml:space="preserve">L'utilisateur peut ajouter un jeu à sa </w:t>
-            </w:r>
-            <w:r>
-              <w:t>collection</w:t>
-            </w:r>
-          </w:p>
-        </w:tc>
-        <w:tc>
-          <w:tcPr>
-            <w:tcW w:w="4531" w:type="dxa"/>
-          </w:tcPr>
-          <w:p>
-            <w:r>
-              <w:t>Oui</w:t>
+            <w:tcW w:w="2575" w:type="dxa"/>
+          </w:tcPr>
+          <w:p>
+            <w:proofErr w:type="spellStart"/>
+            <w:r>
+              <w:t>PixelC</w:t>
+            </w:r>
+            <w:r>
+              <w:t>offre</w:t>
+            </w:r>
+            <w:proofErr w:type="spellEnd"/>
+          </w:p>
+        </w:tc>
+        <w:tc>
+          <w:tcPr>
+            <w:tcW w:w="2025" w:type="dxa"/>
+          </w:tcPr>
+          <w:p>
+            <w:r>
+              <w:t>Disponible</w:t>
+            </w:r>
+          </w:p>
+        </w:tc>
+        <w:tc>
+          <w:tcPr>
+            <w:tcW w:w="2175" w:type="dxa"/>
+          </w:tcPr>
+          <w:p>
+            <w:r>
+              <w:t>M</w:t>
+            </w:r>
+            <w:r>
+              <w:t>étaphore</w:t>
+            </w:r>
+            <w:r>
+              <w:t xml:space="preserve"> clair</w:t>
+            </w:r>
+          </w:p>
+        </w:tc>
+        <w:tc>
+          <w:tcPr>
+            <w:tcW w:w="2287" w:type="dxa"/>
+          </w:tcPr>
+          <w:p>
+            <w:r>
+              <w:t>« </w:t>
+            </w:r>
+            <w:r>
+              <w:t>Coffre</w:t>
+            </w:r>
+            <w:r>
+              <w:t> »</w:t>
+            </w:r>
+            <w:r>
+              <w:t xml:space="preserve"> uniquement français</w:t>
             </w:r>
           </w:p>
         </w:tc>
@@ -6227,24 +6985,55 @@
       <w:tr>
         <w:tc>
           <w:tcPr>
-            <w:tcW w:w="4531" w:type="dxa"/>
-          </w:tcPr>
-          <w:p>
-            <w:r>
-              <w:t xml:space="preserve">L'utilisateur peut supprimer un jeu de sa </w:t>
-            </w:r>
-            <w:r>
-              <w:t>collection</w:t>
-            </w:r>
-          </w:p>
-        </w:tc>
-        <w:tc>
-          <w:tcPr>
-            <w:tcW w:w="4531" w:type="dxa"/>
-          </w:tcPr>
-          <w:p>
-            <w:r>
-              <w:t>Oui</w:t>
+            <w:tcW w:w="2575" w:type="dxa"/>
+          </w:tcPr>
+          <w:p>
+            <w:proofErr w:type="spellStart"/>
+            <w:r>
+              <w:t>PixelZone</w:t>
+            </w:r>
+            <w:proofErr w:type="spellEnd"/>
+          </w:p>
+        </w:tc>
+        <w:tc>
+          <w:tcPr>
+            <w:tcW w:w="2025" w:type="dxa"/>
+          </w:tcPr>
+          <w:p>
+            <w:r>
+              <w:t xml:space="preserve">Déjà utilisé </w:t>
+            </w:r>
+            <w:r>
+              <w:t xml:space="preserve">avec </w:t>
+            </w:r>
+            <w:r>
+              <w:t>sites, jeux et projets existants</w:t>
+            </w:r>
+          </w:p>
+        </w:tc>
+        <w:tc>
+          <w:tcPr>
+            <w:tcW w:w="2175" w:type="dxa"/>
+          </w:tcPr>
+          <w:p>
+            <w:r>
+              <w:t>Court</w:t>
+            </w:r>
+            <w:r>
+              <w:t xml:space="preserve"> et</w:t>
+            </w:r>
+            <w:r>
+              <w:t xml:space="preserve"> moderne</w:t>
+            </w:r>
+          </w:p>
+        </w:tc>
+        <w:tc>
+          <w:tcPr>
+            <w:tcW w:w="2287" w:type="dxa"/>
+          </w:tcPr>
+          <w:p>
+            <w:r>
+              <w:t>Nom déjà pris</w:t>
             </w:r>
           </w:p>
         </w:tc>
@@ -6252,33 +7041,49 @@
       <w:tr>
         <w:tc>
           <w:tcPr>
-            <w:tcW w:w="4531" w:type="dxa"/>
-          </w:tcPr>
-          <w:p>
-            <w:r>
-              <w:t>L'utilisateur peut modifier le statut (</w:t>
-            </w:r>
-            <w:r>
-              <w:t>en propriété/</w:t>
-            </w:r>
-            <w:r>
-              <w:t>en cours/terminé/</w:t>
+            <w:tcW w:w="2575" w:type="dxa"/>
+          </w:tcPr>
+          <w:p>
+            <w:proofErr w:type="spellStart"/>
+            <w:r>
+              <w:t>MesPixels</w:t>
+            </w:r>
+            <w:proofErr w:type="spellEnd"/>
+          </w:p>
+        </w:tc>
+        <w:tc>
+          <w:tcPr>
+            <w:tcW w:w="2025" w:type="dxa"/>
+          </w:tcPr>
+          <w:p>
+            <w:r>
+              <w:t>Disponible</w:t>
+            </w:r>
+          </w:p>
+        </w:tc>
+        <w:tc>
+          <w:tcPr>
+            <w:tcW w:w="2175" w:type="dxa"/>
+          </w:tcPr>
+          <w:p>
+            <w:r>
+              <w:t>Personnel</w:t>
+            </w:r>
+            <w:r>
+              <w:t xml:space="preserve"> avec « Mes »</w:t>
             </w:r>
             <w:r>
               <w:t xml:space="preserve"> </w:t>
             </w:r>
-            <w:r>
-              <w:t>souhaits)</w:t>
-            </w:r>
-          </w:p>
-        </w:tc>
-        <w:tc>
-          <w:tcPr>
-            <w:tcW w:w="4531" w:type="dxa"/>
-          </w:tcPr>
-          <w:p>
-            <w:r>
-              <w:t>Oui</w:t>
+          </w:p>
+        </w:tc>
+        <w:tc>
+          <w:tcPr>
+            <w:tcW w:w="2287" w:type="dxa"/>
+          </w:tcPr>
+          <w:p>
+            <w:r>
+              <w:t>Peut être confondu avec Google Pixel ou assets graphiques</w:t>
             </w:r>
           </w:p>
         </w:tc>
@@ -6286,34 +7091,55 @@
       <w:tr>
         <w:tc>
           <w:tcPr>
-            <w:tcW w:w="4531" w:type="dxa"/>
-          </w:tcPr>
-          <w:p>
-            <w:r>
-              <w:lastRenderedPageBreak/>
-              <w:t>L'utilisateur peut modifier le</w:t>
-            </w:r>
-            <w:r>
-              <w:t xml:space="preserve">s information extra </w:t>
-            </w:r>
-            <w:r>
-              <w:t>(</w:t>
-            </w:r>
-            <w:r>
-              <w:t>avis, commentaire, temps de jeu</w:t>
-            </w:r>
-            <w:r>
-              <w:t>)</w:t>
-            </w:r>
-          </w:p>
-        </w:tc>
-        <w:tc>
-          <w:tcPr>
-            <w:tcW w:w="4531" w:type="dxa"/>
-          </w:tcPr>
-          <w:p>
-            <w:r>
-              <w:t>Oui</w:t>
+            <w:tcW w:w="2575" w:type="dxa"/>
+          </w:tcPr>
+          <w:p>
+            <w:proofErr w:type="spellStart"/>
+            <w:r>
+              <w:t>PixelScore</w:t>
+            </w:r>
+            <w:proofErr w:type="spellEnd"/>
+          </w:p>
+        </w:tc>
+        <w:tc>
+          <w:tcPr>
+            <w:tcW w:w="2025" w:type="dxa"/>
+          </w:tcPr>
+          <w:p>
+            <w:r>
+              <w:t xml:space="preserve">Déjà pris. </w:t>
+            </w:r>
+          </w:p>
+        </w:tc>
+        <w:tc>
+          <w:tcPr>
+            <w:tcW w:w="2175" w:type="dxa"/>
+          </w:tcPr>
+          <w:p>
+            <w:r>
+              <w:t>Court</w:t>
+            </w:r>
+            <w:r>
+              <w:t xml:space="preserve"> et</w:t>
+            </w:r>
+            <w:r>
+              <w:t xml:space="preserve"> international</w:t>
+            </w:r>
+            <w:r>
+              <w:t xml:space="preserve"> pour l’anglais et français. I</w:t>
+            </w:r>
+            <w:r>
+              <w:t>l y a Référence aux statistiques</w:t>
+            </w:r>
+          </w:p>
+        </w:tc>
+        <w:tc>
+          <w:tcPr>
+            <w:tcW w:w="2287" w:type="dxa"/>
+          </w:tcPr>
+          <w:p>
+            <w:r>
+              <w:t>Ne dit pas que c’est une collection directement</w:t>
             </w:r>
           </w:p>
         </w:tc>
@@ -6321,217 +7147,144 @@
       <w:tr>
         <w:tc>
           <w:tcPr>
-            <w:tcW w:w="4531" w:type="dxa"/>
-          </w:tcPr>
-          <w:p>
-            <w:r>
-              <w:t>L'utilisateur peut consulter sa bibliothèque complète</w:t>
-            </w:r>
-          </w:p>
-        </w:tc>
-        <w:tc>
-          <w:tcPr>
-            <w:tcW w:w="4531" w:type="dxa"/>
-          </w:tcPr>
-          <w:p>
-            <w:r>
-              <w:t>Oui</w:t>
-            </w:r>
-          </w:p>
-        </w:tc>
-      </w:tr>
-      <w:tr>
-        <w:tc>
-          <w:tcPr>
-            <w:tcW w:w="4531" w:type="dxa"/>
-          </w:tcPr>
-          <w:p>
-            <w:r>
-              <w:t xml:space="preserve">L'utilisateur peut filtrer ses jeux par </w:t>
-            </w:r>
-            <w:r>
-              <w:t xml:space="preserve">plateforme </w:t>
-            </w:r>
-          </w:p>
-        </w:tc>
-        <w:tc>
-          <w:tcPr>
-            <w:tcW w:w="4531" w:type="dxa"/>
-          </w:tcPr>
-          <w:p>
-            <w:r>
-              <w:t>Oui</w:t>
-            </w:r>
-          </w:p>
-        </w:tc>
-      </w:tr>
-      <w:tr>
-        <w:tc>
-          <w:tcPr>
-            <w:tcW w:w="4531" w:type="dxa"/>
-          </w:tcPr>
-          <w:p>
-            <w:r>
-              <w:t xml:space="preserve">L'utilisateur peut </w:t>
-            </w:r>
-            <w:r>
-              <w:t>chercher</w:t>
-            </w:r>
-            <w:r>
-              <w:t xml:space="preserve"> ses jeux par </w:t>
-            </w:r>
-            <w:r>
-              <w:t>barre de texte de son titre</w:t>
-            </w:r>
-          </w:p>
-        </w:tc>
-        <w:tc>
-          <w:tcPr>
-            <w:tcW w:w="4531" w:type="dxa"/>
-          </w:tcPr>
-          <w:p>
-            <w:r>
-              <w:t>Oui</w:t>
-            </w:r>
-          </w:p>
-        </w:tc>
-      </w:tr>
-      <w:tr>
-        <w:tc>
-          <w:tcPr>
-            <w:tcW w:w="4531" w:type="dxa"/>
-          </w:tcPr>
-          <w:p>
-            <w:r>
-              <w:t xml:space="preserve">L'utilisateur peut filtrer ses jeux par </w:t>
-            </w:r>
-            <w:r>
-              <w:t>catégorie</w:t>
-            </w:r>
-          </w:p>
-        </w:tc>
-        <w:tc>
-          <w:tcPr>
-            <w:tcW w:w="4531" w:type="dxa"/>
-          </w:tcPr>
-          <w:p>
-            <w:r>
-              <w:t>Devrait</w:t>
-            </w:r>
-          </w:p>
-        </w:tc>
-      </w:tr>
-      <w:tr>
-        <w:tc>
-          <w:tcPr>
-            <w:tcW w:w="4531" w:type="dxa"/>
-          </w:tcPr>
-          <w:p>
-            <w:r>
-              <w:t>L'utilisateur visualise ses statistiques personnelles</w:t>
-            </w:r>
-            <w:r>
-              <w:t xml:space="preserve"> </w:t>
-            </w:r>
-            <w:r>
-              <w:t>(compteurs en cours/terminés/</w:t>
-            </w:r>
-            <w:r>
-              <w:t xml:space="preserve"> </w:t>
-            </w:r>
-            <w:r>
-              <w:t>souhaits)</w:t>
-            </w:r>
-          </w:p>
-        </w:tc>
-        <w:tc>
-          <w:tcPr>
-            <w:tcW w:w="4531" w:type="dxa"/>
-          </w:tcPr>
-          <w:p>
-            <w:r>
-              <w:t>Devrait</w:t>
-            </w:r>
-          </w:p>
-        </w:tc>
-      </w:tr>
-      <w:tr>
-        <w:tc>
-          <w:tcPr>
-            <w:tcW w:w="4531" w:type="dxa"/>
-          </w:tcPr>
-          <w:p>
-            <w:r>
-              <w:t>L'utilisateur peut activer/désactiver sa participation à la Communauté</w:t>
-            </w:r>
-          </w:p>
-        </w:tc>
-        <w:tc>
-          <w:tcPr>
-            <w:tcW w:w="4531" w:type="dxa"/>
-          </w:tcPr>
-          <w:p>
-            <w:r>
-              <w:t>Devrait</w:t>
-            </w:r>
-          </w:p>
-        </w:tc>
-      </w:tr>
-      <w:tr>
-        <w:tc>
-          <w:tcPr>
-            <w:tcW w:w="4531" w:type="dxa"/>
-          </w:tcPr>
-          <w:p>
-            <w:r>
-              <w:t>L'utilisateur peut supprimer son compte et toutes ses données</w:t>
-            </w:r>
-          </w:p>
-        </w:tc>
-        <w:tc>
-          <w:tcPr>
-            <w:tcW w:w="4531" w:type="dxa"/>
-          </w:tcPr>
-          <w:p>
-            <w:r>
-              <w:t>Devrait</w:t>
-            </w:r>
-          </w:p>
-        </w:tc>
-      </w:tr>
-      <w:tr>
-        <w:tc>
-          <w:tcPr>
-            <w:tcW w:w="4531" w:type="dxa"/>
-          </w:tcPr>
-          <w:p>
-            <w:r>
-              <w:t>L'utilisateur peut</w:t>
-            </w:r>
-            <w:r>
-              <w:t xml:space="preserve"> voir les </w:t>
-            </w:r>
-            <w:r>
-              <w:t>compteurs</w:t>
-            </w:r>
-            <w:r>
-              <w:t xml:space="preserve"> des autres utilisateurs à communauté</w:t>
-            </w:r>
-          </w:p>
-        </w:tc>
-        <w:tc>
-          <w:tcPr>
-            <w:tcW w:w="4531" w:type="dxa"/>
-          </w:tcPr>
-          <w:p>
-            <w:r>
-              <w:t>Devrait</w:t>
+            <w:tcW w:w="2575" w:type="dxa"/>
+          </w:tcPr>
+          <w:p>
+            <w:r>
+              <w:t>Arcaludo</w:t>
+            </w:r>
+          </w:p>
+        </w:tc>
+        <w:tc>
+          <w:tcPr>
+            <w:tcW w:w="2025" w:type="dxa"/>
+          </w:tcPr>
+          <w:p>
+            <w:r>
+              <w:t>Disponible</w:t>
+            </w:r>
+          </w:p>
+        </w:tc>
+        <w:tc>
+          <w:tcPr>
+            <w:tcW w:w="2175" w:type="dxa"/>
+          </w:tcPr>
+          <w:p>
+            <w:r>
+              <w:t>« </w:t>
+            </w:r>
+            <w:proofErr w:type="spellStart"/>
+            <w:r>
+              <w:t>Arca</w:t>
+            </w:r>
+            <w:proofErr w:type="spellEnd"/>
+            <w:r>
+              <w:t> » du latin pour définir une boite ou coffre. Et « </w:t>
+            </w:r>
+            <w:proofErr w:type="spellStart"/>
+            <w:r>
+              <w:t>lud</w:t>
+            </w:r>
+            <w:r>
+              <w:t>o</w:t>
+            </w:r>
+            <w:proofErr w:type="spellEnd"/>
+            <w:r>
+              <w:t> »</w:t>
+            </w:r>
+            <w:r>
+              <w:t xml:space="preserve"> du latin pour définir jeu. </w:t>
+            </w:r>
+          </w:p>
+        </w:tc>
+        <w:tc>
+          <w:tcPr>
+            <w:tcW w:w="2287" w:type="dxa"/>
+          </w:tcPr>
+          <w:p>
+            <w:r>
+              <w:t xml:space="preserve">Si on ne connaît pas le latin, on ne comprend pas </w:t>
+            </w:r>
+            <w:r>
+              <w:t xml:space="preserve">son signifié. </w:t>
             </w:r>
           </w:p>
         </w:tc>
       </w:tr>
     </w:tbl>
     <w:p/>
+    <w:p>
+      <w:r>
+        <w:t>Après avoir analysé les avantages et les inconvénients de chaque nom, j'ai retenu</w:t>
+      </w:r>
+      <w:proofErr w:type="gramStart"/>
+      <w:r>
+        <w:t xml:space="preserve"> «Arcaludo</w:t>
+      </w:r>
+      <w:proofErr w:type="gramEnd"/>
+      <w:r>
+        <w:t xml:space="preserve">» comme premier choix. Arcaludo est la combinaison de deux mots latins désignant un coffre à jeux. D'origine latine, ce nom est facile à prononcer dans le monde entier </w:t>
+      </w:r>
+      <w:r>
+        <w:t xml:space="preserve">d’origine latin </w:t>
+      </w:r>
+      <w:r>
+        <w:t xml:space="preserve">(en anglais, en français ou en espagnol). Bien que le mot n'ait pas d'impact direct lié à sa signification, contrairement aux autres, il s'agit d'un nom propre, ce qui évite d'éventuelles similitudes avec d'autres applications ou sites web. D'autre part, « </w:t>
+      </w:r>
+      <w:proofErr w:type="spellStart"/>
+      <w:r>
+        <w:t>arca</w:t>
+      </w:r>
+      <w:proofErr w:type="spellEnd"/>
+      <w:r>
+        <w:t xml:space="preserve"> » est proche de « arcade » et « </w:t>
+      </w:r>
+      <w:proofErr w:type="spellStart"/>
+      <w:r>
+        <w:t>ludo</w:t>
+      </w:r>
+      <w:proofErr w:type="spellEnd"/>
+      <w:r>
+        <w:t xml:space="preserve"> » de « ludothèque », de sorte qu'il présente une proximité avec les jeux vidéo, même sans connaître le latin.</w:t>
+      </w:r>
+      <w:r>
+        <w:t xml:space="preserve"> Et le d</w:t>
+      </w:r>
+      <w:r>
+        <w:t xml:space="preserve">ernier aspect important </w:t>
+      </w:r>
+      <w:r>
+        <w:t>est que</w:t>
+      </w:r>
+      <w:r>
+        <w:t xml:space="preserve"> la recherche par ordre alphabétique fait apparaître l'application en premier.</w:t>
+      </w:r>
+    </w:p>
+    <w:p/>
+    <w:p/>
+    <w:p/>
+    <w:p/>
+    <w:p>
+      <w:pPr>
+        <w:pStyle w:val="Titre2"/>
+        <w:numPr>
+          <w:ilvl w:val="1"/>
+          <w:numId w:val="64"/>
+        </w:numPr>
+      </w:pPr>
+      <w:bookmarkStart w:id="13" w:name="_Toc228965982"/>
+      <w:r>
+        <w:lastRenderedPageBreak/>
+        <w:t>Analyse des exigences</w:t>
+      </w:r>
+      <w:bookmarkEnd w:id="13"/>
+      <w:r>
+        <w:t xml:space="preserve"> </w:t>
+      </w:r>
+      <w:r>
+        <w:t>coffre</w:t>
+      </w:r>
+    </w:p>
     <w:p>
       <w:pPr>
         <w:pStyle w:val="Paragraphedeliste"/>
@@ -6541,7 +7294,7 @@
         </w:numPr>
       </w:pPr>
       <w:r>
-        <w:t>Exigences non fonctionnelles</w:t>
+        <w:t>Exigences fonctionnelles</w:t>
       </w:r>
     </w:p>
     <w:tbl>
@@ -6551,27 +7304,57 @@
         <w:tblLook w:val="04A0" w:firstRow="1" w:lastRow="0" w:firstColumn="1" w:lastColumn="0" w:noHBand="0" w:noVBand="1"/>
       </w:tblPr>
       <w:tblGrid>
-        <w:gridCol w:w="4531"/>
-        <w:gridCol w:w="4531"/>
+        <w:gridCol w:w="8075"/>
+        <w:gridCol w:w="987"/>
       </w:tblGrid>
       <w:tr>
         <w:tc>
           <w:tcPr>
-            <w:tcW w:w="4531" w:type="dxa"/>
-          </w:tcPr>
-          <w:p>
-            <w:r>
-              <w:t>Exigences non fonctionnelles</w:t>
-            </w:r>
-          </w:p>
-          <w:p/>
-        </w:tc>
-        <w:tc>
-          <w:tcPr>
-            <w:tcW w:w="4531" w:type="dxa"/>
-          </w:tcPr>
-          <w:p>
-            <w:r>
+            <w:tcW w:w="8075" w:type="dxa"/>
+          </w:tcPr>
+          <w:p>
+            <w:pPr>
+              <w:jc w:val="center"/>
+              <w:rPr>
+                <w:b/>
+                <w:bCs/>
+              </w:rPr>
+            </w:pPr>
+            <w:r>
+              <w:rPr>
+                <w:b/>
+                <w:bCs/>
+              </w:rPr>
+              <w:t>Exigences fonctionnelles</w:t>
+            </w:r>
+          </w:p>
+          <w:p>
+            <w:pPr>
+              <w:jc w:val="center"/>
+              <w:rPr>
+                <w:b/>
+                <w:bCs/>
+              </w:rPr>
+            </w:pPr>
+          </w:p>
+        </w:tc>
+        <w:tc>
+          <w:tcPr>
+            <w:tcW w:w="987" w:type="dxa"/>
+          </w:tcPr>
+          <w:p>
+            <w:pPr>
+              <w:jc w:val="center"/>
+              <w:rPr>
+                <w:b/>
+                <w:bCs/>
+              </w:rPr>
+            </w:pPr>
+            <w:r>
+              <w:rPr>
+                <w:b/>
+                <w:bCs/>
+              </w:rPr>
               <w:t>Priorité</w:t>
             </w:r>
           </w:p>
@@ -6580,32 +7363,25 @@
       <w:tr>
         <w:tc>
           <w:tcPr>
-            <w:tcW w:w="4531" w:type="dxa"/>
-          </w:tcPr>
-          <w:p>
-            <w:r>
-              <w:t>Qualité</w:t>
-            </w:r>
-            <w:r>
-              <w:t xml:space="preserve"> : </w:t>
-            </w:r>
-            <w:r>
-              <w:t>Code organisé selon le modèle MVVM</w:t>
-            </w:r>
-            <w:r>
-              <w:t xml:space="preserve"> et </w:t>
-            </w:r>
-            <w:r>
-              <w:t>vérifié</w:t>
-            </w:r>
-            <w:r>
-              <w:t xml:space="preserve"> part Tests</w:t>
-            </w:r>
-          </w:p>
-        </w:tc>
-        <w:tc>
-          <w:tcPr>
-            <w:tcW w:w="4531" w:type="dxa"/>
+            <w:tcW w:w="8075" w:type="dxa"/>
+          </w:tcPr>
+          <w:p>
+            <w:r>
+              <w:t xml:space="preserve">L’utilisateur peut créer un copte avec </w:t>
+            </w:r>
+            <w:proofErr w:type="gramStart"/>
+            <w:r>
+              <w:t>email</w:t>
+            </w:r>
+            <w:proofErr w:type="gramEnd"/>
+            <w:r>
+              <w:t>, nom utilisateur et mot de passe</w:t>
+            </w:r>
+          </w:p>
+        </w:tc>
+        <w:tc>
+          <w:tcPr>
+            <w:tcW w:w="987" w:type="dxa"/>
           </w:tcPr>
           <w:p>
             <w:r>
@@ -6617,23 +7393,23 @@
       <w:tr>
         <w:tc>
           <w:tcPr>
-            <w:tcW w:w="4531" w:type="dxa"/>
-          </w:tcPr>
-          <w:p>
-            <w:r>
-              <w:t xml:space="preserve">Performances : </w:t>
-            </w:r>
-            <w:r>
-              <w:t xml:space="preserve">La recherche via l'API doit répondre </w:t>
-            </w:r>
-            <w:r>
-              <w:t>rapide et sans boucles</w:t>
-            </w:r>
-          </w:p>
-        </w:tc>
-        <w:tc>
-          <w:tcPr>
-            <w:tcW w:w="4531" w:type="dxa"/>
+            <w:tcW w:w="8075" w:type="dxa"/>
+          </w:tcPr>
+          <w:p>
+            <w:r>
+              <w:t>L'utilisateur peut se connecter avec authentification JWT</w:t>
+            </w:r>
+            <w:r>
+              <w:t xml:space="preserve"> et </w:t>
+            </w:r>
+            <w:r>
+              <w:t>déconnecter</w:t>
+            </w:r>
+          </w:p>
+        </w:tc>
+        <w:tc>
+          <w:tcPr>
+            <w:tcW w:w="987" w:type="dxa"/>
           </w:tcPr>
           <w:p>
             <w:r>
@@ -6645,40 +7421,17 @@
       <w:tr>
         <w:tc>
           <w:tcPr>
-            <w:tcW w:w="4531" w:type="dxa"/>
-          </w:tcPr>
-          <w:p>
-            <w:r>
-              <w:t>Sécurité</w:t>
-            </w:r>
-            <w:r>
-              <w:t xml:space="preserve"> : </w:t>
-            </w:r>
-            <w:r>
-              <w:t>Respecter confidentialité</w:t>
-            </w:r>
-            <w:r>
-              <w:t xml:space="preserve"> et stockage local des identifiants</w:t>
-            </w:r>
-            <w:r>
-              <w:t xml:space="preserve"> (</w:t>
-            </w:r>
-            <w:r>
-              <w:t xml:space="preserve">hachés </w:t>
-            </w:r>
-            <w:proofErr w:type="spellStart"/>
-            <w:r>
-              <w:t>bcrypt</w:t>
-            </w:r>
-            <w:proofErr w:type="spellEnd"/>
-            <w:r>
-              <w:t>)</w:t>
-            </w:r>
-          </w:p>
-        </w:tc>
-        <w:tc>
-          <w:tcPr>
-            <w:tcW w:w="4531" w:type="dxa"/>
+            <w:tcW w:w="8075" w:type="dxa"/>
+          </w:tcPr>
+          <w:p>
+            <w:r>
+              <w:t>L'utilisateur peut rechercher des jeux via l'API RAWG.io</w:t>
+            </w:r>
+          </w:p>
+        </w:tc>
+        <w:tc>
+          <w:tcPr>
+            <w:tcW w:w="987" w:type="dxa"/>
           </w:tcPr>
           <w:p>
             <w:r>
@@ -6690,36 +7443,21 @@
       <w:tr>
         <w:tc>
           <w:tcPr>
-            <w:tcW w:w="4531" w:type="dxa"/>
-          </w:tcPr>
-          <w:p>
-            <w:r>
-              <w:t>Robustesse</w:t>
-            </w:r>
-            <w:r>
-              <w:t xml:space="preserve"> : </w:t>
-            </w:r>
-            <w:r>
-              <w:t xml:space="preserve">L'application </w:t>
-            </w:r>
-            <w:r>
-              <w:t>et</w:t>
-            </w:r>
-            <w:r>
-              <w:t xml:space="preserve"> l'API en affichant des messages </w:t>
-            </w:r>
-            <w:r>
-              <w:t>en cas de validation ou problèmes.</w:t>
-            </w:r>
-          </w:p>
-        </w:tc>
-        <w:tc>
-          <w:tcPr>
-            <w:tcW w:w="4531" w:type="dxa"/>
-          </w:tcPr>
-          <w:p>
-            <w:r>
-              <w:t>Devrait</w:t>
+            <w:tcW w:w="8075" w:type="dxa"/>
+          </w:tcPr>
+          <w:p>
+            <w:r>
+              <w:t>L'utilisateur peut consulter la fiche détaillée d'un jeu</w:t>
+            </w:r>
+          </w:p>
+        </w:tc>
+        <w:tc>
+          <w:tcPr>
+            <w:tcW w:w="987" w:type="dxa"/>
+          </w:tcPr>
+          <w:p>
+            <w:r>
+              <w:t>Oui</w:t>
             </w:r>
           </w:p>
         </w:tc>
@@ -6727,29 +7465,20 @@
       <w:tr>
         <w:tc>
           <w:tcPr>
-            <w:tcW w:w="4531" w:type="dxa"/>
-          </w:tcPr>
-          <w:p>
-            <w:r>
-              <w:t>UX</w:t>
-            </w:r>
-            <w:r>
-              <w:t xml:space="preserve"> : </w:t>
-            </w:r>
-            <w:r>
-              <w:t xml:space="preserve">Navigation cohérente </w:t>
-            </w:r>
-            <w:r>
-              <w:t xml:space="preserve">et </w:t>
-            </w:r>
-            <w:r>
-              <w:t>écrans principaux accessibles</w:t>
-            </w:r>
-          </w:p>
-        </w:tc>
-        <w:tc>
-          <w:tcPr>
-            <w:tcW w:w="4531" w:type="dxa"/>
+            <w:tcW w:w="8075" w:type="dxa"/>
+          </w:tcPr>
+          <w:p>
+            <w:r>
+              <w:t xml:space="preserve">L'utilisateur peut ajouter un jeu à sa </w:t>
+            </w:r>
+            <w:r>
+              <w:t>collection</w:t>
+            </w:r>
+          </w:p>
+        </w:tc>
+        <w:tc>
+          <w:tcPr>
+            <w:tcW w:w="987" w:type="dxa"/>
           </w:tcPr>
           <w:p>
             <w:r>
@@ -6761,36 +7490,589 @@
       <w:tr>
         <w:tc>
           <w:tcPr>
-            <w:tcW w:w="4531" w:type="dxa"/>
-          </w:tcPr>
-          <w:p>
-            <w:r>
-              <w:t>Environnement</w:t>
-            </w:r>
-            <w:r>
-              <w:t> : utilisation de docker pour faciliter l’intégration de backend</w:t>
-            </w:r>
-            <w:r>
-              <w:t xml:space="preserve"> et compatible </w:t>
-            </w:r>
-            <w:r>
-              <w:t>Android</w:t>
-            </w:r>
-          </w:p>
-        </w:tc>
-        <w:tc>
-          <w:tcPr>
-            <w:tcW w:w="4531" w:type="dxa"/>
+            <w:tcW w:w="8075" w:type="dxa"/>
+          </w:tcPr>
+          <w:p>
+            <w:r>
+              <w:t xml:space="preserve">L'utilisateur peut supprimer un jeu de sa </w:t>
+            </w:r>
+            <w:r>
+              <w:t>collection</w:t>
+            </w:r>
+          </w:p>
+        </w:tc>
+        <w:tc>
+          <w:tcPr>
+            <w:tcW w:w="987" w:type="dxa"/>
           </w:tcPr>
           <w:p>
             <w:r>
               <w:t>Oui</w:t>
+            </w:r>
+          </w:p>
+        </w:tc>
+      </w:tr>
+      <w:tr>
+        <w:tc>
+          <w:tcPr>
+            <w:tcW w:w="8075" w:type="dxa"/>
+          </w:tcPr>
+          <w:p>
+            <w:r>
+              <w:t>L'utilisateur peut modifier le statut (</w:t>
+            </w:r>
+            <w:r>
+              <w:t>en propriété/</w:t>
+            </w:r>
+            <w:r>
+              <w:t>en cours/terminé/</w:t>
+            </w:r>
+            <w:r>
+              <w:t xml:space="preserve"> </w:t>
+            </w:r>
+            <w:r>
+              <w:t>souhaits)</w:t>
+            </w:r>
+          </w:p>
+        </w:tc>
+        <w:tc>
+          <w:tcPr>
+            <w:tcW w:w="987" w:type="dxa"/>
+          </w:tcPr>
+          <w:p>
+            <w:r>
+              <w:t>Oui</w:t>
+            </w:r>
+          </w:p>
+        </w:tc>
+      </w:tr>
+      <w:tr>
+        <w:tc>
+          <w:tcPr>
+            <w:tcW w:w="8075" w:type="dxa"/>
+          </w:tcPr>
+          <w:p>
+            <w:r>
+              <w:t>L'utilisateur peut modifier le</w:t>
+            </w:r>
+            <w:r>
+              <w:t xml:space="preserve">s information extra </w:t>
+            </w:r>
+            <w:r>
+              <w:t>(</w:t>
+            </w:r>
+            <w:r>
+              <w:t>avis, commentaire, temps de jeu</w:t>
+            </w:r>
+            <w:r>
+              <w:t>)</w:t>
+            </w:r>
+          </w:p>
+        </w:tc>
+        <w:tc>
+          <w:tcPr>
+            <w:tcW w:w="987" w:type="dxa"/>
+          </w:tcPr>
+          <w:p>
+            <w:r>
+              <w:t>Oui</w:t>
+            </w:r>
+          </w:p>
+        </w:tc>
+      </w:tr>
+      <w:tr>
+        <w:tc>
+          <w:tcPr>
+            <w:tcW w:w="8075" w:type="dxa"/>
+          </w:tcPr>
+          <w:p>
+            <w:r>
+              <w:t>L'utilisateur peut consulter sa bibliothèque complète</w:t>
+            </w:r>
+          </w:p>
+        </w:tc>
+        <w:tc>
+          <w:tcPr>
+            <w:tcW w:w="987" w:type="dxa"/>
+          </w:tcPr>
+          <w:p>
+            <w:r>
+              <w:t>Oui</w:t>
+            </w:r>
+          </w:p>
+        </w:tc>
+      </w:tr>
+      <w:tr>
+        <w:tc>
+          <w:tcPr>
+            <w:tcW w:w="8075" w:type="dxa"/>
+          </w:tcPr>
+          <w:p>
+            <w:r>
+              <w:t xml:space="preserve">L'utilisateur peut filtrer ses jeux par </w:t>
+            </w:r>
+            <w:r>
+              <w:t xml:space="preserve">plateforme </w:t>
+            </w:r>
+          </w:p>
+        </w:tc>
+        <w:tc>
+          <w:tcPr>
+            <w:tcW w:w="987" w:type="dxa"/>
+          </w:tcPr>
+          <w:p>
+            <w:r>
+              <w:t>Oui</w:t>
+            </w:r>
+          </w:p>
+        </w:tc>
+      </w:tr>
+      <w:tr>
+        <w:tc>
+          <w:tcPr>
+            <w:tcW w:w="8075" w:type="dxa"/>
+          </w:tcPr>
+          <w:p>
+            <w:r>
+              <w:t xml:space="preserve">L'utilisateur peut </w:t>
+            </w:r>
+            <w:r>
+              <w:t>chercher</w:t>
+            </w:r>
+            <w:r>
+              <w:t xml:space="preserve"> ses jeux par </w:t>
+            </w:r>
+            <w:r>
+              <w:t>barre de texte de son titre</w:t>
+            </w:r>
+          </w:p>
+        </w:tc>
+        <w:tc>
+          <w:tcPr>
+            <w:tcW w:w="987" w:type="dxa"/>
+          </w:tcPr>
+          <w:p>
+            <w:r>
+              <w:t>Oui</w:t>
+            </w:r>
+          </w:p>
+        </w:tc>
+      </w:tr>
+      <w:tr>
+        <w:tc>
+          <w:tcPr>
+            <w:tcW w:w="8075" w:type="dxa"/>
+          </w:tcPr>
+          <w:p>
+            <w:r>
+              <w:t xml:space="preserve">L'utilisateur peut filtrer ses jeux par </w:t>
+            </w:r>
+            <w:r>
+              <w:t>catégorie</w:t>
+            </w:r>
+          </w:p>
+        </w:tc>
+        <w:tc>
+          <w:tcPr>
+            <w:tcW w:w="987" w:type="dxa"/>
+          </w:tcPr>
+          <w:p>
+            <w:r>
+              <w:t>Devrait</w:t>
+            </w:r>
+          </w:p>
+        </w:tc>
+      </w:tr>
+      <w:tr>
+        <w:tc>
+          <w:tcPr>
+            <w:tcW w:w="8075" w:type="dxa"/>
+          </w:tcPr>
+          <w:p>
+            <w:r>
+              <w:t>L'utilisateur visualise ses statistiques personnelles (compteurs en cours/terminés/ souhaits)</w:t>
+            </w:r>
+          </w:p>
+        </w:tc>
+        <w:tc>
+          <w:tcPr>
+            <w:tcW w:w="987" w:type="dxa"/>
+          </w:tcPr>
+          <w:p>
+            <w:r>
+              <w:t>Devrait</w:t>
+            </w:r>
+          </w:p>
+        </w:tc>
+      </w:tr>
+      <w:tr>
+        <w:tc>
+          <w:tcPr>
+            <w:tcW w:w="8075" w:type="dxa"/>
+          </w:tcPr>
+          <w:p>
+            <w:r>
+              <w:t>L'utilisateur peut activer/désactiver sa participation à la Communauté</w:t>
+            </w:r>
+          </w:p>
+        </w:tc>
+        <w:tc>
+          <w:tcPr>
+            <w:tcW w:w="987" w:type="dxa"/>
+          </w:tcPr>
+          <w:p>
+            <w:r>
+              <w:t>Devrait</w:t>
+            </w:r>
+          </w:p>
+        </w:tc>
+      </w:tr>
+      <w:tr>
+        <w:tc>
+          <w:tcPr>
+            <w:tcW w:w="8075" w:type="dxa"/>
+          </w:tcPr>
+          <w:p>
+            <w:r>
+              <w:t>L'utilisateur peut supprimer son compte et toutes ses données</w:t>
+            </w:r>
+          </w:p>
+        </w:tc>
+        <w:tc>
+          <w:tcPr>
+            <w:tcW w:w="987" w:type="dxa"/>
+          </w:tcPr>
+          <w:p>
+            <w:r>
+              <w:t>Devrait</w:t>
+            </w:r>
+          </w:p>
+        </w:tc>
+      </w:tr>
+      <w:tr>
+        <w:tc>
+          <w:tcPr>
+            <w:tcW w:w="8075" w:type="dxa"/>
+          </w:tcPr>
+          <w:p>
+            <w:r>
+              <w:t>L'utilisateur peut</w:t>
+            </w:r>
+            <w:r>
+              <w:t xml:space="preserve"> voir les </w:t>
+            </w:r>
+            <w:r>
+              <w:t>compteurs</w:t>
+            </w:r>
+            <w:r>
+              <w:t xml:space="preserve"> des autres utilisateurs à communauté</w:t>
+            </w:r>
+          </w:p>
+        </w:tc>
+        <w:tc>
+          <w:tcPr>
+            <w:tcW w:w="987" w:type="dxa"/>
+          </w:tcPr>
+          <w:p>
+            <w:r>
+              <w:t>Devrait</w:t>
             </w:r>
           </w:p>
         </w:tc>
       </w:tr>
     </w:tbl>
     <w:p/>
+    <w:p>
+      <w:pPr>
+        <w:pStyle w:val="Paragraphedeliste"/>
+        <w:numPr>
+          <w:ilvl w:val="0"/>
+          <w:numId w:val="65"/>
+        </w:numPr>
+      </w:pPr>
+      <w:r>
+        <w:t>Exigences non fonctionnelles</w:t>
+      </w:r>
+    </w:p>
+    <w:tbl>
+      <w:tblPr>
+        <w:tblStyle w:val="Grilledutableau"/>
+        <w:tblW w:w="0" w:type="auto"/>
+        <w:tblLook w:val="04A0" w:firstRow="1" w:lastRow="0" w:firstColumn="1" w:lastColumn="0" w:noHBand="0" w:noVBand="1"/>
+      </w:tblPr>
+      <w:tblGrid>
+        <w:gridCol w:w="8075"/>
+        <w:gridCol w:w="987"/>
+      </w:tblGrid>
+      <w:tr>
+        <w:trPr>
+          <w:trHeight w:val="294"/>
+        </w:trPr>
+        <w:tc>
+          <w:tcPr>
+            <w:tcW w:w="8075" w:type="dxa"/>
+          </w:tcPr>
+          <w:p>
+            <w:pPr>
+              <w:jc w:val="center"/>
+              <w:rPr>
+                <w:b/>
+                <w:bCs/>
+              </w:rPr>
+            </w:pPr>
+            <w:r>
+              <w:rPr>
+                <w:b/>
+                <w:bCs/>
+              </w:rPr>
+              <w:t>Exigences non fonctionnelles</w:t>
+            </w:r>
+          </w:p>
+          <w:p>
+            <w:pPr>
+              <w:jc w:val="center"/>
+              <w:rPr>
+                <w:b/>
+                <w:bCs/>
+              </w:rPr>
+            </w:pPr>
+          </w:p>
+        </w:tc>
+        <w:tc>
+          <w:tcPr>
+            <w:tcW w:w="987" w:type="dxa"/>
+          </w:tcPr>
+          <w:p>
+            <w:pPr>
+              <w:jc w:val="center"/>
+              <w:rPr>
+                <w:b/>
+                <w:bCs/>
+              </w:rPr>
+            </w:pPr>
+            <w:r>
+              <w:rPr>
+                <w:b/>
+                <w:bCs/>
+              </w:rPr>
+              <w:t>Priorité</w:t>
+            </w:r>
+          </w:p>
+        </w:tc>
+      </w:tr>
+      <w:tr>
+        <w:tc>
+          <w:tcPr>
+            <w:tcW w:w="8075" w:type="dxa"/>
+          </w:tcPr>
+          <w:p>
+            <w:r>
+              <w:t>Qualité</w:t>
+            </w:r>
+            <w:r>
+              <w:t xml:space="preserve"> : </w:t>
+            </w:r>
+            <w:r>
+              <w:t>Code organisé selon le modèle MVVM</w:t>
+            </w:r>
+            <w:r>
+              <w:t xml:space="preserve"> et </w:t>
+            </w:r>
+            <w:r>
+              <w:t>vérifié</w:t>
+            </w:r>
+            <w:r>
+              <w:t xml:space="preserve"> part Tests</w:t>
+            </w:r>
+          </w:p>
+        </w:tc>
+        <w:tc>
+          <w:tcPr>
+            <w:tcW w:w="987" w:type="dxa"/>
+          </w:tcPr>
+          <w:p>
+            <w:r>
+              <w:t>Oui</w:t>
+            </w:r>
+          </w:p>
+        </w:tc>
+      </w:tr>
+      <w:tr>
+        <w:tc>
+          <w:tcPr>
+            <w:tcW w:w="8075" w:type="dxa"/>
+          </w:tcPr>
+          <w:p>
+            <w:r>
+              <w:t xml:space="preserve">Performances : </w:t>
+            </w:r>
+            <w:r>
+              <w:t xml:space="preserve">La recherche via l'API doit répondre </w:t>
+            </w:r>
+            <w:r>
+              <w:t>rapide et sans boucles</w:t>
+            </w:r>
+          </w:p>
+        </w:tc>
+        <w:tc>
+          <w:tcPr>
+            <w:tcW w:w="987" w:type="dxa"/>
+          </w:tcPr>
+          <w:p>
+            <w:r>
+              <w:t>Oui</w:t>
+            </w:r>
+          </w:p>
+        </w:tc>
+      </w:tr>
+      <w:tr>
+        <w:tc>
+          <w:tcPr>
+            <w:tcW w:w="8075" w:type="dxa"/>
+          </w:tcPr>
+          <w:p>
+            <w:r>
+              <w:t>Sécurité</w:t>
+            </w:r>
+            <w:r>
+              <w:t xml:space="preserve"> : </w:t>
+            </w:r>
+            <w:r>
+              <w:t>Respecter confidentialité</w:t>
+            </w:r>
+            <w:r>
+              <w:t xml:space="preserve"> et stockage local des identifiants</w:t>
+            </w:r>
+            <w:r>
+              <w:t xml:space="preserve"> (</w:t>
+            </w:r>
+            <w:r>
+              <w:t xml:space="preserve">hachés </w:t>
+            </w:r>
+            <w:proofErr w:type="spellStart"/>
+            <w:r>
+              <w:t>bcrypt</w:t>
+            </w:r>
+            <w:proofErr w:type="spellEnd"/>
+            <w:r>
+              <w:t>)</w:t>
+            </w:r>
+          </w:p>
+        </w:tc>
+        <w:tc>
+          <w:tcPr>
+            <w:tcW w:w="987" w:type="dxa"/>
+          </w:tcPr>
+          <w:p>
+            <w:r>
+              <w:t>Oui</w:t>
+            </w:r>
+          </w:p>
+        </w:tc>
+      </w:tr>
+      <w:tr>
+        <w:tc>
+          <w:tcPr>
+            <w:tcW w:w="8075" w:type="dxa"/>
+          </w:tcPr>
+          <w:p>
+            <w:r>
+              <w:t>Robustesse</w:t>
+            </w:r>
+            <w:r>
+              <w:t xml:space="preserve"> : </w:t>
+            </w:r>
+            <w:r>
+              <w:t xml:space="preserve">L'application </w:t>
+            </w:r>
+            <w:r>
+              <w:t>et</w:t>
+            </w:r>
+            <w:r>
+              <w:t xml:space="preserve"> l'API en affichant des messages </w:t>
+            </w:r>
+            <w:r>
+              <w:t>en cas de validation ou problèmes.</w:t>
+            </w:r>
+          </w:p>
+        </w:tc>
+        <w:tc>
+          <w:tcPr>
+            <w:tcW w:w="987" w:type="dxa"/>
+          </w:tcPr>
+          <w:p>
+            <w:r>
+              <w:t>Devrait</w:t>
+            </w:r>
+          </w:p>
+        </w:tc>
+      </w:tr>
+      <w:tr>
+        <w:tc>
+          <w:tcPr>
+            <w:tcW w:w="8075" w:type="dxa"/>
+          </w:tcPr>
+          <w:p>
+            <w:r>
+              <w:t>UX</w:t>
+            </w:r>
+            <w:r>
+              <w:t xml:space="preserve"> : </w:t>
+            </w:r>
+            <w:r>
+              <w:t xml:space="preserve">Navigation cohérente </w:t>
+            </w:r>
+            <w:r>
+              <w:t xml:space="preserve">et </w:t>
+            </w:r>
+            <w:r>
+              <w:t>écrans principaux accessibles</w:t>
+            </w:r>
+          </w:p>
+        </w:tc>
+        <w:tc>
+          <w:tcPr>
+            <w:tcW w:w="987" w:type="dxa"/>
+          </w:tcPr>
+          <w:p>
+            <w:r>
+              <w:t>Oui</w:t>
+            </w:r>
+          </w:p>
+        </w:tc>
+      </w:tr>
+      <w:tr>
+        <w:tc>
+          <w:tcPr>
+            <w:tcW w:w="8075" w:type="dxa"/>
+          </w:tcPr>
+          <w:p>
+            <w:r>
+              <w:t>Environnement</w:t>
+            </w:r>
+            <w:r>
+              <w:t> : utilisation de docker pour faciliter l’intégration de backend</w:t>
+            </w:r>
+            <w:r>
+              <w:t xml:space="preserve"> et compatible </w:t>
+            </w:r>
+            <w:r>
+              <w:t>Android</w:t>
+            </w:r>
+          </w:p>
+        </w:tc>
+        <w:tc>
+          <w:tcPr>
+            <w:tcW w:w="987" w:type="dxa"/>
+          </w:tcPr>
+          <w:p>
+            <w:r>
+              <w:t>Oui</w:t>
+            </w:r>
+          </w:p>
+        </w:tc>
+      </w:tr>
+    </w:tbl>
     <w:p>
       <w:pPr>
         <w:pStyle w:val="Titre2"/>
@@ -6822,43 +8104,7 @@
           </w:tcPr>
           <w:p>
             <w:r>
-              <w:t>Points forts</w:t>
-            </w:r>
-            <w:r>
-              <w:t xml:space="preserve"> : </w:t>
-            </w:r>
-            <w:r>
-              <w:t xml:space="preserve">Combine collection </w:t>
-            </w:r>
-            <w:r>
-              <w:t>digital,</w:t>
-            </w:r>
-            <w:r>
-              <w:t xml:space="preserve"> suivi</w:t>
-            </w:r>
-            <w:r>
-              <w:t>,</w:t>
-            </w:r>
-            <w:r>
-              <w:t xml:space="preserve"> communauté</w:t>
-            </w:r>
-            <w:r>
-              <w:t>,</w:t>
-            </w:r>
-            <w:r>
-              <w:t xml:space="preserve"> intégration API</w:t>
-            </w:r>
-            <w:r>
-              <w:t xml:space="preserve">, </w:t>
-            </w:r>
-            <w:r>
-              <w:t>architecture MVVM</w:t>
-            </w:r>
-            <w:r>
-              <w:t>,</w:t>
-            </w:r>
-            <w:r>
-              <w:t xml:space="preserve"> authentification de base.</w:t>
+              <w:t>Points forts : Combine collection digital, suivi, communauté, intégration API, architecture MVVM, authentification de base.</w:t>
             </w:r>
           </w:p>
         </w:tc>
@@ -6895,10 +8141,7 @@
           </w:tcPr>
           <w:p>
             <w:r>
-              <w:t>Opportunités</w:t>
-            </w:r>
-            <w:r>
-              <w:t> :  renforcement sur la communauté, possibilité de partager photos avec les éditions spéciales o contenu uniques. Fiabilité sur les avis</w:t>
+              <w:t>Opportunités :  renforcement sur la communauté, possibilité de partager photos avec les éditions spéciales o contenu uniques. Fiabilité sur les avis</w:t>
             </w:r>
           </w:p>
         </w:tc>
@@ -6914,10 +8157,7 @@
               <w:t> :</w:t>
             </w:r>
             <w:r>
-              <w:t xml:space="preserve"> Concurrents bien </w:t>
-            </w:r>
-            <w:r>
-              <w:t>établis</w:t>
+              <w:t xml:space="preserve"> Concurrents bien établis</w:t>
             </w:r>
             <w:r>
               <w:t>,</w:t>
@@ -6930,6 +8170,287 @@
             </w:r>
             <w:r>
               <w:t>exigences légales/confidentialité.</w:t>
+            </w:r>
+          </w:p>
+        </w:tc>
+      </w:tr>
+    </w:tbl>
+    <w:p>
+      <w:r>
+        <w:lastRenderedPageBreak/>
+        <w:t xml:space="preserve">Risques organisationnels </w:t>
+      </w:r>
+    </w:p>
+    <w:tbl>
+      <w:tblPr>
+        <w:tblStyle w:val="Grilledutableau"/>
+        <w:tblW w:w="0" w:type="auto"/>
+        <w:tblLook w:val="04A0" w:firstRow="1" w:lastRow="0" w:firstColumn="1" w:lastColumn="0" w:noHBand="0" w:noVBand="1"/>
+      </w:tblPr>
+      <w:tblGrid>
+        <w:gridCol w:w="3011"/>
+        <w:gridCol w:w="982"/>
+        <w:gridCol w:w="5069"/>
+      </w:tblGrid>
+      <w:tr>
+        <w:tc>
+          <w:tcPr>
+            <w:tcW w:w="3020" w:type="dxa"/>
+          </w:tcPr>
+          <w:p>
+            <w:pPr>
+              <w:jc w:val="center"/>
+              <w:rPr>
+                <w:b/>
+                <w:bCs/>
+              </w:rPr>
+            </w:pPr>
+            <w:r>
+              <w:rPr>
+                <w:b/>
+                <w:bCs/>
+              </w:rPr>
+              <w:t>Risque</w:t>
+            </w:r>
+          </w:p>
+        </w:tc>
+        <w:tc>
+          <w:tcPr>
+            <w:tcW w:w="944" w:type="dxa"/>
+          </w:tcPr>
+          <w:p>
+            <w:pPr>
+              <w:jc w:val="center"/>
+              <w:rPr>
+                <w:b/>
+                <w:bCs/>
+              </w:rPr>
+            </w:pPr>
+            <w:r>
+              <w:rPr>
+                <w:b/>
+                <w:bCs/>
+              </w:rPr>
+              <w:t>Impact</w:t>
+            </w:r>
+          </w:p>
+        </w:tc>
+        <w:tc>
+          <w:tcPr>
+            <w:tcW w:w="5098" w:type="dxa"/>
+          </w:tcPr>
+          <w:p>
+            <w:pPr>
+              <w:jc w:val="center"/>
+              <w:rPr>
+                <w:b/>
+                <w:bCs/>
+              </w:rPr>
+            </w:pPr>
+            <w:r>
+              <w:rPr>
+                <w:b/>
+                <w:bCs/>
+              </w:rPr>
+              <w:t>Mesure à résoudre</w:t>
+            </w:r>
+          </w:p>
+        </w:tc>
+      </w:tr>
+      <w:tr>
+        <w:tc>
+          <w:tcPr>
+            <w:tcW w:w="3020" w:type="dxa"/>
+          </w:tcPr>
+          <w:p>
+            <w:r>
+              <w:t>Temps insuffisant (90 h)</w:t>
+            </w:r>
+          </w:p>
+        </w:tc>
+        <w:tc>
+          <w:tcPr>
+            <w:tcW w:w="944" w:type="dxa"/>
+          </w:tcPr>
+          <w:p>
+            <w:r>
+              <w:t>Élevé</w:t>
+            </w:r>
+          </w:p>
+        </w:tc>
+        <w:tc>
+          <w:tcPr>
+            <w:tcW w:w="5098" w:type="dxa"/>
+          </w:tcPr>
+          <w:p>
+            <w:r>
+              <w:t>Prioriser</w:t>
+            </w:r>
+            <w:r>
+              <w:t xml:space="preserve"> les fonctionnalités principales pour avoir un MVP. D</w:t>
+            </w:r>
+            <w:r>
+              <w:t>écouper tâches</w:t>
+            </w:r>
+            <w:r>
+              <w:t xml:space="preserve"> et documenter avancement. </w:t>
+            </w:r>
+          </w:p>
+        </w:tc>
+      </w:tr>
+      <w:tr>
+        <w:tc>
+          <w:tcPr>
+            <w:tcW w:w="3020" w:type="dxa"/>
+          </w:tcPr>
+          <w:p>
+            <w:r>
+              <w:t>Dépendance à une API externe (RAWG)</w:t>
+            </w:r>
+          </w:p>
+        </w:tc>
+        <w:tc>
+          <w:tcPr>
+            <w:tcW w:w="944" w:type="dxa"/>
+          </w:tcPr>
+          <w:p>
+            <w:r>
+              <w:t>Élevé</w:t>
+            </w:r>
+          </w:p>
+        </w:tc>
+        <w:tc>
+          <w:tcPr>
+            <w:tcW w:w="5098" w:type="dxa"/>
+          </w:tcPr>
+          <w:p>
+            <w:r>
+              <w:t>Prévenir et simuler erreurs d’API</w:t>
+            </w:r>
+            <w:r>
+              <w:t>, p</w:t>
+            </w:r>
+            <w:r>
+              <w:t xml:space="preserve">lanification de tests sur l’API, </w:t>
+            </w:r>
+            <w:r>
+              <w:t>connaitre les limites d’utilisation de l’API</w:t>
+            </w:r>
+          </w:p>
+        </w:tc>
+      </w:tr>
+      <w:tr>
+        <w:tc>
+          <w:tcPr>
+            <w:tcW w:w="3020" w:type="dxa"/>
+          </w:tcPr>
+          <w:p>
+            <w:r>
+              <w:t>Gestion de</w:t>
+            </w:r>
+            <w:r>
+              <w:t xml:space="preserve"> données personnelles </w:t>
+            </w:r>
+            <w:r>
+              <w:t>et</w:t>
+            </w:r>
+            <w:r>
+              <w:t xml:space="preserve"> consentement</w:t>
+            </w:r>
+          </w:p>
+        </w:tc>
+        <w:tc>
+          <w:tcPr>
+            <w:tcW w:w="944" w:type="dxa"/>
+          </w:tcPr>
+          <w:p>
+            <w:r>
+              <w:t>Élevé</w:t>
+            </w:r>
+          </w:p>
+        </w:tc>
+        <w:tc>
+          <w:tcPr>
+            <w:tcW w:w="5098" w:type="dxa"/>
+          </w:tcPr>
+          <w:p>
+            <w:r>
+              <w:t xml:space="preserve">Recherche d’information sur les lois suisses et les données et l’adapter </w:t>
+            </w:r>
+            <w:proofErr w:type="spellStart"/>
+            <w:r>
+              <w:t>a</w:t>
+            </w:r>
+            <w:proofErr w:type="spellEnd"/>
+            <w:r>
+              <w:t xml:space="preserve"> mes besoins.  </w:t>
+            </w:r>
+          </w:p>
+        </w:tc>
+      </w:tr>
+      <w:tr>
+        <w:tc>
+          <w:tcPr>
+            <w:tcW w:w="3020" w:type="dxa"/>
+          </w:tcPr>
+          <w:p>
+            <w:r>
+              <w:t xml:space="preserve">Problèmes d’intégration </w:t>
+            </w:r>
+            <w:r>
+              <w:t>d’environnement</w:t>
+            </w:r>
+          </w:p>
+        </w:tc>
+        <w:tc>
+          <w:tcPr>
+            <w:tcW w:w="944" w:type="dxa"/>
+          </w:tcPr>
+          <w:p>
+            <w:r>
+              <w:t>Faible</w:t>
+            </w:r>
+          </w:p>
+        </w:tc>
+        <w:tc>
+          <w:tcPr>
+            <w:tcW w:w="5098" w:type="dxa"/>
+          </w:tcPr>
+          <w:p>
+            <w:r>
+              <w:t xml:space="preserve">Docker-compose stable avec documentation des commandes d’exécution. Intégration de backend et frontend comment priorité. </w:t>
+            </w:r>
+          </w:p>
+        </w:tc>
+      </w:tr>
+      <w:tr>
+        <w:tc>
+          <w:tcPr>
+            <w:tcW w:w="3020" w:type="dxa"/>
+          </w:tcPr>
+          <w:p>
+            <w:r>
+              <w:t>Tests insuffisants</w:t>
+            </w:r>
+          </w:p>
+        </w:tc>
+        <w:tc>
+          <w:tcPr>
+            <w:tcW w:w="944" w:type="dxa"/>
+          </w:tcPr>
+          <w:p>
+            <w:r>
+              <w:t>Moyen</w:t>
+            </w:r>
+          </w:p>
+        </w:tc>
+        <w:tc>
+          <w:tcPr>
+            <w:tcW w:w="5098" w:type="dxa"/>
+          </w:tcPr>
+          <w:p>
+            <w:r>
+              <w:t>Définir scénarios et tests bien détaillés sur le planning de test. Prévenir et justifier chaque point.</w:t>
             </w:r>
           </w:p>
         </w:tc>
@@ -6950,7 +8471,6 @@
       </w:r>
       <w:bookmarkEnd w:id="15"/>
     </w:p>
-    <w:p/>
     <w:p>
       <w:pPr>
         <w:pStyle w:val="Titre3"/>
@@ -6968,17 +8488,24 @@
     </w:p>
     <w:p>
       <w:pPr>
-        <w:pStyle w:val="Titre2"/>
+        <w:spacing w:after="0" w:line="240" w:lineRule="auto"/>
+        <w:rPr>
+          <w:rFonts w:ascii="Times New Roman" w:eastAsia="Times New Roman" w:hAnsi="Times New Roman" w:cs="Times New Roman"/>
+          <w:sz w:val="24"/>
+          <w:szCs w:val="24"/>
+          <w:lang w:eastAsia="fr-CH"/>
+        </w:rPr>
       </w:pPr>
       <w:r>
         <w:rPr>
           <w:noProof/>
+          <w:lang w:eastAsia="fr-CH"/>
         </w:rPr>
         <w:drawing>
-          <wp:inline distT="0" distB="0" distL="0" distR="0" wp14:anchorId="262715BC" wp14:editId="023804E7">
-            <wp:extent cx="5760720" cy="3396501"/>
-            <wp:effectExtent l="0" t="0" r="0" b="0"/>
-            <wp:docPr id="1245669582" name="Imagen 21"/>
+          <wp:inline distT="0" distB="0" distL="0" distR="0" wp14:anchorId="7A48A70B" wp14:editId="73F0519A">
+            <wp:extent cx="5751352" cy="3908425"/>
+            <wp:effectExtent l="0" t="0" r="1905" b="0"/>
+            <wp:docPr id="1950363887" name="Image 8"/>
             <wp:cNvGraphicFramePr>
               <a:graphicFrameLocks xmlns:a="http://schemas.openxmlformats.org/drawingml/2006/main" noChangeAspect="1"/>
             </wp:cNvGraphicFramePr>
@@ -6986,13 +8513,326 @@
               <a:graphicData uri="http://schemas.openxmlformats.org/drawingml/2006/picture">
                 <pic:pic xmlns:pic="http://schemas.openxmlformats.org/drawingml/2006/picture">
                   <pic:nvPicPr>
-                    <pic:cNvPr id="0" name="Picture 7"/>
+                    <pic:cNvPr id="0" name="Picture 24"/>
+                    <pic:cNvPicPr>
+                      <a:picLocks noChangeAspect="1" noChangeArrowheads="1"/>
+                    </pic:cNvPicPr>
+                  </pic:nvPicPr>
+                  <pic:blipFill rotWithShape="1">
+                    <a:blip r:embed="rId15" cstate="print">
+                      <a:extLst>
+                        <a:ext uri="{28A0092B-C50C-407E-A947-70E740481C1C}">
+                          <a14:useLocalDpi xmlns:a14="http://schemas.microsoft.com/office/drawing/2010/main" val="0"/>
+                        </a:ext>
+                      </a:extLst>
+                    </a:blip>
+                    <a:srcRect t="5743" r="8912"/>
+                    <a:stretch/>
+                  </pic:blipFill>
+                  <pic:spPr bwMode="auto">
+                    <a:xfrm>
+                      <a:off x="0" y="0"/>
+                      <a:ext cx="5790981" cy="3935355"/>
+                    </a:xfrm>
+                    <a:prstGeom prst="rect">
+                      <a:avLst/>
+                    </a:prstGeom>
+                    <a:noFill/>
+                    <a:ln>
+                      <a:noFill/>
+                    </a:ln>
+                    <a:extLst>
+                      <a:ext uri="{53640926-AAD7-44D8-BBD7-CCE9431645EC}">
+                        <a14:shadowObscured xmlns:a14="http://schemas.microsoft.com/office/drawing/2010/main"/>
+                      </a:ext>
+                    </a:extLst>
+                  </pic:spPr>
+                </pic:pic>
+              </a:graphicData>
+            </a:graphic>
+          </wp:inline>
+        </w:drawing>
+      </w:r>
+    </w:p>
+    <w:p/>
+    <w:p/>
+    <w:p>
+      <w:pPr>
+        <w:pStyle w:val="Titre3"/>
+        <w:numPr>
+          <w:ilvl w:val="2"/>
+          <w:numId w:val="64"/>
+        </w:numPr>
+      </w:pPr>
+      <w:r>
+        <w:lastRenderedPageBreak/>
+        <w:t>Flux de navigation</w:t>
+      </w:r>
+    </w:p>
+    <w:p>
+      <w:r>
+        <w:t>Pour le flux de navigation, deux possibilités ont été envisagées, qui conservent la structure de base, mais modifient la manière de rechercher et d'ajouter un jeu depuis la bibliothèque de l'API. Pour ce premier schéma, le système de flux est vraiment résumé aux seules pages d'accès. Les actions possibles de l'utilisateur seront détaillées par la suite.</w:t>
+      </w:r>
+    </w:p>
+    <w:p>
+      <w:r>
+        <w:rPr>
+          <w:noProof/>
+        </w:rPr>
+        <w:drawing>
+          <wp:inline distT="0" distB="0" distL="0" distR="0" wp14:anchorId="72E020A2" wp14:editId="2F918E3B">
+            <wp:extent cx="5733863" cy="3783965"/>
+            <wp:effectExtent l="0" t="0" r="635" b="0"/>
+            <wp:docPr id="1755839612" name="Image 4"/>
+            <wp:cNvGraphicFramePr>
+              <a:graphicFrameLocks xmlns:a="http://schemas.openxmlformats.org/drawingml/2006/main" noChangeAspect="1"/>
+            </wp:cNvGraphicFramePr>
+            <a:graphic xmlns:a="http://schemas.openxmlformats.org/drawingml/2006/main">
+              <a:graphicData uri="http://schemas.openxmlformats.org/drawingml/2006/picture">
+                <pic:pic xmlns:pic="http://schemas.openxmlformats.org/drawingml/2006/picture">
+                  <pic:nvPicPr>
+                    <pic:cNvPr id="0" name="Picture 13"/>
+                    <pic:cNvPicPr>
+                      <a:picLocks noChangeAspect="1" noChangeArrowheads="1"/>
+                    </pic:cNvPicPr>
+                  </pic:nvPicPr>
+                  <pic:blipFill rotWithShape="1">
+                    <a:blip r:embed="rId16" cstate="print">
+                      <a:extLst>
+                        <a:ext uri="{28A0092B-C50C-407E-A947-70E740481C1C}">
+                          <a14:useLocalDpi xmlns:a14="http://schemas.microsoft.com/office/drawing/2010/main" val="0"/>
+                        </a:ext>
+                      </a:extLst>
+                    </a:blip>
+                    <a:srcRect t="8940"/>
+                    <a:stretch/>
+                  </pic:blipFill>
+                  <pic:spPr bwMode="auto">
+                    <a:xfrm>
+                      <a:off x="0" y="0"/>
+                      <a:ext cx="5745008" cy="3791320"/>
+                    </a:xfrm>
+                    <a:prstGeom prst="rect">
+                      <a:avLst/>
+                    </a:prstGeom>
+                    <a:noFill/>
+                    <a:ln>
+                      <a:noFill/>
+                    </a:ln>
+                    <a:extLst>
+                      <a:ext uri="{53640926-AAD7-44D8-BBD7-CCE9431645EC}">
+                        <a14:shadowObscured xmlns:a14="http://schemas.microsoft.com/office/drawing/2010/main"/>
+                      </a:ext>
+                    </a:extLst>
+                  </pic:spPr>
+                </pic:pic>
+              </a:graphicData>
+            </a:graphic>
+          </wp:inline>
+        </w:drawing>
+      </w:r>
+    </w:p>
+    <w:p/>
+    <w:p>
+      <w:r>
+        <w:rPr>
+          <w:noProof/>
+        </w:rPr>
+        <w:drawing>
+          <wp:inline distT="0" distB="0" distL="0" distR="0" wp14:anchorId="5F162E40" wp14:editId="6E3A20D3">
+            <wp:extent cx="5656580" cy="2633966"/>
+            <wp:effectExtent l="0" t="0" r="1270" b="0"/>
+            <wp:docPr id="563317357" name="Image 12"/>
+            <wp:cNvGraphicFramePr>
+              <a:graphicFrameLocks xmlns:a="http://schemas.openxmlformats.org/drawingml/2006/main" noChangeAspect="1"/>
+            </wp:cNvGraphicFramePr>
+            <a:graphic xmlns:a="http://schemas.openxmlformats.org/drawingml/2006/main">
+              <a:graphicData uri="http://schemas.openxmlformats.org/drawingml/2006/picture">
+                <pic:pic xmlns:pic="http://schemas.openxmlformats.org/drawingml/2006/picture">
+                  <pic:nvPicPr>
+                    <pic:cNvPr id="0" name="Picture 38"/>
+                    <pic:cNvPicPr>
+                      <a:picLocks noChangeAspect="1" noChangeArrowheads="1"/>
+                    </pic:cNvPicPr>
+                  </pic:nvPicPr>
+                  <pic:blipFill rotWithShape="1">
+                    <a:blip r:embed="rId17" cstate="print">
+                      <a:extLst>
+                        <a:ext uri="{28A0092B-C50C-407E-A947-70E740481C1C}">
+                          <a14:useLocalDpi xmlns:a14="http://schemas.microsoft.com/office/drawing/2010/main" val="0"/>
+                        </a:ext>
+                      </a:extLst>
+                    </a:blip>
+                    <a:srcRect t="8895"/>
+                    <a:stretch/>
+                  </pic:blipFill>
+                  <pic:spPr bwMode="auto">
+                    <a:xfrm>
+                      <a:off x="0" y="0"/>
+                      <a:ext cx="5698530" cy="2653500"/>
+                    </a:xfrm>
+                    <a:prstGeom prst="rect">
+                      <a:avLst/>
+                    </a:prstGeom>
+                    <a:noFill/>
+                    <a:ln>
+                      <a:noFill/>
+                    </a:ln>
+                    <a:extLst>
+                      <a:ext uri="{53640926-AAD7-44D8-BBD7-CCE9431645EC}">
+                        <a14:shadowObscured xmlns:a14="http://schemas.microsoft.com/office/drawing/2010/main"/>
+                      </a:ext>
+                    </a:extLst>
+                  </pic:spPr>
+                </pic:pic>
+              </a:graphicData>
+            </a:graphic>
+          </wp:inline>
+        </w:drawing>
+      </w:r>
+    </w:p>
+    <w:p>
+      <w:r>
+        <w:t xml:space="preserve">Pour commencer, l'utilisateur devra s'inscrire afin de vérifier son compte. Une fois son compte enregistré, il pourra se connecter et accéder à l'application. </w:t>
+      </w:r>
+    </w:p>
+    <w:p>
+      <w:r>
+        <w:lastRenderedPageBreak/>
+        <w:t xml:space="preserve">Après la connexion, la barre de navigation de l'application s'affiche, avec la page « Ma collection » en premier. D'autres pages sont disponibles : la liste des favoris, la page de la communauté, si les droits d'utilisation des données ont été acceptés, et le profil avec les paramètres de l'utilisateur. Depuis la collection et la liste de souhaits, il sera possible de sélectionner un jeu pour afficher ses détails. </w:t>
+      </w:r>
+    </w:p>
+    <w:p>
+      <w:r>
+        <w:t xml:space="preserve">Pour le système d'ajout de jeu, après discussion avec le chef d'équipe, nous avons vu que le premier schéma, qui consiste à accéder à « ma collection » pour effectuer une recherche de jeu dans l'API, impliquerait la création d'une sous-page. Cependant, pour éviter la création de sous-pages, nous avons vu qu'il serait plus commode et satisfaisant pour le client de créer une page à part destinée à la liste complète des jeux de l'API, car il pourrait ainsi </w:t>
+      </w:r>
+      <w:proofErr w:type="gramStart"/>
+      <w:r>
+        <w:t>voir</w:t>
+      </w:r>
+      <w:proofErr w:type="gramEnd"/>
+      <w:r>
+        <w:t xml:space="preserve"> directement les nouveaux jeux ou explorer la bibliothèque des jeux disponibles.</w:t>
+      </w:r>
+    </w:p>
+    <w:p>
+      <w:pPr>
+        <w:pStyle w:val="Titre3"/>
+        <w:numPr>
+          <w:ilvl w:val="3"/>
+          <w:numId w:val="64"/>
+        </w:numPr>
+      </w:pPr>
+      <w:r>
+        <w:t>Inscription et authentification</w:t>
+      </w:r>
+    </w:p>
+    <w:p/>
+    <w:p>
+      <w:r>
+        <w:rPr>
+          <w:noProof/>
+        </w:rPr>
+        <w:drawing>
+          <wp:inline distT="0" distB="0" distL="0" distR="0" wp14:anchorId="4589AFBF" wp14:editId="73F94141">
+            <wp:extent cx="5732780" cy="4158537"/>
+            <wp:effectExtent l="0" t="0" r="0" b="0"/>
+            <wp:docPr id="764313241" name="Image 16"/>
+            <wp:cNvGraphicFramePr>
+              <a:graphicFrameLocks xmlns:a="http://schemas.openxmlformats.org/drawingml/2006/main" noChangeAspect="1"/>
+            </wp:cNvGraphicFramePr>
+            <a:graphic xmlns:a="http://schemas.openxmlformats.org/drawingml/2006/main">
+              <a:graphicData uri="http://schemas.openxmlformats.org/drawingml/2006/picture">
+                <pic:pic xmlns:pic="http://schemas.openxmlformats.org/drawingml/2006/picture">
+                  <pic:nvPicPr>
+                    <pic:cNvPr id="0" name="Picture 52"/>
+                    <pic:cNvPicPr>
+                      <a:picLocks noChangeAspect="1" noChangeArrowheads="1"/>
+                    </pic:cNvPicPr>
+                  </pic:nvPicPr>
+                  <pic:blipFill rotWithShape="1">
+                    <a:blip r:embed="rId18" cstate="print">
+                      <a:extLst>
+                        <a:ext uri="{28A0092B-C50C-407E-A947-70E740481C1C}">
+                          <a14:useLocalDpi xmlns:a14="http://schemas.microsoft.com/office/drawing/2010/main" val="0"/>
+                        </a:ext>
+                      </a:extLst>
+                    </a:blip>
+                    <a:srcRect t="5621"/>
+                    <a:stretch/>
+                  </pic:blipFill>
+                  <pic:spPr bwMode="auto">
+                    <a:xfrm>
+                      <a:off x="0" y="0"/>
+                      <a:ext cx="5754424" cy="4174237"/>
+                    </a:xfrm>
+                    <a:prstGeom prst="rect">
+                      <a:avLst/>
+                    </a:prstGeom>
+                    <a:noFill/>
+                    <a:ln>
+                      <a:noFill/>
+                    </a:ln>
+                    <a:extLst>
+                      <a:ext uri="{53640926-AAD7-44D8-BBD7-CCE9431645EC}">
+                        <a14:shadowObscured xmlns:a14="http://schemas.microsoft.com/office/drawing/2010/main"/>
+                      </a:ext>
+                    </a:extLst>
+                  </pic:spPr>
+                </pic:pic>
+              </a:graphicData>
+            </a:graphic>
+          </wp:inline>
+        </w:drawing>
+      </w:r>
+    </w:p>
+    <w:p>
+      <w:pPr>
+        <w:pStyle w:val="Titre3"/>
+        <w:numPr>
+          <w:ilvl w:val="3"/>
+          <w:numId w:val="64"/>
+        </w:numPr>
+      </w:pPr>
+      <w:r>
+        <w:lastRenderedPageBreak/>
+        <w:t>Ma collection</w:t>
+      </w:r>
+    </w:p>
+    <w:p>
+      <w:pPr>
+        <w:spacing w:after="0" w:line="240" w:lineRule="auto"/>
+        <w:rPr>
+          <w:rFonts w:ascii="Times New Roman" w:eastAsia="Times New Roman" w:hAnsi="Times New Roman" w:cs="Times New Roman"/>
+          <w:sz w:val="24"/>
+          <w:szCs w:val="24"/>
+          <w:lang w:eastAsia="fr-CH"/>
+        </w:rPr>
+      </w:pPr>
+      <w:r>
+        <w:rPr>
+          <w:noProof/>
+          <w:lang w:eastAsia="fr-CH"/>
+        </w:rPr>
+        <w:drawing>
+          <wp:inline distT="0" distB="0" distL="0" distR="0" wp14:anchorId="2EE4DF6F" wp14:editId="6CBDD94E">
+            <wp:extent cx="5751830" cy="7039286"/>
+            <wp:effectExtent l="0" t="0" r="1270" b="9525"/>
+            <wp:docPr id="1872915470" name="Image 3"/>
+            <wp:cNvGraphicFramePr>
+              <a:graphicFrameLocks xmlns:a="http://schemas.openxmlformats.org/drawingml/2006/main" noChangeAspect="1"/>
+            </wp:cNvGraphicFramePr>
+            <a:graphic xmlns:a="http://schemas.openxmlformats.org/drawingml/2006/main">
+              <a:graphicData uri="http://schemas.openxmlformats.org/drawingml/2006/picture">
+                <pic:pic xmlns:pic="http://schemas.openxmlformats.org/drawingml/2006/picture">
+                  <pic:nvPicPr>
+                    <pic:cNvPr id="0" name="Picture 8"/>
                     <pic:cNvPicPr>
                       <a:picLocks noChangeAspect="1" noChangeArrowheads="1"/>
                     </pic:cNvPicPr>
                   </pic:nvPicPr>
                   <pic:blipFill>
-                    <a:blip r:embed="rId15">
+                    <a:blip r:embed="rId19" cstate="print">
                       <a:extLst>
                         <a:ext uri="{28A0092B-C50C-407E-A947-70E740481C1C}">
                           <a14:useLocalDpi xmlns:a14="http://schemas.microsoft.com/office/drawing/2010/main" val="0"/>
@@ -7007,7 +8847,7 @@
                   <pic:spPr bwMode="auto">
                     <a:xfrm>
                       <a:off x="0" y="0"/>
-                      <a:ext cx="5760720" cy="3396501"/>
+                      <a:ext cx="5777680" cy="7070922"/>
                     </a:xfrm>
                     <a:prstGeom prst="rect">
                       <a:avLst/>
@@ -7026,17 +8866,2064 @@
     </w:p>
     <w:p>
       <w:pPr>
-        <w:pStyle w:val="Titre2"/>
-      </w:pPr>
+        <w:spacing w:after="0" w:line="240" w:lineRule="auto"/>
+        <w:rPr>
+          <w:rFonts w:ascii="Times New Roman" w:eastAsia="Times New Roman" w:hAnsi="Times New Roman" w:cs="Times New Roman"/>
+          <w:sz w:val="24"/>
+          <w:szCs w:val="24"/>
+          <w:lang w:eastAsia="fr-CH"/>
+        </w:rPr>
+      </w:pPr>
+    </w:p>
+    <w:p/>
+    <w:p>
+      <w:pPr>
+        <w:pStyle w:val="Titre3"/>
+        <w:numPr>
+          <w:ilvl w:val="3"/>
+          <w:numId w:val="64"/>
+        </w:numPr>
+      </w:pPr>
+      <w:r>
+        <w:t xml:space="preserve">Page </w:t>
+      </w:r>
+      <w:proofErr w:type="spellStart"/>
+      <w:r>
+        <w:t>Wishlist</w:t>
+      </w:r>
+      <w:proofErr w:type="spellEnd"/>
+    </w:p>
+    <w:p/>
+    <w:p>
+      <w:r>
+        <w:rPr>
+          <w:noProof/>
+        </w:rPr>
+        <w:lastRenderedPageBreak/>
+        <w:drawing>
+          <wp:inline distT="0" distB="0" distL="0" distR="0" wp14:anchorId="44053253" wp14:editId="1C2ECB33">
+            <wp:extent cx="1266706" cy="2962275"/>
+            <wp:effectExtent l="0" t="0" r="0" b="0"/>
+            <wp:docPr id="1889204308" name="Image 10" descr="PlantUML Diagram"/>
+            <wp:cNvGraphicFramePr>
+              <a:graphicFrameLocks xmlns:a="http://schemas.openxmlformats.org/drawingml/2006/main" noChangeAspect="1"/>
+            </wp:cNvGraphicFramePr>
+            <a:graphic xmlns:a="http://schemas.openxmlformats.org/drawingml/2006/main">
+              <a:graphicData uri="http://schemas.openxmlformats.org/drawingml/2006/picture">
+                <pic:pic xmlns:pic="http://schemas.openxmlformats.org/drawingml/2006/picture">
+                  <pic:nvPicPr>
+                    <pic:cNvPr id="0" name="Picture 19" descr="PlantUML Diagram"/>
+                    <pic:cNvPicPr>
+                      <a:picLocks noChangeAspect="1" noChangeArrowheads="1"/>
+                    </pic:cNvPicPr>
+                  </pic:nvPicPr>
+                  <pic:blipFill rotWithShape="1">
+                    <a:blip r:embed="rId20">
+                      <a:extLst>
+                        <a:ext uri="{28A0092B-C50C-407E-A947-70E740481C1C}">
+                          <a14:useLocalDpi xmlns:a14="http://schemas.microsoft.com/office/drawing/2010/main" val="0"/>
+                        </a:ext>
+                      </a:extLst>
+                    </a:blip>
+                    <a:srcRect t="5183"/>
+                    <a:stretch/>
+                  </pic:blipFill>
+                  <pic:spPr bwMode="auto">
+                    <a:xfrm>
+                      <a:off x="0" y="0"/>
+                      <a:ext cx="1284603" cy="3004127"/>
+                    </a:xfrm>
+                    <a:prstGeom prst="rect">
+                      <a:avLst/>
+                    </a:prstGeom>
+                    <a:noFill/>
+                    <a:ln>
+                      <a:noFill/>
+                    </a:ln>
+                    <a:extLst>
+                      <a:ext uri="{53640926-AAD7-44D8-BBD7-CCE9431645EC}">
+                        <a14:shadowObscured xmlns:a14="http://schemas.microsoft.com/office/drawing/2010/main"/>
+                      </a:ext>
+                    </a:extLst>
+                  </pic:spPr>
+                </pic:pic>
+              </a:graphicData>
+            </a:graphic>
+          </wp:inline>
+        </w:drawing>
+      </w:r>
+    </w:p>
+    <w:p>
+      <w:pPr>
+        <w:pStyle w:val="Titre3"/>
+        <w:numPr>
+          <w:ilvl w:val="3"/>
+          <w:numId w:val="64"/>
+        </w:numPr>
+      </w:pPr>
+      <w:r>
+        <w:t>Page Communauté</w:t>
+      </w:r>
+    </w:p>
+    <w:p>
+      <w:pPr>
+        <w:pStyle w:val="Titre3"/>
+      </w:pPr>
+    </w:p>
+    <w:p>
       <w:r>
         <w:rPr>
           <w:noProof/>
         </w:rPr>
         <w:drawing>
-          <wp:inline distT="0" distB="0" distL="0" distR="0" wp14:anchorId="0F4B0267" wp14:editId="375844B2">
+          <wp:inline distT="0" distB="0" distL="0" distR="0" wp14:anchorId="3EEF0636" wp14:editId="7E3A9AF7">
+            <wp:extent cx="5760720" cy="2457450"/>
+            <wp:effectExtent l="0" t="0" r="0" b="0"/>
+            <wp:docPr id="1551938939" name="Image 7" descr="PlantUML Diagram"/>
+            <wp:cNvGraphicFramePr>
+              <a:graphicFrameLocks xmlns:a="http://schemas.openxmlformats.org/drawingml/2006/main" noChangeAspect="1"/>
+            </wp:cNvGraphicFramePr>
+            <a:graphic xmlns:a="http://schemas.openxmlformats.org/drawingml/2006/main">
+              <a:graphicData uri="http://schemas.openxmlformats.org/drawingml/2006/picture">
+                <pic:pic xmlns:pic="http://schemas.openxmlformats.org/drawingml/2006/picture">
+                  <pic:nvPicPr>
+                    <pic:cNvPr id="0" name="Picture 13" descr="PlantUML Diagram"/>
+                    <pic:cNvPicPr>
+                      <a:picLocks noChangeAspect="1" noChangeArrowheads="1"/>
+                    </pic:cNvPicPr>
+                  </pic:nvPicPr>
+                  <pic:blipFill rotWithShape="1">
+                    <a:blip r:embed="rId21">
+                      <a:extLst>
+                        <a:ext uri="{28A0092B-C50C-407E-A947-70E740481C1C}">
+                          <a14:useLocalDpi xmlns:a14="http://schemas.microsoft.com/office/drawing/2010/main" val="0"/>
+                        </a:ext>
+                      </a:extLst>
+                    </a:blip>
+                    <a:srcRect t="7858"/>
+                    <a:stretch/>
+                  </pic:blipFill>
+                  <pic:spPr bwMode="auto">
+                    <a:xfrm>
+                      <a:off x="0" y="0"/>
+                      <a:ext cx="5760720" cy="2457450"/>
+                    </a:xfrm>
+                    <a:prstGeom prst="rect">
+                      <a:avLst/>
+                    </a:prstGeom>
+                    <a:noFill/>
+                    <a:ln>
+                      <a:noFill/>
+                    </a:ln>
+                    <a:extLst>
+                      <a:ext uri="{53640926-AAD7-44D8-BBD7-CCE9431645EC}">
+                        <a14:shadowObscured xmlns:a14="http://schemas.microsoft.com/office/drawing/2010/main"/>
+                      </a:ext>
+                    </a:extLst>
+                  </pic:spPr>
+                </pic:pic>
+              </a:graphicData>
+            </a:graphic>
+          </wp:inline>
+        </w:drawing>
+      </w:r>
+    </w:p>
+    <w:p>
+      <w:pPr>
+        <w:pStyle w:val="Titre3"/>
+        <w:numPr>
+          <w:ilvl w:val="3"/>
+          <w:numId w:val="64"/>
+        </w:numPr>
+      </w:pPr>
+      <w:r>
+        <w:lastRenderedPageBreak/>
+        <w:t>Page Profil</w:t>
+      </w:r>
+    </w:p>
+    <w:p>
+      <w:r>
+        <w:rPr>
+          <w:noProof/>
+        </w:rPr>
+        <w:drawing>
+          <wp:inline distT="0" distB="0" distL="0" distR="0" wp14:anchorId="143752D6" wp14:editId="4B021156">
+            <wp:extent cx="5760720" cy="2863215"/>
+            <wp:effectExtent l="0" t="0" r="0" b="0"/>
+            <wp:docPr id="1391592655" name="Image 9" descr="PlantUML Diagram"/>
+            <wp:cNvGraphicFramePr>
+              <a:graphicFrameLocks xmlns:a="http://schemas.openxmlformats.org/drawingml/2006/main" noChangeAspect="1"/>
+            </wp:cNvGraphicFramePr>
+            <a:graphic xmlns:a="http://schemas.openxmlformats.org/drawingml/2006/main">
+              <a:graphicData uri="http://schemas.openxmlformats.org/drawingml/2006/picture">
+                <pic:pic xmlns:pic="http://schemas.openxmlformats.org/drawingml/2006/picture">
+                  <pic:nvPicPr>
+                    <pic:cNvPr id="0" name="Picture 17" descr="PlantUML Diagram"/>
+                    <pic:cNvPicPr>
+                      <a:picLocks noChangeAspect="1" noChangeArrowheads="1"/>
+                    </pic:cNvPicPr>
+                  </pic:nvPicPr>
+                  <pic:blipFill>
+                    <a:blip r:embed="rId22">
+                      <a:extLst>
+                        <a:ext uri="{28A0092B-C50C-407E-A947-70E740481C1C}">
+                          <a14:useLocalDpi xmlns:a14="http://schemas.microsoft.com/office/drawing/2010/main" val="0"/>
+                        </a:ext>
+                      </a:extLst>
+                    </a:blip>
+                    <a:srcRect/>
+                    <a:stretch>
+                      <a:fillRect/>
+                    </a:stretch>
+                  </pic:blipFill>
+                  <pic:spPr bwMode="auto">
+                    <a:xfrm>
+                      <a:off x="0" y="0"/>
+                      <a:ext cx="5760720" cy="2863215"/>
+                    </a:xfrm>
+                    <a:prstGeom prst="rect">
+                      <a:avLst/>
+                    </a:prstGeom>
+                    <a:noFill/>
+                    <a:ln>
+                      <a:noFill/>
+                    </a:ln>
+                  </pic:spPr>
+                </pic:pic>
+              </a:graphicData>
+            </a:graphic>
+          </wp:inline>
+        </w:drawing>
+      </w:r>
+    </w:p>
+    <w:p/>
+    <w:p/>
+    <w:p>
+      <w:pPr>
+        <w:pStyle w:val="Titre3"/>
+        <w:numPr>
+          <w:ilvl w:val="2"/>
+          <w:numId w:val="64"/>
+        </w:numPr>
+      </w:pPr>
+      <w:r>
+        <w:t>Modèle conceptuel de données</w:t>
+      </w:r>
+    </w:p>
+    <w:p>
+      <w:pPr>
+        <w:pStyle w:val="Titre2"/>
+      </w:pPr>
+      <w:r>
+        <w:rPr>
+          <w:noProof/>
+        </w:rPr>
+        <w:drawing>
+          <wp:inline distT="0" distB="0" distL="0" distR="0" wp14:anchorId="6AD80B84" wp14:editId="6350D9BB">
+            <wp:extent cx="5760720" cy="4189095"/>
+            <wp:effectExtent l="0" t="0" r="0" b="1905"/>
+            <wp:docPr id="2055003504" name="Image 1"/>
+            <wp:cNvGraphicFramePr>
+              <a:graphicFrameLocks xmlns:a="http://schemas.openxmlformats.org/drawingml/2006/main" noChangeAspect="1"/>
+            </wp:cNvGraphicFramePr>
+            <a:graphic xmlns:a="http://schemas.openxmlformats.org/drawingml/2006/main">
+              <a:graphicData uri="http://schemas.openxmlformats.org/drawingml/2006/picture">
+                <pic:pic xmlns:pic="http://schemas.openxmlformats.org/drawingml/2006/picture">
+                  <pic:nvPicPr>
+                    <pic:cNvPr id="2055003504" name=""/>
+                    <pic:cNvPicPr/>
+                  </pic:nvPicPr>
+                  <pic:blipFill>
+                    <a:blip r:embed="rId23"/>
+                    <a:stretch>
+                      <a:fillRect/>
+                    </a:stretch>
+                  </pic:blipFill>
+                  <pic:spPr>
+                    <a:xfrm>
+                      <a:off x="0" y="0"/>
+                      <a:ext cx="5760720" cy="4189095"/>
+                    </a:xfrm>
+                    <a:prstGeom prst="rect">
+                      <a:avLst/>
+                    </a:prstGeom>
+                  </pic:spPr>
+                </pic:pic>
+              </a:graphicData>
+            </a:graphic>
+          </wp:inline>
+        </w:drawing>
+      </w:r>
+    </w:p>
+    <w:p/>
+    <w:p/>
+    <w:p>
+      <w:r>
+        <w:rPr>
+          <w:noProof/>
+        </w:rPr>
+        <w:lastRenderedPageBreak/>
+        <w:drawing>
+          <wp:inline distT="0" distB="0" distL="0" distR="0" wp14:anchorId="6645BFEA" wp14:editId="3D0AF9E6">
+            <wp:extent cx="5760720" cy="4196715"/>
+            <wp:effectExtent l="0" t="0" r="0" b="0"/>
+            <wp:docPr id="739652594" name="Image 1"/>
+            <wp:cNvGraphicFramePr>
+              <a:graphicFrameLocks xmlns:a="http://schemas.openxmlformats.org/drawingml/2006/main" noChangeAspect="1"/>
+            </wp:cNvGraphicFramePr>
+            <a:graphic xmlns:a="http://schemas.openxmlformats.org/drawingml/2006/main">
+              <a:graphicData uri="http://schemas.openxmlformats.org/drawingml/2006/picture">
+                <pic:pic xmlns:pic="http://schemas.openxmlformats.org/drawingml/2006/picture">
+                  <pic:nvPicPr>
+                    <pic:cNvPr id="739652594" name=""/>
+                    <pic:cNvPicPr/>
+                  </pic:nvPicPr>
+                  <pic:blipFill>
+                    <a:blip r:embed="rId24"/>
+                    <a:stretch>
+                      <a:fillRect/>
+                    </a:stretch>
+                  </pic:blipFill>
+                  <pic:spPr>
+                    <a:xfrm>
+                      <a:off x="0" y="0"/>
+                      <a:ext cx="5760720" cy="4196715"/>
+                    </a:xfrm>
+                    <a:prstGeom prst="rect">
+                      <a:avLst/>
+                    </a:prstGeom>
+                  </pic:spPr>
+                </pic:pic>
+              </a:graphicData>
+            </a:graphic>
+          </wp:inline>
+        </w:drawing>
+      </w:r>
+    </w:p>
+    <w:p>
+      <w:pPr>
+        <w:pStyle w:val="Titre3"/>
+        <w:numPr>
+          <w:ilvl w:val="2"/>
+          <w:numId w:val="64"/>
+        </w:numPr>
+      </w:pPr>
+      <w:r>
+        <w:lastRenderedPageBreak/>
+        <w:t>Cas d'utilisation</w:t>
+      </w:r>
+      <w:r>
+        <w:t xml:space="preserve"> </w:t>
+      </w:r>
+    </w:p>
+    <w:p>
+      <w:pPr>
+        <w:pStyle w:val="Titre3"/>
+        <w:numPr>
+          <w:ilvl w:val="2"/>
+          <w:numId w:val="64"/>
+        </w:numPr>
+      </w:pPr>
+      <w:r>
+        <w:t>C</w:t>
+      </w:r>
+      <w:r>
+        <w:t>lasses</w:t>
+      </w:r>
+      <w:r>
+        <w:t xml:space="preserve"> </w:t>
+      </w:r>
+    </w:p>
+    <w:p>
+      <w:pPr>
+        <w:pStyle w:val="Titre3"/>
+        <w:numPr>
+          <w:ilvl w:val="2"/>
+          <w:numId w:val="64"/>
+        </w:numPr>
+      </w:pPr>
+      <w:r>
+        <w:t xml:space="preserve">Docker </w:t>
+      </w:r>
+    </w:p>
+    <w:p>
+      <w:pPr>
+        <w:pStyle w:val="Titre2"/>
+      </w:pPr>
+      <w:r>
+        <w:rPr>
+          <w:noProof/>
+        </w:rPr>
+        <w:drawing>
+          <wp:inline distT="0" distB="0" distL="0" distR="0" wp14:anchorId="417357DB" wp14:editId="00FE4DF8">
+            <wp:extent cx="5739930" cy="3171825"/>
+            <wp:effectExtent l="0" t="0" r="0" b="0"/>
+            <wp:docPr id="1909785784" name="Image 7"/>
+            <wp:cNvGraphicFramePr>
+              <a:graphicFrameLocks xmlns:a="http://schemas.openxmlformats.org/drawingml/2006/main" noChangeAspect="1"/>
+            </wp:cNvGraphicFramePr>
+            <a:graphic xmlns:a="http://schemas.openxmlformats.org/drawingml/2006/main">
+              <a:graphicData uri="http://schemas.openxmlformats.org/drawingml/2006/picture">
+                <pic:pic xmlns:pic="http://schemas.openxmlformats.org/drawingml/2006/picture">
+                  <pic:nvPicPr>
+                    <pic:cNvPr id="0" name="Picture 22"/>
+                    <pic:cNvPicPr>
+                      <a:picLocks noChangeAspect="1" noChangeArrowheads="1"/>
+                    </pic:cNvPicPr>
+                  </pic:nvPicPr>
+                  <pic:blipFill rotWithShape="1">
+                    <a:blip r:embed="rId25" cstate="print">
+                      <a:extLst>
+                        <a:ext uri="{28A0092B-C50C-407E-A947-70E740481C1C}">
+                          <a14:useLocalDpi xmlns:a14="http://schemas.microsoft.com/office/drawing/2010/main" val="0"/>
+                        </a:ext>
+                      </a:extLst>
+                    </a:blip>
+                    <a:srcRect l="4887" r="5018"/>
+                    <a:stretch/>
+                  </pic:blipFill>
+                  <pic:spPr bwMode="auto">
+                    <a:xfrm>
+                      <a:off x="0" y="0"/>
+                      <a:ext cx="5775536" cy="3191501"/>
+                    </a:xfrm>
+                    <a:prstGeom prst="rect">
+                      <a:avLst/>
+                    </a:prstGeom>
+                    <a:noFill/>
+                    <a:ln>
+                      <a:noFill/>
+                    </a:ln>
+                    <a:extLst>
+                      <a:ext uri="{53640926-AAD7-44D8-BBD7-CCE9431645EC}">
+                        <a14:shadowObscured xmlns:a14="http://schemas.microsoft.com/office/drawing/2010/main"/>
+                      </a:ext>
+                    </a:extLst>
+                  </pic:spPr>
+                </pic:pic>
+              </a:graphicData>
+            </a:graphic>
+          </wp:inline>
+        </w:drawing>
+      </w:r>
+    </w:p>
+    <w:p>
+      <w:pPr>
+        <w:pStyle w:val="Titre2"/>
+        <w:jc w:val="center"/>
+      </w:pPr>
+      <w:r>
+        <w:rPr>
+          <w:noProof/>
+          <w:lang w:eastAsia="fr-CH"/>
+        </w:rPr>
+        <w:drawing>
+          <wp:inline distT="0" distB="0" distL="0" distR="0" wp14:anchorId="2620A1AA" wp14:editId="4CE6C5A8">
+            <wp:extent cx="4321948" cy="2242868"/>
+            <wp:effectExtent l="0" t="0" r="2540" b="5080"/>
+            <wp:docPr id="1897647643" name="Image 11"/>
+            <wp:cNvGraphicFramePr>
+              <a:graphicFrameLocks xmlns:a="http://schemas.openxmlformats.org/drawingml/2006/main" noChangeAspect="1"/>
+            </wp:cNvGraphicFramePr>
+            <a:graphic xmlns:a="http://schemas.openxmlformats.org/drawingml/2006/main">
+              <a:graphicData uri="http://schemas.openxmlformats.org/drawingml/2006/picture">
+                <pic:pic xmlns:pic="http://schemas.openxmlformats.org/drawingml/2006/picture">
+                  <pic:nvPicPr>
+                    <pic:cNvPr id="0" name="Picture 21"/>
+                    <pic:cNvPicPr>
+                      <a:picLocks noChangeAspect="1" noChangeArrowheads="1"/>
+                    </pic:cNvPicPr>
+                  </pic:nvPicPr>
+                  <pic:blipFill>
+                    <a:blip r:embed="rId26">
+                      <a:extLst>
+                        <a:ext uri="{28A0092B-C50C-407E-A947-70E740481C1C}">
+                          <a14:useLocalDpi xmlns:a14="http://schemas.microsoft.com/office/drawing/2010/main" val="0"/>
+                        </a:ext>
+                      </a:extLst>
+                    </a:blip>
+                    <a:srcRect/>
+                    <a:stretch>
+                      <a:fillRect/>
+                    </a:stretch>
+                  </pic:blipFill>
+                  <pic:spPr bwMode="auto">
+                    <a:xfrm>
+                      <a:off x="0" y="0"/>
+                      <a:ext cx="4331826" cy="2247994"/>
+                    </a:xfrm>
+                    <a:prstGeom prst="rect">
+                      <a:avLst/>
+                    </a:prstGeom>
+                    <a:noFill/>
+                    <a:ln>
+                      <a:noFill/>
+                    </a:ln>
+                  </pic:spPr>
+                </pic:pic>
+              </a:graphicData>
+            </a:graphic>
+          </wp:inline>
+        </w:drawing>
+      </w:r>
+    </w:p>
+    <w:p>
+      <w:pPr>
+        <w:pStyle w:val="Titre3"/>
+        <w:numPr>
+          <w:ilvl w:val="2"/>
+          <w:numId w:val="64"/>
+        </w:numPr>
+      </w:pPr>
+      <w:r>
+        <w:t>Maquettes</w:t>
+      </w:r>
+      <w:r>
+        <w:t xml:space="preserve"> </w:t>
+      </w:r>
+    </w:p>
+    <w:p>
+      <w:pPr>
+        <w:pStyle w:val="Paragraphedeliste"/>
+        <w:numPr>
+          <w:ilvl w:val="0"/>
+          <w:numId w:val="65"/>
+        </w:numPr>
+      </w:pPr>
+      <w:r>
+        <w:t>Logo </w:t>
+      </w:r>
+    </w:p>
+    <w:p>
+      <w:pPr>
+        <w:ind w:left="360"/>
+        <w:rPr>
+          <w:lang w:val="en-US"/>
+        </w:rPr>
+      </w:pPr>
+      <w:r>
+        <w:rPr>
+          <w:noProof/>
+          <w:lang w:val="en-US"/>
+        </w:rPr>
+        <w:drawing>
+          <wp:inline distT="0" distB="0" distL="0" distR="0" wp14:anchorId="6178354B" wp14:editId="338340ED">
+            <wp:extent cx="2440305" cy="1860513"/>
+            <wp:effectExtent l="0" t="0" r="0" b="6985"/>
+            <wp:docPr id="597044981" name="Image 2"/>
+            <wp:cNvGraphicFramePr>
+              <a:graphicFrameLocks xmlns:a="http://schemas.openxmlformats.org/drawingml/2006/main" noChangeAspect="1"/>
+            </wp:cNvGraphicFramePr>
+            <a:graphic xmlns:a="http://schemas.openxmlformats.org/drawingml/2006/main">
+              <a:graphicData uri="http://schemas.openxmlformats.org/drawingml/2006/picture">
+                <pic:pic xmlns:pic="http://schemas.openxmlformats.org/drawingml/2006/picture">
+                  <pic:nvPicPr>
+                    <pic:cNvPr id="0" name="Picture 2"/>
+                    <pic:cNvPicPr>
+                      <a:picLocks noChangeAspect="1" noChangeArrowheads="1"/>
+                    </pic:cNvPicPr>
+                  </pic:nvPicPr>
+                  <pic:blipFill rotWithShape="1">
+                    <a:blip r:embed="rId27" cstate="print">
+                      <a:extLst>
+                        <a:ext uri="{28A0092B-C50C-407E-A947-70E740481C1C}">
+                          <a14:useLocalDpi xmlns:a14="http://schemas.microsoft.com/office/drawing/2010/main" val="0"/>
+                        </a:ext>
+                      </a:extLst>
+                    </a:blip>
+                    <a:srcRect l="5372" t="2650" r="5198" b="60343"/>
+                    <a:stretch/>
+                  </pic:blipFill>
+                  <pic:spPr bwMode="auto">
+                    <a:xfrm>
+                      <a:off x="0" y="0"/>
+                      <a:ext cx="2444818" cy="1863954"/>
+                    </a:xfrm>
+                    <a:prstGeom prst="rect">
+                      <a:avLst/>
+                    </a:prstGeom>
+                    <a:noFill/>
+                    <a:ln>
+                      <a:noFill/>
+                    </a:ln>
+                    <a:extLst>
+                      <a:ext uri="{53640926-AAD7-44D8-BBD7-CCE9431645EC}">
+                        <a14:shadowObscured xmlns:a14="http://schemas.microsoft.com/office/drawing/2010/main"/>
+                      </a:ext>
+                    </a:extLst>
+                  </pic:spPr>
+                </pic:pic>
+              </a:graphicData>
+            </a:graphic>
+          </wp:inline>
+        </w:drawing>
+      </w:r>
+      <w:r>
+        <w:rPr>
+          <w:noProof/>
+          <w:lang w:val="en-US"/>
+        </w:rPr>
+        <w:drawing>
+          <wp:inline distT="0" distB="0" distL="0" distR="0" wp14:anchorId="681368DC" wp14:editId="05D9AA93">
+            <wp:extent cx="2423160" cy="1865799"/>
+            <wp:effectExtent l="0" t="0" r="0" b="1270"/>
+            <wp:docPr id="1576689097" name="Image 2"/>
+            <wp:cNvGraphicFramePr>
+              <a:graphicFrameLocks xmlns:a="http://schemas.openxmlformats.org/drawingml/2006/main" noChangeAspect="1"/>
+            </wp:cNvGraphicFramePr>
+            <a:graphic xmlns:a="http://schemas.openxmlformats.org/drawingml/2006/main">
+              <a:graphicData uri="http://schemas.openxmlformats.org/drawingml/2006/picture">
+                <pic:pic xmlns:pic="http://schemas.openxmlformats.org/drawingml/2006/picture">
+                  <pic:nvPicPr>
+                    <pic:cNvPr id="0" name="Picture 2"/>
+                    <pic:cNvPicPr>
+                      <a:picLocks noChangeAspect="1" noChangeArrowheads="1"/>
+                    </pic:cNvPicPr>
+                  </pic:nvPicPr>
+                  <pic:blipFill rotWithShape="1">
+                    <a:blip r:embed="rId27" cstate="print">
+                      <a:extLst>
+                        <a:ext uri="{28A0092B-C50C-407E-A947-70E740481C1C}">
+                          <a14:useLocalDpi xmlns:a14="http://schemas.microsoft.com/office/drawing/2010/main" val="0"/>
+                        </a:ext>
+                      </a:extLst>
+                    </a:blip>
+                    <a:srcRect l="5688" t="60090" r="5537" b="2808"/>
+                    <a:stretch/>
+                  </pic:blipFill>
+                  <pic:spPr bwMode="auto">
+                    <a:xfrm>
+                      <a:off x="0" y="0"/>
+                      <a:ext cx="2426873" cy="1868658"/>
+                    </a:xfrm>
+                    <a:prstGeom prst="rect">
+                      <a:avLst/>
+                    </a:prstGeom>
+                    <a:noFill/>
+                    <a:ln>
+                      <a:noFill/>
+                    </a:ln>
+                    <a:extLst>
+                      <a:ext uri="{53640926-AAD7-44D8-BBD7-CCE9431645EC}">
+                        <a14:shadowObscured xmlns:a14="http://schemas.microsoft.com/office/drawing/2010/main"/>
+                      </a:ext>
+                    </a:extLst>
+                  </pic:spPr>
+                </pic:pic>
+              </a:graphicData>
+            </a:graphic>
+          </wp:inline>
+        </w:drawing>
+      </w:r>
+    </w:p>
+    <w:p>
+      <w:r>
+        <w:lastRenderedPageBreak/>
+        <w:t xml:space="preserve">La conception du logo est partie de plusieurs propositions initiales </w:t>
+      </w:r>
+      <w:r>
+        <w:t>pour</w:t>
+      </w:r>
+      <w:r>
+        <w:t xml:space="preserve"> intégrer la couleur principale de l'application, le bleu, ainsi qu'un élément visuel représentant à la fois les jeux et l'idée de boîte ou de conteneur.</w:t>
+      </w:r>
+    </w:p>
+    <w:p>
+      <w:r>
+        <w:t>Pour sélectionner l'option finale, trois critères principaux ont été évalués : le contexte, la clarté et la fonction. Tout d'abord, la couleur de fond de l'application a été définie, le choix s'étant porté sur une teinte noire/sombre, car elle réduit la consommation d'énergie sur les écrans modernes et s'adapte naturellement au mode sombre des appareils mobiles.</w:t>
+      </w:r>
+    </w:p>
+    <w:p>
+      <w:r>
+        <w:t xml:space="preserve">Ensuite, différents symboles </w:t>
+      </w:r>
+      <w:r>
+        <w:t>à</w:t>
+      </w:r>
+      <w:r>
+        <w:t xml:space="preserve"> représenter la collection de jeux ont été </w:t>
+      </w:r>
+      <w:r>
+        <w:t>étudiée</w:t>
+      </w:r>
+      <w:r>
+        <w:t>.</w:t>
+      </w:r>
+      <w:r>
+        <w:t xml:space="preserve"> D’abord un</w:t>
+      </w:r>
+      <w:r>
+        <w:t xml:space="preserve"> </w:t>
+      </w:r>
+      <w:r>
+        <w:t>coffre,</w:t>
+      </w:r>
+      <w:r>
+        <w:t xml:space="preserve"> mais </w:t>
+      </w:r>
+      <w:r>
+        <w:t>son</w:t>
+      </w:r>
+      <w:r>
+        <w:t xml:space="preserve"> </w:t>
+      </w:r>
+      <w:r>
+        <w:t>image</w:t>
+      </w:r>
+      <w:r>
+        <w:t xml:space="preserve"> visuelle </w:t>
+      </w:r>
+      <w:r>
+        <w:t xml:space="preserve">c’était </w:t>
+      </w:r>
+      <w:r>
+        <w:t xml:space="preserve">complexe. C’est pourquoi </w:t>
+      </w:r>
+      <w:r>
+        <w:t>j’ai</w:t>
+      </w:r>
+      <w:r>
+        <w:t xml:space="preserve"> choisi une icône composée d’une boîte et d’une manette, capable de représenter de manière minimaliste l’ensemble des</w:t>
+      </w:r>
+      <w:r>
+        <w:t xml:space="preserve"> toutes les</w:t>
+      </w:r>
+      <w:r>
+        <w:t xml:space="preserve"> consoles.</w:t>
+      </w:r>
+    </w:p>
+    <w:p>
+      <w:r>
+        <w:t xml:space="preserve">En ce qui concerne la typographie </w:t>
+      </w:r>
+      <w:r>
+        <w:t xml:space="preserve">« Inter » </w:t>
+      </w:r>
+      <w:r>
+        <w:t>du logo, la couleur bleue a été conservée comme élément distinctif, en écartant la séparation entre les mots afin de favoriser une identité plus reconnaissable. L'utilisation des minuscules a également été évitée, car elle créait un déséquilibre visuel. Finalement, le choix s'est porté sur un texte symétrique en majuscules, combinant le blanc et le bleu pour renforcer la lisibilité.</w:t>
+      </w:r>
+    </w:p>
+    <w:p>
+      <w:r>
+        <w:t>La proposition finale, validée et approuvée par le chef de projet, est la suivante :</w:t>
+      </w:r>
+    </w:p>
+    <w:p>
+      <w:r>
+        <w:br/>
+      </w:r>
+      <w:r>
+        <w:rPr>
+          <w:noProof/>
+        </w:rPr>
+        <w:drawing>
+          <wp:inline distT="0" distB="0" distL="0" distR="0" wp14:anchorId="449B6474" wp14:editId="3921885C">
+            <wp:extent cx="5756275" cy="2066925"/>
+            <wp:effectExtent l="0" t="0" r="0" b="9525"/>
+            <wp:docPr id="1241803571" name="Image 3"/>
+            <wp:cNvGraphicFramePr>
+              <a:graphicFrameLocks xmlns:a="http://schemas.openxmlformats.org/drawingml/2006/main" noChangeAspect="1"/>
+            </wp:cNvGraphicFramePr>
+            <a:graphic xmlns:a="http://schemas.openxmlformats.org/drawingml/2006/main">
+              <a:graphicData uri="http://schemas.openxmlformats.org/drawingml/2006/picture">
+                <pic:pic xmlns:pic="http://schemas.openxmlformats.org/drawingml/2006/picture">
+                  <pic:nvPicPr>
+                    <pic:cNvPr id="0" name="Picture 3"/>
+                    <pic:cNvPicPr>
+                      <a:picLocks noChangeAspect="1" noChangeArrowheads="1"/>
+                    </pic:cNvPicPr>
+                  </pic:nvPicPr>
+                  <pic:blipFill>
+                    <a:blip r:embed="rId13">
+                      <a:extLst>
+                        <a:ext uri="{28A0092B-C50C-407E-A947-70E740481C1C}">
+                          <a14:useLocalDpi xmlns:a14="http://schemas.microsoft.com/office/drawing/2010/main" val="0"/>
+                        </a:ext>
+                      </a:extLst>
+                    </a:blip>
+                    <a:srcRect/>
+                    <a:stretch>
+                      <a:fillRect/>
+                    </a:stretch>
+                  </pic:blipFill>
+                  <pic:spPr bwMode="auto">
+                    <a:xfrm>
+                      <a:off x="0" y="0"/>
+                      <a:ext cx="5756275" cy="2066925"/>
+                    </a:xfrm>
+                    <a:prstGeom prst="rect">
+                      <a:avLst/>
+                    </a:prstGeom>
+                    <a:noFill/>
+                    <a:ln>
+                      <a:noFill/>
+                    </a:ln>
+                  </pic:spPr>
+                </pic:pic>
+              </a:graphicData>
+            </a:graphic>
+          </wp:inline>
+        </w:drawing>
+      </w:r>
+      <w:r>
+        <w:t xml:space="preserve"> </w:t>
+      </w:r>
+    </w:p>
+    <w:p>
+      <w:pPr>
+        <w:pStyle w:val="Paragraphedeliste"/>
+        <w:numPr>
+          <w:ilvl w:val="0"/>
+          <w:numId w:val="65"/>
+        </w:numPr>
+      </w:pPr>
+      <w:r>
+        <w:t>Maquettes – Pages :</w:t>
+      </w:r>
+    </w:p>
+    <w:p>
+      <w:r>
+        <w:rPr>
+          <w:noProof/>
+        </w:rPr>
+        <w:lastRenderedPageBreak/>
+        <w:drawing>
+          <wp:inline distT="0" distB="0" distL="0" distR="0" wp14:anchorId="338E7A8C" wp14:editId="0E77B151">
+            <wp:extent cx="1829812" cy="3902149"/>
+            <wp:effectExtent l="0" t="0" r="0" b="3175"/>
+            <wp:docPr id="1576918178" name="Image 4"/>
+            <wp:cNvGraphicFramePr>
+              <a:graphicFrameLocks xmlns:a="http://schemas.openxmlformats.org/drawingml/2006/main" noChangeAspect="1"/>
+            </wp:cNvGraphicFramePr>
+            <a:graphic xmlns:a="http://schemas.openxmlformats.org/drawingml/2006/main">
+              <a:graphicData uri="http://schemas.openxmlformats.org/drawingml/2006/picture">
+                <pic:pic xmlns:pic="http://schemas.openxmlformats.org/drawingml/2006/picture">
+                  <pic:nvPicPr>
+                    <pic:cNvPr id="0" name="Picture 4"/>
+                    <pic:cNvPicPr>
+                      <a:picLocks noChangeAspect="1" noChangeArrowheads="1"/>
+                    </pic:cNvPicPr>
+                  </pic:nvPicPr>
+                  <pic:blipFill>
+                    <a:blip r:embed="rId28" cstate="print">
+                      <a:extLst>
+                        <a:ext uri="{28A0092B-C50C-407E-A947-70E740481C1C}">
+                          <a14:useLocalDpi xmlns:a14="http://schemas.microsoft.com/office/drawing/2010/main" val="0"/>
+                        </a:ext>
+                      </a:extLst>
+                    </a:blip>
+                    <a:srcRect/>
+                    <a:stretch>
+                      <a:fillRect/>
+                    </a:stretch>
+                  </pic:blipFill>
+                  <pic:spPr bwMode="auto">
+                    <a:xfrm>
+                      <a:off x="0" y="0"/>
+                      <a:ext cx="1836482" cy="3916374"/>
+                    </a:xfrm>
+                    <a:prstGeom prst="rect">
+                      <a:avLst/>
+                    </a:prstGeom>
+                    <a:noFill/>
+                    <a:ln>
+                      <a:noFill/>
+                    </a:ln>
+                  </pic:spPr>
+                </pic:pic>
+              </a:graphicData>
+            </a:graphic>
+          </wp:inline>
+        </w:drawing>
+      </w:r>
+      <w:r>
+        <w:t xml:space="preserve"> </w:t>
+      </w:r>
+      <w:r>
+        <w:rPr>
+          <w:noProof/>
+        </w:rPr>
+        <w:drawing>
+          <wp:inline distT="0" distB="0" distL="0" distR="0" wp14:anchorId="24B78339" wp14:editId="40F4E811">
+            <wp:extent cx="1823413" cy="3888503"/>
+            <wp:effectExtent l="0" t="0" r="5715" b="0"/>
+            <wp:docPr id="1256471005" name="Image 5"/>
+            <wp:cNvGraphicFramePr>
+              <a:graphicFrameLocks xmlns:a="http://schemas.openxmlformats.org/drawingml/2006/main" noChangeAspect="1"/>
+            </wp:cNvGraphicFramePr>
+            <a:graphic xmlns:a="http://schemas.openxmlformats.org/drawingml/2006/main">
+              <a:graphicData uri="http://schemas.openxmlformats.org/drawingml/2006/picture">
+                <pic:pic xmlns:pic="http://schemas.openxmlformats.org/drawingml/2006/picture">
+                  <pic:nvPicPr>
+                    <pic:cNvPr id="0" name="Picture 5"/>
+                    <pic:cNvPicPr>
+                      <a:picLocks noChangeAspect="1" noChangeArrowheads="1"/>
+                    </pic:cNvPicPr>
+                  </pic:nvPicPr>
+                  <pic:blipFill>
+                    <a:blip r:embed="rId29" cstate="print">
+                      <a:extLst>
+                        <a:ext uri="{28A0092B-C50C-407E-A947-70E740481C1C}">
+                          <a14:useLocalDpi xmlns:a14="http://schemas.microsoft.com/office/drawing/2010/main" val="0"/>
+                        </a:ext>
+                      </a:extLst>
+                    </a:blip>
+                    <a:srcRect/>
+                    <a:stretch>
+                      <a:fillRect/>
+                    </a:stretch>
+                  </pic:blipFill>
+                  <pic:spPr bwMode="auto">
+                    <a:xfrm>
+                      <a:off x="0" y="0"/>
+                      <a:ext cx="1830328" cy="3903250"/>
+                    </a:xfrm>
+                    <a:prstGeom prst="rect">
+                      <a:avLst/>
+                    </a:prstGeom>
+                    <a:noFill/>
+                    <a:ln>
+                      <a:noFill/>
+                    </a:ln>
+                  </pic:spPr>
+                </pic:pic>
+              </a:graphicData>
+            </a:graphic>
+          </wp:inline>
+        </w:drawing>
+      </w:r>
+      <w:r>
+        <w:rPr>
+          <w:noProof/>
+        </w:rPr>
+        <w:drawing>
+          <wp:inline distT="0" distB="0" distL="0" distR="0" wp14:anchorId="177ED508" wp14:editId="6E68AE55">
+            <wp:extent cx="1818825" cy="3869287"/>
+            <wp:effectExtent l="0" t="0" r="0" b="0"/>
+            <wp:docPr id="1001828017" name="Image 6"/>
+            <wp:cNvGraphicFramePr>
+              <a:graphicFrameLocks xmlns:a="http://schemas.openxmlformats.org/drawingml/2006/main" noChangeAspect="1"/>
+            </wp:cNvGraphicFramePr>
+            <a:graphic xmlns:a="http://schemas.openxmlformats.org/drawingml/2006/main">
+              <a:graphicData uri="http://schemas.openxmlformats.org/drawingml/2006/picture">
+                <pic:pic xmlns:pic="http://schemas.openxmlformats.org/drawingml/2006/picture">
+                  <pic:nvPicPr>
+                    <pic:cNvPr id="0" name="Picture 6"/>
+                    <pic:cNvPicPr>
+                      <a:picLocks noChangeAspect="1" noChangeArrowheads="1"/>
+                    </pic:cNvPicPr>
+                  </pic:nvPicPr>
+                  <pic:blipFill>
+                    <a:blip r:embed="rId30" cstate="print">
+                      <a:extLst>
+                        <a:ext uri="{28A0092B-C50C-407E-A947-70E740481C1C}">
+                          <a14:useLocalDpi xmlns:a14="http://schemas.microsoft.com/office/drawing/2010/main" val="0"/>
+                        </a:ext>
+                      </a:extLst>
+                    </a:blip>
+                    <a:srcRect/>
+                    <a:stretch>
+                      <a:fillRect/>
+                    </a:stretch>
+                  </pic:blipFill>
+                  <pic:spPr bwMode="auto">
+                    <a:xfrm>
+                      <a:off x="0" y="0"/>
+                      <a:ext cx="1824319" cy="3880974"/>
+                    </a:xfrm>
+                    <a:prstGeom prst="rect">
+                      <a:avLst/>
+                    </a:prstGeom>
+                    <a:noFill/>
+                    <a:ln>
+                      <a:noFill/>
+                    </a:ln>
+                  </pic:spPr>
+                </pic:pic>
+              </a:graphicData>
+            </a:graphic>
+          </wp:inline>
+        </w:drawing>
+      </w:r>
+    </w:p>
+    <w:p>
+      <w:pPr>
+        <w:rPr>
+          <w:lang w:val="en-US"/>
+        </w:rPr>
+      </w:pPr>
+      <w:r>
+        <w:rPr>
+          <w:noProof/>
+        </w:rPr>
+        <w:drawing>
+          <wp:inline distT="0" distB="0" distL="0" distR="0" wp14:anchorId="06307589" wp14:editId="45B93D12">
+            <wp:extent cx="1879254" cy="3997842"/>
+            <wp:effectExtent l="0" t="0" r="6985" b="3175"/>
+            <wp:docPr id="1423358778" name="Image 7"/>
+            <wp:cNvGraphicFramePr>
+              <a:graphicFrameLocks xmlns:a="http://schemas.openxmlformats.org/drawingml/2006/main" noChangeAspect="1"/>
+            </wp:cNvGraphicFramePr>
+            <a:graphic xmlns:a="http://schemas.openxmlformats.org/drawingml/2006/main">
+              <a:graphicData uri="http://schemas.openxmlformats.org/drawingml/2006/picture">
+                <pic:pic xmlns:pic="http://schemas.openxmlformats.org/drawingml/2006/picture">
+                  <pic:nvPicPr>
+                    <pic:cNvPr id="0" name="Picture 7"/>
+                    <pic:cNvPicPr>
+                      <a:picLocks noChangeAspect="1" noChangeArrowheads="1"/>
+                    </pic:cNvPicPr>
+                  </pic:nvPicPr>
+                  <pic:blipFill>
+                    <a:blip r:embed="rId31" cstate="print">
+                      <a:extLst>
+                        <a:ext uri="{28A0092B-C50C-407E-A947-70E740481C1C}">
+                          <a14:useLocalDpi xmlns:a14="http://schemas.microsoft.com/office/drawing/2010/main" val="0"/>
+                        </a:ext>
+                      </a:extLst>
+                    </a:blip>
+                    <a:srcRect/>
+                    <a:stretch>
+                      <a:fillRect/>
+                    </a:stretch>
+                  </pic:blipFill>
+                  <pic:spPr bwMode="auto">
+                    <a:xfrm>
+                      <a:off x="0" y="0"/>
+                      <a:ext cx="1883748" cy="4007402"/>
+                    </a:xfrm>
+                    <a:prstGeom prst="rect">
+                      <a:avLst/>
+                    </a:prstGeom>
+                    <a:noFill/>
+                    <a:ln>
+                      <a:noFill/>
+                    </a:ln>
+                  </pic:spPr>
+                </pic:pic>
+              </a:graphicData>
+            </a:graphic>
+          </wp:inline>
+        </w:drawing>
+      </w:r>
+      <w:r>
+        <w:rPr>
+          <w:noProof/>
+          <w:lang w:val="en-US"/>
+        </w:rPr>
+        <w:drawing>
+          <wp:inline distT="0" distB="0" distL="0" distR="0" wp14:anchorId="36264CD1" wp14:editId="0FF50479">
+            <wp:extent cx="1868689" cy="3975365"/>
+            <wp:effectExtent l="0" t="0" r="0" b="6350"/>
+            <wp:docPr id="1920704749" name="Image 8"/>
+            <wp:cNvGraphicFramePr>
+              <a:graphicFrameLocks xmlns:a="http://schemas.openxmlformats.org/drawingml/2006/main" noChangeAspect="1"/>
+            </wp:cNvGraphicFramePr>
+            <a:graphic xmlns:a="http://schemas.openxmlformats.org/drawingml/2006/main">
+              <a:graphicData uri="http://schemas.openxmlformats.org/drawingml/2006/picture">
+                <pic:pic xmlns:pic="http://schemas.openxmlformats.org/drawingml/2006/picture">
+                  <pic:nvPicPr>
+                    <pic:cNvPr id="0" name="Picture 8"/>
+                    <pic:cNvPicPr>
+                      <a:picLocks noChangeAspect="1" noChangeArrowheads="1"/>
+                    </pic:cNvPicPr>
+                  </pic:nvPicPr>
+                  <pic:blipFill>
+                    <a:blip r:embed="rId32" cstate="print">
+                      <a:extLst>
+                        <a:ext uri="{28A0092B-C50C-407E-A947-70E740481C1C}">
+                          <a14:useLocalDpi xmlns:a14="http://schemas.microsoft.com/office/drawing/2010/main" val="0"/>
+                        </a:ext>
+                      </a:extLst>
+                    </a:blip>
+                    <a:srcRect/>
+                    <a:stretch>
+                      <a:fillRect/>
+                    </a:stretch>
+                  </pic:blipFill>
+                  <pic:spPr bwMode="auto">
+                    <a:xfrm>
+                      <a:off x="0" y="0"/>
+                      <a:ext cx="1885261" cy="4010619"/>
+                    </a:xfrm>
+                    <a:prstGeom prst="rect">
+                      <a:avLst/>
+                    </a:prstGeom>
+                    <a:noFill/>
+                    <a:ln>
+                      <a:noFill/>
+                    </a:ln>
+                  </pic:spPr>
+                </pic:pic>
+              </a:graphicData>
+            </a:graphic>
+          </wp:inline>
+        </w:drawing>
+      </w:r>
+      <w:r>
+        <w:rPr>
+          <w:noProof/>
+          <w:lang w:val="en-US"/>
+        </w:rPr>
+        <w:drawing>
+          <wp:inline distT="0" distB="0" distL="0" distR="0" wp14:anchorId="19C7E612" wp14:editId="485214CE">
+            <wp:extent cx="1860698" cy="3958365"/>
+            <wp:effectExtent l="0" t="0" r="6350" b="4445"/>
+            <wp:docPr id="76389161" name="Image 12"/>
+            <wp:cNvGraphicFramePr>
+              <a:graphicFrameLocks xmlns:a="http://schemas.openxmlformats.org/drawingml/2006/main" noChangeAspect="1"/>
+            </wp:cNvGraphicFramePr>
+            <a:graphic xmlns:a="http://schemas.openxmlformats.org/drawingml/2006/main">
+              <a:graphicData uri="http://schemas.openxmlformats.org/drawingml/2006/picture">
+                <pic:pic xmlns:pic="http://schemas.openxmlformats.org/drawingml/2006/picture">
+                  <pic:nvPicPr>
+                    <pic:cNvPr id="0" name="Picture 12"/>
+                    <pic:cNvPicPr>
+                      <a:picLocks noChangeAspect="1" noChangeArrowheads="1"/>
+                    </pic:cNvPicPr>
+                  </pic:nvPicPr>
+                  <pic:blipFill>
+                    <a:blip r:embed="rId33" cstate="print">
+                      <a:extLst>
+                        <a:ext uri="{28A0092B-C50C-407E-A947-70E740481C1C}">
+                          <a14:useLocalDpi xmlns:a14="http://schemas.microsoft.com/office/drawing/2010/main" val="0"/>
+                        </a:ext>
+                      </a:extLst>
+                    </a:blip>
+                    <a:srcRect/>
+                    <a:stretch>
+                      <a:fillRect/>
+                    </a:stretch>
+                  </pic:blipFill>
+                  <pic:spPr bwMode="auto">
+                    <a:xfrm>
+                      <a:off x="0" y="0"/>
+                      <a:ext cx="1892391" cy="4025788"/>
+                    </a:xfrm>
+                    <a:prstGeom prst="rect">
+                      <a:avLst/>
+                    </a:prstGeom>
+                    <a:noFill/>
+                    <a:ln>
+                      <a:noFill/>
+                    </a:ln>
+                  </pic:spPr>
+                </pic:pic>
+              </a:graphicData>
+            </a:graphic>
+          </wp:inline>
+        </w:drawing>
+      </w:r>
+    </w:p>
+    <w:p>
+      <w:pPr>
+        <w:rPr>
+          <w:lang w:val="en-US"/>
+        </w:rPr>
+      </w:pPr>
+      <w:r>
+        <w:rPr>
+          <w:noProof/>
+          <w:lang w:val="en-US"/>
+        </w:rPr>
+        <w:lastRenderedPageBreak/>
+        <w:drawing>
+          <wp:inline distT="0" distB="0" distL="0" distR="0" wp14:anchorId="74BE8DBF" wp14:editId="41252039">
+            <wp:extent cx="1879254" cy="3997842"/>
+            <wp:effectExtent l="0" t="0" r="6985" b="3175"/>
+            <wp:docPr id="19227026" name="Image 13"/>
+            <wp:cNvGraphicFramePr>
+              <a:graphicFrameLocks xmlns:a="http://schemas.openxmlformats.org/drawingml/2006/main" noChangeAspect="1"/>
+            </wp:cNvGraphicFramePr>
+            <a:graphic xmlns:a="http://schemas.openxmlformats.org/drawingml/2006/main">
+              <a:graphicData uri="http://schemas.openxmlformats.org/drawingml/2006/picture">
+                <pic:pic xmlns:pic="http://schemas.openxmlformats.org/drawingml/2006/picture">
+                  <pic:nvPicPr>
+                    <pic:cNvPr id="0" name="Picture 13"/>
+                    <pic:cNvPicPr>
+                      <a:picLocks noChangeAspect="1" noChangeArrowheads="1"/>
+                    </pic:cNvPicPr>
+                  </pic:nvPicPr>
+                  <pic:blipFill>
+                    <a:blip r:embed="rId34" cstate="print">
+                      <a:extLst>
+                        <a:ext uri="{28A0092B-C50C-407E-A947-70E740481C1C}">
+                          <a14:useLocalDpi xmlns:a14="http://schemas.microsoft.com/office/drawing/2010/main" val="0"/>
+                        </a:ext>
+                      </a:extLst>
+                    </a:blip>
+                    <a:srcRect/>
+                    <a:stretch>
+                      <a:fillRect/>
+                    </a:stretch>
+                  </pic:blipFill>
+                  <pic:spPr bwMode="auto">
+                    <a:xfrm>
+                      <a:off x="0" y="0"/>
+                      <a:ext cx="1880100" cy="3999642"/>
+                    </a:xfrm>
+                    <a:prstGeom prst="rect">
+                      <a:avLst/>
+                    </a:prstGeom>
+                    <a:noFill/>
+                    <a:ln>
+                      <a:noFill/>
+                    </a:ln>
+                  </pic:spPr>
+                </pic:pic>
+              </a:graphicData>
+            </a:graphic>
+          </wp:inline>
+        </w:drawing>
+      </w:r>
+      <w:r>
+        <w:rPr>
+          <w:noProof/>
+          <w:lang w:val="en-US"/>
+        </w:rPr>
+        <w:drawing>
+          <wp:inline distT="0" distB="0" distL="0" distR="0" wp14:anchorId="7A5C3D17" wp14:editId="5388C61D">
+            <wp:extent cx="1878828" cy="3996934"/>
+            <wp:effectExtent l="0" t="0" r="7620" b="3810"/>
+            <wp:docPr id="1852094482" name="Image 14"/>
+            <wp:cNvGraphicFramePr>
+              <a:graphicFrameLocks xmlns:a="http://schemas.openxmlformats.org/drawingml/2006/main" noChangeAspect="1"/>
+            </wp:cNvGraphicFramePr>
+            <a:graphic xmlns:a="http://schemas.openxmlformats.org/drawingml/2006/main">
+              <a:graphicData uri="http://schemas.openxmlformats.org/drawingml/2006/picture">
+                <pic:pic xmlns:pic="http://schemas.openxmlformats.org/drawingml/2006/picture">
+                  <pic:nvPicPr>
+                    <pic:cNvPr id="0" name="Picture 14"/>
+                    <pic:cNvPicPr>
+                      <a:picLocks noChangeAspect="1" noChangeArrowheads="1"/>
+                    </pic:cNvPicPr>
+                  </pic:nvPicPr>
+                  <pic:blipFill>
+                    <a:blip r:embed="rId35" cstate="print">
+                      <a:extLst>
+                        <a:ext uri="{28A0092B-C50C-407E-A947-70E740481C1C}">
+                          <a14:useLocalDpi xmlns:a14="http://schemas.microsoft.com/office/drawing/2010/main" val="0"/>
+                        </a:ext>
+                      </a:extLst>
+                    </a:blip>
+                    <a:srcRect/>
+                    <a:stretch>
+                      <a:fillRect/>
+                    </a:stretch>
+                  </pic:blipFill>
+                  <pic:spPr bwMode="auto">
+                    <a:xfrm>
+                      <a:off x="0" y="0"/>
+                      <a:ext cx="1888007" cy="4016462"/>
+                    </a:xfrm>
+                    <a:prstGeom prst="rect">
+                      <a:avLst/>
+                    </a:prstGeom>
+                    <a:noFill/>
+                    <a:ln>
+                      <a:noFill/>
+                    </a:ln>
+                  </pic:spPr>
+                </pic:pic>
+              </a:graphicData>
+            </a:graphic>
+          </wp:inline>
+        </w:drawing>
+      </w:r>
+      <w:r>
+        <w:rPr>
+          <w:noProof/>
+          <w:lang w:val="en-US"/>
+        </w:rPr>
+        <w:drawing>
+          <wp:inline distT="0" distB="0" distL="0" distR="0" wp14:anchorId="2CDE923F" wp14:editId="74754FF1">
+            <wp:extent cx="1978224" cy="5397648"/>
+            <wp:effectExtent l="0" t="0" r="3175" b="0"/>
+            <wp:docPr id="1448676471" name="Image 15"/>
+            <wp:cNvGraphicFramePr>
+              <a:graphicFrameLocks xmlns:a="http://schemas.openxmlformats.org/drawingml/2006/main" noChangeAspect="1"/>
+            </wp:cNvGraphicFramePr>
+            <a:graphic xmlns:a="http://schemas.openxmlformats.org/drawingml/2006/main">
+              <a:graphicData uri="http://schemas.openxmlformats.org/drawingml/2006/picture">
+                <pic:pic xmlns:pic="http://schemas.openxmlformats.org/drawingml/2006/picture">
+                  <pic:nvPicPr>
+                    <pic:cNvPr id="0" name="Picture 15"/>
+                    <pic:cNvPicPr>
+                      <a:picLocks noChangeAspect="1" noChangeArrowheads="1"/>
+                    </pic:cNvPicPr>
+                  </pic:nvPicPr>
+                  <pic:blipFill>
+                    <a:blip r:embed="rId36">
+                      <a:extLst>
+                        <a:ext uri="{28A0092B-C50C-407E-A947-70E740481C1C}">
+                          <a14:useLocalDpi xmlns:a14="http://schemas.microsoft.com/office/drawing/2010/main" val="0"/>
+                        </a:ext>
+                      </a:extLst>
+                    </a:blip>
+                    <a:srcRect/>
+                    <a:stretch>
+                      <a:fillRect/>
+                    </a:stretch>
+                  </pic:blipFill>
+                  <pic:spPr bwMode="auto">
+                    <a:xfrm>
+                      <a:off x="0" y="0"/>
+                      <a:ext cx="1985025" cy="5416204"/>
+                    </a:xfrm>
+                    <a:prstGeom prst="rect">
+                      <a:avLst/>
+                    </a:prstGeom>
+                    <a:noFill/>
+                    <a:ln>
+                      <a:noFill/>
+                    </a:ln>
+                  </pic:spPr>
+                </pic:pic>
+              </a:graphicData>
+            </a:graphic>
+          </wp:inline>
+        </w:drawing>
+      </w:r>
+    </w:p>
+    <w:p>
+      <w:pPr>
+        <w:rPr>
+          <w:lang w:val="en-US"/>
+        </w:rPr>
+      </w:pPr>
+    </w:p>
+    <w:p>
+      <w:pPr>
+        <w:rPr>
+          <w:lang w:val="en-US"/>
+        </w:rPr>
+      </w:pPr>
+    </w:p>
+    <w:p>
+      <w:pPr>
+        <w:pStyle w:val="Titre3"/>
+        <w:numPr>
+          <w:ilvl w:val="2"/>
+          <w:numId w:val="64"/>
+        </w:numPr>
+      </w:pPr>
+      <w:r>
+        <w:t xml:space="preserve">Versions des systèmes et outils </w:t>
+      </w:r>
+    </w:p>
+    <w:tbl>
+      <w:tblPr>
+        <w:tblStyle w:val="Grilledutableau"/>
+        <w:tblW w:w="0" w:type="auto"/>
+        <w:tblLook w:val="04A0" w:firstRow="1" w:lastRow="0" w:firstColumn="1" w:lastColumn="0" w:noHBand="0" w:noVBand="1"/>
+      </w:tblPr>
+      <w:tblGrid>
+        <w:gridCol w:w="3020"/>
+        <w:gridCol w:w="3779"/>
+        <w:gridCol w:w="2263"/>
+      </w:tblGrid>
+      <w:tr>
+        <w:tc>
+          <w:tcPr>
+            <w:tcW w:w="3020" w:type="dxa"/>
+          </w:tcPr>
+          <w:p>
+            <w:pPr>
+              <w:jc w:val="center"/>
+              <w:rPr>
+                <w:b/>
+                <w:bCs/>
+              </w:rPr>
+            </w:pPr>
+            <w:r>
+              <w:rPr>
+                <w:b/>
+                <w:bCs/>
+              </w:rPr>
+              <w:t>Composant</w:t>
+            </w:r>
+          </w:p>
+        </w:tc>
+        <w:tc>
+          <w:tcPr>
+            <w:tcW w:w="3779" w:type="dxa"/>
+          </w:tcPr>
+          <w:p>
+            <w:pPr>
+              <w:jc w:val="center"/>
+              <w:rPr>
+                <w:b/>
+                <w:bCs/>
+              </w:rPr>
+            </w:pPr>
+            <w:r>
+              <w:rPr>
+                <w:b/>
+                <w:bCs/>
+              </w:rPr>
+              <w:t>Outil</w:t>
+            </w:r>
+          </w:p>
+        </w:tc>
+        <w:tc>
+          <w:tcPr>
+            <w:tcW w:w="2263" w:type="dxa"/>
+          </w:tcPr>
+          <w:p>
+            <w:pPr>
+              <w:jc w:val="center"/>
+              <w:rPr>
+                <w:b/>
+                <w:bCs/>
+              </w:rPr>
+            </w:pPr>
+            <w:r>
+              <w:rPr>
+                <w:b/>
+                <w:bCs/>
+              </w:rPr>
+              <w:t>Version</w:t>
+            </w:r>
+          </w:p>
+        </w:tc>
+      </w:tr>
+      <w:tr>
+        <w:tc>
+          <w:tcPr>
+            <w:tcW w:w="3020" w:type="dxa"/>
+          </w:tcPr>
+          <w:p>
+            <w:r>
+              <w:t>Système d’exploitation</w:t>
+            </w:r>
+          </w:p>
+        </w:tc>
+        <w:tc>
+          <w:tcPr>
+            <w:tcW w:w="3779" w:type="dxa"/>
+          </w:tcPr>
+          <w:p>
+            <w:r>
+              <w:t>Windows 11 et Android 13</w:t>
+            </w:r>
+          </w:p>
+        </w:tc>
+        <w:tc>
+          <w:tcPr>
+            <w:tcW w:w="2263" w:type="dxa"/>
+          </w:tcPr>
+          <w:p/>
+        </w:tc>
+      </w:tr>
+      <w:tr>
+        <w:tc>
+          <w:tcPr>
+            <w:tcW w:w="3020" w:type="dxa"/>
+          </w:tcPr>
+          <w:p>
+            <w:r>
+              <w:t>Framework Frontend</w:t>
+            </w:r>
+          </w:p>
+        </w:tc>
+        <w:tc>
+          <w:tcPr>
+            <w:tcW w:w="3779" w:type="dxa"/>
+          </w:tcPr>
+          <w:p>
+            <w:proofErr w:type="gramStart"/>
+            <w:r>
+              <w:t>.NET</w:t>
+            </w:r>
+            <w:proofErr w:type="gramEnd"/>
+            <w:r>
+              <w:t xml:space="preserve"> Maui</w:t>
+            </w:r>
+          </w:p>
+        </w:tc>
+        <w:tc>
+          <w:tcPr>
+            <w:tcW w:w="2263" w:type="dxa"/>
+          </w:tcPr>
+          <w:p>
+            <w:r>
+              <w:t>9.0</w:t>
+            </w:r>
+          </w:p>
+        </w:tc>
+      </w:tr>
+      <w:tr>
+        <w:tc>
+          <w:tcPr>
+            <w:tcW w:w="3020" w:type="dxa"/>
+          </w:tcPr>
+          <w:p>
+            <w:r>
+              <w:t xml:space="preserve">Environnement </w:t>
+            </w:r>
+            <w:proofErr w:type="spellStart"/>
+            <w:r>
+              <w:t>dév</w:t>
+            </w:r>
+            <w:proofErr w:type="spellEnd"/>
+            <w:r>
+              <w:t>.</w:t>
+            </w:r>
+          </w:p>
+        </w:tc>
+        <w:tc>
+          <w:tcPr>
+            <w:tcW w:w="3779" w:type="dxa"/>
+          </w:tcPr>
+          <w:p>
+            <w:r>
+              <w:t>Visual Studio Community 2022</w:t>
+            </w:r>
+          </w:p>
+        </w:tc>
+        <w:tc>
+          <w:tcPr>
+            <w:tcW w:w="2263" w:type="dxa"/>
+          </w:tcPr>
+          <w:p>
+            <w:r>
+              <w:t>17.8</w:t>
+            </w:r>
+          </w:p>
+        </w:tc>
+      </w:tr>
+      <w:tr>
+        <w:tc>
+          <w:tcPr>
+            <w:tcW w:w="3020" w:type="dxa"/>
+          </w:tcPr>
+          <w:p>
+            <w:r>
+              <w:t>Runtime Backend</w:t>
+            </w:r>
+          </w:p>
+        </w:tc>
+        <w:tc>
+          <w:tcPr>
+            <w:tcW w:w="3779" w:type="dxa"/>
+          </w:tcPr>
+          <w:p>
+            <w:r>
+              <w:t>Node.js</w:t>
+            </w:r>
+          </w:p>
+        </w:tc>
+        <w:tc>
+          <w:tcPr>
+            <w:tcW w:w="2263" w:type="dxa"/>
+          </w:tcPr>
+          <w:p>
+            <w:r>
+              <w:t>20.11.0</w:t>
+            </w:r>
+          </w:p>
+        </w:tc>
+      </w:tr>
+      <w:tr>
+        <w:tc>
+          <w:tcPr>
+            <w:tcW w:w="3020" w:type="dxa"/>
+          </w:tcPr>
+          <w:p>
+            <w:r>
+              <w:t xml:space="preserve">Base de données </w:t>
+            </w:r>
+          </w:p>
+        </w:tc>
+        <w:tc>
+          <w:tcPr>
+            <w:tcW w:w="3779" w:type="dxa"/>
+          </w:tcPr>
+          <w:p>
+            <w:r>
+              <w:t xml:space="preserve">MySQL </w:t>
+            </w:r>
+          </w:p>
+        </w:tc>
+        <w:tc>
+          <w:tcPr>
+            <w:tcW w:w="2263" w:type="dxa"/>
+          </w:tcPr>
+          <w:p>
+            <w:r>
+              <w:t>8.0</w:t>
+            </w:r>
+          </w:p>
+        </w:tc>
+      </w:tr>
+      <w:tr>
+        <w:tc>
+          <w:tcPr>
+            <w:tcW w:w="3020" w:type="dxa"/>
+          </w:tcPr>
+          <w:p>
+            <w:r>
+              <w:t>Gestionnaire de paquets</w:t>
+            </w:r>
+          </w:p>
+        </w:tc>
+        <w:tc>
+          <w:tcPr>
+            <w:tcW w:w="3779" w:type="dxa"/>
+          </w:tcPr>
+          <w:p>
+            <w:proofErr w:type="spellStart"/>
+            <w:proofErr w:type="gramStart"/>
+            <w:r>
+              <w:t>npm</w:t>
+            </w:r>
+            <w:proofErr w:type="spellEnd"/>
+            <w:proofErr w:type="gramEnd"/>
+          </w:p>
+        </w:tc>
+        <w:tc>
+          <w:tcPr>
+            <w:tcW w:w="2263" w:type="dxa"/>
+          </w:tcPr>
+          <w:p>
+            <w:r>
+              <w:t>10.2.4</w:t>
+            </w:r>
+          </w:p>
+        </w:tc>
+      </w:tr>
+      <w:tr>
+        <w:tc>
+          <w:tcPr>
+            <w:tcW w:w="3020" w:type="dxa"/>
+          </w:tcPr>
+          <w:p>
+            <w:r>
+              <w:t>Conteneurisation</w:t>
+            </w:r>
+          </w:p>
+        </w:tc>
+        <w:tc>
+          <w:tcPr>
+            <w:tcW w:w="3779" w:type="dxa"/>
+          </w:tcPr>
+          <w:p>
+            <w:r>
+              <w:t>Docker Desktop</w:t>
+            </w:r>
+          </w:p>
+        </w:tc>
+        <w:tc>
+          <w:tcPr>
+            <w:tcW w:w="2263" w:type="dxa"/>
+          </w:tcPr>
+          <w:p>
+            <w:r>
+              <w:t>4.27.0</w:t>
+            </w:r>
+          </w:p>
+        </w:tc>
+      </w:tr>
+    </w:tbl>
+    <w:p>
+      <w:pPr>
+        <w:pStyle w:val="Titre2"/>
+      </w:pPr>
+    </w:p>
+    <w:p/>
+    <w:p>
+      <w:pPr>
+        <w:pStyle w:val="Titre2"/>
+        <w:numPr>
+          <w:ilvl w:val="1"/>
+          <w:numId w:val="64"/>
+        </w:numPr>
+      </w:pPr>
+      <w:bookmarkStart w:id="16" w:name="_Toc228965985"/>
+      <w:r>
+        <w:lastRenderedPageBreak/>
+        <w:t>Planification et suivi</w:t>
+      </w:r>
+      <w:bookmarkEnd w:id="16"/>
+    </w:p>
+    <w:p>
+      <w:r>
+        <w:rPr>
+          <w:noProof/>
+        </w:rPr>
+        <w:drawing>
+          <wp:inline distT="0" distB="0" distL="0" distR="0" wp14:anchorId="0C326A3D" wp14:editId="4EC59E5F">
+            <wp:extent cx="5760720" cy="3567430"/>
+            <wp:effectExtent l="0" t="0" r="11430" b="13970"/>
+            <wp:docPr id="1907921256" name="Graphique 1">
+              <a:extLst xmlns:a="http://schemas.openxmlformats.org/drawingml/2006/main">
+                <a:ext uri="{FF2B5EF4-FFF2-40B4-BE49-F238E27FC236}">
+                  <a16:creationId xmlns:a16="http://schemas.microsoft.com/office/drawing/2014/main" id="{00000000-0008-0000-0000-000004000000}"/>
+                </a:ext>
+              </a:extLst>
+            </wp:docPr>
+            <wp:cNvGraphicFramePr/>
+            <a:graphic xmlns:a="http://schemas.openxmlformats.org/drawingml/2006/main">
+              <a:graphicData uri="http://schemas.openxmlformats.org/drawingml/2006/chart">
+                <c:chart xmlns:c="http://schemas.openxmlformats.org/drawingml/2006/chart" xmlns:r="http://schemas.openxmlformats.org/officeDocument/2006/relationships" r:id="rId37"/>
+              </a:graphicData>
+            </a:graphic>
+          </wp:inline>
+        </w:drawing>
+      </w:r>
+    </w:p>
+    <w:p/>
+    <w:p>
+      <w:r>
+        <w:rPr>
+          <w:noProof/>
+        </w:rPr>
+        <w:drawing>
+          <wp:inline distT="0" distB="0" distL="0" distR="0" wp14:anchorId="203A5C50" wp14:editId="6BB4EF7B">
+            <wp:extent cx="5760720" cy="3505200"/>
+            <wp:effectExtent l="0" t="0" r="11430" b="0"/>
+            <wp:docPr id="1587831650" name="Graphique 1">
+              <a:extLst xmlns:a="http://schemas.openxmlformats.org/drawingml/2006/main">
+                <a:ext uri="{FF2B5EF4-FFF2-40B4-BE49-F238E27FC236}">
+                  <a16:creationId xmlns:a16="http://schemas.microsoft.com/office/drawing/2014/main" id="{00000000-0008-0000-0000-000002000000}"/>
+                </a:ext>
+              </a:extLst>
+            </wp:docPr>
+            <wp:cNvGraphicFramePr/>
+            <a:graphic xmlns:a="http://schemas.openxmlformats.org/drawingml/2006/main">
+              <a:graphicData uri="http://schemas.openxmlformats.org/drawingml/2006/chart">
+                <c:chart xmlns:c="http://schemas.openxmlformats.org/drawingml/2006/chart" xmlns:r="http://schemas.openxmlformats.org/officeDocument/2006/relationships" r:id="rId38"/>
+              </a:graphicData>
+            </a:graphic>
+          </wp:inline>
+        </w:drawing>
+      </w:r>
+    </w:p>
+    <w:p>
+      <w:pPr>
+        <w:pStyle w:val="Titre2"/>
+        <w:numPr>
+          <w:ilvl w:val="1"/>
+          <w:numId w:val="64"/>
+        </w:numPr>
+      </w:pPr>
+      <w:bookmarkStart w:id="17" w:name="_Toc228965986"/>
+      <w:r>
+        <w:lastRenderedPageBreak/>
+        <w:t>Réalisation</w:t>
+      </w:r>
+      <w:bookmarkEnd w:id="17"/>
+    </w:p>
+    <w:p>
+      <w:pPr>
+        <w:pStyle w:val="Titre2"/>
+        <w:numPr>
+          <w:ilvl w:val="1"/>
+          <w:numId w:val="64"/>
+        </w:numPr>
+      </w:pPr>
+      <w:bookmarkStart w:id="18" w:name="_Toc228965987"/>
+      <w:r>
+        <w:t>Tests et validation</w:t>
+      </w:r>
+      <w:bookmarkEnd w:id="18"/>
+    </w:p>
+    <w:p>
+      <w:pPr>
+        <w:pStyle w:val="Titre2"/>
+        <w:numPr>
+          <w:ilvl w:val="1"/>
+          <w:numId w:val="64"/>
+        </w:numPr>
+      </w:pPr>
+      <w:bookmarkStart w:id="19" w:name="_Toc228965988"/>
+      <w:r>
+        <w:t>Livraison</w:t>
+      </w:r>
+      <w:bookmarkEnd w:id="19"/>
+    </w:p>
+    <w:p>
+      <w:pPr>
+        <w:pStyle w:val="Titre2"/>
+        <w:numPr>
+          <w:ilvl w:val="1"/>
+          <w:numId w:val="64"/>
+        </w:numPr>
+      </w:pPr>
+      <w:bookmarkStart w:id="20" w:name="_Toc228965989"/>
+      <w:r>
+        <w:t>Conclusion et bilan personnel</w:t>
+      </w:r>
+      <w:bookmarkEnd w:id="20"/>
+    </w:p>
+    <w:p>
+      <w:pPr>
+        <w:pStyle w:val="Titre1"/>
+        <w:numPr>
+          <w:ilvl w:val="0"/>
+          <w:numId w:val="64"/>
+        </w:numPr>
+      </w:pPr>
+      <w:bookmarkStart w:id="21" w:name="_Toc228965990"/>
+      <w:r>
+        <w:t>Documentation du produit</w:t>
+      </w:r>
+      <w:bookmarkEnd w:id="21"/>
+    </w:p>
+    <w:p>
+      <w:pPr>
+        <w:pStyle w:val="Titre2"/>
+        <w:numPr>
+          <w:ilvl w:val="1"/>
+          <w:numId w:val="64"/>
+        </w:numPr>
+      </w:pPr>
+      <w:bookmarkStart w:id="22" w:name="_Toc228965991"/>
+      <w:r>
+        <w:t>Prérequis et environnement cible</w:t>
+      </w:r>
+      <w:bookmarkEnd w:id="22"/>
+    </w:p>
+    <w:p>
+      <w:pPr>
+        <w:pStyle w:val="Titre2"/>
+        <w:numPr>
+          <w:ilvl w:val="1"/>
+          <w:numId w:val="64"/>
+        </w:numPr>
+      </w:pPr>
+      <w:bookmarkStart w:id="23" w:name="_Toc228965992"/>
+      <w:r>
+        <w:t xml:space="preserve">Installation </w:t>
+      </w:r>
+      <w:r>
+        <w:t>et</w:t>
+      </w:r>
+      <w:r>
+        <w:t xml:space="preserve"> </w:t>
+      </w:r>
+      <w:r>
+        <w:t>d</w:t>
+      </w:r>
+      <w:r>
+        <w:t>éploiement</w:t>
+      </w:r>
+      <w:bookmarkEnd w:id="23"/>
+    </w:p>
+    <w:p>
+      <w:pPr>
+        <w:pStyle w:val="Titre2"/>
+        <w:numPr>
+          <w:ilvl w:val="1"/>
+          <w:numId w:val="64"/>
+        </w:numPr>
+      </w:pPr>
+      <w:bookmarkStart w:id="24" w:name="_Toc228965993"/>
+      <w:r>
+        <w:t>Guide d'utilisation</w:t>
+      </w:r>
+      <w:bookmarkEnd w:id="24"/>
+    </w:p>
+    <w:p>
+      <w:pPr>
+        <w:pStyle w:val="Titre2"/>
+        <w:numPr>
+          <w:ilvl w:val="1"/>
+          <w:numId w:val="64"/>
+        </w:numPr>
+      </w:pPr>
+      <w:bookmarkStart w:id="25" w:name="_Toc228965994"/>
+      <w:r>
+        <w:t>Exploitation et maintenance</w:t>
+      </w:r>
+      <w:bookmarkEnd w:id="25"/>
+    </w:p>
+    <w:p>
+      <w:pPr>
+        <w:pStyle w:val="Titre2"/>
+        <w:numPr>
+          <w:ilvl w:val="1"/>
+          <w:numId w:val="64"/>
+        </w:numPr>
+      </w:pPr>
+      <w:bookmarkStart w:id="26" w:name="_Toc228965995"/>
+      <w:r>
+        <w:t>Architecture technique</w:t>
+      </w:r>
+      <w:bookmarkEnd w:id="26"/>
+    </w:p>
+    <w:p>
+      <w:pPr>
+        <w:pStyle w:val="Titre1"/>
+        <w:numPr>
+          <w:ilvl w:val="0"/>
+          <w:numId w:val="64"/>
+        </w:numPr>
+      </w:pPr>
+      <w:bookmarkStart w:id="27" w:name="_Toc228965996"/>
+      <w:r>
+        <w:t>Résumé</w:t>
+      </w:r>
+      <w:bookmarkEnd w:id="27"/>
+    </w:p>
+    <w:p>
+      <w:pPr>
+        <w:pStyle w:val="Titre2"/>
+        <w:numPr>
+          <w:ilvl w:val="1"/>
+          <w:numId w:val="64"/>
+        </w:numPr>
+      </w:pPr>
+      <w:bookmarkStart w:id="28" w:name="_Toc228965997"/>
+      <w:r>
+        <w:t>Contexte et mandat</w:t>
+      </w:r>
+      <w:bookmarkEnd w:id="28"/>
+      <w:r>
+        <w:rPr>
+          <w:webHidden/>
+        </w:rPr>
+        <w:tab/>
+      </w:r>
+    </w:p>
+    <w:p>
+      <w:pPr>
+        <w:pStyle w:val="Titre2"/>
+        <w:numPr>
+          <w:ilvl w:val="1"/>
+          <w:numId w:val="64"/>
+        </w:numPr>
+      </w:pPr>
+      <w:bookmarkStart w:id="29" w:name="_Toc228965998"/>
+      <w:r>
+        <w:t>Solution réalisée</w:t>
+      </w:r>
+      <w:bookmarkEnd w:id="29"/>
+    </w:p>
+    <w:p>
+      <w:pPr>
+        <w:pStyle w:val="Titre2"/>
+        <w:numPr>
+          <w:ilvl w:val="1"/>
+          <w:numId w:val="64"/>
+        </w:numPr>
+      </w:pPr>
+      <w:bookmarkStart w:id="30" w:name="_Toc228965999"/>
+      <w:r>
+        <w:t>Résultats principaux</w:t>
+      </w:r>
+      <w:bookmarkEnd w:id="30"/>
+    </w:p>
+    <w:p>
+      <w:pPr>
+        <w:pStyle w:val="Titre2"/>
+        <w:numPr>
+          <w:ilvl w:val="1"/>
+          <w:numId w:val="64"/>
+        </w:numPr>
+      </w:pPr>
+      <w:bookmarkStart w:id="31" w:name="_Toc228966000"/>
+      <w:r>
+        <w:t>Limites et suites</w:t>
+      </w:r>
+      <w:bookmarkEnd w:id="31"/>
+    </w:p>
+    <w:p>
+      <w:pPr>
+        <w:pStyle w:val="Titre1"/>
+        <w:numPr>
+          <w:ilvl w:val="0"/>
+          <w:numId w:val="64"/>
+        </w:numPr>
+      </w:pPr>
+      <w:bookmarkStart w:id="32" w:name="_Toc228966001"/>
+      <w:r>
+        <w:t>Annexes</w:t>
+      </w:r>
+      <w:bookmarkEnd w:id="32"/>
+    </w:p>
+    <w:p>
+      <w:pPr>
+        <w:pStyle w:val="Titre2"/>
+        <w:numPr>
+          <w:ilvl w:val="1"/>
+          <w:numId w:val="64"/>
+        </w:numPr>
+      </w:pPr>
+      <w:bookmarkStart w:id="33" w:name="_Toc228966002"/>
+      <w:r>
+        <w:t>Journal de travail</w:t>
+      </w:r>
+      <w:bookmarkEnd w:id="33"/>
+      <w:r>
+        <w:rPr>
+          <w:webHidden/>
+        </w:rPr>
+        <w:tab/>
+      </w:r>
+    </w:p>
+    <w:p>
+      <w:pPr>
+        <w:pStyle w:val="Titre2"/>
+        <w:numPr>
+          <w:ilvl w:val="1"/>
+          <w:numId w:val="64"/>
+        </w:numPr>
+      </w:pPr>
+      <w:bookmarkStart w:id="34" w:name="_Toc228966003"/>
+      <w:r>
+        <w:t>Bibliographie</w:t>
+      </w:r>
+      <w:r>
+        <w:t xml:space="preserve"> </w:t>
+      </w:r>
+      <w:r>
+        <w:t>et références</w:t>
+      </w:r>
+      <w:bookmarkEnd w:id="34"/>
+    </w:p>
+    <w:p/>
+    <w:p>
+      <w:pPr>
+        <w:pStyle w:val="Titre2"/>
+        <w:numPr>
+          <w:ilvl w:val="1"/>
+          <w:numId w:val="64"/>
+        </w:numPr>
+      </w:pPr>
+      <w:bookmarkStart w:id="35" w:name="_Toc228966004"/>
+      <w:r>
+        <w:t>Liste des livrables remi</w:t>
+      </w:r>
+      <w:bookmarkStart w:id="36" w:name="_Toc71703270"/>
+      <w:bookmarkStart w:id="37" w:name="_Toc499021854"/>
+      <w:bookmarkStart w:id="38" w:name="_Toc25553334"/>
+      <w:bookmarkStart w:id="39" w:name="_Hlk224302782"/>
+      <w:bookmarkEnd w:id="3"/>
+      <w:bookmarkEnd w:id="4"/>
+      <w:bookmarkEnd w:id="5"/>
+      <w:r>
+        <w:t>s</w:t>
+      </w:r>
+      <w:bookmarkEnd w:id="35"/>
+      <w:r>
+        <w:t xml:space="preserve"> </w:t>
+      </w:r>
+      <w:bookmarkEnd w:id="36"/>
+      <w:bookmarkEnd w:id="37"/>
+      <w:bookmarkEnd w:id="38"/>
+      <w:bookmarkEnd w:id="39"/>
+    </w:p>
+    <w:p/>
+    <w:p>
+      <w:r>
+        <w:rPr>
+          <w:noProof/>
+        </w:rPr>
+        <w:drawing>
+          <wp:inline distT="0" distB="0" distL="0" distR="0" wp14:anchorId="6190E8C6" wp14:editId="7416729E">
             <wp:extent cx="5760720" cy="1692275"/>
             <wp:effectExtent l="0" t="0" r="0" b="3175"/>
-            <wp:docPr id="776404128" name="Image 4" descr="PlantUML Diagram"/>
+            <wp:docPr id="1667195616" name="Image 4" descr="PlantUML Diagram"/>
             <wp:cNvGraphicFramePr>
               <a:graphicFrameLocks xmlns:a="http://schemas.openxmlformats.org/drawingml/2006/main" noChangeAspect="1"/>
             </wp:cNvGraphicFramePr>
@@ -7050,7 +10937,7 @@
                     </pic:cNvPicPr>
                   </pic:nvPicPr>
                   <pic:blipFill>
-                    <a:blip r:embed="rId16">
+                    <a:blip r:embed="rId39">
                       <a:extLst>
                         <a:ext uri="{28A0092B-C50C-407E-A947-70E740481C1C}">
                           <a14:useLocalDpi xmlns:a14="http://schemas.microsoft.com/office/drawing/2010/main" val="0"/>
@@ -7082,16 +10969,24 @@
         </w:drawing>
       </w:r>
     </w:p>
+    <w:p/>
+    <w:p/>
+    <w:p>
+      <w:r>
+        <w:t xml:space="preserve">        </w:t>
+      </w:r>
+    </w:p>
     <w:p>
       <w:r>
         <w:rPr>
           <w:noProof/>
         </w:rPr>
+        <w:lastRenderedPageBreak/>
         <w:drawing>
-          <wp:inline distT="0" distB="0" distL="0" distR="0" wp14:anchorId="27E2D3BA" wp14:editId="6795A081">
-            <wp:extent cx="5760720" cy="1531620"/>
-            <wp:effectExtent l="0" t="0" r="0" b="0"/>
-            <wp:docPr id="1143044648" name="Image 2" descr="PlantUML Diagram"/>
+          <wp:inline distT="0" distB="0" distL="0" distR="0" wp14:anchorId="7A903DCB" wp14:editId="03ABDD59">
+            <wp:extent cx="5760720" cy="4015105"/>
+            <wp:effectExtent l="0" t="0" r="0" b="4445"/>
+            <wp:docPr id="1829627118" name="Image 1"/>
             <wp:cNvGraphicFramePr>
               <a:graphicFrameLocks xmlns:a="http://schemas.openxmlformats.org/drawingml/2006/main" noChangeAspect="1"/>
             </wp:cNvGraphicFramePr>
@@ -7099,36 +10994,23 @@
               <a:graphicData uri="http://schemas.openxmlformats.org/drawingml/2006/picture">
                 <pic:pic xmlns:pic="http://schemas.openxmlformats.org/drawingml/2006/picture">
                   <pic:nvPicPr>
-                    <pic:cNvPr id="0" name="Picture 3" descr="PlantUML Diagram"/>
-                    <pic:cNvPicPr>
-                      <a:picLocks noChangeAspect="1" noChangeArrowheads="1"/>
-                    </pic:cNvPicPr>
+                    <pic:cNvPr id="688395787" name=""/>
+                    <pic:cNvPicPr/>
                   </pic:nvPicPr>
                   <pic:blipFill>
-                    <a:blip r:embed="rId17">
-                      <a:extLst>
-                        <a:ext uri="{28A0092B-C50C-407E-A947-70E740481C1C}">
-                          <a14:useLocalDpi xmlns:a14="http://schemas.microsoft.com/office/drawing/2010/main" val="0"/>
-                        </a:ext>
-                      </a:extLst>
-                    </a:blip>
-                    <a:srcRect/>
+                    <a:blip r:embed="rId40"/>
                     <a:stretch>
                       <a:fillRect/>
                     </a:stretch>
                   </pic:blipFill>
-                  <pic:spPr bwMode="auto">
+                  <pic:spPr>
                     <a:xfrm>
                       <a:off x="0" y="0"/>
-                      <a:ext cx="5760720" cy="1531620"/>
+                      <a:ext cx="5760720" cy="4015105"/>
                     </a:xfrm>
                     <a:prstGeom prst="rect">
                       <a:avLst/>
                     </a:prstGeom>
-                    <a:noFill/>
-                    <a:ln>
-                      <a:noFill/>
-                    </a:ln>
                   </pic:spPr>
                 </pic:pic>
               </a:graphicData>
@@ -7136,17 +11018,18 @@
           </wp:inline>
         </w:drawing>
       </w:r>
-    </w:p>
-    <w:p>
+      <w:r>
+        <w:br/>
+      </w:r>
       <w:r>
         <w:rPr>
           <w:noProof/>
         </w:rPr>
         <w:drawing>
-          <wp:inline distT="0" distB="0" distL="0" distR="0" wp14:anchorId="511E88EF" wp14:editId="4A621545">
-            <wp:extent cx="3086100" cy="1038225"/>
-            <wp:effectExtent l="0" t="0" r="0" b="9525"/>
-            <wp:docPr id="1886119589" name="Image 3" descr="PlantUML Diagram"/>
+          <wp:inline distT="0" distB="0" distL="0" distR="0" wp14:anchorId="07BD9352" wp14:editId="2D05C643">
+            <wp:extent cx="5760720" cy="4211955"/>
+            <wp:effectExtent l="0" t="0" r="0" b="0"/>
+            <wp:docPr id="1158948425" name="Image 1"/>
             <wp:cNvGraphicFramePr>
               <a:graphicFrameLocks xmlns:a="http://schemas.openxmlformats.org/drawingml/2006/main" noChangeAspect="1"/>
             </wp:cNvGraphicFramePr>
@@ -7154,36 +11037,23 @@
               <a:graphicData uri="http://schemas.openxmlformats.org/drawingml/2006/picture">
                 <pic:pic xmlns:pic="http://schemas.openxmlformats.org/drawingml/2006/picture">
                   <pic:nvPicPr>
-                    <pic:cNvPr id="0" name="Picture 5" descr="PlantUML Diagram"/>
-                    <pic:cNvPicPr>
-                      <a:picLocks noChangeAspect="1" noChangeArrowheads="1"/>
-                    </pic:cNvPicPr>
+                    <pic:cNvPr id="1730975182" name=""/>
+                    <pic:cNvPicPr/>
                   </pic:nvPicPr>
                   <pic:blipFill>
-                    <a:blip r:embed="rId18">
-                      <a:extLst>
-                        <a:ext uri="{28A0092B-C50C-407E-A947-70E740481C1C}">
-                          <a14:useLocalDpi xmlns:a14="http://schemas.microsoft.com/office/drawing/2010/main" val="0"/>
-                        </a:ext>
-                      </a:extLst>
-                    </a:blip>
-                    <a:srcRect/>
+                    <a:blip r:embed="rId41"/>
                     <a:stretch>
                       <a:fillRect/>
                     </a:stretch>
                   </pic:blipFill>
-                  <pic:spPr bwMode="auto">
+                  <pic:spPr>
                     <a:xfrm>
                       <a:off x="0" y="0"/>
-                      <a:ext cx="3086100" cy="1038225"/>
+                      <a:ext cx="5760720" cy="4211955"/>
                     </a:xfrm>
                     <a:prstGeom prst="rect">
                       <a:avLst/>
                     </a:prstGeom>
-                    <a:noFill/>
-                    <a:ln>
-                      <a:noFill/>
-                    </a:ln>
                   </pic:spPr>
                 </pic:pic>
               </a:graphicData>
@@ -7192,972 +11062,11 @@
         </w:drawing>
       </w:r>
     </w:p>
-    <w:p>
-      <w:r>
-        <w:rPr>
-          <w:noProof/>
-        </w:rPr>
-        <w:lastRenderedPageBreak/>
-        <w:drawing>
-          <wp:inline distT="0" distB="0" distL="0" distR="0" wp14:anchorId="1BA3B725" wp14:editId="50A30288">
-            <wp:extent cx="5760720" cy="5897245"/>
-            <wp:effectExtent l="0" t="0" r="0" b="8255"/>
-            <wp:docPr id="637001460" name="Image 3" descr="PlantUML Diagram"/>
-            <wp:cNvGraphicFramePr>
-              <a:graphicFrameLocks xmlns:a="http://schemas.openxmlformats.org/drawingml/2006/main" noChangeAspect="1"/>
-            </wp:cNvGraphicFramePr>
-            <a:graphic xmlns:a="http://schemas.openxmlformats.org/drawingml/2006/main">
-              <a:graphicData uri="http://schemas.openxmlformats.org/drawingml/2006/picture">
-                <pic:pic xmlns:pic="http://schemas.openxmlformats.org/drawingml/2006/picture">
-                  <pic:nvPicPr>
-                    <pic:cNvPr id="0" name="Picture 5" descr="PlantUML Diagram"/>
-                    <pic:cNvPicPr>
-                      <a:picLocks noChangeAspect="1" noChangeArrowheads="1"/>
-                    </pic:cNvPicPr>
-                  </pic:nvPicPr>
-                  <pic:blipFill>
-                    <a:blip r:embed="rId19">
-                      <a:extLst>
-                        <a:ext uri="{28A0092B-C50C-407E-A947-70E740481C1C}">
-                          <a14:useLocalDpi xmlns:a14="http://schemas.microsoft.com/office/drawing/2010/main" val="0"/>
-                        </a:ext>
-                      </a:extLst>
-                    </a:blip>
-                    <a:srcRect/>
-                    <a:stretch>
-                      <a:fillRect/>
-                    </a:stretch>
-                  </pic:blipFill>
-                  <pic:spPr bwMode="auto">
-                    <a:xfrm>
-                      <a:off x="0" y="0"/>
-                      <a:ext cx="5760720" cy="5897245"/>
-                    </a:xfrm>
-                    <a:prstGeom prst="rect">
-                      <a:avLst/>
-                    </a:prstGeom>
-                    <a:noFill/>
-                    <a:ln>
-                      <a:noFill/>
-                    </a:ln>
-                  </pic:spPr>
-                </pic:pic>
-              </a:graphicData>
-            </a:graphic>
-          </wp:inline>
-        </w:drawing>
-      </w:r>
-    </w:p>
-    <w:p/>
-    <w:p>
-      <w:pPr>
-        <w:pStyle w:val="Titre3"/>
-        <w:numPr>
-          <w:ilvl w:val="2"/>
-          <w:numId w:val="64"/>
-        </w:numPr>
-      </w:pPr>
-      <w:r>
-        <w:lastRenderedPageBreak/>
-        <w:t>Modèle conceptuel de données</w:t>
-      </w:r>
-    </w:p>
-    <w:p>
-      <w:pPr>
-        <w:pStyle w:val="Titre3"/>
-        <w:numPr>
-          <w:ilvl w:val="2"/>
-          <w:numId w:val="64"/>
-        </w:numPr>
-      </w:pPr>
-      <w:r>
-        <w:t>Cas d'utilisation</w:t>
-      </w:r>
-      <w:r>
-        <w:t xml:space="preserve"> </w:t>
-      </w:r>
-    </w:p>
-    <w:p>
-      <w:pPr>
-        <w:pStyle w:val="Titre3"/>
-        <w:numPr>
-          <w:ilvl w:val="2"/>
-          <w:numId w:val="64"/>
-        </w:numPr>
-      </w:pPr>
-      <w:r>
-        <w:t>C</w:t>
-      </w:r>
-      <w:r>
-        <w:t>lasses</w:t>
-      </w:r>
-      <w:r>
-        <w:t xml:space="preserve"> </w:t>
-      </w:r>
-    </w:p>
-    <w:p>
-      <w:pPr>
-        <w:pStyle w:val="Titre3"/>
-        <w:numPr>
-          <w:ilvl w:val="2"/>
-          <w:numId w:val="64"/>
-        </w:numPr>
-      </w:pPr>
-      <w:r>
-        <w:t xml:space="preserve">Docker </w:t>
-      </w:r>
-    </w:p>
-    <w:p>
-      <w:pPr>
-        <w:pStyle w:val="Titre2"/>
-      </w:pPr>
-      <w:r>
-        <w:rPr>
-          <w:noProof/>
-          <w:lang w:eastAsia="fr-CH"/>
-        </w:rPr>
-        <w:drawing>
-          <wp:inline distT="0" distB="0" distL="0" distR="0" wp14:anchorId="2620A1AA" wp14:editId="4CE6C5A8">
-            <wp:extent cx="4321948" cy="2242868"/>
-            <wp:effectExtent l="0" t="0" r="2540" b="5080"/>
-            <wp:docPr id="1897647643" name="Image 11"/>
-            <wp:cNvGraphicFramePr>
-              <a:graphicFrameLocks xmlns:a="http://schemas.openxmlformats.org/drawingml/2006/main" noChangeAspect="1"/>
-            </wp:cNvGraphicFramePr>
-            <a:graphic xmlns:a="http://schemas.openxmlformats.org/drawingml/2006/main">
-              <a:graphicData uri="http://schemas.openxmlformats.org/drawingml/2006/picture">
-                <pic:pic xmlns:pic="http://schemas.openxmlformats.org/drawingml/2006/picture">
-                  <pic:nvPicPr>
-                    <pic:cNvPr id="0" name="Picture 21"/>
-                    <pic:cNvPicPr>
-                      <a:picLocks noChangeAspect="1" noChangeArrowheads="1"/>
-                    </pic:cNvPicPr>
-                  </pic:nvPicPr>
-                  <pic:blipFill>
-                    <a:blip r:embed="rId20">
-                      <a:extLst>
-                        <a:ext uri="{28A0092B-C50C-407E-A947-70E740481C1C}">
-                          <a14:useLocalDpi xmlns:a14="http://schemas.microsoft.com/office/drawing/2010/main" val="0"/>
-                        </a:ext>
-                      </a:extLst>
-                    </a:blip>
-                    <a:srcRect/>
-                    <a:stretch>
-                      <a:fillRect/>
-                    </a:stretch>
-                  </pic:blipFill>
-                  <pic:spPr bwMode="auto">
-                    <a:xfrm>
-                      <a:off x="0" y="0"/>
-                      <a:ext cx="4331826" cy="2247994"/>
-                    </a:xfrm>
-                    <a:prstGeom prst="rect">
-                      <a:avLst/>
-                    </a:prstGeom>
-                    <a:noFill/>
-                    <a:ln>
-                      <a:noFill/>
-                    </a:ln>
-                  </pic:spPr>
-                </pic:pic>
-              </a:graphicData>
-            </a:graphic>
-          </wp:inline>
-        </w:drawing>
-      </w:r>
-    </w:p>
-    <w:p>
-      <w:pPr>
-        <w:pStyle w:val="Titre3"/>
-        <w:numPr>
-          <w:ilvl w:val="2"/>
-          <w:numId w:val="64"/>
-        </w:numPr>
-      </w:pPr>
-      <w:r>
-        <w:t>Maquettes</w:t>
-      </w:r>
-      <w:r>
-        <w:t xml:space="preserve"> </w:t>
-      </w:r>
-    </w:p>
-    <w:p>
-      <w:pPr>
-        <w:pStyle w:val="Titre3"/>
-        <w:numPr>
-          <w:ilvl w:val="2"/>
-          <w:numId w:val="64"/>
-        </w:numPr>
-      </w:pPr>
-      <w:r>
-        <w:t xml:space="preserve">Versions des systèmes et outils </w:t>
-      </w:r>
-    </w:p>
-    <w:tbl>
-      <w:tblPr>
-        <w:tblStyle w:val="Grilledutableau"/>
-        <w:tblW w:w="0" w:type="auto"/>
-        <w:tblLook w:val="04A0" w:firstRow="1" w:lastRow="0" w:firstColumn="1" w:lastColumn="0" w:noHBand="0" w:noVBand="1"/>
-      </w:tblPr>
-      <w:tblGrid>
-        <w:gridCol w:w="3020"/>
-        <w:gridCol w:w="3779"/>
-        <w:gridCol w:w="2263"/>
-      </w:tblGrid>
-      <w:tr>
-        <w:tc>
-          <w:tcPr>
-            <w:tcW w:w="3020" w:type="dxa"/>
-          </w:tcPr>
-          <w:p>
-            <w:pPr>
-              <w:jc w:val="center"/>
-              <w:rPr>
-                <w:b/>
-                <w:bCs/>
-              </w:rPr>
-            </w:pPr>
-            <w:r>
-              <w:rPr>
-                <w:b/>
-                <w:bCs/>
-              </w:rPr>
-              <w:t>Composant</w:t>
-            </w:r>
-          </w:p>
-        </w:tc>
-        <w:tc>
-          <w:tcPr>
-            <w:tcW w:w="3779" w:type="dxa"/>
-          </w:tcPr>
-          <w:p>
-            <w:pPr>
-              <w:jc w:val="center"/>
-              <w:rPr>
-                <w:b/>
-                <w:bCs/>
-              </w:rPr>
-            </w:pPr>
-            <w:r>
-              <w:rPr>
-                <w:b/>
-                <w:bCs/>
-              </w:rPr>
-              <w:t>Outil</w:t>
-            </w:r>
-          </w:p>
-        </w:tc>
-        <w:tc>
-          <w:tcPr>
-            <w:tcW w:w="2263" w:type="dxa"/>
-          </w:tcPr>
-          <w:p>
-            <w:pPr>
-              <w:jc w:val="center"/>
-              <w:rPr>
-                <w:b/>
-                <w:bCs/>
-              </w:rPr>
-            </w:pPr>
-            <w:r>
-              <w:rPr>
-                <w:b/>
-                <w:bCs/>
-              </w:rPr>
-              <w:t>Version</w:t>
-            </w:r>
-          </w:p>
-        </w:tc>
-      </w:tr>
-      <w:tr>
-        <w:tc>
-          <w:tcPr>
-            <w:tcW w:w="3020" w:type="dxa"/>
-          </w:tcPr>
-          <w:p>
-            <w:r>
-              <w:t>Système d’exploitation</w:t>
-            </w:r>
-          </w:p>
-        </w:tc>
-        <w:tc>
-          <w:tcPr>
-            <w:tcW w:w="3779" w:type="dxa"/>
-          </w:tcPr>
-          <w:p>
-            <w:r>
-              <w:t>Windows 11 et Android 13</w:t>
-            </w:r>
-          </w:p>
-        </w:tc>
-        <w:tc>
-          <w:tcPr>
-            <w:tcW w:w="2263" w:type="dxa"/>
-          </w:tcPr>
-          <w:p/>
-        </w:tc>
-      </w:tr>
-      <w:tr>
-        <w:tc>
-          <w:tcPr>
-            <w:tcW w:w="3020" w:type="dxa"/>
-          </w:tcPr>
-          <w:p>
-            <w:r>
-              <w:t>Framework Frontend</w:t>
-            </w:r>
-          </w:p>
-        </w:tc>
-        <w:tc>
-          <w:tcPr>
-            <w:tcW w:w="3779" w:type="dxa"/>
-          </w:tcPr>
-          <w:p>
-            <w:proofErr w:type="gramStart"/>
-            <w:r>
-              <w:t>.NET</w:t>
-            </w:r>
-            <w:proofErr w:type="gramEnd"/>
-            <w:r>
-              <w:t xml:space="preserve"> Maui</w:t>
-            </w:r>
-          </w:p>
-        </w:tc>
-        <w:tc>
-          <w:tcPr>
-            <w:tcW w:w="2263" w:type="dxa"/>
-          </w:tcPr>
-          <w:p>
-            <w:r>
-              <w:t>9.0</w:t>
-            </w:r>
-          </w:p>
-        </w:tc>
-      </w:tr>
-      <w:tr>
-        <w:tc>
-          <w:tcPr>
-            <w:tcW w:w="3020" w:type="dxa"/>
-          </w:tcPr>
-          <w:p>
-            <w:r>
-              <w:t xml:space="preserve">Environnement </w:t>
-            </w:r>
-            <w:proofErr w:type="spellStart"/>
-            <w:r>
-              <w:t>dév</w:t>
-            </w:r>
-            <w:proofErr w:type="spellEnd"/>
-            <w:r>
-              <w:t>.</w:t>
-            </w:r>
-          </w:p>
-        </w:tc>
-        <w:tc>
-          <w:tcPr>
-            <w:tcW w:w="3779" w:type="dxa"/>
-          </w:tcPr>
-          <w:p>
-            <w:r>
-              <w:t>Visual Studio Community 2022</w:t>
-            </w:r>
-          </w:p>
-        </w:tc>
-        <w:tc>
-          <w:tcPr>
-            <w:tcW w:w="2263" w:type="dxa"/>
-          </w:tcPr>
-          <w:p>
-            <w:r>
-              <w:t>17.8</w:t>
-            </w:r>
-          </w:p>
-        </w:tc>
-      </w:tr>
-      <w:tr>
-        <w:tc>
-          <w:tcPr>
-            <w:tcW w:w="3020" w:type="dxa"/>
-          </w:tcPr>
-          <w:p>
-            <w:r>
-              <w:t>Runtime Backend</w:t>
-            </w:r>
-          </w:p>
-        </w:tc>
-        <w:tc>
-          <w:tcPr>
-            <w:tcW w:w="3779" w:type="dxa"/>
-          </w:tcPr>
-          <w:p>
-            <w:r>
-              <w:t>Node.js</w:t>
-            </w:r>
-          </w:p>
-        </w:tc>
-        <w:tc>
-          <w:tcPr>
-            <w:tcW w:w="2263" w:type="dxa"/>
-          </w:tcPr>
-          <w:p>
-            <w:r>
-              <w:t>20.11.0</w:t>
-            </w:r>
-          </w:p>
-        </w:tc>
-      </w:tr>
-      <w:tr>
-        <w:tc>
-          <w:tcPr>
-            <w:tcW w:w="3020" w:type="dxa"/>
-          </w:tcPr>
-          <w:p>
-            <w:r>
-              <w:t xml:space="preserve">Base de données </w:t>
-            </w:r>
-          </w:p>
-        </w:tc>
-        <w:tc>
-          <w:tcPr>
-            <w:tcW w:w="3779" w:type="dxa"/>
-          </w:tcPr>
-          <w:p>
-            <w:r>
-              <w:t xml:space="preserve">MySQL </w:t>
-            </w:r>
-          </w:p>
-        </w:tc>
-        <w:tc>
-          <w:tcPr>
-            <w:tcW w:w="2263" w:type="dxa"/>
-          </w:tcPr>
-          <w:p>
-            <w:r>
-              <w:t>8.0</w:t>
-            </w:r>
-          </w:p>
-        </w:tc>
-      </w:tr>
-      <w:tr>
-        <w:tc>
-          <w:tcPr>
-            <w:tcW w:w="3020" w:type="dxa"/>
-          </w:tcPr>
-          <w:p>
-            <w:r>
-              <w:t>Gestionnaire de paquets</w:t>
-            </w:r>
-          </w:p>
-        </w:tc>
-        <w:tc>
-          <w:tcPr>
-            <w:tcW w:w="3779" w:type="dxa"/>
-          </w:tcPr>
-          <w:p>
-            <w:proofErr w:type="spellStart"/>
-            <w:proofErr w:type="gramStart"/>
-            <w:r>
-              <w:t>npm</w:t>
-            </w:r>
-            <w:proofErr w:type="spellEnd"/>
-            <w:proofErr w:type="gramEnd"/>
-          </w:p>
-        </w:tc>
-        <w:tc>
-          <w:tcPr>
-            <w:tcW w:w="2263" w:type="dxa"/>
-          </w:tcPr>
-          <w:p>
-            <w:r>
-              <w:t>10.2.4</w:t>
-            </w:r>
-          </w:p>
-        </w:tc>
-      </w:tr>
-      <w:tr>
-        <w:tc>
-          <w:tcPr>
-            <w:tcW w:w="3020" w:type="dxa"/>
-          </w:tcPr>
-          <w:p>
-            <w:r>
-              <w:t>Conteneurisation</w:t>
-            </w:r>
-          </w:p>
-        </w:tc>
-        <w:tc>
-          <w:tcPr>
-            <w:tcW w:w="3779" w:type="dxa"/>
-          </w:tcPr>
-          <w:p>
-            <w:r>
-              <w:t>Docker Desktop</w:t>
-            </w:r>
-          </w:p>
-        </w:tc>
-        <w:tc>
-          <w:tcPr>
-            <w:tcW w:w="2263" w:type="dxa"/>
-          </w:tcPr>
-          <w:p>
-            <w:r>
-              <w:t>4.27.0</w:t>
-            </w:r>
-          </w:p>
-        </w:tc>
-      </w:tr>
-    </w:tbl>
-    <w:p>
-      <w:pPr>
-        <w:pStyle w:val="Titre2"/>
-      </w:pPr>
-    </w:p>
-    <w:p/>
-    <w:p>
-      <w:pPr>
-        <w:pStyle w:val="Titre2"/>
-        <w:numPr>
-          <w:ilvl w:val="1"/>
-          <w:numId w:val="64"/>
-        </w:numPr>
-      </w:pPr>
-      <w:bookmarkStart w:id="16" w:name="_Toc228965985"/>
-      <w:r>
-        <w:lastRenderedPageBreak/>
-        <w:t>Planification et suivi</w:t>
-      </w:r>
-      <w:bookmarkEnd w:id="16"/>
-    </w:p>
-    <w:p>
-      <w:r>
-        <w:rPr>
-          <w:noProof/>
-        </w:rPr>
-        <w:drawing>
-          <wp:inline distT="0" distB="0" distL="0" distR="0" wp14:anchorId="0C326A3D" wp14:editId="1A9FE084">
-            <wp:extent cx="5760720" cy="3567430"/>
-            <wp:effectExtent l="0" t="0" r="11430" b="13970"/>
-            <wp:docPr id="1907921256" name="Graphique 1">
-              <a:extLst xmlns:a="http://schemas.openxmlformats.org/drawingml/2006/main">
-                <a:ext uri="{FF2B5EF4-FFF2-40B4-BE49-F238E27FC236}">
-                  <a16:creationId xmlns:a16="http://schemas.microsoft.com/office/drawing/2014/main" id="{00000000-0008-0000-0000-000004000000}"/>
-                </a:ext>
-              </a:extLst>
-            </wp:docPr>
-            <wp:cNvGraphicFramePr/>
-            <a:graphic xmlns:a="http://schemas.openxmlformats.org/drawingml/2006/main">
-              <a:graphicData uri="http://schemas.openxmlformats.org/drawingml/2006/chart">
-                <c:chart xmlns:c="http://schemas.openxmlformats.org/drawingml/2006/chart" xmlns:r="http://schemas.openxmlformats.org/officeDocument/2006/relationships" r:id="rId21"/>
-              </a:graphicData>
-            </a:graphic>
-          </wp:inline>
-        </w:drawing>
-      </w:r>
-    </w:p>
-    <w:p/>
-    <w:p>
-      <w:r>
-        <w:rPr>
-          <w:noProof/>
-        </w:rPr>
-        <w:drawing>
-          <wp:inline distT="0" distB="0" distL="0" distR="0" wp14:anchorId="203A5C50" wp14:editId="6BB4EF7B">
-            <wp:extent cx="5760720" cy="3505200"/>
-            <wp:effectExtent l="0" t="0" r="11430" b="0"/>
-            <wp:docPr id="1587831650" name="Graphique 1">
-              <a:extLst xmlns:a="http://schemas.openxmlformats.org/drawingml/2006/main">
-                <a:ext uri="{FF2B5EF4-FFF2-40B4-BE49-F238E27FC236}">
-                  <a16:creationId xmlns:a16="http://schemas.microsoft.com/office/drawing/2014/main" id="{00000000-0008-0000-0000-000002000000}"/>
-                </a:ext>
-              </a:extLst>
-            </wp:docPr>
-            <wp:cNvGraphicFramePr/>
-            <a:graphic xmlns:a="http://schemas.openxmlformats.org/drawingml/2006/main">
-              <a:graphicData uri="http://schemas.openxmlformats.org/drawingml/2006/chart">
-                <c:chart xmlns:c="http://schemas.openxmlformats.org/drawingml/2006/chart" xmlns:r="http://schemas.openxmlformats.org/officeDocument/2006/relationships" r:id="rId22"/>
-              </a:graphicData>
-            </a:graphic>
-          </wp:inline>
-        </w:drawing>
-      </w:r>
-    </w:p>
-    <w:p>
-      <w:pPr>
-        <w:pStyle w:val="Titre2"/>
-        <w:numPr>
-          <w:ilvl w:val="1"/>
-          <w:numId w:val="64"/>
-        </w:numPr>
-      </w:pPr>
-      <w:bookmarkStart w:id="17" w:name="_Toc228965986"/>
-      <w:r>
-        <w:lastRenderedPageBreak/>
-        <w:t>Réalisation</w:t>
-      </w:r>
-      <w:bookmarkEnd w:id="17"/>
-    </w:p>
-    <w:p>
-      <w:pPr>
-        <w:pStyle w:val="Titre2"/>
-        <w:numPr>
-          <w:ilvl w:val="1"/>
-          <w:numId w:val="64"/>
-        </w:numPr>
-      </w:pPr>
-      <w:bookmarkStart w:id="18" w:name="_Toc228965987"/>
-      <w:r>
-        <w:t>Tests et validation</w:t>
-      </w:r>
-      <w:bookmarkEnd w:id="18"/>
-    </w:p>
-    <w:p>
-      <w:pPr>
-        <w:pStyle w:val="Titre2"/>
-        <w:numPr>
-          <w:ilvl w:val="1"/>
-          <w:numId w:val="64"/>
-        </w:numPr>
-      </w:pPr>
-      <w:bookmarkStart w:id="19" w:name="_Toc228965988"/>
-      <w:r>
-        <w:t>Livraison</w:t>
-      </w:r>
-      <w:bookmarkEnd w:id="19"/>
-    </w:p>
-    <w:p>
-      <w:pPr>
-        <w:pStyle w:val="Titre2"/>
-        <w:numPr>
-          <w:ilvl w:val="1"/>
-          <w:numId w:val="64"/>
-        </w:numPr>
-      </w:pPr>
-      <w:bookmarkStart w:id="20" w:name="_Toc228965989"/>
-      <w:r>
-        <w:t>Conclusion et bilan personnel</w:t>
-      </w:r>
-      <w:bookmarkEnd w:id="20"/>
-    </w:p>
-    <w:p>
-      <w:pPr>
-        <w:pStyle w:val="Titre1"/>
-        <w:numPr>
-          <w:ilvl w:val="0"/>
-          <w:numId w:val="64"/>
-        </w:numPr>
-      </w:pPr>
-      <w:bookmarkStart w:id="21" w:name="_Toc228965990"/>
-      <w:r>
-        <w:t>Documentation du produit</w:t>
-      </w:r>
-      <w:bookmarkEnd w:id="21"/>
-    </w:p>
-    <w:p>
-      <w:pPr>
-        <w:pStyle w:val="Titre2"/>
-        <w:numPr>
-          <w:ilvl w:val="1"/>
-          <w:numId w:val="64"/>
-        </w:numPr>
-      </w:pPr>
-      <w:bookmarkStart w:id="22" w:name="_Toc228965991"/>
-      <w:r>
-        <w:t>Prérequis et environnement cible</w:t>
-      </w:r>
-      <w:bookmarkEnd w:id="22"/>
-    </w:p>
-    <w:p>
-      <w:pPr>
-        <w:pStyle w:val="Titre2"/>
-        <w:numPr>
-          <w:ilvl w:val="1"/>
-          <w:numId w:val="64"/>
-        </w:numPr>
-      </w:pPr>
-      <w:bookmarkStart w:id="23" w:name="_Toc228965992"/>
-      <w:r>
-        <w:t xml:space="preserve">Installation </w:t>
-      </w:r>
-      <w:r>
-        <w:t>et</w:t>
-      </w:r>
-      <w:r>
-        <w:t xml:space="preserve"> </w:t>
-      </w:r>
-      <w:r>
-        <w:t>d</w:t>
-      </w:r>
-      <w:r>
-        <w:t>éploiement</w:t>
-      </w:r>
-      <w:bookmarkEnd w:id="23"/>
-    </w:p>
-    <w:p>
-      <w:pPr>
-        <w:pStyle w:val="Titre2"/>
-        <w:numPr>
-          <w:ilvl w:val="1"/>
-          <w:numId w:val="64"/>
-        </w:numPr>
-      </w:pPr>
-      <w:bookmarkStart w:id="24" w:name="_Toc228965993"/>
-      <w:r>
-        <w:t>Guide d'utilisation</w:t>
-      </w:r>
-      <w:bookmarkEnd w:id="24"/>
-    </w:p>
-    <w:p>
-      <w:pPr>
-        <w:pStyle w:val="Titre2"/>
-        <w:numPr>
-          <w:ilvl w:val="1"/>
-          <w:numId w:val="64"/>
-        </w:numPr>
-      </w:pPr>
-      <w:bookmarkStart w:id="25" w:name="_Toc228965994"/>
-      <w:r>
-        <w:t>Exploitation et maintenance</w:t>
-      </w:r>
-      <w:bookmarkEnd w:id="25"/>
-    </w:p>
-    <w:p>
-      <w:pPr>
-        <w:pStyle w:val="Titre2"/>
-        <w:numPr>
-          <w:ilvl w:val="1"/>
-          <w:numId w:val="64"/>
-        </w:numPr>
-      </w:pPr>
-      <w:bookmarkStart w:id="26" w:name="_Toc228965995"/>
-      <w:r>
-        <w:t>Architecture technique</w:t>
-      </w:r>
-      <w:bookmarkEnd w:id="26"/>
-    </w:p>
-    <w:p>
-      <w:pPr>
-        <w:pStyle w:val="Titre1"/>
-        <w:numPr>
-          <w:ilvl w:val="0"/>
-          <w:numId w:val="64"/>
-        </w:numPr>
-      </w:pPr>
-      <w:bookmarkStart w:id="27" w:name="_Toc228965996"/>
-      <w:r>
-        <w:t>Résumé</w:t>
-      </w:r>
-      <w:bookmarkEnd w:id="27"/>
-    </w:p>
-    <w:p>
-      <w:pPr>
-        <w:pStyle w:val="Titre2"/>
-        <w:numPr>
-          <w:ilvl w:val="1"/>
-          <w:numId w:val="64"/>
-        </w:numPr>
-      </w:pPr>
-      <w:bookmarkStart w:id="28" w:name="_Toc228965997"/>
-      <w:r>
-        <w:t>Contexte et mandat</w:t>
-      </w:r>
-      <w:bookmarkEnd w:id="28"/>
-      <w:r>
-        <w:rPr>
-          <w:webHidden/>
-        </w:rPr>
-        <w:tab/>
-      </w:r>
-    </w:p>
-    <w:p>
-      <w:pPr>
-        <w:pStyle w:val="Titre2"/>
-        <w:numPr>
-          <w:ilvl w:val="1"/>
-          <w:numId w:val="64"/>
-        </w:numPr>
-      </w:pPr>
-      <w:bookmarkStart w:id="29" w:name="_Toc228965998"/>
-      <w:r>
-        <w:t>Solution réalisée</w:t>
-      </w:r>
-      <w:bookmarkEnd w:id="29"/>
-    </w:p>
-    <w:p>
-      <w:pPr>
-        <w:pStyle w:val="Titre2"/>
-        <w:numPr>
-          <w:ilvl w:val="1"/>
-          <w:numId w:val="64"/>
-        </w:numPr>
-      </w:pPr>
-      <w:bookmarkStart w:id="30" w:name="_Toc228965999"/>
-      <w:r>
-        <w:t>Résultats principaux</w:t>
-      </w:r>
-      <w:bookmarkEnd w:id="30"/>
-    </w:p>
-    <w:p>
-      <w:pPr>
-        <w:pStyle w:val="Titre2"/>
-        <w:numPr>
-          <w:ilvl w:val="1"/>
-          <w:numId w:val="64"/>
-        </w:numPr>
-      </w:pPr>
-      <w:bookmarkStart w:id="31" w:name="_Toc228966000"/>
-      <w:r>
-        <w:t>Limites et suites</w:t>
-      </w:r>
-      <w:bookmarkEnd w:id="31"/>
-    </w:p>
-    <w:p>
-      <w:pPr>
-        <w:pStyle w:val="Titre1"/>
-        <w:numPr>
-          <w:ilvl w:val="0"/>
-          <w:numId w:val="64"/>
-        </w:numPr>
-      </w:pPr>
-      <w:bookmarkStart w:id="32" w:name="_Toc228966001"/>
-      <w:r>
-        <w:t>Annexes</w:t>
-      </w:r>
-      <w:bookmarkEnd w:id="32"/>
-    </w:p>
-    <w:p>
-      <w:pPr>
-        <w:pStyle w:val="Titre2"/>
-        <w:numPr>
-          <w:ilvl w:val="1"/>
-          <w:numId w:val="64"/>
-        </w:numPr>
-      </w:pPr>
-      <w:bookmarkStart w:id="33" w:name="_Toc228966002"/>
-      <w:r>
-        <w:t>Journal de travail</w:t>
-      </w:r>
-      <w:bookmarkEnd w:id="33"/>
-      <w:r>
-        <w:rPr>
-          <w:webHidden/>
-        </w:rPr>
-        <w:tab/>
-      </w:r>
-    </w:p>
-    <w:p>
-      <w:pPr>
-        <w:pStyle w:val="Titre2"/>
-        <w:numPr>
-          <w:ilvl w:val="1"/>
-          <w:numId w:val="64"/>
-        </w:numPr>
-      </w:pPr>
-      <w:bookmarkStart w:id="34" w:name="_Toc228966003"/>
-      <w:r>
-        <w:t>Bibliographie</w:t>
-      </w:r>
-      <w:r>
-        <w:t xml:space="preserve"> </w:t>
-      </w:r>
-      <w:r>
-        <w:t>et références</w:t>
-      </w:r>
-      <w:bookmarkEnd w:id="34"/>
-    </w:p>
-    <w:p>
-      <w:r>
-        <w:rPr>
-          <w:noProof/>
-        </w:rPr>
-        <w:drawing>
-          <wp:inline distT="0" distB="0" distL="0" distR="0" wp14:anchorId="46EBA682" wp14:editId="595FAB88">
-            <wp:extent cx="5759297" cy="2125064"/>
-            <wp:effectExtent l="0" t="0" r="0" b="8890"/>
-            <wp:docPr id="382236608" name="Imagen 18"/>
-            <wp:cNvGraphicFramePr>
-              <a:graphicFrameLocks xmlns:a="http://schemas.openxmlformats.org/drawingml/2006/main" noChangeAspect="1"/>
-            </wp:cNvGraphicFramePr>
-            <a:graphic xmlns:a="http://schemas.openxmlformats.org/drawingml/2006/main">
-              <a:graphicData uri="http://schemas.openxmlformats.org/drawingml/2006/picture">
-                <pic:pic xmlns:pic="http://schemas.openxmlformats.org/drawingml/2006/picture">
-                  <pic:nvPicPr>
-                    <pic:cNvPr id="0" name="Picture 2"/>
-                    <pic:cNvPicPr>
-                      <a:picLocks noChangeAspect="1" noChangeArrowheads="1"/>
-                    </pic:cNvPicPr>
-                  </pic:nvPicPr>
-                  <pic:blipFill rotWithShape="1">
-                    <a:blip r:embed="rId14">
-                      <a:extLst>
-                        <a:ext uri="{28A0092B-C50C-407E-A947-70E740481C1C}">
-                          <a14:useLocalDpi xmlns:a14="http://schemas.microsoft.com/office/drawing/2010/main" val="0"/>
-                        </a:ext>
-                      </a:extLst>
-                    </a:blip>
-                    <a:srcRect t="13196" b="13007"/>
-                    <a:stretch/>
-                  </pic:blipFill>
-                  <pic:spPr bwMode="auto">
-                    <a:xfrm>
-                      <a:off x="0" y="0"/>
-                      <a:ext cx="5760720" cy="2125589"/>
-                    </a:xfrm>
-                    <a:prstGeom prst="rect">
-                      <a:avLst/>
-                    </a:prstGeom>
-                    <a:noFill/>
-                    <a:ln>
-                      <a:noFill/>
-                    </a:ln>
-                    <a:extLst>
-                      <a:ext uri="{53640926-AAD7-44D8-BBD7-CCE9431645EC}">
-                        <a14:shadowObscured xmlns:a14="http://schemas.microsoft.com/office/drawing/2010/main"/>
-                      </a:ext>
-                    </a:extLst>
-                  </pic:spPr>
-                </pic:pic>
-              </a:graphicData>
-            </a:graphic>
-          </wp:inline>
-        </w:drawing>
-      </w:r>
-    </w:p>
-    <w:p>
-      <w:pPr>
-        <w:pStyle w:val="Titre2"/>
-        <w:numPr>
-          <w:ilvl w:val="1"/>
-          <w:numId w:val="64"/>
-        </w:numPr>
-      </w:pPr>
-      <w:bookmarkStart w:id="35" w:name="_Toc228966004"/>
-      <w:r>
-        <w:t>Liste des livrables remi</w:t>
-      </w:r>
-      <w:bookmarkStart w:id="36" w:name="_Toc71703270"/>
-      <w:bookmarkStart w:id="37" w:name="_Toc499021854"/>
-      <w:bookmarkStart w:id="38" w:name="_Toc25553334"/>
-      <w:bookmarkStart w:id="39" w:name="_Hlk224302782"/>
-      <w:bookmarkEnd w:id="3"/>
-      <w:bookmarkEnd w:id="4"/>
-      <w:bookmarkEnd w:id="5"/>
-      <w:r>
-        <w:t>s</w:t>
-      </w:r>
-      <w:bookmarkEnd w:id="35"/>
-      <w:r>
-        <w:t xml:space="preserve"> </w:t>
-      </w:r>
-      <w:bookmarkEnd w:id="36"/>
-      <w:bookmarkEnd w:id="37"/>
-      <w:bookmarkEnd w:id="38"/>
-      <w:bookmarkEnd w:id="39"/>
-    </w:p>
     <w:sectPr>
-      <w:headerReference w:type="default" r:id="rId23"/>
-      <w:footerReference w:type="default" r:id="rId24"/>
-      <w:headerReference w:type="first" r:id="rId25"/>
-      <w:footerReference w:type="first" r:id="rId26"/>
+      <w:headerReference w:type="default" r:id="rId42"/>
+      <w:footerReference w:type="default" r:id="rId43"/>
+      <w:headerReference w:type="first" r:id="rId44"/>
+      <w:footerReference w:type="first" r:id="rId45"/>
       <w:pgSz w:w="11906" w:h="16838"/>
       <w:pgMar w:top="1417" w:right="1417" w:bottom="1417" w:left="1417" w:header="708" w:footer="708" w:gutter="0"/>
       <w:cols w:space="708"/>
@@ -8261,7 +11170,7 @@
             </wp:anchor>
           </w:drawing>
         </mc:Choice>
-        <mc:Fallback xmlns:a="http://schemas.openxmlformats.org/drawingml/2006/main" xmlns:arto="http://schemas.microsoft.com/office/word/2006/arto" xmlns:w16sdtfl="http://schemas.microsoft.com/office/word/2024/wordml/sdtformatlock" xmlns:w16du="http://schemas.microsoft.com/office/word/2023/wordml/word16du">
+        <mc:Fallback xmlns:w16du="http://schemas.microsoft.com/office/word/2023/wordml/word16du" xmlns:w16sdtfl="http://schemas.microsoft.com/office/word/2024/wordml/sdtformatlock" xmlns:arto="http://schemas.microsoft.com/office/word/2006/arto" xmlns:a="http://schemas.openxmlformats.org/drawingml/2006/main">
           <w:pict w14:anchorId="2AC6186A">
             <v:line id="Conector recto 2" style="position:absolute;z-index:251659264;visibility:visible;mso-wrap-style:square;mso-width-percent:0;mso-wrap-distance-left:9pt;mso-wrap-distance-top:0;mso-wrap-distance-right:9pt;mso-wrap-distance-bottom:0;mso-position-horizontal:left;mso-position-horizontal-relative:margin;mso-position-vertical:absolute;mso-position-vertical-relative:text;mso-width-percent:0;mso-width-relative:margin" o:spid="_x0000_s1026" strokecolor="#4472c4 [3204]" strokeweight=".5pt" from="0,20.1pt" to="452.9pt,20.1pt" w14:anchorId="378E8825" o:gfxdata="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">
               <v:stroke joinstyle="miter"/>
@@ -17607,7 +20516,7 @@
           <a:lstStyle/>
           <a:p>
             <a:pPr>
-              <a:defRPr sz="1800" b="1" i="0" u="sng" strike="noStrike" kern="1200" baseline="0">
+              <a:defRPr sz="1320" b="1" i="0" u="none" strike="noStrike" kern="1200" baseline="0">
                 <a:solidFill>
                   <a:schemeClr val="tx1"/>
                 </a:solidFill>
@@ -17617,7 +20526,7 @@
               </a:defRPr>
             </a:pPr>
             <a:r>
-              <a:rPr lang="fr-CH" u="sng"/>
+              <a:rPr lang="fr-CH"/>
               <a:t>Tâches planifiées globales</a:t>
             </a:r>
           </a:p>
@@ -17636,7 +20545,7 @@
         <a:lstStyle/>
         <a:p>
           <a:pPr>
-            <a:defRPr sz="1800" b="1" i="0" u="sng" strike="noStrike" kern="1200" baseline="0">
+            <a:defRPr sz="1320" b="1" i="0" u="none" strike="noStrike" kern="1200" baseline="0">
               <a:solidFill>
                 <a:schemeClr val="tx1"/>
               </a:solidFill>
@@ -18037,13 +20946,11 @@
               <a:effectLst/>
             </c:spPr>
             <c:txPr>
-              <a:bodyPr rot="0" spcFirstLastPara="1" vertOverflow="ellipsis" vert="horz" wrap="square" lIns="38100" tIns="19050" rIns="38100" bIns="19050" anchor="ctr" anchorCtr="1">
-                <a:spAutoFit/>
-              </a:bodyPr>
+              <a:bodyPr rot="0" spcFirstLastPara="1" vertOverflow="ellipsis" vert="horz" wrap="square" anchor="ctr" anchorCtr="1"/>
               <a:lstStyle/>
               <a:p>
                 <a:pPr>
-                  <a:defRPr sz="1400" b="0" i="0" u="none" strike="noStrike" kern="1200" baseline="0">
+                  <a:defRPr sz="1100" b="0" i="0" u="none" strike="noStrike" kern="1200" baseline="0">
                     <a:solidFill>
                       <a:schemeClr val="tx1"/>
                     </a:solidFill>
@@ -18178,7 +21085,7 @@
         <a:lstStyle/>
         <a:p>
           <a:pPr>
-            <a:defRPr sz="1800" b="0" i="0" u="none" strike="noStrike" kern="1200" baseline="0">
+            <a:defRPr sz="1100" b="0" i="0" u="none" strike="noStrike" kern="1200" baseline="0">
               <a:solidFill>
                 <a:schemeClr val="tx1"/>
               </a:solidFill>
@@ -18215,7 +21122,7 @@
     <a:lstStyle/>
     <a:p>
       <a:pPr>
-        <a:defRPr/>
+        <a:defRPr sz="1100"/>
       </a:pPr>
       <a:endParaRPr lang="fr-FR"/>
     </a:p>
@@ -20336,7 +23243,10 @@
     <w:rsid w:val="00026504"/>
     <w:rsid w:val="00083EBC"/>
     <w:rsid w:val="000A1C54"/>
+    <w:rsid w:val="00117446"/>
     <w:rsid w:val="0016458B"/>
+    <w:rsid w:val="001F201C"/>
+    <w:rsid w:val="001F2427"/>
     <w:rsid w:val="001F7E59"/>
     <w:rsid w:val="0022264F"/>
     <w:rsid w:val="00246810"/>
@@ -20346,15 +23256,23 @@
     <w:rsid w:val="002F551B"/>
     <w:rsid w:val="00315789"/>
     <w:rsid w:val="00317BE2"/>
+    <w:rsid w:val="0037304D"/>
+    <w:rsid w:val="00386520"/>
     <w:rsid w:val="00416AC9"/>
     <w:rsid w:val="0042049E"/>
+    <w:rsid w:val="00436C02"/>
+    <w:rsid w:val="004A3308"/>
     <w:rsid w:val="004D6A39"/>
+    <w:rsid w:val="004E768D"/>
+    <w:rsid w:val="004E77E2"/>
     <w:rsid w:val="0053006A"/>
     <w:rsid w:val="00590BCE"/>
     <w:rsid w:val="005A6A0F"/>
+    <w:rsid w:val="005C5EDC"/>
     <w:rsid w:val="005D0FBE"/>
     <w:rsid w:val="005D2E87"/>
     <w:rsid w:val="006108C4"/>
+    <w:rsid w:val="0063575D"/>
     <w:rsid w:val="00655E9E"/>
     <w:rsid w:val="00662E4E"/>
     <w:rsid w:val="0067766A"/>
@@ -20366,6 +23284,7 @@
     <w:rsid w:val="007A6CA5"/>
     <w:rsid w:val="007F5410"/>
     <w:rsid w:val="0086049B"/>
+    <w:rsid w:val="00892BA5"/>
     <w:rsid w:val="008B2920"/>
     <w:rsid w:val="008B42F5"/>
     <w:rsid w:val="00911066"/>
@@ -20375,6 +23294,7 @@
     <w:rsid w:val="009A7EC6"/>
     <w:rsid w:val="009B0CCC"/>
     <w:rsid w:val="00A10EB0"/>
+    <w:rsid w:val="00A16006"/>
     <w:rsid w:val="00A31A3C"/>
     <w:rsid w:val="00A530E1"/>
     <w:rsid w:val="00A56C08"/>
@@ -20391,6 +23311,7 @@
     <w:rsid w:val="00D41208"/>
     <w:rsid w:val="00D7045B"/>
     <w:rsid w:val="00D92717"/>
+    <w:rsid w:val="00DD2B3C"/>
     <w:rsid w:val="00E07D08"/>
     <w:rsid w:val="00E124E3"/>
     <w:rsid w:val="00E346C9"/>
@@ -21159,7 +24080,7 @@
 
 <file path=customXml/item1.xml><?xml version="1.0" encoding="utf-8"?>
 <CoverPageProperties xmlns="http://schemas.microsoft.com/office/2006/coverPageProps">
-  <PublishDate>02 février 2026 13 MArs 2026</PublishDate>
+  <PublishDate/>
   <Abstract/>
   <CompanyAddress>Chef du projet : Pascal Piot</CompanyAddress>
   <CompanyPhone/>
@@ -21169,15 +24090,6 @@
 </file>
 
 <file path=customXml/item2.xml><?xml version="1.0" encoding="utf-8"?>
-<?mso-contentType ?>
-<FormTemplates xmlns="http://schemas.microsoft.com/sharepoint/v3/contenttype/forms">
-  <Display>DocumentLibraryForm</Display>
-  <Edit>DocumentLibraryForm</Edit>
-  <New>DocumentLibraryForm</New>
-</FormTemplates>
-</file>
-
-<file path=customXml/item3.xml><?xml version="1.0" encoding="utf-8"?>
 <p:properties xmlns:p="http://schemas.microsoft.com/office/2006/metadata/properties" xmlns:xsi="http://www.w3.org/2001/XMLSchema-instance" xmlns:pc="http://schemas.microsoft.com/office/infopath/2007/PartnerControls">
   <documentManagement>
     <TaxCatchAll xmlns="dfa80de1-e9bb-4cf2-893d-d06220b3971a" xsi:nil="true"/>
@@ -21188,11 +24100,16 @@
 </p:properties>
 </file>
 
-<file path=customXml/item4.xml><?xml version="1.0" encoding="utf-8"?>
-<b:Sources xmlns:b="http://schemas.openxmlformats.org/officeDocument/2006/bibliography" xmlns="http://schemas.openxmlformats.org/officeDocument/2006/bibliography" SelectedStyle="\APASixthEditionOfficeOnline.xsl" StyleName="APA" Version="6"/>
+<file path=customXml/item3.xml><?xml version="1.0" encoding="utf-8"?>
+<?mso-contentType ?>
+<FormTemplates xmlns="http://schemas.microsoft.com/sharepoint/v3/contenttype/forms">
+  <Display>DocumentLibraryForm</Display>
+  <Edit>DocumentLibraryForm</Edit>
+  <New>DocumentLibraryForm</New>
+</FormTemplates>
 </file>
 
-<file path=customXml/item5.xml><?xml version="1.0" encoding="utf-8"?>
+<file path=customXml/item4.xml><?xml version="1.0" encoding="utf-8"?>
 <ct:contentTypeSchema xmlns:ct="http://schemas.microsoft.com/office/2006/metadata/contentType" xmlns:ma="http://schemas.microsoft.com/office/2006/metadata/properties/metaAttributes" ct:_="" ma:_="" ma:contentTypeName="Document" ma:contentTypeID="0x010100E529CC47EA4E614CBF50FAFAB9B8F32B" ma:contentTypeVersion="12" ma:contentTypeDescription="Crée un document." ma:contentTypeScope="" ma:versionID="4cb0ad740d14d835234d40feeeca33f9">
   <xsd:schema xmlns:xsd="http://www.w3.org/2001/XMLSchema" xmlns:xs="http://www.w3.org/2001/XMLSchema" xmlns:p="http://schemas.microsoft.com/office/2006/metadata/properties" xmlns:ns2="98d92101-24da-4498-9971-a24673344bd8" xmlns:ns3="dfa80de1-e9bb-4cf2-893d-d06220b3971a" targetNamespace="http://schemas.microsoft.com/office/2006/metadata/properties" ma:root="true" ma:fieldsID="7d8afc1019b1abb7dd8f9636ee686097" ns2:_="" ns3:_="">
     <xsd:import namespace="98d92101-24da-4498-9971-a24673344bd8"/>
@@ -21409,6 +24326,10 @@
 </ct:contentTypeSchema>
 </file>
 
+<file path=customXml/item5.xml><?xml version="1.0" encoding="utf-8"?>
+<b:Sources xmlns:b="http://schemas.openxmlformats.org/officeDocument/2006/bibliography" xmlns="http://schemas.openxmlformats.org/officeDocument/2006/bibliography" SelectedStyle="\APASixthEditionOfficeOnline.xsl" StyleName="APA" Version="6"/>
+</file>
+
 <file path=customXml/itemProps1.xml><?xml version="1.0" encoding="utf-8"?>
 <ds:datastoreItem xmlns:ds="http://schemas.openxmlformats.org/officeDocument/2006/customXml" ds:itemID="{55AF091B-3C7A-41E3-B477-F2FDAA23CFDA}">
   <ds:schemaRefs>
@@ -21418,14 +24339,6 @@
 </file>
 
 <file path=customXml/itemProps2.xml><?xml version="1.0" encoding="utf-8"?>
-<ds:datastoreItem xmlns:ds="http://schemas.openxmlformats.org/officeDocument/2006/customXml" ds:itemID="{49F5DEE4-C8F3-42DE-BB91-D4B66B0C8CBB}">
-  <ds:schemaRefs>
-    <ds:schemaRef ds:uri="http://schemas.microsoft.com/sharepoint/v3/contenttype/forms"/>
-  </ds:schemaRefs>
-</ds:datastoreItem>
-</file>
-
-<file path=customXml/itemProps3.xml><?xml version="1.0" encoding="utf-8"?>
 <ds:datastoreItem xmlns:ds="http://schemas.openxmlformats.org/officeDocument/2006/customXml" ds:itemID="{C94D97F5-7F04-4398-BD4F-61F68830E426}">
   <ds:schemaRefs>
     <ds:schemaRef ds:uri="http://schemas.microsoft.com/office/2006/metadata/properties"/>
@@ -21436,15 +24349,15 @@
 </ds:datastoreItem>
 </file>
 
-<file path=customXml/itemProps4.xml><?xml version="1.0" encoding="utf-8"?>
-<ds:datastoreItem xmlns:ds="http://schemas.openxmlformats.org/officeDocument/2006/customXml" ds:itemID="{FE924DA7-0126-48C5-870A-49921258AF89}">
+<file path=customXml/itemProps3.xml><?xml version="1.0" encoding="utf-8"?>
+<ds:datastoreItem xmlns:ds="http://schemas.openxmlformats.org/officeDocument/2006/customXml" ds:itemID="{49F5DEE4-C8F3-42DE-BB91-D4B66B0C8CBB}">
   <ds:schemaRefs>
-    <ds:schemaRef ds:uri="http://schemas.openxmlformats.org/officeDocument/2006/bibliography"/>
+    <ds:schemaRef ds:uri="http://schemas.microsoft.com/sharepoint/v3/contenttype/forms"/>
   </ds:schemaRefs>
 </ds:datastoreItem>
 </file>
 
-<file path=customXml/itemProps5.xml><?xml version="1.0" encoding="utf-8"?>
+<file path=customXml/itemProps4.xml><?xml version="1.0" encoding="utf-8"?>
 <ds:datastoreItem xmlns:ds="http://schemas.openxmlformats.org/officeDocument/2006/customXml" ds:itemID="{3CA7B030-DD2E-4D7C-93D2-1255A60D885A}">
   <ds:schemaRefs>
     <ds:schemaRef ds:uri="http://schemas.microsoft.com/office/2006/metadata/contentType"/>
@@ -21461,4 +24374,12 @@
     <ds:schemaRef ds:uri="http://schemas.microsoft.com/internal/obd"/>
   </ds:schemaRefs>
 </ds:datastoreItem>
+</file>
+
+<file path=customXml/itemProps5.xml><?xml version="1.0" encoding="utf-8"?>
+<ds:datastoreItem xmlns:ds="http://schemas.openxmlformats.org/officeDocument/2006/customXml" ds:itemID="{FE924DA7-0126-48C5-870A-49921258AF89}">
+  <ds:schemaRefs>
+    <ds:schemaRef ds:uri="http://schemas.openxmlformats.org/officeDocument/2006/bibliography"/>
+  </ds:schemaRefs>
+</ds:datastoreItem>
 </file>
--- a/01_Docs/01_Rapport/Rapport_TPI_2165_AdrianToledo.docx
+++ b/01_Docs/01_Rapport/Rapport_TPI_2165_AdrianToledo.docx
@@ -1397,8 +1397,8 @@
         </w:p>
       </w:sdtContent>
     </w:sdt>
-    <w:bookmarkStart w:id="1" w:name="_Toc155696314" w:displacedByCustomXml="prev"/>
-    <w:bookmarkStart w:id="2" w:name="_Toc155697347" w:displacedByCustomXml="prev"/>
+    <w:bookmarkStart w:id="1" w:name="_Toc155697347" w:displacedByCustomXml="prev"/>
+    <w:bookmarkStart w:id="2" w:name="_Toc155696314" w:displacedByCustomXml="prev"/>
     <w:sdt>
       <w:sdtPr>
         <w:rPr>
@@ -2197,7 +2197,7 @@
                 <w:noProof/>
                 <w:webHidden/>
               </w:rPr>
-              <w:t>11</w:t>
+              <w:t>12</w:t>
             </w:r>
             <w:r>
               <w:rPr>
@@ -2291,7 +2291,7 @@
                 <w:noProof/>
                 <w:webHidden/>
               </w:rPr>
-              <w:t>12</w:t>
+              <w:t>13</w:t>
             </w:r>
             <w:r>
               <w:rPr>
@@ -2385,7 +2385,7 @@
                 <w:noProof/>
                 <w:webHidden/>
               </w:rPr>
-              <w:t>23</w:t>
+              <w:t>31</w:t>
             </w:r>
             <w:r>
               <w:rPr>
@@ -2479,7 +2479,7 @@
                 <w:noProof/>
                 <w:webHidden/>
               </w:rPr>
-              <w:t>24</w:t>
+              <w:t>33</w:t>
             </w:r>
             <w:r>
               <w:rPr>
@@ -2573,7 +2573,7 @@
                 <w:noProof/>
                 <w:webHidden/>
               </w:rPr>
-              <w:t>24</w:t>
+              <w:t>33</w:t>
             </w:r>
             <w:r>
               <w:rPr>
@@ -2667,7 +2667,7 @@
                 <w:noProof/>
                 <w:webHidden/>
               </w:rPr>
-              <w:t>24</w:t>
+              <w:t>33</w:t>
             </w:r>
             <w:r>
               <w:rPr>
@@ -2761,7 +2761,7 @@
                 <w:noProof/>
                 <w:webHidden/>
               </w:rPr>
-              <w:t>24</w:t>
+              <w:t>33</w:t>
             </w:r>
             <w:r>
               <w:rPr>
@@ -2851,7 +2851,7 @@
                 <w:noProof/>
                 <w:webHidden/>
               </w:rPr>
-              <w:t>24</w:t>
+              <w:t>33</w:t>
             </w:r>
             <w:r>
               <w:rPr>
@@ -2945,7 +2945,7 @@
                 <w:noProof/>
                 <w:webHidden/>
               </w:rPr>
-              <w:t>24</w:t>
+              <w:t>33</w:t>
             </w:r>
             <w:r>
               <w:rPr>
@@ -3039,7 +3039,7 @@
                 <w:noProof/>
                 <w:webHidden/>
               </w:rPr>
-              <w:t>24</w:t>
+              <w:t>33</w:t>
             </w:r>
             <w:r>
               <w:rPr>
@@ -3133,7 +3133,7 @@
                 <w:noProof/>
                 <w:webHidden/>
               </w:rPr>
-              <w:t>24</w:t>
+              <w:t>33</w:t>
             </w:r>
             <w:r>
               <w:rPr>
@@ -3227,7 +3227,7 @@
                 <w:noProof/>
                 <w:webHidden/>
               </w:rPr>
-              <w:t>24</w:t>
+              <w:t>33</w:t>
             </w:r>
             <w:r>
               <w:rPr>
@@ -3321,7 +3321,7 @@
                 <w:noProof/>
                 <w:webHidden/>
               </w:rPr>
-              <w:t>24</w:t>
+              <w:t>33</w:t>
             </w:r>
             <w:r>
               <w:rPr>
@@ -3411,7 +3411,7 @@
                 <w:noProof/>
                 <w:webHidden/>
               </w:rPr>
-              <w:t>24</w:t>
+              <w:t>33</w:t>
             </w:r>
             <w:r>
               <w:rPr>
@@ -3505,7 +3505,7 @@
                 <w:noProof/>
                 <w:webHidden/>
               </w:rPr>
-              <w:t>24</w:t>
+              <w:t>33</w:t>
             </w:r>
             <w:r>
               <w:rPr>
@@ -3599,7 +3599,7 @@
                 <w:noProof/>
                 <w:webHidden/>
               </w:rPr>
-              <w:t>24</w:t>
+              <w:t>33</w:t>
             </w:r>
             <w:r>
               <w:rPr>
@@ -3693,7 +3693,7 @@
                 <w:noProof/>
                 <w:webHidden/>
               </w:rPr>
-              <w:t>24</w:t>
+              <w:t>33</w:t>
             </w:r>
             <w:r>
               <w:rPr>
@@ -3787,7 +3787,7 @@
                 <w:noProof/>
                 <w:webHidden/>
               </w:rPr>
-              <w:t>24</w:t>
+              <w:t>33</w:t>
             </w:r>
             <w:r>
               <w:rPr>
@@ -3877,7 +3877,7 @@
                 <w:noProof/>
                 <w:webHidden/>
               </w:rPr>
-              <w:t>24</w:t>
+              <w:t>33</w:t>
             </w:r>
             <w:r>
               <w:rPr>
@@ -3971,7 +3971,7 @@
                 <w:noProof/>
                 <w:webHidden/>
               </w:rPr>
-              <w:t>24</w:t>
+              <w:t>33</w:t>
             </w:r>
             <w:r>
               <w:rPr>
@@ -4065,7 +4065,7 @@
                 <w:noProof/>
                 <w:webHidden/>
               </w:rPr>
-              <w:t>24</w:t>
+              <w:t>33</w:t>
             </w:r>
             <w:r>
               <w:rPr>
@@ -4159,7 +4159,7 @@
                 <w:noProof/>
                 <w:webHidden/>
               </w:rPr>
-              <w:t>24</w:t>
+              <w:t>33</w:t>
             </w:r>
             <w:r>
               <w:rPr>
@@ -7385,7 +7385,7 @@
           </w:tcPr>
           <w:p>
             <w:r>
-              <w:t>Oui</w:t>
+              <w:t>P1</w:t>
             </w:r>
           </w:p>
         </w:tc>
@@ -7413,7 +7413,7 @@
           </w:tcPr>
           <w:p>
             <w:r>
-              <w:t>Oui</w:t>
+              <w:t>P1</w:t>
             </w:r>
           </w:p>
         </w:tc>
@@ -7435,7 +7435,7 @@
           </w:tcPr>
           <w:p>
             <w:r>
-              <w:t>Oui</w:t>
+              <w:t>P1</w:t>
             </w:r>
           </w:p>
         </w:tc>
@@ -7457,7 +7457,7 @@
           </w:tcPr>
           <w:p>
             <w:r>
-              <w:t>Oui</w:t>
+              <w:t>P1</w:t>
             </w:r>
           </w:p>
         </w:tc>
@@ -7482,7 +7482,7 @@
           </w:tcPr>
           <w:p>
             <w:r>
-              <w:t>Oui</w:t>
+              <w:t>P1</w:t>
             </w:r>
           </w:p>
         </w:tc>
@@ -7507,7 +7507,7 @@
           </w:tcPr>
           <w:p>
             <w:r>
-              <w:t>Oui</w:t>
+              <w:t>P1</w:t>
             </w:r>
           </w:p>
         </w:tc>
@@ -7522,7 +7522,10 @@
               <w:t>L'utilisateur peut modifier le statut (</w:t>
             </w:r>
             <w:r>
-              <w:t>en propriété/</w:t>
+              <w:t>acquis</w:t>
+            </w:r>
+            <w:r>
+              <w:t>/</w:t>
             </w:r>
             <w:r>
               <w:t>en cours/terminé/</w:t>
@@ -7541,7 +7544,7 @@
           </w:tcPr>
           <w:p>
             <w:r>
-              <w:t>Oui</w:t>
+              <w:t>P1</w:t>
             </w:r>
           </w:p>
         </w:tc>
@@ -7562,7 +7565,13 @@
               <w:t>(</w:t>
             </w:r>
             <w:r>
-              <w:t>avis, commentaire, temps de jeu</w:t>
+              <w:t>note</w:t>
+            </w:r>
+            <w:r>
+              <w:t>, commentaire, temps de jeu</w:t>
+            </w:r>
+            <w:r>
+              <w:t>, plateformes possédées</w:t>
             </w:r>
             <w:r>
               <w:t>)</w:t>
@@ -7575,7 +7584,7 @@
           </w:tcPr>
           <w:p>
             <w:r>
-              <w:t>Oui</w:t>
+              <w:t>P1</w:t>
             </w:r>
           </w:p>
         </w:tc>
@@ -7587,7 +7596,27 @@
           </w:tcPr>
           <w:p>
             <w:r>
-              <w:t>L'utilisateur peut consulter sa bibliothèque complète</w:t>
+              <w:t xml:space="preserve">L'utilisateur peut consulter </w:t>
+            </w:r>
+            <w:r>
+              <w:t>l</w:t>
+            </w:r>
+            <w:r>
+              <w:t>a bibliothèque</w:t>
+            </w:r>
+            <w:r>
+              <w:t xml:space="preserve">, </w:t>
+            </w:r>
+            <w:proofErr w:type="spellStart"/>
+            <w:r>
+              <w:t>wishlist</w:t>
+            </w:r>
+            <w:proofErr w:type="spellEnd"/>
+            <w:r>
+              <w:t xml:space="preserve"> et collection</w:t>
+            </w:r>
+            <w:r>
+              <w:t xml:space="preserve"> complète</w:t>
             </w:r>
           </w:p>
         </w:tc>
@@ -7597,7 +7626,7 @@
           </w:tcPr>
           <w:p>
             <w:r>
-              <w:t>Oui</w:t>
+              <w:t>P1</w:t>
             </w:r>
           </w:p>
         </w:tc>
@@ -7612,7 +7641,7 @@
               <w:t xml:space="preserve">L'utilisateur peut filtrer ses jeux par </w:t>
             </w:r>
             <w:r>
-              <w:t xml:space="preserve">plateforme </w:t>
+              <w:t>derniers ajouts</w:t>
             </w:r>
           </w:p>
         </w:tc>
@@ -7622,7 +7651,7 @@
           </w:tcPr>
           <w:p>
             <w:r>
-              <w:t>Oui</w:t>
+              <w:t>P1</w:t>
             </w:r>
           </w:p>
         </w:tc>
@@ -7637,13 +7666,13 @@
               <w:t xml:space="preserve">L'utilisateur peut </w:t>
             </w:r>
             <w:r>
-              <w:t>chercher</w:t>
+              <w:t>trier</w:t>
             </w:r>
             <w:r>
               <w:t xml:space="preserve"> ses jeux par </w:t>
             </w:r>
             <w:r>
-              <w:t>barre de texte de son titre</w:t>
+              <w:t>nom A-Z et Z-A</w:t>
             </w:r>
           </w:p>
         </w:tc>
@@ -7653,7 +7682,7 @@
           </w:tcPr>
           <w:p>
             <w:r>
-              <w:t>Oui</w:t>
+              <w:t>P1</w:t>
             </w:r>
           </w:p>
         </w:tc>
@@ -7668,7 +7697,10 @@
               <w:t xml:space="preserve">L'utilisateur peut filtrer ses jeux par </w:t>
             </w:r>
             <w:r>
-              <w:t>catégorie</w:t>
+              <w:t>statuts</w:t>
+            </w:r>
+            <w:r>
+              <w:t xml:space="preserve"> </w:t>
             </w:r>
           </w:p>
         </w:tc>
@@ -7678,7 +7710,7 @@
           </w:tcPr>
           <w:p>
             <w:r>
-              <w:t>Devrait</w:t>
+              <w:t>P1</w:t>
             </w:r>
           </w:p>
         </w:tc>
@@ -7690,7 +7722,16 @@
           </w:tcPr>
           <w:p>
             <w:r>
-              <w:t>L'utilisateur visualise ses statistiques personnelles (compteurs en cours/terminés/ souhaits)</w:t>
+              <w:t xml:space="preserve">L'utilisateur peut </w:t>
+            </w:r>
+            <w:r>
+              <w:t>chercher</w:t>
+            </w:r>
+            <w:r>
+              <w:t xml:space="preserve"> ses jeux par </w:t>
+            </w:r>
+            <w:r>
+              <w:t>barre de texte de son titre</w:t>
             </w:r>
           </w:p>
         </w:tc>
@@ -7700,7 +7741,7 @@
           </w:tcPr>
           <w:p>
             <w:r>
-              <w:t>Devrait</w:t>
+              <w:t>P1</w:t>
             </w:r>
           </w:p>
         </w:tc>
@@ -7711,9 +7752,25 @@
             <w:tcW w:w="8075" w:type="dxa"/>
           </w:tcPr>
           <w:p>
-            <w:r>
-              <w:t>L'utilisateur peut activer/désactiver sa participation à la Communauté</w:t>
-            </w:r>
+            <w:pPr>
+              <w:tabs>
+                <w:tab w:val="left" w:pos="2826"/>
+              </w:tabs>
+            </w:pPr>
+            <w:r>
+              <w:t xml:space="preserve">L'utilisateur peut filtrer ses jeux par </w:t>
+            </w:r>
+            <w:r>
+              <w:t>note</w:t>
+            </w:r>
+            <w:r>
+              <w:t xml:space="preserve"> </w:t>
+            </w:r>
+            <w:proofErr w:type="spellStart"/>
+            <w:r>
+              <w:t>metacritic</w:t>
+            </w:r>
+            <w:proofErr w:type="spellEnd"/>
           </w:p>
         </w:tc>
         <w:tc>
@@ -7722,7 +7779,7 @@
           </w:tcPr>
           <w:p>
             <w:r>
-              <w:t>Devrait</w:t>
+              <w:t>P2</w:t>
             </w:r>
           </w:p>
         </w:tc>
@@ -7733,8 +7790,19 @@
             <w:tcW w:w="8075" w:type="dxa"/>
           </w:tcPr>
           <w:p>
-            <w:r>
-              <w:t>L'utilisateur peut supprimer son compte et toutes ses données</w:t>
+            <w:pPr>
+              <w:tabs>
+                <w:tab w:val="left" w:pos="2826"/>
+              </w:tabs>
+            </w:pPr>
+            <w:r>
+              <w:t xml:space="preserve">L'utilisateur peut filtrer ses jeux par </w:t>
+            </w:r>
+            <w:r>
+              <w:t>date de lancement</w:t>
+            </w:r>
+            <w:r>
+              <w:t xml:space="preserve"> </w:t>
             </w:r>
           </w:p>
         </w:tc>
@@ -7744,7 +7812,7 @@
           </w:tcPr>
           <w:p>
             <w:r>
-              <w:t>Devrait</w:t>
+              <w:t>P2</w:t>
             </w:r>
           </w:p>
         </w:tc>
@@ -7755,6 +7823,188 @@
             <w:tcW w:w="8075" w:type="dxa"/>
           </w:tcPr>
           <w:p>
+            <w:pPr>
+              <w:tabs>
+                <w:tab w:val="left" w:pos="2826"/>
+              </w:tabs>
+            </w:pPr>
+            <w:r>
+              <w:t>L'utilisateur visualise ses statistiques personnelles (compteurs en cours/terminés/ souhaits)</w:t>
+            </w:r>
+          </w:p>
+        </w:tc>
+        <w:tc>
+          <w:tcPr>
+            <w:tcW w:w="987" w:type="dxa"/>
+          </w:tcPr>
+          <w:p>
+            <w:r>
+              <w:t>P2</w:t>
+            </w:r>
+          </w:p>
+        </w:tc>
+      </w:tr>
+      <w:tr>
+        <w:tc>
+          <w:tcPr>
+            <w:tcW w:w="8075" w:type="dxa"/>
+          </w:tcPr>
+          <w:p>
+            <w:pPr>
+              <w:tabs>
+                <w:tab w:val="left" w:pos="2826"/>
+              </w:tabs>
+            </w:pPr>
+            <w:r>
+              <w:t>L'utilisateur peut supprimer son compte et toutes ses données</w:t>
+            </w:r>
+          </w:p>
+        </w:tc>
+        <w:tc>
+          <w:tcPr>
+            <w:tcW w:w="987" w:type="dxa"/>
+          </w:tcPr>
+          <w:p>
+            <w:r>
+              <w:t>P2</w:t>
+            </w:r>
+          </w:p>
+        </w:tc>
+      </w:tr>
+      <w:tr>
+        <w:tc>
+          <w:tcPr>
+            <w:tcW w:w="8075" w:type="dxa"/>
+          </w:tcPr>
+          <w:p>
+            <w:r>
+              <w:t xml:space="preserve">L'utilisateur peut filtrer ses jeux par </w:t>
+            </w:r>
+            <w:r>
+              <w:t xml:space="preserve">plateforme </w:t>
+            </w:r>
+          </w:p>
+        </w:tc>
+        <w:tc>
+          <w:tcPr>
+            <w:tcW w:w="987" w:type="dxa"/>
+          </w:tcPr>
+          <w:p>
+            <w:r>
+              <w:t>P3</w:t>
+            </w:r>
+          </w:p>
+        </w:tc>
+      </w:tr>
+      <w:tr>
+        <w:tc>
+          <w:tcPr>
+            <w:tcW w:w="8075" w:type="dxa"/>
+          </w:tcPr>
+          <w:p>
+            <w:r>
+              <w:t xml:space="preserve">L'utilisateur peut filtrer ses jeux par </w:t>
+            </w:r>
+            <w:r>
+              <w:t>catégorie</w:t>
+            </w:r>
+          </w:p>
+        </w:tc>
+        <w:tc>
+          <w:tcPr>
+            <w:tcW w:w="987" w:type="dxa"/>
+          </w:tcPr>
+          <w:p>
+            <w:r>
+              <w:t>P3</w:t>
+            </w:r>
+          </w:p>
+        </w:tc>
+      </w:tr>
+      <w:tr>
+        <w:tc>
+          <w:tcPr>
+            <w:tcW w:w="8075" w:type="dxa"/>
+          </w:tcPr>
+          <w:p>
+            <w:r>
+              <w:t xml:space="preserve">L'utilisateur a la possibilité de consulter son </w:t>
+            </w:r>
+            <w:r>
+              <w:t>droit</w:t>
+            </w:r>
+            <w:r>
+              <w:t xml:space="preserve"> et ses conditions d'utilisation des données</w:t>
+            </w:r>
+          </w:p>
+        </w:tc>
+        <w:tc>
+          <w:tcPr>
+            <w:tcW w:w="987" w:type="dxa"/>
+          </w:tcPr>
+          <w:p>
+            <w:r>
+              <w:t>P3</w:t>
+            </w:r>
+          </w:p>
+        </w:tc>
+      </w:tr>
+      <w:tr>
+        <w:tc>
+          <w:tcPr>
+            <w:tcW w:w="8075" w:type="dxa"/>
+          </w:tcPr>
+          <w:p>
+            <w:r>
+              <w:t>L'utilisateur peut activer/désactiver sa participation à la Communauté</w:t>
+            </w:r>
+          </w:p>
+        </w:tc>
+        <w:tc>
+          <w:tcPr>
+            <w:tcW w:w="987" w:type="dxa"/>
+          </w:tcPr>
+          <w:p>
+            <w:r>
+              <w:t>P3</w:t>
+            </w:r>
+          </w:p>
+        </w:tc>
+      </w:tr>
+      <w:tr>
+        <w:tc>
+          <w:tcPr>
+            <w:tcW w:w="8075" w:type="dxa"/>
+          </w:tcPr>
+          <w:p>
+            <w:r>
+              <w:t xml:space="preserve">L'utilisateur peut utiliser </w:t>
+            </w:r>
+            <w:r>
+              <w:t xml:space="preserve">sur les jeux </w:t>
+            </w:r>
+            <w:r>
+              <w:t>les déplacements horizontaux pour ajouter au catalogue ou les supprimer</w:t>
+            </w:r>
+          </w:p>
+        </w:tc>
+        <w:tc>
+          <w:tcPr>
+            <w:tcW w:w="987" w:type="dxa"/>
+          </w:tcPr>
+          <w:p>
+            <w:r>
+              <w:t>P3</w:t>
+            </w:r>
+          </w:p>
+        </w:tc>
+      </w:tr>
+      <w:tr>
+        <w:tc>
+          <w:tcPr>
+            <w:tcW w:w="8075" w:type="dxa"/>
+          </w:tcPr>
+          <w:p>
             <w:r>
               <w:t>L'utilisateur peut</w:t>
             </w:r>
@@ -7775,7 +8025,7 @@
           </w:tcPr>
           <w:p>
             <w:r>
-              <w:t>Devrait</w:t>
+              <w:t>P3</w:t>
             </w:r>
           </w:p>
         </w:tc>
@@ -7892,7 +8142,7 @@
           </w:tcPr>
           <w:p>
             <w:r>
-              <w:t>Oui</w:t>
+              <w:t>P1</w:t>
             </w:r>
           </w:p>
         </w:tc>
@@ -7904,13 +8154,30 @@
           </w:tcPr>
           <w:p>
             <w:r>
-              <w:t xml:space="preserve">Performances : </w:t>
-            </w:r>
-            <w:r>
-              <w:t xml:space="preserve">La recherche via l'API doit répondre </w:t>
-            </w:r>
-            <w:r>
-              <w:t>rapide et sans boucles</w:t>
+              <w:t>Sécurité</w:t>
+            </w:r>
+            <w:r>
+              <w:t xml:space="preserve"> : </w:t>
+            </w:r>
+            <w:r>
+              <w:t>Respecter confidentialité</w:t>
+            </w:r>
+            <w:r>
+              <w:t xml:space="preserve"> et stockage local des identifiants</w:t>
+            </w:r>
+            <w:r>
+              <w:t xml:space="preserve"> (</w:t>
+            </w:r>
+            <w:r>
+              <w:t xml:space="preserve">hachés </w:t>
+            </w:r>
+            <w:proofErr w:type="spellStart"/>
+            <w:r>
+              <w:t>bcrypt</w:t>
+            </w:r>
+            <w:proofErr w:type="spellEnd"/>
+            <w:r>
+              <w:t xml:space="preserve"> et par le loi suisse)</w:t>
             </w:r>
           </w:p>
         </w:tc>
@@ -7920,7 +8187,7 @@
           </w:tcPr>
           <w:p>
             <w:r>
-              <w:t>Oui</w:t>
+              <w:t>P1</w:t>
             </w:r>
           </w:p>
         </w:tc>
@@ -7932,30 +8199,22 @@
           </w:tcPr>
           <w:p>
             <w:r>
-              <w:t>Sécurité</w:t>
+              <w:t>Robustesse</w:t>
             </w:r>
             <w:r>
               <w:t xml:space="preserve"> : </w:t>
             </w:r>
             <w:r>
-              <w:t>Respecter confidentialité</w:t>
-            </w:r>
-            <w:r>
-              <w:t xml:space="preserve"> et stockage local des identifiants</w:t>
-            </w:r>
-            <w:r>
-              <w:t xml:space="preserve"> (</w:t>
-            </w:r>
-            <w:r>
-              <w:t xml:space="preserve">hachés </w:t>
-            </w:r>
-            <w:proofErr w:type="spellStart"/>
-            <w:r>
-              <w:t>bcrypt</w:t>
-            </w:r>
-            <w:proofErr w:type="spellEnd"/>
-            <w:r>
-              <w:t>)</w:t>
+              <w:t xml:space="preserve">L'application </w:t>
+            </w:r>
+            <w:r>
+              <w:t>et</w:t>
+            </w:r>
+            <w:r>
+              <w:t xml:space="preserve"> l'API en affichant des messages </w:t>
+            </w:r>
+            <w:r>
+              <w:t>en cas de validation ou problèmes.</w:t>
             </w:r>
           </w:p>
         </w:tc>
@@ -7965,7 +8224,7 @@
           </w:tcPr>
           <w:p>
             <w:r>
-              <w:t>Oui</w:t>
+              <w:t>P1</w:t>
             </w:r>
           </w:p>
         </w:tc>
@@ -7977,22 +8236,19 @@
           </w:tcPr>
           <w:p>
             <w:r>
-              <w:t>Robustesse</w:t>
+              <w:t>UX</w:t>
             </w:r>
             <w:r>
               <w:t xml:space="preserve"> : </w:t>
             </w:r>
             <w:r>
-              <w:t xml:space="preserve">L'application </w:t>
-            </w:r>
-            <w:r>
-              <w:t>et</w:t>
-            </w:r>
-            <w:r>
-              <w:t xml:space="preserve"> l'API en affichant des messages </w:t>
-            </w:r>
-            <w:r>
-              <w:t>en cas de validation ou problèmes.</w:t>
+              <w:t xml:space="preserve">Navigation cohérente </w:t>
+            </w:r>
+            <w:r>
+              <w:t xml:space="preserve">et </w:t>
+            </w:r>
+            <w:r>
+              <w:t>écrans principaux accessibles</w:t>
             </w:r>
           </w:p>
         </w:tc>
@@ -8002,7 +8258,7 @@
           </w:tcPr>
           <w:p>
             <w:r>
-              <w:t>Devrait</w:t>
+              <w:t>P1</w:t>
             </w:r>
           </w:p>
         </w:tc>
@@ -8014,19 +8270,13 @@
           </w:tcPr>
           <w:p>
             <w:r>
-              <w:t>UX</w:t>
-            </w:r>
-            <w:r>
-              <w:t xml:space="preserve"> : </w:t>
-            </w:r>
-            <w:r>
-              <w:t xml:space="preserve">Navigation cohérente </w:t>
-            </w:r>
-            <w:r>
-              <w:t xml:space="preserve">et </w:t>
-            </w:r>
-            <w:r>
-              <w:t>écrans principaux accessibles</w:t>
+              <w:t xml:space="preserve">Performances : </w:t>
+            </w:r>
+            <w:r>
+              <w:t xml:space="preserve">La recherche via l'API doit répondre </w:t>
+            </w:r>
+            <w:r>
+              <w:t>rapide et sans boucles</w:t>
             </w:r>
           </w:p>
         </w:tc>
@@ -8036,7 +8286,7 @@
           </w:tcPr>
           <w:p>
             <w:r>
-              <w:t>Oui</w:t>
+              <w:t>P2</w:t>
             </w:r>
           </w:p>
         </w:tc>
@@ -8067,7 +8317,66 @@
           </w:tcPr>
           <w:p>
             <w:r>
-              <w:t>Oui</w:t>
+              <w:t>P2</w:t>
+            </w:r>
+          </w:p>
+        </w:tc>
+      </w:tr>
+      <w:tr>
+        <w:tc>
+          <w:tcPr>
+            <w:tcW w:w="8075" w:type="dxa"/>
+          </w:tcPr>
+          <w:p>
+            <w:r>
+              <w:t xml:space="preserve">Tests : </w:t>
+            </w:r>
+            <w:r>
+              <w:t>les</w:t>
+            </w:r>
+            <w:r>
+              <w:t xml:space="preserve"> </w:t>
+            </w:r>
+            <w:r>
+              <w:t xml:space="preserve">tests sont valides et </w:t>
+            </w:r>
+            <w:r>
+              <w:t>documentés</w:t>
+            </w:r>
+          </w:p>
+        </w:tc>
+        <w:tc>
+          <w:tcPr>
+            <w:tcW w:w="987" w:type="dxa"/>
+          </w:tcPr>
+          <w:p>
+            <w:r>
+              <w:t>P2</w:t>
+            </w:r>
+          </w:p>
+        </w:tc>
+      </w:tr>
+      <w:tr>
+        <w:tc>
+          <w:tcPr>
+            <w:tcW w:w="8075" w:type="dxa"/>
+          </w:tcPr>
+          <w:p>
+            <w:r>
+              <w:t xml:space="preserve">UX : </w:t>
+            </w:r>
+            <w:r>
+              <w:t>Il y a suffisamment d'espace pour éviter les textes trop longs</w:t>
+            </w:r>
+          </w:p>
+        </w:tc>
+        <w:tc>
+          <w:tcPr>
+            <w:tcW w:w="987" w:type="dxa"/>
+          </w:tcPr>
+          <w:p>
+            <w:r>
+              <w:t>P3</w:t>
             </w:r>
           </w:p>
         </w:tc>
@@ -8083,6 +8392,7 @@
       </w:pPr>
       <w:bookmarkStart w:id="14" w:name="_Toc228965983"/>
       <w:r>
+        <w:lastRenderedPageBreak/>
         <w:t>Gestion des risques et mesures</w:t>
       </w:r>
       <w:bookmarkEnd w:id="14"/>
@@ -8177,7 +8487,6 @@
     </w:tbl>
     <w:p>
       <w:r>
-        <w:lastRenderedPageBreak/>
         <w:t xml:space="preserve">Risques organisationnels </w:t>
       </w:r>
     </w:p>
@@ -8467,6 +8776,7 @@
       </w:pPr>
       <w:bookmarkStart w:id="15" w:name="_Toc228965984"/>
       <w:r>
+        <w:lastRenderedPageBreak/>
         <w:t>Conception</w:t>
       </w:r>
       <w:bookmarkEnd w:id="15"/>
@@ -8554,7 +8864,128 @@
         </w:drawing>
       </w:r>
     </w:p>
-    <w:p/>
+    <w:p>
+      <w:pPr>
+        <w:rPr>
+          <w:lang w:eastAsia="fr-CH"/>
+        </w:rPr>
+      </w:pPr>
+      <w:r>
+        <w:rPr>
+          <w:lang w:eastAsia="fr-CH"/>
+        </w:rPr>
+        <w:t xml:space="preserve">L'architecture technique d'Arcaludo </w:t>
+      </w:r>
+      <w:r>
+        <w:rPr>
+          <w:lang w:eastAsia="fr-CH"/>
+        </w:rPr>
+        <w:t>est construit</w:t>
+      </w:r>
+      <w:r>
+        <w:rPr>
+          <w:lang w:eastAsia="fr-CH"/>
+        </w:rPr>
+        <w:t xml:space="preserve"> sur quatre composants principaux qui fonctionnent ensemble : une application mobile Android développée en .NET MAUI, une API REST Node.js/Express, une base de données MySQL, et un environnement Docker.</w:t>
+      </w:r>
+      <w:r>
+        <w:rPr>
+          <w:lang w:eastAsia="fr-CH"/>
+        </w:rPr>
+        <w:t xml:space="preserve"> Ces technologies </w:t>
+      </w:r>
+      <w:r>
+        <w:rPr>
+          <w:lang w:eastAsia="fr-CH"/>
+        </w:rPr>
+        <w:t>ont été retenus car ce sont des technologies enseignées et pratiquées à l’ETML durant la formation CFC</w:t>
+      </w:r>
+    </w:p>
+    <w:p>
+      <w:pPr>
+        <w:rPr>
+          <w:lang w:eastAsia="fr-CH"/>
+        </w:rPr>
+      </w:pPr>
+      <w:r>
+        <w:rPr>
+          <w:lang w:eastAsia="fr-CH"/>
+        </w:rPr>
+        <w:t xml:space="preserve">MySQL convient au modèle relationnel du projet et permet de gérer proprement les relations et </w:t>
+      </w:r>
+      <w:r>
+        <w:rPr>
+          <w:lang w:eastAsia="fr-CH"/>
+        </w:rPr>
+        <w:t>données</w:t>
+      </w:r>
+      <w:r>
+        <w:rPr>
+          <w:lang w:eastAsia="fr-CH"/>
+        </w:rPr>
+        <w:t xml:space="preserve"> nécessaires. Node.js et Express facilitent la création d’une API REST structurée selon le modèle MVC.</w:t>
+      </w:r>
+      <w:r>
+        <w:rPr>
+          <w:lang w:eastAsia="fr-CH"/>
+        </w:rPr>
+        <w:t xml:space="preserve"> </w:t>
+      </w:r>
+      <w:r>
+        <w:rPr>
+          <w:lang w:eastAsia="fr-CH"/>
+        </w:rPr>
+        <w:t>NET</w:t>
+      </w:r>
+      <w:r>
+        <w:rPr>
+          <w:lang w:eastAsia="fr-CH"/>
+        </w:rPr>
+        <w:t xml:space="preserve"> 9</w:t>
+      </w:r>
+      <w:r>
+        <w:rPr>
+          <w:lang w:eastAsia="fr-CH"/>
+        </w:rPr>
+        <w:t xml:space="preserve"> MAUI permet de développer une application mobile Android native en C# </w:t>
+      </w:r>
+      <w:r>
+        <w:rPr>
+          <w:lang w:eastAsia="fr-CH"/>
+        </w:rPr>
+        <w:t>avec</w:t>
+      </w:r>
+      <w:r>
+        <w:rPr>
+          <w:lang w:eastAsia="fr-CH"/>
+        </w:rPr>
+        <w:t xml:space="preserve"> le patron MVV</w:t>
+      </w:r>
+      <w:r>
+        <w:rPr>
+          <w:lang w:eastAsia="fr-CH"/>
+        </w:rPr>
+        <w:t>M</w:t>
+      </w:r>
+      <w:r>
+        <w:rPr>
+          <w:lang w:eastAsia="fr-CH"/>
+        </w:rPr>
+        <w:t>. Enfin, Docker simplifie l’environnement de développement en regroupant MySQL, phpMyAdmin et le backend dans un ensemble et à la gestion des variables</w:t>
+      </w:r>
+      <w:r>
+        <w:rPr>
+          <w:lang w:eastAsia="fr-CH"/>
+        </w:rPr>
+        <w:t xml:space="preserve"> </w:t>
+      </w:r>
+      <w:r>
+        <w:rPr>
+          <w:lang w:eastAsia="fr-CH"/>
+        </w:rPr>
+        <w:t>d’environnement.</w:t>
+      </w:r>
+    </w:p>
     <w:p/>
     <w:p>
       <w:pPr>
@@ -8565,7 +8996,6 @@
         </w:numPr>
       </w:pPr>
       <w:r>
-        <w:lastRenderedPageBreak/>
         <w:t>Flux de navigation</w:t>
       </w:r>
     </w:p>
@@ -8579,6 +9009,7 @@
         <w:rPr>
           <w:noProof/>
         </w:rPr>
+        <w:lastRenderedPageBreak/>
         <w:drawing>
           <wp:inline distT="0" distB="0" distL="0" distR="0" wp14:anchorId="72E020A2" wp14:editId="2F918E3B">
             <wp:extent cx="5733863" cy="3783965"/>
@@ -8698,13 +9129,16 @@
     </w:p>
     <w:p>
       <w:r>
-        <w:lastRenderedPageBreak/>
         <w:t xml:space="preserve">Après la connexion, la barre de navigation de l'application s'affiche, avec la page « Ma collection » en premier. D'autres pages sont disponibles : la liste des favoris, la page de la communauté, si les droits d'utilisation des données ont été acceptés, et le profil avec les paramètres de l'utilisateur. Depuis la collection et la liste de souhaits, il sera possible de sélectionner un jeu pour afficher ses détails. </w:t>
       </w:r>
     </w:p>
     <w:p>
       <w:r>
-        <w:t xml:space="preserve">Pour le système d'ajout de jeu, après discussion avec le chef d'équipe, nous avons vu que le premier schéma, qui consiste à accéder à « ma collection » pour effectuer une recherche de jeu dans l'API, impliquerait la création d'une sous-page. Cependant, pour éviter la création de sous-pages, nous avons vu qu'il serait plus commode et satisfaisant pour le client de créer une page à part destinée à la liste complète des jeux de l'API, car il pourrait ainsi </w:t>
+        <w:t xml:space="preserve">Pour le système d'ajout de jeu, après discussion avec le chef d'équipe, nous avons vu que le premier schéma, qui consiste à accéder à « ma collection » pour effectuer </w:t>
+      </w:r>
+      <w:r>
+        <w:lastRenderedPageBreak/>
+        <w:t xml:space="preserve">une recherche de jeu dans l'API, impliquerait la création d'une sous-page. Cependant, pour éviter la création de sous-pages, nous avons vu qu'il serait plus commode et satisfaisant pour le client de créer une page à part destinée à la liste complète des jeux de l'API, car il pourrait ainsi </w:t>
       </w:r>
       <w:proofErr w:type="gramStart"/>
       <w:r>
@@ -8730,14 +9164,11 @@
     <w:p/>
     <w:p>
       <w:r>
-        <w:rPr>
-          <w:noProof/>
-        </w:rPr>
         <w:drawing>
-          <wp:inline distT="0" distB="0" distL="0" distR="0" wp14:anchorId="4589AFBF" wp14:editId="73F94141">
-            <wp:extent cx="5732780" cy="4158537"/>
+          <wp:inline distT="0" distB="0" distL="0" distR="0" wp14:anchorId="40067F5A" wp14:editId="3E38536E">
+            <wp:extent cx="5650173" cy="6842987"/>
             <wp:effectExtent l="0" t="0" r="0" b="0"/>
-            <wp:docPr id="764313241" name="Image 16"/>
+            <wp:docPr id="1546544034" name="Image 10"/>
             <wp:cNvGraphicFramePr>
               <a:graphicFrameLocks xmlns:a="http://schemas.openxmlformats.org/drawingml/2006/main" noChangeAspect="1"/>
             </wp:cNvGraphicFramePr>
@@ -8745,12 +9176,12 @@
               <a:graphicData uri="http://schemas.openxmlformats.org/drawingml/2006/picture">
                 <pic:pic xmlns:pic="http://schemas.openxmlformats.org/drawingml/2006/picture">
                   <pic:nvPicPr>
-                    <pic:cNvPr id="0" name="Picture 52"/>
+                    <pic:cNvPr id="0" name="Picture 28"/>
                     <pic:cNvPicPr>
                       <a:picLocks noChangeAspect="1" noChangeArrowheads="1"/>
                     </pic:cNvPicPr>
                   </pic:nvPicPr>
-                  <pic:blipFill rotWithShape="1">
+                  <pic:blipFill>
                     <a:blip r:embed="rId18" cstate="print">
                       <a:extLst>
                         <a:ext uri="{28A0092B-C50C-407E-A947-70E740481C1C}">
@@ -8758,13 +9189,15 @@
                         </a:ext>
                       </a:extLst>
                     </a:blip>
-                    <a:srcRect t="5621"/>
-                    <a:stretch/>
+                    <a:srcRect/>
+                    <a:stretch>
+                      <a:fillRect/>
+                    </a:stretch>
                   </pic:blipFill>
                   <pic:spPr bwMode="auto">
                     <a:xfrm>
                       <a:off x="0" y="0"/>
-                      <a:ext cx="5754424" cy="4174237"/>
+                      <a:ext cx="5674562" cy="6872525"/>
                     </a:xfrm>
                     <a:prstGeom prst="rect">
                       <a:avLst/>
@@ -8773,11 +9206,6 @@
                     <a:ln>
                       <a:noFill/>
                     </a:ln>
-                    <a:extLst>
-                      <a:ext uri="{53640926-AAD7-44D8-BBD7-CCE9431645EC}">
-                        <a14:shadowObscured xmlns:a14="http://schemas.microsoft.com/office/drawing/2010/main"/>
-                      </a:ext>
-                    </a:extLst>
                   </pic:spPr>
                 </pic:pic>
               </a:graphicData>
@@ -8787,6 +9215,102 @@
       </w:r>
     </w:p>
     <w:p>
+      <w:r>
+        <w:t xml:space="preserve">Ce diagramme </w:t>
+      </w:r>
+      <w:r>
+        <w:t xml:space="preserve">montre </w:t>
+      </w:r>
+      <w:r>
+        <w:t>les deux flux d</w:t>
+      </w:r>
+      <w:r>
+        <w:t>e connexion</w:t>
+      </w:r>
+      <w:r>
+        <w:t xml:space="preserve"> de l'application. La branche gauche</w:t>
+      </w:r>
+      <w:r>
+        <w:t xml:space="preserve">, l’inscription, </w:t>
+      </w:r>
+      <w:r>
+        <w:t xml:space="preserve">détaille la validation des champs puis l'appel `POST </w:t>
+      </w:r>
+      <w:r>
+        <w:lastRenderedPageBreak/>
+        <w:t>/api/</w:t>
+      </w:r>
+      <w:proofErr w:type="spellStart"/>
+      <w:r>
+        <w:t>auth</w:t>
+      </w:r>
+      <w:proofErr w:type="spellEnd"/>
+      <w:r>
+        <w:t>/</w:t>
+      </w:r>
+      <w:proofErr w:type="spellStart"/>
+      <w:r>
+        <w:t>register</w:t>
+      </w:r>
+      <w:proofErr w:type="spellEnd"/>
+      <w:r>
+        <w:t xml:space="preserve">` qui vérifie la disponibilité </w:t>
+      </w:r>
+      <w:proofErr w:type="gramStart"/>
+      <w:r>
+        <w:t>de l'email</w:t>
+      </w:r>
+      <w:proofErr w:type="gramEnd"/>
+      <w:r>
+        <w:t xml:space="preserve"> </w:t>
+      </w:r>
+      <w:r>
+        <w:t>et crée automatiquement ses préférences par défaut. La branche droite</w:t>
+      </w:r>
+      <w:r>
+        <w:t>, c</w:t>
+      </w:r>
+      <w:r>
+        <w:t>onnexion</w:t>
+      </w:r>
+      <w:r>
+        <w:t>,</w:t>
+      </w:r>
+      <w:r>
+        <w:t xml:space="preserve"> représente l'appel `POST /api/</w:t>
+      </w:r>
+      <w:proofErr w:type="spellStart"/>
+      <w:r>
+        <w:t>auth</w:t>
+      </w:r>
+      <w:proofErr w:type="spellEnd"/>
+      <w:r>
+        <w:t xml:space="preserve">/login`, la vérification </w:t>
+      </w:r>
+      <w:proofErr w:type="spellStart"/>
+      <w:r>
+        <w:t>bcrypt</w:t>
+      </w:r>
+      <w:proofErr w:type="spellEnd"/>
+      <w:r>
+        <w:t xml:space="preserve"> du mot de passe et la génération du </w:t>
+      </w:r>
+      <w:proofErr w:type="spellStart"/>
+      <w:r>
+        <w:t>token</w:t>
+      </w:r>
+      <w:proofErr w:type="spellEnd"/>
+      <w:r>
+        <w:t xml:space="preserve"> JWT stocké localement sur l'appareil, suivi de la redirection vers</w:t>
+      </w:r>
+      <w:r>
+        <w:t xml:space="preserve"> la page principal</w:t>
+      </w:r>
+      <w:r>
+        <w:t xml:space="preserve"> Ma Collection.</w:t>
+      </w:r>
+    </w:p>
+    <w:p>
       <w:pPr>
         <w:pStyle w:val="Titre3"/>
         <w:numPr>
@@ -8795,7 +9319,6 @@
         </w:numPr>
       </w:pPr>
       <w:r>
-        <w:lastRenderedPageBreak/>
         <w:t>Ma collection</w:t>
       </w:r>
     </w:p>
@@ -8875,7 +9398,33 @@
         </w:rPr>
       </w:pPr>
     </w:p>
-    <w:p/>
+    <w:p>
+      <w:r>
+        <w:lastRenderedPageBreak/>
+        <w:t>La page d’accueil</w:t>
+      </w:r>
+      <w:r>
+        <w:t xml:space="preserve">, Ma collection, </w:t>
+      </w:r>
+      <w:r>
+        <w:t>affiche les jeux de l’utilisateur</w:t>
+      </w:r>
+      <w:r>
+        <w:t xml:space="preserve"> acquis</w:t>
+      </w:r>
+      <w:r>
+        <w:t>. S’il n’en a aucun, il est envoyé vers la Bibliothèque. Sinon, il peut voir un jeu, modifier ses infos ou le supprimer. Des filtres et un tri A</w:t>
+      </w:r>
+      <w:r>
+        <w:rPr>
+          <w:rFonts w:ascii="Cambria Math" w:hAnsi="Cambria Math" w:cs="Cambria Math"/>
+        </w:rPr>
+        <w:t>‑</w:t>
+      </w:r>
+      <w:r>
+        <w:t>Z sont disponibles.</w:t>
+      </w:r>
+    </w:p>
     <w:p>
       <w:pPr>
         <w:pStyle w:val="Titre3"/>
@@ -8896,15 +9445,11 @@
     <w:p/>
     <w:p>
       <w:r>
-        <w:rPr>
-          <w:noProof/>
-        </w:rPr>
-        <w:lastRenderedPageBreak/>
         <w:drawing>
-          <wp:inline distT="0" distB="0" distL="0" distR="0" wp14:anchorId="44053253" wp14:editId="1C2ECB33">
-            <wp:extent cx="1266706" cy="2962275"/>
+          <wp:inline distT="0" distB="0" distL="0" distR="0" wp14:anchorId="06B5D178" wp14:editId="03786E9E">
+            <wp:extent cx="5736566" cy="6286648"/>
             <wp:effectExtent l="0" t="0" r="0" b="0"/>
-            <wp:docPr id="1889204308" name="Image 10" descr="PlantUML Diagram"/>
+            <wp:docPr id="363713403" name="Image 3"/>
             <wp:cNvGraphicFramePr>
               <a:graphicFrameLocks xmlns:a="http://schemas.openxmlformats.org/drawingml/2006/main" noChangeAspect="1"/>
             </wp:cNvGraphicFramePr>
@@ -8912,159 +9457,13 @@
               <a:graphicData uri="http://schemas.openxmlformats.org/drawingml/2006/picture">
                 <pic:pic xmlns:pic="http://schemas.openxmlformats.org/drawingml/2006/picture">
                   <pic:nvPicPr>
-                    <pic:cNvPr id="0" name="Picture 19" descr="PlantUML Diagram"/>
-                    <pic:cNvPicPr>
-                      <a:picLocks noChangeAspect="1" noChangeArrowheads="1"/>
-                    </pic:cNvPicPr>
-                  </pic:nvPicPr>
-                  <pic:blipFill rotWithShape="1">
-                    <a:blip r:embed="rId20">
-                      <a:extLst>
-                        <a:ext uri="{28A0092B-C50C-407E-A947-70E740481C1C}">
-                          <a14:useLocalDpi xmlns:a14="http://schemas.microsoft.com/office/drawing/2010/main" val="0"/>
-                        </a:ext>
-                      </a:extLst>
-                    </a:blip>
-                    <a:srcRect t="5183"/>
-                    <a:stretch/>
-                  </pic:blipFill>
-                  <pic:spPr bwMode="auto">
-                    <a:xfrm>
-                      <a:off x="0" y="0"/>
-                      <a:ext cx="1284603" cy="3004127"/>
-                    </a:xfrm>
-                    <a:prstGeom prst="rect">
-                      <a:avLst/>
-                    </a:prstGeom>
-                    <a:noFill/>
-                    <a:ln>
-                      <a:noFill/>
-                    </a:ln>
-                    <a:extLst>
-                      <a:ext uri="{53640926-AAD7-44D8-BBD7-CCE9431645EC}">
-                        <a14:shadowObscured xmlns:a14="http://schemas.microsoft.com/office/drawing/2010/main"/>
-                      </a:ext>
-                    </a:extLst>
-                  </pic:spPr>
-                </pic:pic>
-              </a:graphicData>
-            </a:graphic>
-          </wp:inline>
-        </w:drawing>
-      </w:r>
-    </w:p>
-    <w:p>
-      <w:pPr>
-        <w:pStyle w:val="Titre3"/>
-        <w:numPr>
-          <w:ilvl w:val="3"/>
-          <w:numId w:val="64"/>
-        </w:numPr>
-      </w:pPr>
-      <w:r>
-        <w:t>Page Communauté</w:t>
-      </w:r>
-    </w:p>
-    <w:p>
-      <w:pPr>
-        <w:pStyle w:val="Titre3"/>
-      </w:pPr>
-    </w:p>
-    <w:p>
-      <w:r>
-        <w:rPr>
-          <w:noProof/>
-        </w:rPr>
-        <w:drawing>
-          <wp:inline distT="0" distB="0" distL="0" distR="0" wp14:anchorId="3EEF0636" wp14:editId="7E3A9AF7">
-            <wp:extent cx="5760720" cy="2457450"/>
-            <wp:effectExtent l="0" t="0" r="0" b="0"/>
-            <wp:docPr id="1551938939" name="Image 7" descr="PlantUML Diagram"/>
-            <wp:cNvGraphicFramePr>
-              <a:graphicFrameLocks xmlns:a="http://schemas.openxmlformats.org/drawingml/2006/main" noChangeAspect="1"/>
-            </wp:cNvGraphicFramePr>
-            <a:graphic xmlns:a="http://schemas.openxmlformats.org/drawingml/2006/main">
-              <a:graphicData uri="http://schemas.openxmlformats.org/drawingml/2006/picture">
-                <pic:pic xmlns:pic="http://schemas.openxmlformats.org/drawingml/2006/picture">
-                  <pic:nvPicPr>
-                    <pic:cNvPr id="0" name="Picture 13" descr="PlantUML Diagram"/>
-                    <pic:cNvPicPr>
-                      <a:picLocks noChangeAspect="1" noChangeArrowheads="1"/>
-                    </pic:cNvPicPr>
-                  </pic:nvPicPr>
-                  <pic:blipFill rotWithShape="1">
-                    <a:blip r:embed="rId21">
-                      <a:extLst>
-                        <a:ext uri="{28A0092B-C50C-407E-A947-70E740481C1C}">
-                          <a14:useLocalDpi xmlns:a14="http://schemas.microsoft.com/office/drawing/2010/main" val="0"/>
-                        </a:ext>
-                      </a:extLst>
-                    </a:blip>
-                    <a:srcRect t="7858"/>
-                    <a:stretch/>
-                  </pic:blipFill>
-                  <pic:spPr bwMode="auto">
-                    <a:xfrm>
-                      <a:off x="0" y="0"/>
-                      <a:ext cx="5760720" cy="2457450"/>
-                    </a:xfrm>
-                    <a:prstGeom prst="rect">
-                      <a:avLst/>
-                    </a:prstGeom>
-                    <a:noFill/>
-                    <a:ln>
-                      <a:noFill/>
-                    </a:ln>
-                    <a:extLst>
-                      <a:ext uri="{53640926-AAD7-44D8-BBD7-CCE9431645EC}">
-                        <a14:shadowObscured xmlns:a14="http://schemas.microsoft.com/office/drawing/2010/main"/>
-                      </a:ext>
-                    </a:extLst>
-                  </pic:spPr>
-                </pic:pic>
-              </a:graphicData>
-            </a:graphic>
-          </wp:inline>
-        </w:drawing>
-      </w:r>
-    </w:p>
-    <w:p>
-      <w:pPr>
-        <w:pStyle w:val="Titre3"/>
-        <w:numPr>
-          <w:ilvl w:val="3"/>
-          <w:numId w:val="64"/>
-        </w:numPr>
-      </w:pPr>
-      <w:r>
-        <w:lastRenderedPageBreak/>
-        <w:t>Page Profil</w:t>
-      </w:r>
-    </w:p>
-    <w:p>
-      <w:r>
-        <w:rPr>
-          <w:noProof/>
-        </w:rPr>
-        <w:drawing>
-          <wp:inline distT="0" distB="0" distL="0" distR="0" wp14:anchorId="143752D6" wp14:editId="4B021156">
-            <wp:extent cx="5760720" cy="2863215"/>
-            <wp:effectExtent l="0" t="0" r="0" b="0"/>
-            <wp:docPr id="1391592655" name="Image 9" descr="PlantUML Diagram"/>
-            <wp:cNvGraphicFramePr>
-              <a:graphicFrameLocks xmlns:a="http://schemas.openxmlformats.org/drawingml/2006/main" noChangeAspect="1"/>
-            </wp:cNvGraphicFramePr>
-            <a:graphic xmlns:a="http://schemas.openxmlformats.org/drawingml/2006/main">
-              <a:graphicData uri="http://schemas.openxmlformats.org/drawingml/2006/picture">
-                <pic:pic xmlns:pic="http://schemas.openxmlformats.org/drawingml/2006/picture">
-                  <pic:nvPicPr>
-                    <pic:cNvPr id="0" name="Picture 17" descr="PlantUML Diagram"/>
+                    <pic:cNvPr id="0" name="Picture 8"/>
                     <pic:cNvPicPr>
                       <a:picLocks noChangeAspect="1" noChangeArrowheads="1"/>
                     </pic:cNvPicPr>
                   </pic:nvPicPr>
                   <pic:blipFill>
-                    <a:blip r:embed="rId22">
+                    <a:blip r:embed="rId20" cstate="print">
                       <a:extLst>
                         <a:ext uri="{28A0092B-C50C-407E-A947-70E740481C1C}">
                           <a14:useLocalDpi xmlns:a14="http://schemas.microsoft.com/office/drawing/2010/main" val="0"/>
@@ -9079,7 +9478,7 @@
                   <pic:spPr bwMode="auto">
                     <a:xfrm>
                       <a:off x="0" y="0"/>
-                      <a:ext cx="5760720" cy="2863215"/>
+                      <a:ext cx="5748505" cy="6299732"/>
                     </a:xfrm>
                     <a:prstGeom prst="rect">
                       <a:avLst/>
@@ -9096,7 +9495,444 @@
         </w:drawing>
       </w:r>
     </w:p>
+    <w:p>
+      <w:r>
+        <w:t xml:space="preserve">La </w:t>
+      </w:r>
+      <w:proofErr w:type="spellStart"/>
+      <w:r>
+        <w:t>Wishlist</w:t>
+      </w:r>
+      <w:proofErr w:type="spellEnd"/>
+      <w:r>
+        <w:t xml:space="preserve"> affiche les jeux marqués comme souhaités, triés du plus récent</w:t>
+      </w:r>
+      <w:r>
+        <w:t xml:space="preserve"> ajoutés</w:t>
+      </w:r>
+      <w:r>
+        <w:t xml:space="preserve"> au plus ancien</w:t>
+      </w:r>
+      <w:r>
+        <w:t xml:space="preserve">, et aussi les plus notes ou recherche par </w:t>
+      </w:r>
+      <w:proofErr w:type="spellStart"/>
+      <w:r>
+        <w:t>text</w:t>
+      </w:r>
+      <w:proofErr w:type="spellEnd"/>
+      <w:r>
+        <w:t>. L’utilisateur peut les déplacer vers sa collection ou les retirer.</w:t>
+      </w:r>
+    </w:p>
     <w:p/>
+    <w:p/>
+    <w:p>
+      <w:pPr>
+        <w:pStyle w:val="Paragraphedeliste"/>
+        <w:numPr>
+          <w:ilvl w:val="3"/>
+          <w:numId w:val="64"/>
+        </w:numPr>
+        <w:rPr>
+          <w:rFonts w:eastAsiaTheme="majorEastAsia" w:cstheme="majorBidi"/>
+          <w:color w:val="2F5496" w:themeColor="accent1" w:themeShade="BF"/>
+          <w:sz w:val="24"/>
+          <w:szCs w:val="24"/>
+        </w:rPr>
+      </w:pPr>
+      <w:r>
+        <w:rPr>
+          <w:rFonts w:eastAsiaTheme="majorEastAsia" w:cstheme="majorBidi"/>
+          <w:color w:val="2F5496" w:themeColor="accent1" w:themeShade="BF"/>
+          <w:sz w:val="24"/>
+          <w:szCs w:val="24"/>
+        </w:rPr>
+        <w:lastRenderedPageBreak/>
+        <w:t xml:space="preserve">Page </w:t>
+      </w:r>
+      <w:r>
+        <w:rPr>
+          <w:rFonts w:eastAsiaTheme="majorEastAsia" w:cstheme="majorBidi"/>
+          <w:color w:val="2F5496" w:themeColor="accent1" w:themeShade="BF"/>
+          <w:sz w:val="24"/>
+          <w:szCs w:val="24"/>
+        </w:rPr>
+        <w:t>Bibliothèque</w:t>
+      </w:r>
+    </w:p>
+    <w:p>
+      <w:pPr>
+        <w:spacing w:after="0" w:line="240" w:lineRule="auto"/>
+        <w:rPr>
+          <w:rFonts w:ascii="Times New Roman" w:eastAsia="Times New Roman" w:hAnsi="Times New Roman" w:cs="Times New Roman"/>
+          <w:sz w:val="24"/>
+          <w:szCs w:val="24"/>
+          <w:lang w:eastAsia="fr-CH"/>
+        </w:rPr>
+      </w:pPr>
+      <w:r>
+        <w:rPr>
+          <w:noProof/>
+          <w:lang w:eastAsia="fr-CH"/>
+        </w:rPr>
+        <w:drawing>
+          <wp:inline distT="0" distB="0" distL="0" distR="0" wp14:anchorId="1EDE1E6B" wp14:editId="69BC9A4D">
+            <wp:extent cx="5633049" cy="5811069"/>
+            <wp:effectExtent l="0" t="0" r="6350" b="0"/>
+            <wp:docPr id="1637223355" name="Image 1"/>
+            <wp:cNvGraphicFramePr>
+              <a:graphicFrameLocks xmlns:a="http://schemas.openxmlformats.org/drawingml/2006/main" noChangeAspect="1"/>
+            </wp:cNvGraphicFramePr>
+            <a:graphic xmlns:a="http://schemas.openxmlformats.org/drawingml/2006/main">
+              <a:graphicData uri="http://schemas.openxmlformats.org/drawingml/2006/picture">
+                <pic:pic xmlns:pic="http://schemas.openxmlformats.org/drawingml/2006/picture">
+                  <pic:nvPicPr>
+                    <pic:cNvPr id="0" name="Picture 1"/>
+                    <pic:cNvPicPr>
+                      <a:picLocks noChangeAspect="1" noChangeArrowheads="1"/>
+                    </pic:cNvPicPr>
+                  </pic:nvPicPr>
+                  <pic:blipFill>
+                    <a:blip r:embed="rId21" cstate="print">
+                      <a:extLst>
+                        <a:ext uri="{28A0092B-C50C-407E-A947-70E740481C1C}">
+                          <a14:useLocalDpi xmlns:a14="http://schemas.microsoft.com/office/drawing/2010/main" val="0"/>
+                        </a:ext>
+                      </a:extLst>
+                    </a:blip>
+                    <a:srcRect/>
+                    <a:stretch>
+                      <a:fillRect/>
+                    </a:stretch>
+                  </pic:blipFill>
+                  <pic:spPr bwMode="auto">
+                    <a:xfrm>
+                      <a:off x="0" y="0"/>
+                      <a:ext cx="5658719" cy="5837550"/>
+                    </a:xfrm>
+                    <a:prstGeom prst="rect">
+                      <a:avLst/>
+                    </a:prstGeom>
+                    <a:noFill/>
+                    <a:ln>
+                      <a:noFill/>
+                    </a:ln>
+                  </pic:spPr>
+                </pic:pic>
+              </a:graphicData>
+            </a:graphic>
+          </wp:inline>
+        </w:drawing>
+      </w:r>
+    </w:p>
+    <w:p>
+      <w:pPr>
+        <w:spacing w:after="0" w:line="240" w:lineRule="auto"/>
+        <w:rPr>
+          <w:rFonts w:ascii="Times New Roman" w:eastAsia="Times New Roman" w:hAnsi="Times New Roman" w:cs="Times New Roman"/>
+          <w:sz w:val="24"/>
+          <w:szCs w:val="24"/>
+          <w:lang w:eastAsia="fr-CH"/>
+        </w:rPr>
+      </w:pPr>
+    </w:p>
+    <w:p>
+      <w:r>
+        <w:t xml:space="preserve">La Bibliothèque sert à chercher des jeux. Par défaut, elle montre les jeux populaires. L’utilisateur peut taper un nom, filtrer ou trier les résultats. Si un jeu est déjà dans la collection, </w:t>
+      </w:r>
+      <w:r>
+        <w:t>une notification</w:t>
+      </w:r>
+      <w:r>
+        <w:t xml:space="preserve"> l’indique. Sinon, il peut l’ajouter ou le mettre en souhaits</w:t>
+      </w:r>
+      <w:r>
+        <w:t xml:space="preserve"> ou sur sa collection</w:t>
+      </w:r>
+      <w:r>
+        <w:t>.</w:t>
+      </w:r>
+    </w:p>
+    <w:p>
+      <w:pPr>
+        <w:pStyle w:val="Titre3"/>
+        <w:numPr>
+          <w:ilvl w:val="3"/>
+          <w:numId w:val="64"/>
+        </w:numPr>
+      </w:pPr>
+      <w:r>
+        <w:lastRenderedPageBreak/>
+        <w:t xml:space="preserve">Page </w:t>
+      </w:r>
+      <w:r>
+        <w:t>Détail du jeu</w:t>
+      </w:r>
+      <w:r>
+        <w:t xml:space="preserve"> </w:t>
+      </w:r>
+    </w:p>
+    <w:p>
+      <w:pPr>
+        <w:spacing w:after="0" w:line="240" w:lineRule="auto"/>
+        <w:rPr>
+          <w:rFonts w:ascii="Times New Roman" w:eastAsia="Times New Roman" w:hAnsi="Times New Roman" w:cs="Times New Roman"/>
+          <w:sz w:val="24"/>
+          <w:szCs w:val="24"/>
+          <w:lang w:eastAsia="fr-CH"/>
+        </w:rPr>
+      </w:pPr>
+      <w:r>
+        <w:rPr>
+          <w:noProof/>
+          <w:lang w:eastAsia="fr-CH"/>
+        </w:rPr>
+        <w:drawing>
+          <wp:inline distT="0" distB="0" distL="0" distR="0" wp14:anchorId="76E9BEB9" wp14:editId="612529AC">
+            <wp:extent cx="5813947" cy="7143557"/>
+            <wp:effectExtent l="0" t="0" r="0" b="0"/>
+            <wp:docPr id="894319019" name="Image 8"/>
+            <wp:cNvGraphicFramePr>
+              <a:graphicFrameLocks xmlns:a="http://schemas.openxmlformats.org/drawingml/2006/main" noChangeAspect="1"/>
+            </wp:cNvGraphicFramePr>
+            <a:graphic xmlns:a="http://schemas.openxmlformats.org/drawingml/2006/main">
+              <a:graphicData uri="http://schemas.openxmlformats.org/drawingml/2006/picture">
+                <pic:pic xmlns:pic="http://schemas.openxmlformats.org/drawingml/2006/picture">
+                  <pic:nvPicPr>
+                    <pic:cNvPr id="0" name="Picture 21"/>
+                    <pic:cNvPicPr>
+                      <a:picLocks noChangeAspect="1" noChangeArrowheads="1"/>
+                    </pic:cNvPicPr>
+                  </pic:nvPicPr>
+                  <pic:blipFill>
+                    <a:blip r:embed="rId22" cstate="print">
+                      <a:extLst>
+                        <a:ext uri="{28A0092B-C50C-407E-A947-70E740481C1C}">
+                          <a14:useLocalDpi xmlns:a14="http://schemas.microsoft.com/office/drawing/2010/main" val="0"/>
+                        </a:ext>
+                      </a:extLst>
+                    </a:blip>
+                    <a:srcRect/>
+                    <a:stretch>
+                      <a:fillRect/>
+                    </a:stretch>
+                  </pic:blipFill>
+                  <pic:spPr bwMode="auto">
+                    <a:xfrm>
+                      <a:off x="0" y="0"/>
+                      <a:ext cx="5827008" cy="7159605"/>
+                    </a:xfrm>
+                    <a:prstGeom prst="rect">
+                      <a:avLst/>
+                    </a:prstGeom>
+                    <a:noFill/>
+                    <a:ln>
+                      <a:noFill/>
+                    </a:ln>
+                  </pic:spPr>
+                </pic:pic>
+              </a:graphicData>
+            </a:graphic>
+          </wp:inline>
+        </w:drawing>
+      </w:r>
+    </w:p>
+    <w:p>
+      <w:pPr>
+        <w:spacing w:after="0" w:line="240" w:lineRule="auto"/>
+        <w:rPr>
+          <w:rFonts w:ascii="Times New Roman" w:eastAsia="Times New Roman" w:hAnsi="Times New Roman" w:cs="Times New Roman"/>
+          <w:sz w:val="24"/>
+          <w:szCs w:val="24"/>
+          <w:lang w:eastAsia="fr-CH"/>
+        </w:rPr>
+      </w:pPr>
+    </w:p>
+    <w:p>
+      <w:r>
+        <w:t>Ici s’</w:t>
+      </w:r>
+      <w:r>
+        <w:t>affiche toutes les infos d’un jeu. Si le jeu est déjà dans la collection, les champs sont remplis. L’utilisateur peut choisir un statut, noter, commenter, ajouter du temps de jeu, enregistrer, ajouter ou retirer le jeu.</w:t>
+      </w:r>
+    </w:p>
+    <w:p>
+      <w:pPr>
+        <w:pStyle w:val="Titre3"/>
+        <w:numPr>
+          <w:ilvl w:val="3"/>
+          <w:numId w:val="64"/>
+        </w:numPr>
+      </w:pPr>
+      <w:r>
+        <w:lastRenderedPageBreak/>
+        <w:t xml:space="preserve">Page </w:t>
+      </w:r>
+      <w:r>
+        <w:t>Communauté</w:t>
+      </w:r>
+    </w:p>
+    <w:p>
+      <w:pPr>
+        <w:spacing w:after="0" w:line="240" w:lineRule="auto"/>
+        <w:rPr>
+          <w:rFonts w:ascii="Times New Roman" w:eastAsia="Times New Roman" w:hAnsi="Times New Roman" w:cs="Times New Roman"/>
+          <w:sz w:val="24"/>
+          <w:szCs w:val="24"/>
+          <w:lang w:eastAsia="fr-CH"/>
+        </w:rPr>
+      </w:pPr>
+      <w:r>
+        <w:rPr>
+          <w:noProof/>
+          <w:lang w:eastAsia="fr-CH"/>
+        </w:rPr>
+        <w:drawing>
+          <wp:inline distT="0" distB="0" distL="0" distR="0" wp14:anchorId="12FC4EB7" wp14:editId="73CB811D">
+            <wp:extent cx="5702061" cy="5558613"/>
+            <wp:effectExtent l="0" t="0" r="0" b="0"/>
+            <wp:docPr id="86434" name="Image 4"/>
+            <wp:cNvGraphicFramePr>
+              <a:graphicFrameLocks xmlns:a="http://schemas.openxmlformats.org/drawingml/2006/main" noChangeAspect="1"/>
+            </wp:cNvGraphicFramePr>
+            <a:graphic xmlns:a="http://schemas.openxmlformats.org/drawingml/2006/main">
+              <a:graphicData uri="http://schemas.openxmlformats.org/drawingml/2006/picture">
+                <pic:pic xmlns:pic="http://schemas.openxmlformats.org/drawingml/2006/picture">
+                  <pic:nvPicPr>
+                    <pic:cNvPr id="0" name="Picture 10"/>
+                    <pic:cNvPicPr>
+                      <a:picLocks noChangeAspect="1" noChangeArrowheads="1"/>
+                    </pic:cNvPicPr>
+                  </pic:nvPicPr>
+                  <pic:blipFill>
+                    <a:blip r:embed="rId23" cstate="print">
+                      <a:extLst>
+                        <a:ext uri="{28A0092B-C50C-407E-A947-70E740481C1C}">
+                          <a14:useLocalDpi xmlns:a14="http://schemas.microsoft.com/office/drawing/2010/main" val="0"/>
+                        </a:ext>
+                      </a:extLst>
+                    </a:blip>
+                    <a:srcRect/>
+                    <a:stretch>
+                      <a:fillRect/>
+                    </a:stretch>
+                  </pic:blipFill>
+                  <pic:spPr bwMode="auto">
+                    <a:xfrm>
+                      <a:off x="0" y="0"/>
+                      <a:ext cx="5716712" cy="5572895"/>
+                    </a:xfrm>
+                    <a:prstGeom prst="rect">
+                      <a:avLst/>
+                    </a:prstGeom>
+                    <a:noFill/>
+                    <a:ln>
+                      <a:noFill/>
+                    </a:ln>
+                  </pic:spPr>
+                </pic:pic>
+              </a:graphicData>
+            </a:graphic>
+          </wp:inline>
+        </w:drawing>
+      </w:r>
+    </w:p>
+    <w:p>
+      <w:r>
+        <w:t>La Communauté n’est accessible que si l’utilisateur a activé l’option. S’il l’a fait, il voit les autres membres participants et leurs statistiques publiques. Il peut activer ou désactiver cette option dans les paramètres.</w:t>
+      </w:r>
+    </w:p>
+    <w:p>
+      <w:pPr>
+        <w:pStyle w:val="Titre3"/>
+        <w:numPr>
+          <w:ilvl w:val="3"/>
+          <w:numId w:val="64"/>
+        </w:numPr>
+      </w:pPr>
+      <w:r>
+        <w:lastRenderedPageBreak/>
+        <w:t>Page Profil</w:t>
+      </w:r>
+    </w:p>
+    <w:p>
+      <w:pPr>
+        <w:spacing w:after="0" w:line="240" w:lineRule="auto"/>
+        <w:rPr>
+          <w:rFonts w:ascii="Times New Roman" w:eastAsia="Times New Roman" w:hAnsi="Times New Roman" w:cs="Times New Roman"/>
+          <w:sz w:val="24"/>
+          <w:szCs w:val="24"/>
+          <w:lang w:eastAsia="fr-CH"/>
+        </w:rPr>
+      </w:pPr>
+      <w:r>
+        <w:rPr>
+          <w:noProof/>
+          <w:lang w:eastAsia="fr-CH"/>
+        </w:rPr>
+        <w:drawing>
+          <wp:inline distT="0" distB="0" distL="0" distR="0" wp14:anchorId="58F1BA6B" wp14:editId="6AC07168">
+            <wp:extent cx="5734050" cy="5817963"/>
+            <wp:effectExtent l="0" t="0" r="0" b="0"/>
+            <wp:docPr id="1910682396" name="Image 11"/>
+            <wp:cNvGraphicFramePr>
+              <a:graphicFrameLocks xmlns:a="http://schemas.openxmlformats.org/drawingml/2006/main" noChangeAspect="1"/>
+            </wp:cNvGraphicFramePr>
+            <a:graphic xmlns:a="http://schemas.openxmlformats.org/drawingml/2006/main">
+              <a:graphicData uri="http://schemas.openxmlformats.org/drawingml/2006/picture">
+                <pic:pic xmlns:pic="http://schemas.openxmlformats.org/drawingml/2006/picture">
+                  <pic:nvPicPr>
+                    <pic:cNvPr id="0" name="Picture 30"/>
+                    <pic:cNvPicPr>
+                      <a:picLocks noChangeAspect="1" noChangeArrowheads="1"/>
+                    </pic:cNvPicPr>
+                  </pic:nvPicPr>
+                  <pic:blipFill>
+                    <a:blip r:embed="rId24" cstate="print">
+                      <a:extLst>
+                        <a:ext uri="{28A0092B-C50C-407E-A947-70E740481C1C}">
+                          <a14:useLocalDpi xmlns:a14="http://schemas.microsoft.com/office/drawing/2010/main" val="0"/>
+                        </a:ext>
+                      </a:extLst>
+                    </a:blip>
+                    <a:srcRect/>
+                    <a:stretch>
+                      <a:fillRect/>
+                    </a:stretch>
+                  </pic:blipFill>
+                  <pic:spPr bwMode="auto">
+                    <a:xfrm>
+                      <a:off x="0" y="0"/>
+                      <a:ext cx="5745898" cy="5829984"/>
+                    </a:xfrm>
+                    <a:prstGeom prst="rect">
+                      <a:avLst/>
+                    </a:prstGeom>
+                    <a:noFill/>
+                    <a:ln>
+                      <a:noFill/>
+                    </a:ln>
+                  </pic:spPr>
+                </pic:pic>
+              </a:graphicData>
+            </a:graphic>
+          </wp:inline>
+        </w:drawing>
+      </w:r>
+    </w:p>
+    <w:p/>
+    <w:p>
+      <w:r>
+        <w:t>La page Profil montre les infos de l’utilisateur et ses statistiques. Depuis là, il peut aller aux paramètres ou se déconnecter. Dans les paramètres, il peut gérer sa participation à la communauté</w:t>
+      </w:r>
+      <w:r>
+        <w:t xml:space="preserve"> ou</w:t>
+      </w:r>
+      <w:r>
+        <w:t xml:space="preserve"> supprimer son compte</w:t>
+      </w:r>
+    </w:p>
     <w:p/>
     <w:p>
       <w:pPr>
@@ -9107,21 +9943,22 @@
         </w:numPr>
       </w:pPr>
       <w:r>
+        <w:lastRenderedPageBreak/>
         <w:t>Modèle conceptuel de données</w:t>
       </w:r>
     </w:p>
     <w:p>
       <w:pPr>
-        <w:pStyle w:val="Titre2"/>
+        <w:jc w:val="center"/>
       </w:pPr>
       <w:r>
         <w:rPr>
           <w:noProof/>
         </w:rPr>
         <w:drawing>
-          <wp:inline distT="0" distB="0" distL="0" distR="0" wp14:anchorId="6AD80B84" wp14:editId="6350D9BB">
-            <wp:extent cx="5760720" cy="4189095"/>
-            <wp:effectExtent l="0" t="0" r="0" b="1905"/>
+          <wp:inline distT="0" distB="0" distL="0" distR="0" wp14:anchorId="6AD80B84" wp14:editId="2ACFA9EF">
+            <wp:extent cx="4019550" cy="2922947"/>
+            <wp:effectExtent l="0" t="0" r="0" b="0"/>
             <wp:docPr id="2055003504" name="Image 1"/>
             <wp:cNvGraphicFramePr>
               <a:graphicFrameLocks xmlns:a="http://schemas.openxmlformats.org/drawingml/2006/main" noChangeAspect="1"/>
@@ -9134,7 +9971,7 @@
                     <pic:cNvPicPr/>
                   </pic:nvPicPr>
                   <pic:blipFill>
-                    <a:blip r:embed="rId23"/>
+                    <a:blip r:embed="rId25"/>
                     <a:stretch>
                       <a:fillRect/>
                     </a:stretch>
@@ -9142,7 +9979,7 @@
                   <pic:spPr>
                     <a:xfrm>
                       <a:off x="0" y="0"/>
-                      <a:ext cx="5760720" cy="4189095"/>
+                      <a:ext cx="4027093" cy="2928432"/>
                     </a:xfrm>
                     <a:prstGeom prst="rect">
                       <a:avLst/>
@@ -9155,17 +9992,17 @@
         </w:drawing>
       </w:r>
     </w:p>
-    <w:p/>
-    <w:p/>
     <w:p>
+      <w:pPr>
+        <w:jc w:val="center"/>
+      </w:pPr>
       <w:r>
         <w:rPr>
           <w:noProof/>
         </w:rPr>
-        <w:lastRenderedPageBreak/>
         <w:drawing>
-          <wp:inline distT="0" distB="0" distL="0" distR="0" wp14:anchorId="6645BFEA" wp14:editId="3D0AF9E6">
-            <wp:extent cx="5760720" cy="4196715"/>
+          <wp:inline distT="0" distB="0" distL="0" distR="0" wp14:anchorId="6645BFEA" wp14:editId="6B99754E">
+            <wp:extent cx="4010025" cy="2921324"/>
             <wp:effectExtent l="0" t="0" r="0" b="0"/>
             <wp:docPr id="739652594" name="Image 1"/>
             <wp:cNvGraphicFramePr>
@@ -9179,7 +10016,7 @@
                     <pic:cNvPicPr/>
                   </pic:nvPicPr>
                   <pic:blipFill>
-                    <a:blip r:embed="rId24"/>
+                    <a:blip r:embed="rId26"/>
                     <a:stretch>
                       <a:fillRect/>
                     </a:stretch>
@@ -9187,7 +10024,7 @@
                   <pic:spPr>
                     <a:xfrm>
                       <a:off x="0" y="0"/>
-                      <a:ext cx="5760720" cy="4196715"/>
+                      <a:ext cx="4017220" cy="2926566"/>
                     </a:xfrm>
                     <a:prstGeom prst="rect">
                       <a:avLst/>
@@ -9201,6 +10038,82 @@
       </w:r>
     </w:p>
     <w:p>
+      <w:r>
+        <w:t xml:space="preserve">Le MCD d’Arcaludo </w:t>
+      </w:r>
+      <w:r>
+        <w:t>a</w:t>
+      </w:r>
+      <w:r>
+        <w:t xml:space="preserve"> quatre entités. </w:t>
+      </w:r>
+      <w:proofErr w:type="spellStart"/>
+      <w:proofErr w:type="gramStart"/>
+      <w:r>
+        <w:t>t</w:t>
+      </w:r>
+      <w:proofErr w:type="gramEnd"/>
+      <w:r>
+        <w:t>_user</w:t>
+      </w:r>
+      <w:proofErr w:type="spellEnd"/>
+      <w:r>
+        <w:t xml:space="preserve"> contient les infos du compte (nom, email, mot de passe, date de création). Chaque utilisateur possède </w:t>
+      </w:r>
+      <w:r>
+        <w:t>des</w:t>
+      </w:r>
+      <w:r>
+        <w:t xml:space="preserve"> préférences dans </w:t>
+      </w:r>
+      <w:proofErr w:type="spellStart"/>
+      <w:r>
+        <w:t>t_preferences_user</w:t>
+      </w:r>
+      <w:proofErr w:type="spellEnd"/>
+      <w:r>
+        <w:t>, où se trouve surtout l’option pour activer ou non la participation à la communauté.</w:t>
+      </w:r>
+    </w:p>
+    <w:p>
+      <w:r>
+        <w:t xml:space="preserve">Un utilisateur peut avoir plusieurs jeux dans sa collection, </w:t>
+      </w:r>
+      <w:r>
+        <w:t>gardée</w:t>
+      </w:r>
+      <w:r>
+        <w:t xml:space="preserve"> dans </w:t>
+      </w:r>
+      <w:proofErr w:type="spellStart"/>
+      <w:r>
+        <w:t>t_collection_game</w:t>
+      </w:r>
+      <w:proofErr w:type="spellEnd"/>
+      <w:r>
+        <w:t>. Chaque entrée contient le statut du jeu (acquis, en cours, terminé, souhait), une note, un commentaire, le temps de jeu et les plateformes possédées. Si le compte est supprimé, toute la collection disparaît automatiquement.</w:t>
+      </w:r>
+    </w:p>
+    <w:p>
+      <w:r>
+        <w:t xml:space="preserve">Chaque entrée de collection peut être liée à un jeu du cache local, enregistré dans </w:t>
+      </w:r>
+      <w:proofErr w:type="spellStart"/>
+      <w:r>
+        <w:t>t_game</w:t>
+      </w:r>
+      <w:proofErr w:type="spellEnd"/>
+      <w:r>
+        <w:t xml:space="preserve">. Ce cache contient les infos de base d’un jeu (titre, cover, genres, plateformes, etc.). Si un jeu est supprimé du cache, l’entrée de collection reste simplement sans </w:t>
+      </w:r>
+      <w:r>
+        <w:t>l’information</w:t>
+      </w:r>
+      <w:r>
+        <w:t>.</w:t>
+      </w:r>
+    </w:p>
+    <w:p>
       <w:pPr>
         <w:pStyle w:val="Titre3"/>
         <w:numPr>
@@ -9243,6 +10156,73 @@
         </w:numPr>
       </w:pPr>
       <w:r>
+        <w:t>Architecture Backend</w:t>
+      </w:r>
+    </w:p>
+    <w:p/>
+    <w:p>
+      <w:r>
+        <w:drawing>
+          <wp:inline distT="0" distB="0" distL="0" distR="0" wp14:anchorId="17D8B178" wp14:editId="40D94888">
+            <wp:extent cx="5751830" cy="4065949"/>
+            <wp:effectExtent l="0" t="0" r="1270" b="0"/>
+            <wp:docPr id="1038477365" name="Image 13"/>
+            <wp:cNvGraphicFramePr>
+              <a:graphicFrameLocks xmlns:a="http://schemas.openxmlformats.org/drawingml/2006/main" noChangeAspect="1"/>
+            </wp:cNvGraphicFramePr>
+            <a:graphic xmlns:a="http://schemas.openxmlformats.org/drawingml/2006/main">
+              <a:graphicData uri="http://schemas.openxmlformats.org/drawingml/2006/picture">
+                <pic:pic xmlns:pic="http://schemas.openxmlformats.org/drawingml/2006/picture">
+                  <pic:nvPicPr>
+                    <pic:cNvPr id="0" name="Picture 37"/>
+                    <pic:cNvPicPr>
+                      <a:picLocks noChangeAspect="1" noChangeArrowheads="1"/>
+                    </pic:cNvPicPr>
+                  </pic:nvPicPr>
+                  <pic:blipFill>
+                    <a:blip r:embed="rId27" cstate="print">
+                      <a:extLst>
+                        <a:ext uri="{28A0092B-C50C-407E-A947-70E740481C1C}">
+                          <a14:useLocalDpi xmlns:a14="http://schemas.microsoft.com/office/drawing/2010/main" val="0"/>
+                        </a:ext>
+                      </a:extLst>
+                    </a:blip>
+                    <a:srcRect/>
+                    <a:stretch>
+                      <a:fillRect/>
+                    </a:stretch>
+                  </pic:blipFill>
+                  <pic:spPr bwMode="auto">
+                    <a:xfrm>
+                      <a:off x="0" y="0"/>
+                      <a:ext cx="5762999" cy="4073844"/>
+                    </a:xfrm>
+                    <a:prstGeom prst="rect">
+                      <a:avLst/>
+                    </a:prstGeom>
+                    <a:noFill/>
+                    <a:ln>
+                      <a:noFill/>
+                    </a:ln>
+                  </pic:spPr>
+                </pic:pic>
+              </a:graphicData>
+            </a:graphic>
+          </wp:inline>
+        </w:drawing>
+      </w:r>
+    </w:p>
+    <w:p/>
+    <w:p>
+      <w:pPr>
+        <w:pStyle w:val="Titre3"/>
+        <w:numPr>
+          <w:ilvl w:val="2"/>
+          <w:numId w:val="64"/>
+        </w:numPr>
+      </w:pPr>
+      <w:r>
+        <w:lastRenderedPageBreak/>
         <w:t xml:space="preserve">Docker </w:t>
       </w:r>
     </w:p>
@@ -9272,7 +10252,7 @@
                     </pic:cNvPicPr>
                   </pic:nvPicPr>
                   <pic:blipFill rotWithShape="1">
-                    <a:blip r:embed="rId25" cstate="print">
+                    <a:blip r:embed="rId28" cstate="print">
                       <a:extLst>
                         <a:ext uri="{28A0092B-C50C-407E-A947-70E740481C1C}">
                           <a14:useLocalDpi xmlns:a14="http://schemas.microsoft.com/office/drawing/2010/main" val="0"/>
@@ -9335,7 +10315,7 @@
                     </pic:cNvPicPr>
                   </pic:nvPicPr>
                   <pic:blipFill>
-                    <a:blip r:embed="rId26">
+                    <a:blip r:embed="rId29">
                       <a:extLst>
                         <a:ext uri="{28A0092B-C50C-407E-A947-70E740481C1C}">
                           <a14:useLocalDpi xmlns:a14="http://schemas.microsoft.com/office/drawing/2010/main" val="0"/>
@@ -9367,6 +10347,8 @@
         </w:drawing>
       </w:r>
     </w:p>
+    <w:p/>
+    <w:p/>
     <w:p>
       <w:pPr>
         <w:pStyle w:val="Titre3"/>
@@ -9407,7 +10389,7 @@
           <w:lang w:val="en-US"/>
         </w:rPr>
         <w:drawing>
-          <wp:inline distT="0" distB="0" distL="0" distR="0" wp14:anchorId="6178354B" wp14:editId="338340ED">
+          <wp:inline distT="0" distB="0" distL="0" distR="0" wp14:anchorId="6178354B" wp14:editId="65BD7F65">
             <wp:extent cx="2440305" cy="1860513"/>
             <wp:effectExtent l="0" t="0" r="0" b="6985"/>
             <wp:docPr id="597044981" name="Image 2"/>
@@ -9424,7 +10406,7 @@
                     </pic:cNvPicPr>
                   </pic:nvPicPr>
                   <pic:blipFill rotWithShape="1">
-                    <a:blip r:embed="rId27" cstate="print">
+                    <a:blip r:embed="rId30" cstate="print">
                       <a:extLst>
                         <a:ext uri="{28A0092B-C50C-407E-A947-70E740481C1C}">
                           <a14:useLocalDpi xmlns:a14="http://schemas.microsoft.com/office/drawing/2010/main" val="0"/>
@@ -9464,7 +10446,7 @@
           <w:lang w:val="en-US"/>
         </w:rPr>
         <w:drawing>
-          <wp:inline distT="0" distB="0" distL="0" distR="0" wp14:anchorId="681368DC" wp14:editId="05D9AA93">
+          <wp:inline distT="0" distB="0" distL="0" distR="0" wp14:anchorId="681368DC" wp14:editId="477EC7A2">
             <wp:extent cx="2423160" cy="1865799"/>
             <wp:effectExtent l="0" t="0" r="0" b="1270"/>
             <wp:docPr id="1576689097" name="Image 2"/>
@@ -9481,7 +10463,7 @@
                     </pic:cNvPicPr>
                   </pic:nvPicPr>
                   <pic:blipFill rotWithShape="1">
-                    <a:blip r:embed="rId27" cstate="print">
+                    <a:blip r:embed="rId30" cstate="print">
                       <a:extLst>
                         <a:ext uri="{28A0092B-C50C-407E-A947-70E740481C1C}">
                           <a14:useLocalDpi xmlns:a14="http://schemas.microsoft.com/office/drawing/2010/main" val="0"/>
@@ -9553,19 +10535,7 @@
         <w:t xml:space="preserve"> D’abord un</w:t>
       </w:r>
       <w:r>
-        <w:t xml:space="preserve"> </w:t>
-      </w:r>
-      <w:r>
-        <w:t>coffre,</w:t>
-      </w:r>
-      <w:r>
-        <w:t xml:space="preserve"> mais </w:t>
-      </w:r>
-      <w:r>
-        <w:t>son</w:t>
-      </w:r>
-      <w:r>
-        <w:t xml:space="preserve"> </w:t>
+        <w:t xml:space="preserve"> coffre, mais son </w:t>
       </w:r>
       <w:r>
         <w:t>image</w:t>
@@ -9678,7 +10648,154 @@
         </w:numPr>
       </w:pPr>
       <w:r>
-        <w:t>Maquettes – Pages :</w:t>
+        <w:t>Maquettes – Pages </w:t>
+      </w:r>
+    </w:p>
+    <w:p>
+      <w:r>
+        <w:t xml:space="preserve">Les maquettes d’Arcaludo ont été créées dans Figma avec un design cohérent et </w:t>
+      </w:r>
+      <w:r>
+        <w:t>inspiré</w:t>
+      </w:r>
+      <w:r>
+        <w:t xml:space="preserve"> </w:t>
+      </w:r>
+      <w:r>
+        <w:t>avec autres</w:t>
+      </w:r>
+      <w:r>
+        <w:t xml:space="preserve"> application</w:t>
+      </w:r>
+      <w:r>
+        <w:t>s</w:t>
+      </w:r>
+      <w:r>
+        <w:t xml:space="preserve"> mobile</w:t>
+      </w:r>
+      <w:r>
+        <w:t xml:space="preserve"> similaire déjà mentionné</w:t>
+      </w:r>
+      <w:r>
+        <w:t>. Le fond utilise un noir profond pour réduire la fatigue visuelle. Le bleu vif sert de couleur principale pour les actions importantes et pour rester cohérent avec le logo. La navigation et les en</w:t>
+      </w:r>
+      <w:r>
+        <w:rPr>
+          <w:rFonts w:ascii="Cambria Math" w:hAnsi="Cambria Math" w:cs="Cambria Math"/>
+        </w:rPr>
+        <w:t>‑</w:t>
+      </w:r>
+      <w:r>
+        <w:t>t</w:t>
+      </w:r>
+      <w:r>
+        <w:rPr>
+          <w:rFonts w:cs="Century Gothic"/>
+        </w:rPr>
+        <w:t>ê</w:t>
+      </w:r>
+      <w:r>
+        <w:t>tes utilisent un gris</w:t>
+      </w:r>
+      <w:r>
+        <w:rPr>
+          <w:rFonts w:ascii="Cambria Math" w:hAnsi="Cambria Math" w:cs="Cambria Math"/>
+        </w:rPr>
+        <w:t>‑</w:t>
+      </w:r>
+      <w:r>
+        <w:t>violet fonc</w:t>
+      </w:r>
+      <w:r>
+        <w:rPr>
+          <w:rFonts w:cs="Century Gothic"/>
+        </w:rPr>
+        <w:t>é</w:t>
+      </w:r>
+      <w:r>
+        <w:t xml:space="preserve"> qui donne de la profondeur sans distraire. Les statuts des jeux sont diff</w:t>
+      </w:r>
+      <w:r>
+        <w:rPr>
+          <w:rFonts w:cs="Century Gothic"/>
+        </w:rPr>
+        <w:t>é</w:t>
+      </w:r>
+      <w:r>
+        <w:t>renci</w:t>
+      </w:r>
+      <w:r>
+        <w:rPr>
+          <w:rFonts w:cs="Century Gothic"/>
+        </w:rPr>
+        <w:t>é</w:t>
+      </w:r>
+      <w:r>
+        <w:t>s avec des couleurs simples : jaune dor</w:t>
+      </w:r>
+      <w:r>
+        <w:rPr>
+          <w:rFonts w:cs="Century Gothic"/>
+        </w:rPr>
+        <w:t>é</w:t>
+      </w:r>
+      <w:r>
+        <w:t xml:space="preserve"> pour Acquis, </w:t>
+      </w:r>
+      <w:r>
+        <w:t xml:space="preserve">bleu claire pour En cours, </w:t>
+      </w:r>
+      <w:r>
+        <w:t>vert clair pour Terminés et rose vif pour Souhaits.</w:t>
+      </w:r>
+    </w:p>
+    <w:p>
+      <w:r>
+        <w:t xml:space="preserve">La typographie choisie est Inter, une police très lisible sur mobile, utilisée pour </w:t>
+      </w:r>
+      <w:proofErr w:type="gramStart"/>
+      <w:r>
+        <w:t>le texte</w:t>
+      </w:r>
+      <w:r>
+        <w:t xml:space="preserve"> </w:t>
+      </w:r>
+      <w:r>
+        <w:t>régulière</w:t>
+      </w:r>
+      <w:proofErr w:type="gramEnd"/>
+      <w:r>
+        <w:t xml:space="preserve"> et en gras pour les titres.</w:t>
+      </w:r>
+    </w:p>
+    <w:p/>
+    <w:p>
+      <w:r>
+        <w:lastRenderedPageBreak/>
+        <w:t xml:space="preserve">Les éléments visuels suivent une logique uniforme : les boutons principaux sont bleus et arrondis, les boutons secondaires sont en contour bleu, et les cartes d’information utilisent un gris très clair avec une bordure colorée selon le statut du jeu. La barre de navigation </w:t>
+      </w:r>
+      <w:r>
+        <w:t>a</w:t>
+      </w:r>
+      <w:r>
+        <w:t xml:space="preserve"> cinq icônes faciles à reconnaître </w:t>
+      </w:r>
+      <w:r>
+        <w:t xml:space="preserve">pour les pages de : </w:t>
+      </w:r>
+      <w:r>
+        <w:t>Collection, Ajouter, Souhaits, Communauté, Profil.</w:t>
+      </w:r>
+      <w:r>
+        <w:t xml:space="preserve"> Tous les icones sont pris du </w:t>
+      </w:r>
+      <w:proofErr w:type="spellStart"/>
+      <w:r>
+        <w:t>Heroicons</w:t>
+      </w:r>
+      <w:proofErr w:type="spellEnd"/>
+      <w:r>
+        <w:t>.</w:t>
       </w:r>
     </w:p>
     <w:p>
@@ -9686,7 +10803,6 @@
         <w:rPr>
           <w:noProof/>
         </w:rPr>
-        <w:lastRenderedPageBreak/>
         <w:drawing>
           <wp:inline distT="0" distB="0" distL="0" distR="0" wp14:anchorId="338E7A8C" wp14:editId="0E77B151">
             <wp:extent cx="1829812" cy="3902149"/>
@@ -9705,7 +10821,7 @@
                     </pic:cNvPicPr>
                   </pic:nvPicPr>
                   <pic:blipFill>
-                    <a:blip r:embed="rId28" cstate="print">
+                    <a:blip r:embed="rId31" cstate="print">
                       <a:extLst>
                         <a:ext uri="{28A0092B-C50C-407E-A947-70E740481C1C}">
                           <a14:useLocalDpi xmlns:a14="http://schemas.microsoft.com/office/drawing/2010/main" val="0"/>
@@ -9744,7 +10860,7 @@
           <w:noProof/>
         </w:rPr>
         <w:drawing>
-          <wp:inline distT="0" distB="0" distL="0" distR="0" wp14:anchorId="24B78339" wp14:editId="40F4E811">
+          <wp:inline distT="0" distB="0" distL="0" distR="0" wp14:anchorId="24B78339" wp14:editId="4CADED8B">
             <wp:extent cx="1823413" cy="3888503"/>
             <wp:effectExtent l="0" t="0" r="5715" b="0"/>
             <wp:docPr id="1256471005" name="Image 5"/>
@@ -9761,7 +10877,7 @@
                     </pic:cNvPicPr>
                   </pic:nvPicPr>
                   <pic:blipFill>
-                    <a:blip r:embed="rId29" cstate="print">
+                    <a:blip r:embed="rId32" cstate="print">
                       <a:extLst>
                         <a:ext uri="{28A0092B-C50C-407E-A947-70E740481C1C}">
                           <a14:useLocalDpi xmlns:a14="http://schemas.microsoft.com/office/drawing/2010/main" val="0"/>
@@ -9814,7 +10930,7 @@
                     </pic:cNvPicPr>
                   </pic:nvPicPr>
                   <pic:blipFill>
-                    <a:blip r:embed="rId30" cstate="print">
+                    <a:blip r:embed="rId33" cstate="print">
                       <a:extLst>
                         <a:ext uri="{28A0092B-C50C-407E-A947-70E740481C1C}">
                           <a14:useLocalDpi xmlns:a14="http://schemas.microsoft.com/office/drawing/2010/main" val="0"/>
@@ -9856,6 +10972,7 @@
         <w:rPr>
           <w:noProof/>
         </w:rPr>
+        <w:lastRenderedPageBreak/>
         <w:drawing>
           <wp:inline distT="0" distB="0" distL="0" distR="0" wp14:anchorId="06307589" wp14:editId="45B93D12">
             <wp:extent cx="1879254" cy="3997842"/>
@@ -9874,7 +10991,7 @@
                     </pic:cNvPicPr>
                   </pic:nvPicPr>
                   <pic:blipFill>
-                    <a:blip r:embed="rId31" cstate="print">
+                    <a:blip r:embed="rId34" cstate="print">
                       <a:extLst>
                         <a:ext uri="{28A0092B-C50C-407E-A947-70E740481C1C}">
                           <a14:useLocalDpi xmlns:a14="http://schemas.microsoft.com/office/drawing/2010/main" val="0"/>
@@ -9928,7 +11045,7 @@
                     </pic:cNvPicPr>
                   </pic:nvPicPr>
                   <pic:blipFill>
-                    <a:blip r:embed="rId32" cstate="print">
+                    <a:blip r:embed="rId35" cstate="print">
                       <a:extLst>
                         <a:ext uri="{28A0092B-C50C-407E-A947-70E740481C1C}">
                           <a14:useLocalDpi xmlns:a14="http://schemas.microsoft.com/office/drawing/2010/main" val="0"/>
@@ -9982,7 +11099,7 @@
                     </pic:cNvPicPr>
                   </pic:nvPicPr>
                   <pic:blipFill>
-                    <a:blip r:embed="rId33" cstate="print">
+                    <a:blip r:embed="rId36" cstate="print">
                       <a:extLst>
                         <a:ext uri="{28A0092B-C50C-407E-A947-70E740481C1C}">
                           <a14:useLocalDpi xmlns:a14="http://schemas.microsoft.com/office/drawing/2010/main" val="0"/>
@@ -10044,7 +11161,7 @@
                     </pic:cNvPicPr>
                   </pic:nvPicPr>
                   <pic:blipFill>
-                    <a:blip r:embed="rId34" cstate="print">
+                    <a:blip r:embed="rId37" cstate="print">
                       <a:extLst>
                         <a:ext uri="{28A0092B-C50C-407E-A947-70E740481C1C}">
                           <a14:useLocalDpi xmlns:a14="http://schemas.microsoft.com/office/drawing/2010/main" val="0"/>
@@ -10098,7 +11215,7 @@
                     </pic:cNvPicPr>
                   </pic:nvPicPr>
                   <pic:blipFill>
-                    <a:blip r:embed="rId35" cstate="print">
+                    <a:blip r:embed="rId38" cstate="print">
                       <a:extLst>
                         <a:ext uri="{28A0092B-C50C-407E-A947-70E740481C1C}">
                           <a14:useLocalDpi xmlns:a14="http://schemas.microsoft.com/office/drawing/2010/main" val="0"/>
@@ -10152,7 +11269,7 @@
                     </pic:cNvPicPr>
                   </pic:nvPicPr>
                   <pic:blipFill>
-                    <a:blip r:embed="rId36">
+                    <a:blip r:embed="rId39">
                       <a:extLst>
                         <a:ext uri="{28A0092B-C50C-407E-A947-70E740481C1C}">
                           <a14:useLocalDpi xmlns:a14="http://schemas.microsoft.com/office/drawing/2010/main" val="0"/>
@@ -10207,6 +11324,5719 @@
         </w:numPr>
       </w:pPr>
       <w:r>
+        <w:t>Planification de tests</w:t>
+      </w:r>
+    </w:p>
+    <w:tbl>
+      <w:tblPr>
+        <w:tblW w:w="9360" w:type="dxa"/>
+        <w:tblBorders>
+          <w:top w:val="single" w:sz="4" w:space="0" w:color="auto"/>
+          <w:left w:val="single" w:sz="4" w:space="0" w:color="auto"/>
+          <w:bottom w:val="single" w:sz="4" w:space="0" w:color="auto"/>
+          <w:right w:val="single" w:sz="4" w:space="0" w:color="auto"/>
+          <w:insideH w:val="single" w:sz="4" w:space="0" w:color="auto"/>
+          <w:insideV w:val="single" w:sz="4" w:space="0" w:color="auto"/>
+        </w:tblBorders>
+        <w:tblCellMar>
+          <w:left w:w="10" w:type="dxa"/>
+          <w:right w:w="10" w:type="dxa"/>
+        </w:tblCellMar>
+        <w:tblLook w:val="0000" w:firstRow="0" w:lastRow="0" w:firstColumn="0" w:lastColumn="0" w:noHBand="0" w:noVBand="0"/>
+      </w:tblPr>
+      <w:tblGrid>
+        <w:gridCol w:w="1063"/>
+        <w:gridCol w:w="3431"/>
+        <w:gridCol w:w="2391"/>
+        <w:gridCol w:w="2475"/>
+      </w:tblGrid>
+      <w:tr>
+        <w:tblPrEx>
+          <w:tblCellMar>
+            <w:top w:w="0" w:type="dxa"/>
+            <w:bottom w:w="0" w:type="dxa"/>
+          </w:tblCellMar>
+        </w:tblPrEx>
+        <w:tc>
+          <w:tcPr>
+            <w:tcW w:w="0" w:type="auto"/>
+            <w:gridSpan w:val="4"/>
+            <w:tcBorders>
+              <w:top w:val="single" w:sz="1" w:space="0" w:color="AAAAAA"/>
+              <w:left w:val="single" w:sz="1" w:space="0" w:color="AAAAAA"/>
+              <w:bottom w:val="single" w:sz="1" w:space="0" w:color="AAAAAA"/>
+              <w:right w:val="single" w:sz="1" w:space="0" w:color="AAAAAA"/>
+            </w:tcBorders>
+            <w:shd w:val="clear" w:color="auto" w:fill="FFFFFF" w:themeFill="background1"/>
+            <w:tcMar>
+              <w:top w:w="80" w:type="dxa"/>
+              <w:left w:w="120" w:type="dxa"/>
+              <w:bottom w:w="80" w:type="dxa"/>
+              <w:right w:w="120" w:type="dxa"/>
+            </w:tcMar>
+          </w:tcPr>
+          <w:p>
+            <w:r>
+              <w:rPr>
+                <w:rFonts w:ascii="Arial" w:eastAsia="Arial" w:hAnsi="Arial" w:cs="Arial"/>
+                <w:b/>
+                <w:bCs/>
+                <w:sz w:val="20"/>
+                <w:szCs w:val="20"/>
+              </w:rPr>
+              <w:t xml:space="preserve">1. Authentification — public (sans </w:t>
+            </w:r>
+            <w:proofErr w:type="spellStart"/>
+            <w:r>
+              <w:rPr>
+                <w:rFonts w:ascii="Arial" w:eastAsia="Arial" w:hAnsi="Arial" w:cs="Arial"/>
+                <w:b/>
+                <w:bCs/>
+                <w:sz w:val="20"/>
+                <w:szCs w:val="20"/>
+              </w:rPr>
+              <w:t>token</w:t>
+            </w:r>
+            <w:proofErr w:type="spellEnd"/>
+            <w:r>
+              <w:rPr>
+                <w:rFonts w:ascii="Arial" w:eastAsia="Arial" w:hAnsi="Arial" w:cs="Arial"/>
+                <w:b/>
+                <w:bCs/>
+                <w:sz w:val="20"/>
+                <w:szCs w:val="20"/>
+              </w:rPr>
+              <w:t>)</w:t>
+            </w:r>
+          </w:p>
+        </w:tc>
+      </w:tr>
+      <w:tr>
+        <w:tblPrEx>
+          <w:tblCellMar>
+            <w:top w:w="0" w:type="dxa"/>
+            <w:bottom w:w="0" w:type="dxa"/>
+          </w:tblCellMar>
+        </w:tblPrEx>
+        <w:trPr>
+          <w:tblHeader/>
+        </w:trPr>
+        <w:tc>
+          <w:tcPr>
+            <w:tcW w:w="800" w:type="dxa"/>
+            <w:tcBorders>
+              <w:top w:val="single" w:sz="1" w:space="0" w:color="AAAAAA"/>
+              <w:left w:val="single" w:sz="1" w:space="0" w:color="AAAAAA"/>
+              <w:bottom w:val="single" w:sz="1" w:space="0" w:color="AAAAAA"/>
+              <w:right w:val="single" w:sz="1" w:space="0" w:color="AAAAAA"/>
+            </w:tcBorders>
+            <w:shd w:val="clear" w:color="auto" w:fill="FFFFFF" w:themeFill="background1"/>
+            <w:tcMar>
+              <w:top w:w="80" w:type="dxa"/>
+              <w:left w:w="120" w:type="dxa"/>
+              <w:bottom w:w="80" w:type="dxa"/>
+              <w:right w:w="120" w:type="dxa"/>
+            </w:tcMar>
+          </w:tcPr>
+          <w:p>
+            <w:r>
+              <w:rPr>
+                <w:rFonts w:ascii="Arial" w:eastAsia="Arial" w:hAnsi="Arial" w:cs="Arial"/>
+                <w:b/>
+                <w:bCs/>
+                <w:sz w:val="20"/>
+                <w:szCs w:val="20"/>
+              </w:rPr>
+              <w:t>Méthode</w:t>
+            </w:r>
+          </w:p>
+        </w:tc>
+        <w:tc>
+          <w:tcPr>
+            <w:tcW w:w="3000" w:type="dxa"/>
+            <w:tcBorders>
+              <w:top w:val="single" w:sz="1" w:space="0" w:color="AAAAAA"/>
+              <w:left w:val="single" w:sz="1" w:space="0" w:color="AAAAAA"/>
+              <w:bottom w:val="single" w:sz="1" w:space="0" w:color="AAAAAA"/>
+              <w:right w:val="single" w:sz="1" w:space="0" w:color="AAAAAA"/>
+            </w:tcBorders>
+            <w:shd w:val="clear" w:color="auto" w:fill="FFFFFF" w:themeFill="background1"/>
+            <w:tcMar>
+              <w:top w:w="80" w:type="dxa"/>
+              <w:left w:w="120" w:type="dxa"/>
+              <w:bottom w:w="80" w:type="dxa"/>
+              <w:right w:w="120" w:type="dxa"/>
+            </w:tcMar>
+          </w:tcPr>
+          <w:p>
+            <w:r>
+              <w:rPr>
+                <w:rFonts w:ascii="Arial" w:eastAsia="Arial" w:hAnsi="Arial" w:cs="Arial"/>
+                <w:b/>
+                <w:bCs/>
+                <w:sz w:val="20"/>
+                <w:szCs w:val="20"/>
+              </w:rPr>
+              <w:t>Endpoint</w:t>
+            </w:r>
+          </w:p>
+        </w:tc>
+        <w:tc>
+          <w:tcPr>
+            <w:tcW w:w="2800" w:type="dxa"/>
+            <w:tcBorders>
+              <w:top w:val="single" w:sz="1" w:space="0" w:color="AAAAAA"/>
+              <w:left w:val="single" w:sz="1" w:space="0" w:color="AAAAAA"/>
+              <w:bottom w:val="single" w:sz="1" w:space="0" w:color="AAAAAA"/>
+              <w:right w:val="single" w:sz="1" w:space="0" w:color="AAAAAA"/>
+            </w:tcBorders>
+            <w:shd w:val="clear" w:color="auto" w:fill="FFFFFF" w:themeFill="background1"/>
+            <w:tcMar>
+              <w:top w:w="80" w:type="dxa"/>
+              <w:left w:w="120" w:type="dxa"/>
+              <w:bottom w:w="80" w:type="dxa"/>
+              <w:right w:w="120" w:type="dxa"/>
+            </w:tcMar>
+          </w:tcPr>
+          <w:p>
+            <w:r>
+              <w:rPr>
+                <w:rFonts w:ascii="Arial" w:eastAsia="Arial" w:hAnsi="Arial" w:cs="Arial"/>
+                <w:b/>
+                <w:bCs/>
+                <w:sz w:val="20"/>
+                <w:szCs w:val="20"/>
+              </w:rPr>
+              <w:t>Description</w:t>
+            </w:r>
+          </w:p>
+        </w:tc>
+        <w:tc>
+          <w:tcPr>
+            <w:tcW w:w="2760" w:type="dxa"/>
+            <w:tcBorders>
+              <w:top w:val="single" w:sz="1" w:space="0" w:color="AAAAAA"/>
+              <w:left w:val="single" w:sz="1" w:space="0" w:color="AAAAAA"/>
+              <w:bottom w:val="single" w:sz="1" w:space="0" w:color="AAAAAA"/>
+              <w:right w:val="single" w:sz="1" w:space="0" w:color="AAAAAA"/>
+            </w:tcBorders>
+            <w:shd w:val="clear" w:color="auto" w:fill="FFFFFF" w:themeFill="background1"/>
+            <w:tcMar>
+              <w:top w:w="80" w:type="dxa"/>
+              <w:left w:w="120" w:type="dxa"/>
+              <w:bottom w:w="80" w:type="dxa"/>
+              <w:right w:w="120" w:type="dxa"/>
+            </w:tcMar>
+          </w:tcPr>
+          <w:p>
+            <w:r>
+              <w:rPr>
+                <w:rFonts w:ascii="Arial" w:eastAsia="Arial" w:hAnsi="Arial" w:cs="Arial"/>
+                <w:b/>
+                <w:bCs/>
+                <w:sz w:val="20"/>
+                <w:szCs w:val="20"/>
+              </w:rPr>
+              <w:t>Résultat attendu</w:t>
+            </w:r>
+          </w:p>
+        </w:tc>
+      </w:tr>
+      <w:tr>
+        <w:tblPrEx>
+          <w:tblCellMar>
+            <w:top w:w="0" w:type="dxa"/>
+            <w:bottom w:w="0" w:type="dxa"/>
+          </w:tblCellMar>
+        </w:tblPrEx>
+        <w:tc>
+          <w:tcPr>
+            <w:tcW w:w="800" w:type="dxa"/>
+            <w:tcBorders>
+              <w:top w:val="single" w:sz="1" w:space="0" w:color="AAAAAA"/>
+              <w:left w:val="single" w:sz="1" w:space="0" w:color="AAAAAA"/>
+              <w:bottom w:val="single" w:sz="1" w:space="0" w:color="AAAAAA"/>
+              <w:right w:val="single" w:sz="1" w:space="0" w:color="AAAAAA"/>
+            </w:tcBorders>
+            <w:shd w:val="clear" w:color="auto" w:fill="FFFFFF" w:themeFill="background1"/>
+            <w:tcMar>
+              <w:top w:w="80" w:type="dxa"/>
+              <w:left w:w="120" w:type="dxa"/>
+              <w:bottom w:w="80" w:type="dxa"/>
+              <w:right w:w="120" w:type="dxa"/>
+            </w:tcMar>
+            <w:vAlign w:val="center"/>
+          </w:tcPr>
+          <w:p>
+            <w:r>
+              <w:rPr>
+                <w:rFonts w:ascii="Arial" w:eastAsia="Arial" w:hAnsi="Arial" w:cs="Arial"/>
+                <w:b/>
+                <w:bCs/>
+                <w:sz w:val="20"/>
+                <w:szCs w:val="20"/>
+              </w:rPr>
+              <w:t>POST</w:t>
+            </w:r>
+          </w:p>
+        </w:tc>
+        <w:tc>
+          <w:tcPr>
+            <w:tcW w:w="3000" w:type="dxa"/>
+            <w:tcBorders>
+              <w:top w:val="single" w:sz="1" w:space="0" w:color="AAAAAA"/>
+              <w:left w:val="single" w:sz="1" w:space="0" w:color="AAAAAA"/>
+              <w:bottom w:val="single" w:sz="1" w:space="0" w:color="AAAAAA"/>
+              <w:right w:val="single" w:sz="1" w:space="0" w:color="AAAAAA"/>
+            </w:tcBorders>
+            <w:shd w:val="clear" w:color="auto" w:fill="FFFFFF" w:themeFill="background1"/>
+            <w:tcMar>
+              <w:top w:w="80" w:type="dxa"/>
+              <w:left w:w="120" w:type="dxa"/>
+              <w:bottom w:w="80" w:type="dxa"/>
+              <w:right w:w="120" w:type="dxa"/>
+            </w:tcMar>
+            <w:vAlign w:val="center"/>
+          </w:tcPr>
+          <w:p>
+            <w:r>
+              <w:rPr>
+                <w:rFonts w:ascii="Arial" w:eastAsia="Arial" w:hAnsi="Arial" w:cs="Arial"/>
+                <w:sz w:val="20"/>
+                <w:szCs w:val="20"/>
+              </w:rPr>
+              <w:t>/api/</w:t>
+            </w:r>
+            <w:proofErr w:type="spellStart"/>
+            <w:r>
+              <w:rPr>
+                <w:rFonts w:ascii="Arial" w:eastAsia="Arial" w:hAnsi="Arial" w:cs="Arial"/>
+                <w:sz w:val="20"/>
+                <w:szCs w:val="20"/>
+              </w:rPr>
+              <w:t>auth</w:t>
+            </w:r>
+            <w:proofErr w:type="spellEnd"/>
+            <w:r>
+              <w:rPr>
+                <w:rFonts w:ascii="Arial" w:eastAsia="Arial" w:hAnsi="Arial" w:cs="Arial"/>
+                <w:sz w:val="20"/>
+                <w:szCs w:val="20"/>
+              </w:rPr>
+              <w:t>/</w:t>
+            </w:r>
+            <w:proofErr w:type="spellStart"/>
+            <w:r>
+              <w:rPr>
+                <w:rFonts w:ascii="Arial" w:eastAsia="Arial" w:hAnsi="Arial" w:cs="Arial"/>
+                <w:sz w:val="20"/>
+                <w:szCs w:val="20"/>
+              </w:rPr>
+              <w:t>register</w:t>
+            </w:r>
+            <w:proofErr w:type="spellEnd"/>
+          </w:p>
+        </w:tc>
+        <w:tc>
+          <w:tcPr>
+            <w:tcW w:w="2800" w:type="dxa"/>
+            <w:tcBorders>
+              <w:top w:val="single" w:sz="1" w:space="0" w:color="AAAAAA"/>
+              <w:left w:val="single" w:sz="1" w:space="0" w:color="AAAAAA"/>
+              <w:bottom w:val="single" w:sz="1" w:space="0" w:color="AAAAAA"/>
+              <w:right w:val="single" w:sz="1" w:space="0" w:color="AAAAAA"/>
+            </w:tcBorders>
+            <w:shd w:val="clear" w:color="auto" w:fill="FFFFFF" w:themeFill="background1"/>
+            <w:tcMar>
+              <w:top w:w="80" w:type="dxa"/>
+              <w:left w:w="120" w:type="dxa"/>
+              <w:bottom w:w="80" w:type="dxa"/>
+              <w:right w:w="120" w:type="dxa"/>
+            </w:tcMar>
+            <w:vAlign w:val="center"/>
+          </w:tcPr>
+          <w:p>
+            <w:r>
+              <w:rPr>
+                <w:rFonts w:ascii="Arial" w:eastAsia="Arial" w:hAnsi="Arial" w:cs="Arial"/>
+                <w:sz w:val="20"/>
+                <w:szCs w:val="20"/>
+              </w:rPr>
+              <w:t>Créer un compte utilisateur</w:t>
+            </w:r>
+          </w:p>
+        </w:tc>
+        <w:tc>
+          <w:tcPr>
+            <w:tcW w:w="2760" w:type="dxa"/>
+            <w:tcBorders>
+              <w:top w:val="single" w:sz="1" w:space="0" w:color="AAAAAA"/>
+              <w:left w:val="single" w:sz="1" w:space="0" w:color="AAAAAA"/>
+              <w:bottom w:val="single" w:sz="1" w:space="0" w:color="AAAAAA"/>
+              <w:right w:val="single" w:sz="1" w:space="0" w:color="AAAAAA"/>
+            </w:tcBorders>
+            <w:shd w:val="clear" w:color="auto" w:fill="FFFFFF" w:themeFill="background1"/>
+            <w:tcMar>
+              <w:top w:w="80" w:type="dxa"/>
+              <w:left w:w="120" w:type="dxa"/>
+              <w:bottom w:w="80" w:type="dxa"/>
+              <w:right w:w="120" w:type="dxa"/>
+            </w:tcMar>
+            <w:vAlign w:val="center"/>
+          </w:tcPr>
+          <w:p>
+            <w:r>
+              <w:rPr>
+                <w:rFonts w:ascii="Arial" w:eastAsia="Arial" w:hAnsi="Arial" w:cs="Arial"/>
+                <w:sz w:val="20"/>
+                <w:szCs w:val="20"/>
+              </w:rPr>
+              <w:t>201 — Compte créé avec préférences par défaut</w:t>
+            </w:r>
+          </w:p>
+        </w:tc>
+      </w:tr>
+      <w:tr>
+        <w:tblPrEx>
+          <w:tblCellMar>
+            <w:top w:w="0" w:type="dxa"/>
+            <w:bottom w:w="0" w:type="dxa"/>
+          </w:tblCellMar>
+        </w:tblPrEx>
+        <w:tc>
+          <w:tcPr>
+            <w:tcW w:w="800" w:type="dxa"/>
+            <w:tcBorders>
+              <w:top w:val="single" w:sz="1" w:space="0" w:color="AAAAAA"/>
+              <w:left w:val="single" w:sz="1" w:space="0" w:color="AAAAAA"/>
+              <w:bottom w:val="single" w:sz="1" w:space="0" w:color="AAAAAA"/>
+              <w:right w:val="single" w:sz="1" w:space="0" w:color="AAAAAA"/>
+            </w:tcBorders>
+            <w:shd w:val="clear" w:color="auto" w:fill="FFFFFF" w:themeFill="background1"/>
+            <w:tcMar>
+              <w:top w:w="80" w:type="dxa"/>
+              <w:left w:w="120" w:type="dxa"/>
+              <w:bottom w:w="80" w:type="dxa"/>
+              <w:right w:w="120" w:type="dxa"/>
+            </w:tcMar>
+            <w:vAlign w:val="center"/>
+          </w:tcPr>
+          <w:p>
+            <w:r>
+              <w:rPr>
+                <w:rFonts w:ascii="Arial" w:eastAsia="Arial" w:hAnsi="Arial" w:cs="Arial"/>
+                <w:b/>
+                <w:bCs/>
+                <w:sz w:val="20"/>
+                <w:szCs w:val="20"/>
+              </w:rPr>
+              <w:t>POST</w:t>
+            </w:r>
+          </w:p>
+        </w:tc>
+        <w:tc>
+          <w:tcPr>
+            <w:tcW w:w="3000" w:type="dxa"/>
+            <w:tcBorders>
+              <w:top w:val="single" w:sz="1" w:space="0" w:color="AAAAAA"/>
+              <w:left w:val="single" w:sz="1" w:space="0" w:color="AAAAAA"/>
+              <w:bottom w:val="single" w:sz="1" w:space="0" w:color="AAAAAA"/>
+              <w:right w:val="single" w:sz="1" w:space="0" w:color="AAAAAA"/>
+            </w:tcBorders>
+            <w:shd w:val="clear" w:color="auto" w:fill="FFFFFF" w:themeFill="background1"/>
+            <w:tcMar>
+              <w:top w:w="80" w:type="dxa"/>
+              <w:left w:w="120" w:type="dxa"/>
+              <w:bottom w:w="80" w:type="dxa"/>
+              <w:right w:w="120" w:type="dxa"/>
+            </w:tcMar>
+            <w:vAlign w:val="center"/>
+          </w:tcPr>
+          <w:p>
+            <w:r>
+              <w:rPr>
+                <w:rFonts w:ascii="Arial" w:eastAsia="Arial" w:hAnsi="Arial" w:cs="Arial"/>
+                <w:sz w:val="20"/>
+                <w:szCs w:val="20"/>
+              </w:rPr>
+              <w:t>/api/</w:t>
+            </w:r>
+            <w:proofErr w:type="spellStart"/>
+            <w:r>
+              <w:rPr>
+                <w:rFonts w:ascii="Arial" w:eastAsia="Arial" w:hAnsi="Arial" w:cs="Arial"/>
+                <w:sz w:val="20"/>
+                <w:szCs w:val="20"/>
+              </w:rPr>
+              <w:t>auth</w:t>
+            </w:r>
+            <w:proofErr w:type="spellEnd"/>
+            <w:r>
+              <w:rPr>
+                <w:rFonts w:ascii="Arial" w:eastAsia="Arial" w:hAnsi="Arial" w:cs="Arial"/>
+                <w:sz w:val="20"/>
+                <w:szCs w:val="20"/>
+              </w:rPr>
+              <w:t>/login</w:t>
+            </w:r>
+          </w:p>
+        </w:tc>
+        <w:tc>
+          <w:tcPr>
+            <w:tcW w:w="2800" w:type="dxa"/>
+            <w:tcBorders>
+              <w:top w:val="single" w:sz="1" w:space="0" w:color="AAAAAA"/>
+              <w:left w:val="single" w:sz="1" w:space="0" w:color="AAAAAA"/>
+              <w:bottom w:val="single" w:sz="1" w:space="0" w:color="AAAAAA"/>
+              <w:right w:val="single" w:sz="1" w:space="0" w:color="AAAAAA"/>
+            </w:tcBorders>
+            <w:shd w:val="clear" w:color="auto" w:fill="FFFFFF" w:themeFill="background1"/>
+            <w:tcMar>
+              <w:top w:w="80" w:type="dxa"/>
+              <w:left w:w="120" w:type="dxa"/>
+              <w:bottom w:w="80" w:type="dxa"/>
+              <w:right w:w="120" w:type="dxa"/>
+            </w:tcMar>
+            <w:vAlign w:val="center"/>
+          </w:tcPr>
+          <w:p>
+            <w:r>
+              <w:rPr>
+                <w:rFonts w:ascii="Arial" w:eastAsia="Arial" w:hAnsi="Arial" w:cs="Arial"/>
+                <w:sz w:val="20"/>
+                <w:szCs w:val="20"/>
+              </w:rPr>
+              <w:t xml:space="preserve">Connexion et obtention du </w:t>
+            </w:r>
+            <w:proofErr w:type="spellStart"/>
+            <w:r>
+              <w:rPr>
+                <w:rFonts w:ascii="Arial" w:eastAsia="Arial" w:hAnsi="Arial" w:cs="Arial"/>
+                <w:sz w:val="20"/>
+                <w:szCs w:val="20"/>
+              </w:rPr>
+              <w:t>token</w:t>
+            </w:r>
+            <w:proofErr w:type="spellEnd"/>
+            <w:r>
+              <w:rPr>
+                <w:rFonts w:ascii="Arial" w:eastAsia="Arial" w:hAnsi="Arial" w:cs="Arial"/>
+                <w:sz w:val="20"/>
+                <w:szCs w:val="20"/>
+              </w:rPr>
+              <w:t xml:space="preserve"> JWT</w:t>
+            </w:r>
+          </w:p>
+        </w:tc>
+        <w:tc>
+          <w:tcPr>
+            <w:tcW w:w="2760" w:type="dxa"/>
+            <w:tcBorders>
+              <w:top w:val="single" w:sz="1" w:space="0" w:color="AAAAAA"/>
+              <w:left w:val="single" w:sz="1" w:space="0" w:color="AAAAAA"/>
+              <w:bottom w:val="single" w:sz="1" w:space="0" w:color="AAAAAA"/>
+              <w:right w:val="single" w:sz="1" w:space="0" w:color="AAAAAA"/>
+            </w:tcBorders>
+            <w:shd w:val="clear" w:color="auto" w:fill="FFFFFF" w:themeFill="background1"/>
+            <w:tcMar>
+              <w:top w:w="80" w:type="dxa"/>
+              <w:left w:w="120" w:type="dxa"/>
+              <w:bottom w:w="80" w:type="dxa"/>
+              <w:right w:w="120" w:type="dxa"/>
+            </w:tcMar>
+            <w:vAlign w:val="center"/>
+          </w:tcPr>
+          <w:p>
+            <w:r>
+              <w:rPr>
+                <w:rFonts w:ascii="Arial" w:eastAsia="Arial" w:hAnsi="Arial" w:cs="Arial"/>
+                <w:sz w:val="20"/>
+                <w:szCs w:val="20"/>
+              </w:rPr>
+              <w:t xml:space="preserve">200 — </w:t>
+            </w:r>
+            <w:proofErr w:type="spellStart"/>
+            <w:r>
+              <w:rPr>
+                <w:rFonts w:ascii="Arial" w:eastAsia="Arial" w:hAnsi="Arial" w:cs="Arial"/>
+                <w:sz w:val="20"/>
+                <w:szCs w:val="20"/>
+              </w:rPr>
+              <w:t>Token</w:t>
+            </w:r>
+            <w:proofErr w:type="spellEnd"/>
+            <w:r>
+              <w:rPr>
+                <w:rFonts w:ascii="Arial" w:eastAsia="Arial" w:hAnsi="Arial" w:cs="Arial"/>
+                <w:sz w:val="20"/>
+                <w:szCs w:val="20"/>
+              </w:rPr>
+              <w:t xml:space="preserve"> JWT retourné</w:t>
+            </w:r>
+          </w:p>
+        </w:tc>
+      </w:tr>
+      <w:tr>
+        <w:tblPrEx>
+          <w:tblCellMar>
+            <w:top w:w="0" w:type="dxa"/>
+            <w:bottom w:w="0" w:type="dxa"/>
+          </w:tblCellMar>
+        </w:tblPrEx>
+        <w:tc>
+          <w:tcPr>
+            <w:tcW w:w="0" w:type="auto"/>
+            <w:gridSpan w:val="4"/>
+            <w:tcBorders>
+              <w:top w:val="single" w:sz="1" w:space="0" w:color="AAAAAA"/>
+              <w:left w:val="single" w:sz="1" w:space="0" w:color="AAAAAA"/>
+              <w:bottom w:val="single" w:sz="1" w:space="0" w:color="AAAAAA"/>
+              <w:right w:val="single" w:sz="1" w:space="0" w:color="AAAAAA"/>
+            </w:tcBorders>
+            <w:shd w:val="clear" w:color="auto" w:fill="FFFFFF" w:themeFill="background1"/>
+            <w:tcMar>
+              <w:top w:w="80" w:type="dxa"/>
+              <w:left w:w="120" w:type="dxa"/>
+              <w:bottom w:w="80" w:type="dxa"/>
+              <w:right w:w="120" w:type="dxa"/>
+            </w:tcMar>
+          </w:tcPr>
+          <w:p>
+            <w:r>
+              <w:rPr>
+                <w:rFonts w:ascii="Arial" w:eastAsia="Arial" w:hAnsi="Arial" w:cs="Arial"/>
+                <w:b/>
+                <w:bCs/>
+                <w:sz w:val="20"/>
+                <w:szCs w:val="20"/>
+              </w:rPr>
+              <w:t>2. Profil utilisateur</w:t>
+            </w:r>
+          </w:p>
+        </w:tc>
+      </w:tr>
+      <w:tr>
+        <w:tblPrEx>
+          <w:tblCellMar>
+            <w:top w:w="0" w:type="dxa"/>
+            <w:bottom w:w="0" w:type="dxa"/>
+          </w:tblCellMar>
+        </w:tblPrEx>
+        <w:trPr>
+          <w:tblHeader/>
+        </w:trPr>
+        <w:tc>
+          <w:tcPr>
+            <w:tcW w:w="800" w:type="dxa"/>
+            <w:tcBorders>
+              <w:top w:val="single" w:sz="1" w:space="0" w:color="AAAAAA"/>
+              <w:left w:val="single" w:sz="1" w:space="0" w:color="AAAAAA"/>
+              <w:bottom w:val="single" w:sz="1" w:space="0" w:color="AAAAAA"/>
+              <w:right w:val="single" w:sz="1" w:space="0" w:color="AAAAAA"/>
+            </w:tcBorders>
+            <w:shd w:val="clear" w:color="auto" w:fill="FFFFFF" w:themeFill="background1"/>
+            <w:tcMar>
+              <w:top w:w="80" w:type="dxa"/>
+              <w:left w:w="120" w:type="dxa"/>
+              <w:bottom w:w="80" w:type="dxa"/>
+              <w:right w:w="120" w:type="dxa"/>
+            </w:tcMar>
+          </w:tcPr>
+          <w:p>
+            <w:r>
+              <w:rPr>
+                <w:rFonts w:ascii="Arial" w:eastAsia="Arial" w:hAnsi="Arial" w:cs="Arial"/>
+                <w:b/>
+                <w:bCs/>
+                <w:sz w:val="20"/>
+                <w:szCs w:val="20"/>
+              </w:rPr>
+              <w:lastRenderedPageBreak/>
+              <w:t>Méthode</w:t>
+            </w:r>
+          </w:p>
+        </w:tc>
+        <w:tc>
+          <w:tcPr>
+            <w:tcW w:w="3000" w:type="dxa"/>
+            <w:tcBorders>
+              <w:top w:val="single" w:sz="1" w:space="0" w:color="AAAAAA"/>
+              <w:left w:val="single" w:sz="1" w:space="0" w:color="AAAAAA"/>
+              <w:bottom w:val="single" w:sz="1" w:space="0" w:color="AAAAAA"/>
+              <w:right w:val="single" w:sz="1" w:space="0" w:color="AAAAAA"/>
+            </w:tcBorders>
+            <w:shd w:val="clear" w:color="auto" w:fill="FFFFFF" w:themeFill="background1"/>
+            <w:tcMar>
+              <w:top w:w="80" w:type="dxa"/>
+              <w:left w:w="120" w:type="dxa"/>
+              <w:bottom w:w="80" w:type="dxa"/>
+              <w:right w:w="120" w:type="dxa"/>
+            </w:tcMar>
+          </w:tcPr>
+          <w:p>
+            <w:r>
+              <w:rPr>
+                <w:rFonts w:ascii="Arial" w:eastAsia="Arial" w:hAnsi="Arial" w:cs="Arial"/>
+                <w:b/>
+                <w:bCs/>
+                <w:sz w:val="20"/>
+                <w:szCs w:val="20"/>
+              </w:rPr>
+              <w:t>Endpoint</w:t>
+            </w:r>
+          </w:p>
+        </w:tc>
+        <w:tc>
+          <w:tcPr>
+            <w:tcW w:w="2800" w:type="dxa"/>
+            <w:tcBorders>
+              <w:top w:val="single" w:sz="1" w:space="0" w:color="AAAAAA"/>
+              <w:left w:val="single" w:sz="1" w:space="0" w:color="AAAAAA"/>
+              <w:bottom w:val="single" w:sz="1" w:space="0" w:color="AAAAAA"/>
+              <w:right w:val="single" w:sz="1" w:space="0" w:color="AAAAAA"/>
+            </w:tcBorders>
+            <w:shd w:val="clear" w:color="auto" w:fill="FFFFFF" w:themeFill="background1"/>
+            <w:tcMar>
+              <w:top w:w="80" w:type="dxa"/>
+              <w:left w:w="120" w:type="dxa"/>
+              <w:bottom w:w="80" w:type="dxa"/>
+              <w:right w:w="120" w:type="dxa"/>
+            </w:tcMar>
+          </w:tcPr>
+          <w:p>
+            <w:r>
+              <w:rPr>
+                <w:rFonts w:ascii="Arial" w:eastAsia="Arial" w:hAnsi="Arial" w:cs="Arial"/>
+                <w:b/>
+                <w:bCs/>
+                <w:sz w:val="20"/>
+                <w:szCs w:val="20"/>
+              </w:rPr>
+              <w:t>Description</w:t>
+            </w:r>
+          </w:p>
+        </w:tc>
+        <w:tc>
+          <w:tcPr>
+            <w:tcW w:w="2760" w:type="dxa"/>
+            <w:tcBorders>
+              <w:top w:val="single" w:sz="1" w:space="0" w:color="AAAAAA"/>
+              <w:left w:val="single" w:sz="1" w:space="0" w:color="AAAAAA"/>
+              <w:bottom w:val="single" w:sz="1" w:space="0" w:color="AAAAAA"/>
+              <w:right w:val="single" w:sz="1" w:space="0" w:color="AAAAAA"/>
+            </w:tcBorders>
+            <w:shd w:val="clear" w:color="auto" w:fill="FFFFFF" w:themeFill="background1"/>
+            <w:tcMar>
+              <w:top w:w="80" w:type="dxa"/>
+              <w:left w:w="120" w:type="dxa"/>
+              <w:bottom w:w="80" w:type="dxa"/>
+              <w:right w:w="120" w:type="dxa"/>
+            </w:tcMar>
+          </w:tcPr>
+          <w:p>
+            <w:r>
+              <w:rPr>
+                <w:rFonts w:ascii="Arial" w:eastAsia="Arial" w:hAnsi="Arial" w:cs="Arial"/>
+                <w:b/>
+                <w:bCs/>
+                <w:sz w:val="20"/>
+                <w:szCs w:val="20"/>
+              </w:rPr>
+              <w:t>Résultat attendu</w:t>
+            </w:r>
+          </w:p>
+        </w:tc>
+      </w:tr>
+      <w:tr>
+        <w:tblPrEx>
+          <w:tblCellMar>
+            <w:top w:w="0" w:type="dxa"/>
+            <w:bottom w:w="0" w:type="dxa"/>
+          </w:tblCellMar>
+        </w:tblPrEx>
+        <w:tc>
+          <w:tcPr>
+            <w:tcW w:w="800" w:type="dxa"/>
+            <w:tcBorders>
+              <w:top w:val="single" w:sz="1" w:space="0" w:color="AAAAAA"/>
+              <w:left w:val="single" w:sz="1" w:space="0" w:color="AAAAAA"/>
+              <w:bottom w:val="single" w:sz="1" w:space="0" w:color="AAAAAA"/>
+              <w:right w:val="single" w:sz="1" w:space="0" w:color="AAAAAA"/>
+            </w:tcBorders>
+            <w:shd w:val="clear" w:color="auto" w:fill="FFFFFF" w:themeFill="background1"/>
+            <w:tcMar>
+              <w:top w:w="80" w:type="dxa"/>
+              <w:left w:w="120" w:type="dxa"/>
+              <w:bottom w:w="80" w:type="dxa"/>
+              <w:right w:w="120" w:type="dxa"/>
+            </w:tcMar>
+            <w:vAlign w:val="center"/>
+          </w:tcPr>
+          <w:p>
+            <w:r>
+              <w:rPr>
+                <w:rFonts w:ascii="Arial" w:eastAsia="Arial" w:hAnsi="Arial" w:cs="Arial"/>
+                <w:b/>
+                <w:bCs/>
+                <w:sz w:val="20"/>
+                <w:szCs w:val="20"/>
+              </w:rPr>
+              <w:t>GET</w:t>
+            </w:r>
+          </w:p>
+        </w:tc>
+        <w:tc>
+          <w:tcPr>
+            <w:tcW w:w="3000" w:type="dxa"/>
+            <w:tcBorders>
+              <w:top w:val="single" w:sz="1" w:space="0" w:color="AAAAAA"/>
+              <w:left w:val="single" w:sz="1" w:space="0" w:color="AAAAAA"/>
+              <w:bottom w:val="single" w:sz="1" w:space="0" w:color="AAAAAA"/>
+              <w:right w:val="single" w:sz="1" w:space="0" w:color="AAAAAA"/>
+            </w:tcBorders>
+            <w:shd w:val="clear" w:color="auto" w:fill="FFFFFF" w:themeFill="background1"/>
+            <w:tcMar>
+              <w:top w:w="80" w:type="dxa"/>
+              <w:left w:w="120" w:type="dxa"/>
+              <w:bottom w:w="80" w:type="dxa"/>
+              <w:right w:w="120" w:type="dxa"/>
+            </w:tcMar>
+            <w:vAlign w:val="center"/>
+          </w:tcPr>
+          <w:p>
+            <w:r>
+              <w:rPr>
+                <w:rFonts w:ascii="Arial" w:eastAsia="Arial" w:hAnsi="Arial" w:cs="Arial"/>
+                <w:sz w:val="20"/>
+                <w:szCs w:val="20"/>
+              </w:rPr>
+              <w:t>/api/user/profile</w:t>
+            </w:r>
+          </w:p>
+        </w:tc>
+        <w:tc>
+          <w:tcPr>
+            <w:tcW w:w="2800" w:type="dxa"/>
+            <w:tcBorders>
+              <w:top w:val="single" w:sz="1" w:space="0" w:color="AAAAAA"/>
+              <w:left w:val="single" w:sz="1" w:space="0" w:color="AAAAAA"/>
+              <w:bottom w:val="single" w:sz="1" w:space="0" w:color="AAAAAA"/>
+              <w:right w:val="single" w:sz="1" w:space="0" w:color="AAAAAA"/>
+            </w:tcBorders>
+            <w:shd w:val="clear" w:color="auto" w:fill="FFFFFF" w:themeFill="background1"/>
+            <w:tcMar>
+              <w:top w:w="80" w:type="dxa"/>
+              <w:left w:w="120" w:type="dxa"/>
+              <w:bottom w:w="80" w:type="dxa"/>
+              <w:right w:w="120" w:type="dxa"/>
+            </w:tcMar>
+            <w:vAlign w:val="center"/>
+          </w:tcPr>
+          <w:p>
+            <w:r>
+              <w:rPr>
+                <w:rFonts w:ascii="Arial" w:eastAsia="Arial" w:hAnsi="Arial" w:cs="Arial"/>
+                <w:sz w:val="20"/>
+                <w:szCs w:val="20"/>
+              </w:rPr>
+              <w:t>Afficher profil et statistiques</w:t>
+            </w:r>
+          </w:p>
+        </w:tc>
+        <w:tc>
+          <w:tcPr>
+            <w:tcW w:w="2760" w:type="dxa"/>
+            <w:tcBorders>
+              <w:top w:val="single" w:sz="1" w:space="0" w:color="AAAAAA"/>
+              <w:left w:val="single" w:sz="1" w:space="0" w:color="AAAAAA"/>
+              <w:bottom w:val="single" w:sz="1" w:space="0" w:color="AAAAAA"/>
+              <w:right w:val="single" w:sz="1" w:space="0" w:color="AAAAAA"/>
+            </w:tcBorders>
+            <w:shd w:val="clear" w:color="auto" w:fill="FFFFFF" w:themeFill="background1"/>
+            <w:tcMar>
+              <w:top w:w="80" w:type="dxa"/>
+              <w:left w:w="120" w:type="dxa"/>
+              <w:bottom w:w="80" w:type="dxa"/>
+              <w:right w:w="120" w:type="dxa"/>
+            </w:tcMar>
+            <w:vAlign w:val="center"/>
+          </w:tcPr>
+          <w:p>
+            <w:r>
+              <w:rPr>
+                <w:rFonts w:ascii="Arial" w:eastAsia="Arial" w:hAnsi="Arial" w:cs="Arial"/>
+                <w:sz w:val="20"/>
+                <w:szCs w:val="20"/>
+              </w:rPr>
+              <w:t xml:space="preserve">200 — </w:t>
+            </w:r>
+            <w:proofErr w:type="spellStart"/>
+            <w:r>
+              <w:rPr>
+                <w:rFonts w:ascii="Arial" w:eastAsia="Arial" w:hAnsi="Arial" w:cs="Arial"/>
+                <w:sz w:val="20"/>
+                <w:szCs w:val="20"/>
+              </w:rPr>
+              <w:t>username</w:t>
+            </w:r>
+            <w:proofErr w:type="spellEnd"/>
+            <w:r>
+              <w:rPr>
+                <w:rFonts w:ascii="Arial" w:eastAsia="Arial" w:hAnsi="Arial" w:cs="Arial"/>
+                <w:sz w:val="20"/>
+                <w:szCs w:val="20"/>
+              </w:rPr>
+              <w:t xml:space="preserve">, </w:t>
+            </w:r>
+            <w:proofErr w:type="gramStart"/>
+            <w:r>
+              <w:rPr>
+                <w:rFonts w:ascii="Arial" w:eastAsia="Arial" w:hAnsi="Arial" w:cs="Arial"/>
+                <w:sz w:val="20"/>
+                <w:szCs w:val="20"/>
+              </w:rPr>
+              <w:t>email</w:t>
+            </w:r>
+            <w:proofErr w:type="gramEnd"/>
+            <w:r>
+              <w:rPr>
+                <w:rFonts w:ascii="Arial" w:eastAsia="Arial" w:hAnsi="Arial" w:cs="Arial"/>
+                <w:sz w:val="20"/>
+                <w:szCs w:val="20"/>
+              </w:rPr>
+              <w:t>, acquis, terminés, souhaités</w:t>
+            </w:r>
+          </w:p>
+        </w:tc>
+      </w:tr>
+      <w:tr>
+        <w:tblPrEx>
+          <w:tblCellMar>
+            <w:top w:w="0" w:type="dxa"/>
+            <w:bottom w:w="0" w:type="dxa"/>
+          </w:tblCellMar>
+        </w:tblPrEx>
+        <w:tc>
+          <w:tcPr>
+            <w:tcW w:w="800" w:type="dxa"/>
+            <w:tcBorders>
+              <w:top w:val="single" w:sz="1" w:space="0" w:color="AAAAAA"/>
+              <w:left w:val="single" w:sz="1" w:space="0" w:color="AAAAAA"/>
+              <w:bottom w:val="single" w:sz="1" w:space="0" w:color="AAAAAA"/>
+              <w:right w:val="single" w:sz="1" w:space="0" w:color="AAAAAA"/>
+            </w:tcBorders>
+            <w:shd w:val="clear" w:color="auto" w:fill="FFFFFF" w:themeFill="background1"/>
+            <w:tcMar>
+              <w:top w:w="80" w:type="dxa"/>
+              <w:left w:w="120" w:type="dxa"/>
+              <w:bottom w:w="80" w:type="dxa"/>
+              <w:right w:w="120" w:type="dxa"/>
+            </w:tcMar>
+            <w:vAlign w:val="center"/>
+          </w:tcPr>
+          <w:p>
+            <w:r>
+              <w:rPr>
+                <w:rFonts w:ascii="Arial" w:eastAsia="Arial" w:hAnsi="Arial" w:cs="Arial"/>
+                <w:b/>
+                <w:bCs/>
+                <w:sz w:val="20"/>
+                <w:szCs w:val="20"/>
+              </w:rPr>
+              <w:t>DELETE</w:t>
+            </w:r>
+          </w:p>
+        </w:tc>
+        <w:tc>
+          <w:tcPr>
+            <w:tcW w:w="3000" w:type="dxa"/>
+            <w:tcBorders>
+              <w:top w:val="single" w:sz="1" w:space="0" w:color="AAAAAA"/>
+              <w:left w:val="single" w:sz="1" w:space="0" w:color="AAAAAA"/>
+              <w:bottom w:val="single" w:sz="1" w:space="0" w:color="AAAAAA"/>
+              <w:right w:val="single" w:sz="1" w:space="0" w:color="AAAAAA"/>
+            </w:tcBorders>
+            <w:shd w:val="clear" w:color="auto" w:fill="FFFFFF" w:themeFill="background1"/>
+            <w:tcMar>
+              <w:top w:w="80" w:type="dxa"/>
+              <w:left w:w="120" w:type="dxa"/>
+              <w:bottom w:w="80" w:type="dxa"/>
+              <w:right w:w="120" w:type="dxa"/>
+            </w:tcMar>
+            <w:vAlign w:val="center"/>
+          </w:tcPr>
+          <w:p>
+            <w:r>
+              <w:rPr>
+                <w:rFonts w:ascii="Arial" w:eastAsia="Arial" w:hAnsi="Arial" w:cs="Arial"/>
+                <w:sz w:val="20"/>
+                <w:szCs w:val="20"/>
+              </w:rPr>
+              <w:t>/api/user</w:t>
+            </w:r>
+          </w:p>
+        </w:tc>
+        <w:tc>
+          <w:tcPr>
+            <w:tcW w:w="2800" w:type="dxa"/>
+            <w:tcBorders>
+              <w:top w:val="single" w:sz="1" w:space="0" w:color="AAAAAA"/>
+              <w:left w:val="single" w:sz="1" w:space="0" w:color="AAAAAA"/>
+              <w:bottom w:val="single" w:sz="1" w:space="0" w:color="AAAAAA"/>
+              <w:right w:val="single" w:sz="1" w:space="0" w:color="AAAAAA"/>
+            </w:tcBorders>
+            <w:shd w:val="clear" w:color="auto" w:fill="FFFFFF" w:themeFill="background1"/>
+            <w:tcMar>
+              <w:top w:w="80" w:type="dxa"/>
+              <w:left w:w="120" w:type="dxa"/>
+              <w:bottom w:w="80" w:type="dxa"/>
+              <w:right w:w="120" w:type="dxa"/>
+            </w:tcMar>
+            <w:vAlign w:val="center"/>
+          </w:tcPr>
+          <w:p>
+            <w:r>
+              <w:rPr>
+                <w:rFonts w:ascii="Arial" w:eastAsia="Arial" w:hAnsi="Arial" w:cs="Arial"/>
+                <w:sz w:val="20"/>
+                <w:szCs w:val="20"/>
+              </w:rPr>
+              <w:t xml:space="preserve">Supprimer le compte (effacement </w:t>
+            </w:r>
+            <w:proofErr w:type="spellStart"/>
+            <w:r>
+              <w:rPr>
+                <w:rFonts w:ascii="Arial" w:eastAsia="Arial" w:hAnsi="Arial" w:cs="Arial"/>
+                <w:sz w:val="20"/>
+                <w:szCs w:val="20"/>
+              </w:rPr>
+              <w:t>nLPD</w:t>
+            </w:r>
+            <w:proofErr w:type="spellEnd"/>
+            <w:r>
+              <w:rPr>
+                <w:rFonts w:ascii="Arial" w:eastAsia="Arial" w:hAnsi="Arial" w:cs="Arial"/>
+                <w:sz w:val="20"/>
+                <w:szCs w:val="20"/>
+              </w:rPr>
+              <w:t>)</w:t>
+            </w:r>
+          </w:p>
+        </w:tc>
+        <w:tc>
+          <w:tcPr>
+            <w:tcW w:w="2760" w:type="dxa"/>
+            <w:tcBorders>
+              <w:top w:val="single" w:sz="1" w:space="0" w:color="AAAAAA"/>
+              <w:left w:val="single" w:sz="1" w:space="0" w:color="AAAAAA"/>
+              <w:bottom w:val="single" w:sz="1" w:space="0" w:color="AAAAAA"/>
+              <w:right w:val="single" w:sz="1" w:space="0" w:color="AAAAAA"/>
+            </w:tcBorders>
+            <w:shd w:val="clear" w:color="auto" w:fill="FFFFFF" w:themeFill="background1"/>
+            <w:tcMar>
+              <w:top w:w="80" w:type="dxa"/>
+              <w:left w:w="120" w:type="dxa"/>
+              <w:bottom w:w="80" w:type="dxa"/>
+              <w:right w:w="120" w:type="dxa"/>
+            </w:tcMar>
+            <w:vAlign w:val="center"/>
+          </w:tcPr>
+          <w:p>
+            <w:r>
+              <w:rPr>
+                <w:rFonts w:ascii="Arial" w:eastAsia="Arial" w:hAnsi="Arial" w:cs="Arial"/>
+                <w:sz w:val="20"/>
+                <w:szCs w:val="20"/>
+              </w:rPr>
+              <w:t>200 — Compte et données effacés en cascade</w:t>
+            </w:r>
+          </w:p>
+        </w:tc>
+      </w:tr>
+      <w:tr>
+        <w:tblPrEx>
+          <w:tblCellMar>
+            <w:top w:w="0" w:type="dxa"/>
+            <w:bottom w:w="0" w:type="dxa"/>
+          </w:tblCellMar>
+        </w:tblPrEx>
+        <w:tc>
+          <w:tcPr>
+            <w:tcW w:w="0" w:type="auto"/>
+            <w:gridSpan w:val="4"/>
+            <w:tcBorders>
+              <w:top w:val="single" w:sz="1" w:space="0" w:color="AAAAAA"/>
+              <w:left w:val="single" w:sz="1" w:space="0" w:color="AAAAAA"/>
+              <w:bottom w:val="single" w:sz="1" w:space="0" w:color="AAAAAA"/>
+              <w:right w:val="single" w:sz="1" w:space="0" w:color="AAAAAA"/>
+            </w:tcBorders>
+            <w:shd w:val="clear" w:color="auto" w:fill="FFFFFF" w:themeFill="background1"/>
+            <w:tcMar>
+              <w:top w:w="80" w:type="dxa"/>
+              <w:left w:w="120" w:type="dxa"/>
+              <w:bottom w:w="80" w:type="dxa"/>
+              <w:right w:w="120" w:type="dxa"/>
+            </w:tcMar>
+          </w:tcPr>
+          <w:p>
+            <w:r>
+              <w:rPr>
+                <w:rFonts w:ascii="Arial" w:eastAsia="Arial" w:hAnsi="Arial" w:cs="Arial"/>
+                <w:b/>
+                <w:bCs/>
+                <w:sz w:val="20"/>
+                <w:szCs w:val="20"/>
+              </w:rPr>
+              <w:t>3. Préférences</w:t>
+            </w:r>
+          </w:p>
+        </w:tc>
+      </w:tr>
+      <w:tr>
+        <w:tblPrEx>
+          <w:tblCellMar>
+            <w:top w:w="0" w:type="dxa"/>
+            <w:bottom w:w="0" w:type="dxa"/>
+          </w:tblCellMar>
+        </w:tblPrEx>
+        <w:trPr>
+          <w:tblHeader/>
+        </w:trPr>
+        <w:tc>
+          <w:tcPr>
+            <w:tcW w:w="800" w:type="dxa"/>
+            <w:tcBorders>
+              <w:top w:val="single" w:sz="1" w:space="0" w:color="AAAAAA"/>
+              <w:left w:val="single" w:sz="1" w:space="0" w:color="AAAAAA"/>
+              <w:bottom w:val="single" w:sz="1" w:space="0" w:color="AAAAAA"/>
+              <w:right w:val="single" w:sz="1" w:space="0" w:color="AAAAAA"/>
+            </w:tcBorders>
+            <w:shd w:val="clear" w:color="auto" w:fill="FFFFFF" w:themeFill="background1"/>
+            <w:tcMar>
+              <w:top w:w="80" w:type="dxa"/>
+              <w:left w:w="120" w:type="dxa"/>
+              <w:bottom w:w="80" w:type="dxa"/>
+              <w:right w:w="120" w:type="dxa"/>
+            </w:tcMar>
+          </w:tcPr>
+          <w:p>
+            <w:r>
+              <w:rPr>
+                <w:rFonts w:ascii="Arial" w:eastAsia="Arial" w:hAnsi="Arial" w:cs="Arial"/>
+                <w:b/>
+                <w:bCs/>
+                <w:sz w:val="20"/>
+                <w:szCs w:val="20"/>
+              </w:rPr>
+              <w:t>Méthode</w:t>
+            </w:r>
+          </w:p>
+        </w:tc>
+        <w:tc>
+          <w:tcPr>
+            <w:tcW w:w="3000" w:type="dxa"/>
+            <w:tcBorders>
+              <w:top w:val="single" w:sz="1" w:space="0" w:color="AAAAAA"/>
+              <w:left w:val="single" w:sz="1" w:space="0" w:color="AAAAAA"/>
+              <w:bottom w:val="single" w:sz="1" w:space="0" w:color="AAAAAA"/>
+              <w:right w:val="single" w:sz="1" w:space="0" w:color="AAAAAA"/>
+            </w:tcBorders>
+            <w:shd w:val="clear" w:color="auto" w:fill="FFFFFF" w:themeFill="background1"/>
+            <w:tcMar>
+              <w:top w:w="80" w:type="dxa"/>
+              <w:left w:w="120" w:type="dxa"/>
+              <w:bottom w:w="80" w:type="dxa"/>
+              <w:right w:w="120" w:type="dxa"/>
+            </w:tcMar>
+          </w:tcPr>
+          <w:p>
+            <w:r>
+              <w:rPr>
+                <w:rFonts w:ascii="Arial" w:eastAsia="Arial" w:hAnsi="Arial" w:cs="Arial"/>
+                <w:b/>
+                <w:bCs/>
+                <w:sz w:val="20"/>
+                <w:szCs w:val="20"/>
+              </w:rPr>
+              <w:t>Endpoint</w:t>
+            </w:r>
+          </w:p>
+        </w:tc>
+        <w:tc>
+          <w:tcPr>
+            <w:tcW w:w="2800" w:type="dxa"/>
+            <w:tcBorders>
+              <w:top w:val="single" w:sz="1" w:space="0" w:color="AAAAAA"/>
+              <w:left w:val="single" w:sz="1" w:space="0" w:color="AAAAAA"/>
+              <w:bottom w:val="single" w:sz="1" w:space="0" w:color="AAAAAA"/>
+              <w:right w:val="single" w:sz="1" w:space="0" w:color="AAAAAA"/>
+            </w:tcBorders>
+            <w:shd w:val="clear" w:color="auto" w:fill="FFFFFF" w:themeFill="background1"/>
+            <w:tcMar>
+              <w:top w:w="80" w:type="dxa"/>
+              <w:left w:w="120" w:type="dxa"/>
+              <w:bottom w:w="80" w:type="dxa"/>
+              <w:right w:w="120" w:type="dxa"/>
+            </w:tcMar>
+          </w:tcPr>
+          <w:p>
+            <w:r>
+              <w:rPr>
+                <w:rFonts w:ascii="Arial" w:eastAsia="Arial" w:hAnsi="Arial" w:cs="Arial"/>
+                <w:b/>
+                <w:bCs/>
+                <w:sz w:val="20"/>
+                <w:szCs w:val="20"/>
+              </w:rPr>
+              <w:t>Description</w:t>
+            </w:r>
+          </w:p>
+        </w:tc>
+        <w:tc>
+          <w:tcPr>
+            <w:tcW w:w="2760" w:type="dxa"/>
+            <w:tcBorders>
+              <w:top w:val="single" w:sz="1" w:space="0" w:color="AAAAAA"/>
+              <w:left w:val="single" w:sz="1" w:space="0" w:color="AAAAAA"/>
+              <w:bottom w:val="single" w:sz="1" w:space="0" w:color="AAAAAA"/>
+              <w:right w:val="single" w:sz="1" w:space="0" w:color="AAAAAA"/>
+            </w:tcBorders>
+            <w:shd w:val="clear" w:color="auto" w:fill="FFFFFF" w:themeFill="background1"/>
+            <w:tcMar>
+              <w:top w:w="80" w:type="dxa"/>
+              <w:left w:w="120" w:type="dxa"/>
+              <w:bottom w:w="80" w:type="dxa"/>
+              <w:right w:w="120" w:type="dxa"/>
+            </w:tcMar>
+          </w:tcPr>
+          <w:p>
+            <w:r>
+              <w:rPr>
+                <w:rFonts w:ascii="Arial" w:eastAsia="Arial" w:hAnsi="Arial" w:cs="Arial"/>
+                <w:b/>
+                <w:bCs/>
+                <w:sz w:val="20"/>
+                <w:szCs w:val="20"/>
+              </w:rPr>
+              <w:t>Résultat attendu</w:t>
+            </w:r>
+          </w:p>
+        </w:tc>
+      </w:tr>
+      <w:tr>
+        <w:tblPrEx>
+          <w:tblCellMar>
+            <w:top w:w="0" w:type="dxa"/>
+            <w:bottom w:w="0" w:type="dxa"/>
+          </w:tblCellMar>
+        </w:tblPrEx>
+        <w:tc>
+          <w:tcPr>
+            <w:tcW w:w="800" w:type="dxa"/>
+            <w:tcBorders>
+              <w:top w:val="single" w:sz="1" w:space="0" w:color="AAAAAA"/>
+              <w:left w:val="single" w:sz="1" w:space="0" w:color="AAAAAA"/>
+              <w:bottom w:val="single" w:sz="1" w:space="0" w:color="AAAAAA"/>
+              <w:right w:val="single" w:sz="1" w:space="0" w:color="AAAAAA"/>
+            </w:tcBorders>
+            <w:shd w:val="clear" w:color="auto" w:fill="FFFFFF" w:themeFill="background1"/>
+            <w:tcMar>
+              <w:top w:w="80" w:type="dxa"/>
+              <w:left w:w="120" w:type="dxa"/>
+              <w:bottom w:w="80" w:type="dxa"/>
+              <w:right w:w="120" w:type="dxa"/>
+            </w:tcMar>
+            <w:vAlign w:val="center"/>
+          </w:tcPr>
+          <w:p>
+            <w:r>
+              <w:rPr>
+                <w:rFonts w:ascii="Arial" w:eastAsia="Arial" w:hAnsi="Arial" w:cs="Arial"/>
+                <w:b/>
+                <w:bCs/>
+                <w:sz w:val="20"/>
+                <w:szCs w:val="20"/>
+              </w:rPr>
+              <w:t>GET</w:t>
+            </w:r>
+          </w:p>
+        </w:tc>
+        <w:tc>
+          <w:tcPr>
+            <w:tcW w:w="3000" w:type="dxa"/>
+            <w:tcBorders>
+              <w:top w:val="single" w:sz="1" w:space="0" w:color="AAAAAA"/>
+              <w:left w:val="single" w:sz="1" w:space="0" w:color="AAAAAA"/>
+              <w:bottom w:val="single" w:sz="1" w:space="0" w:color="AAAAAA"/>
+              <w:right w:val="single" w:sz="1" w:space="0" w:color="AAAAAA"/>
+            </w:tcBorders>
+            <w:shd w:val="clear" w:color="auto" w:fill="FFFFFF" w:themeFill="background1"/>
+            <w:tcMar>
+              <w:top w:w="80" w:type="dxa"/>
+              <w:left w:w="120" w:type="dxa"/>
+              <w:bottom w:w="80" w:type="dxa"/>
+              <w:right w:w="120" w:type="dxa"/>
+            </w:tcMar>
+            <w:vAlign w:val="center"/>
+          </w:tcPr>
+          <w:p>
+            <w:r>
+              <w:rPr>
+                <w:rFonts w:ascii="Arial" w:eastAsia="Arial" w:hAnsi="Arial" w:cs="Arial"/>
+                <w:sz w:val="20"/>
+                <w:szCs w:val="20"/>
+              </w:rPr>
+              <w:t>/api/</w:t>
+            </w:r>
+            <w:proofErr w:type="spellStart"/>
+            <w:r>
+              <w:rPr>
+                <w:rFonts w:ascii="Arial" w:eastAsia="Arial" w:hAnsi="Arial" w:cs="Arial"/>
+                <w:sz w:val="20"/>
+                <w:szCs w:val="20"/>
+              </w:rPr>
+              <w:t>preferences</w:t>
+            </w:r>
+            <w:proofErr w:type="spellEnd"/>
+          </w:p>
+        </w:tc>
+        <w:tc>
+          <w:tcPr>
+            <w:tcW w:w="2800" w:type="dxa"/>
+            <w:tcBorders>
+              <w:top w:val="single" w:sz="1" w:space="0" w:color="AAAAAA"/>
+              <w:left w:val="single" w:sz="1" w:space="0" w:color="AAAAAA"/>
+              <w:bottom w:val="single" w:sz="1" w:space="0" w:color="AAAAAA"/>
+              <w:right w:val="single" w:sz="1" w:space="0" w:color="AAAAAA"/>
+            </w:tcBorders>
+            <w:shd w:val="clear" w:color="auto" w:fill="FFFFFF" w:themeFill="background1"/>
+            <w:tcMar>
+              <w:top w:w="80" w:type="dxa"/>
+              <w:left w:w="120" w:type="dxa"/>
+              <w:bottom w:w="80" w:type="dxa"/>
+              <w:right w:w="120" w:type="dxa"/>
+            </w:tcMar>
+            <w:vAlign w:val="center"/>
+          </w:tcPr>
+          <w:p>
+            <w:r>
+              <w:rPr>
+                <w:rFonts w:ascii="Arial" w:eastAsia="Arial" w:hAnsi="Arial" w:cs="Arial"/>
+                <w:sz w:val="20"/>
+                <w:szCs w:val="20"/>
+              </w:rPr>
+              <w:t>Lire le statut d'opt-in Communauté</w:t>
+            </w:r>
+          </w:p>
+        </w:tc>
+        <w:tc>
+          <w:tcPr>
+            <w:tcW w:w="2760" w:type="dxa"/>
+            <w:tcBorders>
+              <w:top w:val="single" w:sz="1" w:space="0" w:color="AAAAAA"/>
+              <w:left w:val="single" w:sz="1" w:space="0" w:color="AAAAAA"/>
+              <w:bottom w:val="single" w:sz="1" w:space="0" w:color="AAAAAA"/>
+              <w:right w:val="single" w:sz="1" w:space="0" w:color="AAAAAA"/>
+            </w:tcBorders>
+            <w:shd w:val="clear" w:color="auto" w:fill="FFFFFF" w:themeFill="background1"/>
+            <w:tcMar>
+              <w:top w:w="80" w:type="dxa"/>
+              <w:left w:w="120" w:type="dxa"/>
+              <w:bottom w:w="80" w:type="dxa"/>
+              <w:right w:w="120" w:type="dxa"/>
+            </w:tcMar>
+            <w:vAlign w:val="center"/>
+          </w:tcPr>
+          <w:p>
+            <w:r>
+              <w:rPr>
+                <w:rFonts w:ascii="Arial" w:eastAsia="Arial" w:hAnsi="Arial" w:cs="Arial"/>
+                <w:sz w:val="20"/>
+                <w:szCs w:val="20"/>
+              </w:rPr>
+              <w:t>200 — {</w:t>
+            </w:r>
+            <w:proofErr w:type="spellStart"/>
+            <w:proofErr w:type="gramStart"/>
+            <w:r>
+              <w:rPr>
+                <w:rFonts w:ascii="Arial" w:eastAsia="Arial" w:hAnsi="Arial" w:cs="Arial"/>
+                <w:sz w:val="20"/>
+                <w:szCs w:val="20"/>
+              </w:rPr>
+              <w:t>communityOptIn</w:t>
+            </w:r>
+            <w:proofErr w:type="spellEnd"/>
+            <w:r>
+              <w:rPr>
+                <w:rFonts w:ascii="Arial" w:eastAsia="Arial" w:hAnsi="Arial" w:cs="Arial"/>
+                <w:sz w:val="20"/>
+                <w:szCs w:val="20"/>
+              </w:rPr>
+              <w:t>:</w:t>
+            </w:r>
+            <w:proofErr w:type="gramEnd"/>
+            <w:r>
+              <w:rPr>
+                <w:rFonts w:ascii="Arial" w:eastAsia="Arial" w:hAnsi="Arial" w:cs="Arial"/>
+                <w:sz w:val="20"/>
+                <w:szCs w:val="20"/>
+              </w:rPr>
+              <w:t xml:space="preserve"> false}</w:t>
+            </w:r>
+          </w:p>
+        </w:tc>
+      </w:tr>
+      <w:tr>
+        <w:tblPrEx>
+          <w:tblCellMar>
+            <w:top w:w="0" w:type="dxa"/>
+            <w:bottom w:w="0" w:type="dxa"/>
+          </w:tblCellMar>
+        </w:tblPrEx>
+        <w:tc>
+          <w:tcPr>
+            <w:tcW w:w="800" w:type="dxa"/>
+            <w:tcBorders>
+              <w:top w:val="single" w:sz="1" w:space="0" w:color="AAAAAA"/>
+              <w:left w:val="single" w:sz="1" w:space="0" w:color="AAAAAA"/>
+              <w:bottom w:val="single" w:sz="1" w:space="0" w:color="AAAAAA"/>
+              <w:right w:val="single" w:sz="1" w:space="0" w:color="AAAAAA"/>
+            </w:tcBorders>
+            <w:shd w:val="clear" w:color="auto" w:fill="FFFFFF" w:themeFill="background1"/>
+            <w:tcMar>
+              <w:top w:w="80" w:type="dxa"/>
+              <w:left w:w="120" w:type="dxa"/>
+              <w:bottom w:w="80" w:type="dxa"/>
+              <w:right w:w="120" w:type="dxa"/>
+            </w:tcMar>
+            <w:vAlign w:val="center"/>
+          </w:tcPr>
+          <w:p>
+            <w:r>
+              <w:rPr>
+                <w:rFonts w:ascii="Arial" w:eastAsia="Arial" w:hAnsi="Arial" w:cs="Arial"/>
+                <w:b/>
+                <w:bCs/>
+                <w:sz w:val="20"/>
+                <w:szCs w:val="20"/>
+              </w:rPr>
+              <w:t>PUT</w:t>
+            </w:r>
+          </w:p>
+        </w:tc>
+        <w:tc>
+          <w:tcPr>
+            <w:tcW w:w="3000" w:type="dxa"/>
+            <w:tcBorders>
+              <w:top w:val="single" w:sz="1" w:space="0" w:color="AAAAAA"/>
+              <w:left w:val="single" w:sz="1" w:space="0" w:color="AAAAAA"/>
+              <w:bottom w:val="single" w:sz="1" w:space="0" w:color="AAAAAA"/>
+              <w:right w:val="single" w:sz="1" w:space="0" w:color="AAAAAA"/>
+            </w:tcBorders>
+            <w:shd w:val="clear" w:color="auto" w:fill="FFFFFF" w:themeFill="background1"/>
+            <w:tcMar>
+              <w:top w:w="80" w:type="dxa"/>
+              <w:left w:w="120" w:type="dxa"/>
+              <w:bottom w:w="80" w:type="dxa"/>
+              <w:right w:w="120" w:type="dxa"/>
+            </w:tcMar>
+            <w:vAlign w:val="center"/>
+          </w:tcPr>
+          <w:p>
+            <w:r>
+              <w:rPr>
+                <w:rFonts w:ascii="Arial" w:eastAsia="Arial" w:hAnsi="Arial" w:cs="Arial"/>
+                <w:sz w:val="20"/>
+                <w:szCs w:val="20"/>
+              </w:rPr>
+              <w:t>/api/</w:t>
+            </w:r>
+            <w:proofErr w:type="spellStart"/>
+            <w:r>
+              <w:rPr>
+                <w:rFonts w:ascii="Arial" w:eastAsia="Arial" w:hAnsi="Arial" w:cs="Arial"/>
+                <w:sz w:val="20"/>
+                <w:szCs w:val="20"/>
+              </w:rPr>
+              <w:t>preferences</w:t>
+            </w:r>
+            <w:proofErr w:type="spellEnd"/>
+          </w:p>
+        </w:tc>
+        <w:tc>
+          <w:tcPr>
+            <w:tcW w:w="2800" w:type="dxa"/>
+            <w:tcBorders>
+              <w:top w:val="single" w:sz="1" w:space="0" w:color="AAAAAA"/>
+              <w:left w:val="single" w:sz="1" w:space="0" w:color="AAAAAA"/>
+              <w:bottom w:val="single" w:sz="1" w:space="0" w:color="AAAAAA"/>
+              <w:right w:val="single" w:sz="1" w:space="0" w:color="AAAAAA"/>
+            </w:tcBorders>
+            <w:shd w:val="clear" w:color="auto" w:fill="FFFFFF" w:themeFill="background1"/>
+            <w:tcMar>
+              <w:top w:w="80" w:type="dxa"/>
+              <w:left w:w="120" w:type="dxa"/>
+              <w:bottom w:w="80" w:type="dxa"/>
+              <w:right w:w="120" w:type="dxa"/>
+            </w:tcMar>
+            <w:vAlign w:val="center"/>
+          </w:tcPr>
+          <w:p>
+            <w:r>
+              <w:rPr>
+                <w:rFonts w:ascii="Arial" w:eastAsia="Arial" w:hAnsi="Arial" w:cs="Arial"/>
+                <w:sz w:val="20"/>
+                <w:szCs w:val="20"/>
+              </w:rPr>
+              <w:t>Activer la participation Communauté</w:t>
+            </w:r>
+          </w:p>
+        </w:tc>
+        <w:tc>
+          <w:tcPr>
+            <w:tcW w:w="2760" w:type="dxa"/>
+            <w:tcBorders>
+              <w:top w:val="single" w:sz="1" w:space="0" w:color="AAAAAA"/>
+              <w:left w:val="single" w:sz="1" w:space="0" w:color="AAAAAA"/>
+              <w:bottom w:val="single" w:sz="1" w:space="0" w:color="AAAAAA"/>
+              <w:right w:val="single" w:sz="1" w:space="0" w:color="AAAAAA"/>
+            </w:tcBorders>
+            <w:shd w:val="clear" w:color="auto" w:fill="FFFFFF" w:themeFill="background1"/>
+            <w:tcMar>
+              <w:top w:w="80" w:type="dxa"/>
+              <w:left w:w="120" w:type="dxa"/>
+              <w:bottom w:w="80" w:type="dxa"/>
+              <w:right w:w="120" w:type="dxa"/>
+            </w:tcMar>
+            <w:vAlign w:val="center"/>
+          </w:tcPr>
+          <w:p>
+            <w:r>
+              <w:rPr>
+                <w:rFonts w:ascii="Arial" w:eastAsia="Arial" w:hAnsi="Arial" w:cs="Arial"/>
+                <w:sz w:val="20"/>
+                <w:szCs w:val="20"/>
+              </w:rPr>
+              <w:t>200 — Confirmation mise à jour</w:t>
+            </w:r>
+          </w:p>
+        </w:tc>
+      </w:tr>
+      <w:tr>
+        <w:tblPrEx>
+          <w:tblCellMar>
+            <w:top w:w="0" w:type="dxa"/>
+            <w:bottom w:w="0" w:type="dxa"/>
+          </w:tblCellMar>
+        </w:tblPrEx>
+        <w:tc>
+          <w:tcPr>
+            <w:tcW w:w="0" w:type="auto"/>
+            <w:gridSpan w:val="4"/>
+            <w:tcBorders>
+              <w:top w:val="single" w:sz="1" w:space="0" w:color="AAAAAA"/>
+              <w:left w:val="single" w:sz="1" w:space="0" w:color="AAAAAA"/>
+              <w:bottom w:val="single" w:sz="1" w:space="0" w:color="AAAAAA"/>
+              <w:right w:val="single" w:sz="1" w:space="0" w:color="AAAAAA"/>
+            </w:tcBorders>
+            <w:shd w:val="clear" w:color="auto" w:fill="FFFFFF" w:themeFill="background1"/>
+            <w:tcMar>
+              <w:top w:w="80" w:type="dxa"/>
+              <w:left w:w="120" w:type="dxa"/>
+              <w:bottom w:w="80" w:type="dxa"/>
+              <w:right w:w="120" w:type="dxa"/>
+            </w:tcMar>
+          </w:tcPr>
+          <w:p>
+            <w:r>
+              <w:rPr>
+                <w:rFonts w:ascii="Arial" w:eastAsia="Arial" w:hAnsi="Arial" w:cs="Arial"/>
+                <w:b/>
+                <w:bCs/>
+                <w:sz w:val="20"/>
+                <w:szCs w:val="20"/>
+              </w:rPr>
+              <w:t>4. Communauté</w:t>
+            </w:r>
+          </w:p>
+        </w:tc>
+      </w:tr>
+      <w:tr>
+        <w:tblPrEx>
+          <w:tblCellMar>
+            <w:top w:w="0" w:type="dxa"/>
+            <w:bottom w:w="0" w:type="dxa"/>
+          </w:tblCellMar>
+        </w:tblPrEx>
+        <w:trPr>
+          <w:tblHeader/>
+        </w:trPr>
+        <w:tc>
+          <w:tcPr>
+            <w:tcW w:w="800" w:type="dxa"/>
+            <w:tcBorders>
+              <w:top w:val="single" w:sz="1" w:space="0" w:color="AAAAAA"/>
+              <w:left w:val="single" w:sz="1" w:space="0" w:color="AAAAAA"/>
+              <w:bottom w:val="single" w:sz="1" w:space="0" w:color="AAAAAA"/>
+              <w:right w:val="single" w:sz="1" w:space="0" w:color="AAAAAA"/>
+            </w:tcBorders>
+            <w:shd w:val="clear" w:color="auto" w:fill="FFFFFF" w:themeFill="background1"/>
+            <w:tcMar>
+              <w:top w:w="80" w:type="dxa"/>
+              <w:left w:w="120" w:type="dxa"/>
+              <w:bottom w:w="80" w:type="dxa"/>
+              <w:right w:w="120" w:type="dxa"/>
+            </w:tcMar>
+          </w:tcPr>
+          <w:p>
+            <w:r>
+              <w:rPr>
+                <w:rFonts w:ascii="Arial" w:eastAsia="Arial" w:hAnsi="Arial" w:cs="Arial"/>
+                <w:b/>
+                <w:bCs/>
+                <w:sz w:val="20"/>
+                <w:szCs w:val="20"/>
+              </w:rPr>
+              <w:t>Méthode</w:t>
+            </w:r>
+          </w:p>
+        </w:tc>
+        <w:tc>
+          <w:tcPr>
+            <w:tcW w:w="3000" w:type="dxa"/>
+            <w:tcBorders>
+              <w:top w:val="single" w:sz="1" w:space="0" w:color="AAAAAA"/>
+              <w:left w:val="single" w:sz="1" w:space="0" w:color="AAAAAA"/>
+              <w:bottom w:val="single" w:sz="1" w:space="0" w:color="AAAAAA"/>
+              <w:right w:val="single" w:sz="1" w:space="0" w:color="AAAAAA"/>
+            </w:tcBorders>
+            <w:shd w:val="clear" w:color="auto" w:fill="FFFFFF" w:themeFill="background1"/>
+            <w:tcMar>
+              <w:top w:w="80" w:type="dxa"/>
+              <w:left w:w="120" w:type="dxa"/>
+              <w:bottom w:w="80" w:type="dxa"/>
+              <w:right w:w="120" w:type="dxa"/>
+            </w:tcMar>
+          </w:tcPr>
+          <w:p>
+            <w:r>
+              <w:rPr>
+                <w:rFonts w:ascii="Arial" w:eastAsia="Arial" w:hAnsi="Arial" w:cs="Arial"/>
+                <w:b/>
+                <w:bCs/>
+                <w:sz w:val="20"/>
+                <w:szCs w:val="20"/>
+              </w:rPr>
+              <w:t>Endpoint</w:t>
+            </w:r>
+          </w:p>
+        </w:tc>
+        <w:tc>
+          <w:tcPr>
+            <w:tcW w:w="2800" w:type="dxa"/>
+            <w:tcBorders>
+              <w:top w:val="single" w:sz="1" w:space="0" w:color="AAAAAA"/>
+              <w:left w:val="single" w:sz="1" w:space="0" w:color="AAAAAA"/>
+              <w:bottom w:val="single" w:sz="1" w:space="0" w:color="AAAAAA"/>
+              <w:right w:val="single" w:sz="1" w:space="0" w:color="AAAAAA"/>
+            </w:tcBorders>
+            <w:shd w:val="clear" w:color="auto" w:fill="FFFFFF" w:themeFill="background1"/>
+            <w:tcMar>
+              <w:top w:w="80" w:type="dxa"/>
+              <w:left w:w="120" w:type="dxa"/>
+              <w:bottom w:w="80" w:type="dxa"/>
+              <w:right w:w="120" w:type="dxa"/>
+            </w:tcMar>
+          </w:tcPr>
+          <w:p>
+            <w:r>
+              <w:rPr>
+                <w:rFonts w:ascii="Arial" w:eastAsia="Arial" w:hAnsi="Arial" w:cs="Arial"/>
+                <w:b/>
+                <w:bCs/>
+                <w:sz w:val="20"/>
+                <w:szCs w:val="20"/>
+              </w:rPr>
+              <w:t>Description</w:t>
+            </w:r>
+          </w:p>
+        </w:tc>
+        <w:tc>
+          <w:tcPr>
+            <w:tcW w:w="2760" w:type="dxa"/>
+            <w:tcBorders>
+              <w:top w:val="single" w:sz="1" w:space="0" w:color="AAAAAA"/>
+              <w:left w:val="single" w:sz="1" w:space="0" w:color="AAAAAA"/>
+              <w:bottom w:val="single" w:sz="1" w:space="0" w:color="AAAAAA"/>
+              <w:right w:val="single" w:sz="1" w:space="0" w:color="AAAAAA"/>
+            </w:tcBorders>
+            <w:shd w:val="clear" w:color="auto" w:fill="FFFFFF" w:themeFill="background1"/>
+            <w:tcMar>
+              <w:top w:w="80" w:type="dxa"/>
+              <w:left w:w="120" w:type="dxa"/>
+              <w:bottom w:w="80" w:type="dxa"/>
+              <w:right w:w="120" w:type="dxa"/>
+            </w:tcMar>
+          </w:tcPr>
+          <w:p>
+            <w:r>
+              <w:rPr>
+                <w:rFonts w:ascii="Arial" w:eastAsia="Arial" w:hAnsi="Arial" w:cs="Arial"/>
+                <w:b/>
+                <w:bCs/>
+                <w:sz w:val="20"/>
+                <w:szCs w:val="20"/>
+              </w:rPr>
+              <w:t>Résultat attendu</w:t>
+            </w:r>
+          </w:p>
+        </w:tc>
+      </w:tr>
+      <w:tr>
+        <w:tblPrEx>
+          <w:tblCellMar>
+            <w:top w:w="0" w:type="dxa"/>
+            <w:bottom w:w="0" w:type="dxa"/>
+          </w:tblCellMar>
+        </w:tblPrEx>
+        <w:tc>
+          <w:tcPr>
+            <w:tcW w:w="800" w:type="dxa"/>
+            <w:tcBorders>
+              <w:top w:val="single" w:sz="1" w:space="0" w:color="AAAAAA"/>
+              <w:left w:val="single" w:sz="1" w:space="0" w:color="AAAAAA"/>
+              <w:bottom w:val="single" w:sz="1" w:space="0" w:color="AAAAAA"/>
+              <w:right w:val="single" w:sz="1" w:space="0" w:color="AAAAAA"/>
+            </w:tcBorders>
+            <w:shd w:val="clear" w:color="auto" w:fill="FFFFFF" w:themeFill="background1"/>
+            <w:tcMar>
+              <w:top w:w="80" w:type="dxa"/>
+              <w:left w:w="120" w:type="dxa"/>
+              <w:bottom w:w="80" w:type="dxa"/>
+              <w:right w:w="120" w:type="dxa"/>
+            </w:tcMar>
+            <w:vAlign w:val="center"/>
+          </w:tcPr>
+          <w:p>
+            <w:r>
+              <w:rPr>
+                <w:rFonts w:ascii="Arial" w:eastAsia="Arial" w:hAnsi="Arial" w:cs="Arial"/>
+                <w:b/>
+                <w:bCs/>
+                <w:sz w:val="20"/>
+                <w:szCs w:val="20"/>
+              </w:rPr>
+              <w:t>GET</w:t>
+            </w:r>
+          </w:p>
+        </w:tc>
+        <w:tc>
+          <w:tcPr>
+            <w:tcW w:w="3000" w:type="dxa"/>
+            <w:tcBorders>
+              <w:top w:val="single" w:sz="1" w:space="0" w:color="AAAAAA"/>
+              <w:left w:val="single" w:sz="1" w:space="0" w:color="AAAAAA"/>
+              <w:bottom w:val="single" w:sz="1" w:space="0" w:color="AAAAAA"/>
+              <w:right w:val="single" w:sz="1" w:space="0" w:color="AAAAAA"/>
+            </w:tcBorders>
+            <w:shd w:val="clear" w:color="auto" w:fill="FFFFFF" w:themeFill="background1"/>
+            <w:tcMar>
+              <w:top w:w="80" w:type="dxa"/>
+              <w:left w:w="120" w:type="dxa"/>
+              <w:bottom w:w="80" w:type="dxa"/>
+              <w:right w:w="120" w:type="dxa"/>
+            </w:tcMar>
+            <w:vAlign w:val="center"/>
+          </w:tcPr>
+          <w:p>
+            <w:r>
+              <w:rPr>
+                <w:rFonts w:ascii="Arial" w:eastAsia="Arial" w:hAnsi="Arial" w:cs="Arial"/>
+                <w:sz w:val="20"/>
+                <w:szCs w:val="20"/>
+              </w:rPr>
+              <w:t>/api/</w:t>
+            </w:r>
+            <w:proofErr w:type="spellStart"/>
+            <w:r>
+              <w:rPr>
+                <w:rFonts w:ascii="Arial" w:eastAsia="Arial" w:hAnsi="Arial" w:cs="Arial"/>
+                <w:sz w:val="20"/>
+                <w:szCs w:val="20"/>
+              </w:rPr>
+              <w:t>community</w:t>
+            </w:r>
+            <w:proofErr w:type="spellEnd"/>
+          </w:p>
+        </w:tc>
+        <w:tc>
+          <w:tcPr>
+            <w:tcW w:w="2800" w:type="dxa"/>
+            <w:tcBorders>
+              <w:top w:val="single" w:sz="1" w:space="0" w:color="AAAAAA"/>
+              <w:left w:val="single" w:sz="1" w:space="0" w:color="AAAAAA"/>
+              <w:bottom w:val="single" w:sz="1" w:space="0" w:color="AAAAAA"/>
+              <w:right w:val="single" w:sz="1" w:space="0" w:color="AAAAAA"/>
+            </w:tcBorders>
+            <w:shd w:val="clear" w:color="auto" w:fill="FFFFFF" w:themeFill="background1"/>
+            <w:tcMar>
+              <w:top w:w="80" w:type="dxa"/>
+              <w:left w:w="120" w:type="dxa"/>
+              <w:bottom w:w="80" w:type="dxa"/>
+              <w:right w:w="120" w:type="dxa"/>
+            </w:tcMar>
+            <w:vAlign w:val="center"/>
+          </w:tcPr>
+          <w:p>
+            <w:r>
+              <w:rPr>
+                <w:rFonts w:ascii="Arial" w:eastAsia="Arial" w:hAnsi="Arial" w:cs="Arial"/>
+                <w:sz w:val="20"/>
+                <w:szCs w:val="20"/>
+              </w:rPr>
+              <w:t>Liste des membres opt-in avec stats</w:t>
+            </w:r>
+          </w:p>
+        </w:tc>
+        <w:tc>
+          <w:tcPr>
+            <w:tcW w:w="2760" w:type="dxa"/>
+            <w:tcBorders>
+              <w:top w:val="single" w:sz="1" w:space="0" w:color="AAAAAA"/>
+              <w:left w:val="single" w:sz="1" w:space="0" w:color="AAAAAA"/>
+              <w:bottom w:val="single" w:sz="1" w:space="0" w:color="AAAAAA"/>
+              <w:right w:val="single" w:sz="1" w:space="0" w:color="AAAAAA"/>
+            </w:tcBorders>
+            <w:shd w:val="clear" w:color="auto" w:fill="FFFFFF" w:themeFill="background1"/>
+            <w:tcMar>
+              <w:top w:w="80" w:type="dxa"/>
+              <w:left w:w="120" w:type="dxa"/>
+              <w:bottom w:w="80" w:type="dxa"/>
+              <w:right w:w="120" w:type="dxa"/>
+            </w:tcMar>
+            <w:vAlign w:val="center"/>
+          </w:tcPr>
+          <w:p>
+            <w:r>
+              <w:rPr>
+                <w:rFonts w:ascii="Arial" w:eastAsia="Arial" w:hAnsi="Arial" w:cs="Arial"/>
+                <w:sz w:val="20"/>
+                <w:szCs w:val="20"/>
+              </w:rPr>
+              <w:t xml:space="preserve">200 — Tableau </w:t>
+            </w:r>
+            <w:proofErr w:type="spellStart"/>
+            <w:r>
+              <w:rPr>
+                <w:rFonts w:ascii="Arial" w:eastAsia="Arial" w:hAnsi="Arial" w:cs="Arial"/>
+                <w:sz w:val="20"/>
+                <w:szCs w:val="20"/>
+              </w:rPr>
+              <w:t>username</w:t>
+            </w:r>
+            <w:proofErr w:type="spellEnd"/>
+            <w:r>
+              <w:rPr>
+                <w:rFonts w:ascii="Arial" w:eastAsia="Arial" w:hAnsi="Arial" w:cs="Arial"/>
+                <w:sz w:val="20"/>
+                <w:szCs w:val="20"/>
+              </w:rPr>
+              <w:t xml:space="preserve"> + statistiques</w:t>
+            </w:r>
+          </w:p>
+        </w:tc>
+      </w:tr>
+      <w:tr>
+        <w:tblPrEx>
+          <w:tblCellMar>
+            <w:top w:w="0" w:type="dxa"/>
+            <w:bottom w:w="0" w:type="dxa"/>
+          </w:tblCellMar>
+        </w:tblPrEx>
+        <w:tc>
+          <w:tcPr>
+            <w:tcW w:w="800" w:type="dxa"/>
+            <w:tcBorders>
+              <w:top w:val="single" w:sz="1" w:space="0" w:color="AAAAAA"/>
+              <w:left w:val="single" w:sz="1" w:space="0" w:color="AAAAAA"/>
+              <w:bottom w:val="single" w:sz="1" w:space="0" w:color="AAAAAA"/>
+              <w:right w:val="single" w:sz="1" w:space="0" w:color="AAAAAA"/>
+            </w:tcBorders>
+            <w:shd w:val="clear" w:color="auto" w:fill="FFFFFF" w:themeFill="background1"/>
+            <w:tcMar>
+              <w:top w:w="80" w:type="dxa"/>
+              <w:left w:w="120" w:type="dxa"/>
+              <w:bottom w:w="80" w:type="dxa"/>
+              <w:right w:w="120" w:type="dxa"/>
+            </w:tcMar>
+            <w:vAlign w:val="center"/>
+          </w:tcPr>
+          <w:p>
+            <w:r>
+              <w:rPr>
+                <w:rFonts w:ascii="Arial" w:eastAsia="Arial" w:hAnsi="Arial" w:cs="Arial"/>
+                <w:b/>
+                <w:bCs/>
+                <w:sz w:val="20"/>
+                <w:szCs w:val="20"/>
+              </w:rPr>
+              <w:t>GET</w:t>
+            </w:r>
+          </w:p>
+        </w:tc>
+        <w:tc>
+          <w:tcPr>
+            <w:tcW w:w="3000" w:type="dxa"/>
+            <w:tcBorders>
+              <w:top w:val="single" w:sz="1" w:space="0" w:color="AAAAAA"/>
+              <w:left w:val="single" w:sz="1" w:space="0" w:color="AAAAAA"/>
+              <w:bottom w:val="single" w:sz="1" w:space="0" w:color="AAAAAA"/>
+              <w:right w:val="single" w:sz="1" w:space="0" w:color="AAAAAA"/>
+            </w:tcBorders>
+            <w:shd w:val="clear" w:color="auto" w:fill="FFFFFF" w:themeFill="background1"/>
+            <w:tcMar>
+              <w:top w:w="80" w:type="dxa"/>
+              <w:left w:w="120" w:type="dxa"/>
+              <w:bottom w:w="80" w:type="dxa"/>
+              <w:right w:w="120" w:type="dxa"/>
+            </w:tcMar>
+            <w:vAlign w:val="center"/>
+          </w:tcPr>
+          <w:p>
+            <w:r>
+              <w:rPr>
+                <w:rFonts w:ascii="Arial" w:eastAsia="Arial" w:hAnsi="Arial" w:cs="Arial"/>
+                <w:sz w:val="20"/>
+                <w:szCs w:val="20"/>
+              </w:rPr>
+              <w:t>/api/</w:t>
+            </w:r>
+            <w:proofErr w:type="spellStart"/>
+            <w:r>
+              <w:rPr>
+                <w:rFonts w:ascii="Arial" w:eastAsia="Arial" w:hAnsi="Arial" w:cs="Arial"/>
+                <w:sz w:val="20"/>
+                <w:szCs w:val="20"/>
+              </w:rPr>
+              <w:t>community</w:t>
+            </w:r>
+            <w:proofErr w:type="spellEnd"/>
+          </w:p>
+        </w:tc>
+        <w:tc>
+          <w:tcPr>
+            <w:tcW w:w="2800" w:type="dxa"/>
+            <w:tcBorders>
+              <w:top w:val="single" w:sz="1" w:space="0" w:color="AAAAAA"/>
+              <w:left w:val="single" w:sz="1" w:space="0" w:color="AAAAAA"/>
+              <w:bottom w:val="single" w:sz="1" w:space="0" w:color="AAAAAA"/>
+              <w:right w:val="single" w:sz="1" w:space="0" w:color="AAAAAA"/>
+            </w:tcBorders>
+            <w:shd w:val="clear" w:color="auto" w:fill="FFFFFF" w:themeFill="background1"/>
+            <w:tcMar>
+              <w:top w:w="80" w:type="dxa"/>
+              <w:left w:w="120" w:type="dxa"/>
+              <w:bottom w:w="80" w:type="dxa"/>
+              <w:right w:w="120" w:type="dxa"/>
+            </w:tcMar>
+            <w:vAlign w:val="center"/>
+          </w:tcPr>
+          <w:p>
+            <w:r>
+              <w:rPr>
+                <w:rFonts w:ascii="Arial" w:eastAsia="Arial" w:hAnsi="Arial" w:cs="Arial"/>
+                <w:sz w:val="20"/>
+                <w:szCs w:val="20"/>
+              </w:rPr>
+              <w:t>Accès refusé si opt-in désactivé</w:t>
+            </w:r>
+          </w:p>
+        </w:tc>
+        <w:tc>
+          <w:tcPr>
+            <w:tcW w:w="2760" w:type="dxa"/>
+            <w:tcBorders>
+              <w:top w:val="single" w:sz="1" w:space="0" w:color="AAAAAA"/>
+              <w:left w:val="single" w:sz="1" w:space="0" w:color="AAAAAA"/>
+              <w:bottom w:val="single" w:sz="1" w:space="0" w:color="AAAAAA"/>
+              <w:right w:val="single" w:sz="1" w:space="0" w:color="AAAAAA"/>
+            </w:tcBorders>
+            <w:shd w:val="clear" w:color="auto" w:fill="FFFFFF" w:themeFill="background1"/>
+            <w:tcMar>
+              <w:top w:w="80" w:type="dxa"/>
+              <w:left w:w="120" w:type="dxa"/>
+              <w:bottom w:w="80" w:type="dxa"/>
+              <w:right w:w="120" w:type="dxa"/>
+            </w:tcMar>
+            <w:vAlign w:val="center"/>
+          </w:tcPr>
+          <w:p>
+            <w:r>
+              <w:rPr>
+                <w:rFonts w:ascii="Arial" w:eastAsia="Arial" w:hAnsi="Arial" w:cs="Arial"/>
+                <w:sz w:val="20"/>
+                <w:szCs w:val="20"/>
+              </w:rPr>
+              <w:t>403 — Message d'accès refusé</w:t>
+            </w:r>
+          </w:p>
+        </w:tc>
+      </w:tr>
+      <w:tr>
+        <w:tblPrEx>
+          <w:tblCellMar>
+            <w:top w:w="0" w:type="dxa"/>
+            <w:bottom w:w="0" w:type="dxa"/>
+          </w:tblCellMar>
+        </w:tblPrEx>
+        <w:tc>
+          <w:tcPr>
+            <w:tcW w:w="0" w:type="auto"/>
+            <w:gridSpan w:val="4"/>
+            <w:tcBorders>
+              <w:top w:val="single" w:sz="1" w:space="0" w:color="AAAAAA"/>
+              <w:left w:val="single" w:sz="1" w:space="0" w:color="AAAAAA"/>
+              <w:bottom w:val="single" w:sz="1" w:space="0" w:color="AAAAAA"/>
+              <w:right w:val="single" w:sz="1" w:space="0" w:color="AAAAAA"/>
+            </w:tcBorders>
+            <w:shd w:val="clear" w:color="auto" w:fill="FFFFFF" w:themeFill="background1"/>
+            <w:tcMar>
+              <w:top w:w="80" w:type="dxa"/>
+              <w:left w:w="120" w:type="dxa"/>
+              <w:bottom w:w="80" w:type="dxa"/>
+              <w:right w:w="120" w:type="dxa"/>
+            </w:tcMar>
+          </w:tcPr>
+          <w:p>
+            <w:r>
+              <w:rPr>
+                <w:rFonts w:ascii="Arial" w:eastAsia="Arial" w:hAnsi="Arial" w:cs="Arial"/>
+                <w:b/>
+                <w:bCs/>
+                <w:sz w:val="20"/>
+                <w:szCs w:val="20"/>
+              </w:rPr>
+              <w:t>5. Bibliothèque RAWG</w:t>
+            </w:r>
+          </w:p>
+        </w:tc>
+      </w:tr>
+      <w:tr>
+        <w:tblPrEx>
+          <w:tblCellMar>
+            <w:top w:w="0" w:type="dxa"/>
+            <w:bottom w:w="0" w:type="dxa"/>
+          </w:tblCellMar>
+        </w:tblPrEx>
+        <w:trPr>
+          <w:tblHeader/>
+        </w:trPr>
+        <w:tc>
+          <w:tcPr>
+            <w:tcW w:w="800" w:type="dxa"/>
+            <w:tcBorders>
+              <w:top w:val="single" w:sz="1" w:space="0" w:color="AAAAAA"/>
+              <w:left w:val="single" w:sz="1" w:space="0" w:color="AAAAAA"/>
+              <w:bottom w:val="single" w:sz="1" w:space="0" w:color="AAAAAA"/>
+              <w:right w:val="single" w:sz="1" w:space="0" w:color="AAAAAA"/>
+            </w:tcBorders>
+            <w:shd w:val="clear" w:color="auto" w:fill="FFFFFF" w:themeFill="background1"/>
+            <w:tcMar>
+              <w:top w:w="80" w:type="dxa"/>
+              <w:left w:w="120" w:type="dxa"/>
+              <w:bottom w:w="80" w:type="dxa"/>
+              <w:right w:w="120" w:type="dxa"/>
+            </w:tcMar>
+          </w:tcPr>
+          <w:p>
+            <w:r>
+              <w:rPr>
+                <w:rFonts w:ascii="Arial" w:eastAsia="Arial" w:hAnsi="Arial" w:cs="Arial"/>
+                <w:b/>
+                <w:bCs/>
+                <w:sz w:val="20"/>
+                <w:szCs w:val="20"/>
+              </w:rPr>
+              <w:t>Méthode</w:t>
+            </w:r>
+          </w:p>
+        </w:tc>
+        <w:tc>
+          <w:tcPr>
+            <w:tcW w:w="3000" w:type="dxa"/>
+            <w:tcBorders>
+              <w:top w:val="single" w:sz="1" w:space="0" w:color="AAAAAA"/>
+              <w:left w:val="single" w:sz="1" w:space="0" w:color="AAAAAA"/>
+              <w:bottom w:val="single" w:sz="1" w:space="0" w:color="AAAAAA"/>
+              <w:right w:val="single" w:sz="1" w:space="0" w:color="AAAAAA"/>
+            </w:tcBorders>
+            <w:shd w:val="clear" w:color="auto" w:fill="FFFFFF" w:themeFill="background1"/>
+            <w:tcMar>
+              <w:top w:w="80" w:type="dxa"/>
+              <w:left w:w="120" w:type="dxa"/>
+              <w:bottom w:w="80" w:type="dxa"/>
+              <w:right w:w="120" w:type="dxa"/>
+            </w:tcMar>
+          </w:tcPr>
+          <w:p>
+            <w:r>
+              <w:rPr>
+                <w:rFonts w:ascii="Arial" w:eastAsia="Arial" w:hAnsi="Arial" w:cs="Arial"/>
+                <w:b/>
+                <w:bCs/>
+                <w:sz w:val="20"/>
+                <w:szCs w:val="20"/>
+              </w:rPr>
+              <w:t>Endpoint</w:t>
+            </w:r>
+          </w:p>
+        </w:tc>
+        <w:tc>
+          <w:tcPr>
+            <w:tcW w:w="2800" w:type="dxa"/>
+            <w:tcBorders>
+              <w:top w:val="single" w:sz="1" w:space="0" w:color="AAAAAA"/>
+              <w:left w:val="single" w:sz="1" w:space="0" w:color="AAAAAA"/>
+              <w:bottom w:val="single" w:sz="1" w:space="0" w:color="AAAAAA"/>
+              <w:right w:val="single" w:sz="1" w:space="0" w:color="AAAAAA"/>
+            </w:tcBorders>
+            <w:shd w:val="clear" w:color="auto" w:fill="FFFFFF" w:themeFill="background1"/>
+            <w:tcMar>
+              <w:top w:w="80" w:type="dxa"/>
+              <w:left w:w="120" w:type="dxa"/>
+              <w:bottom w:w="80" w:type="dxa"/>
+              <w:right w:w="120" w:type="dxa"/>
+            </w:tcMar>
+          </w:tcPr>
+          <w:p>
+            <w:r>
+              <w:rPr>
+                <w:rFonts w:ascii="Arial" w:eastAsia="Arial" w:hAnsi="Arial" w:cs="Arial"/>
+                <w:b/>
+                <w:bCs/>
+                <w:sz w:val="20"/>
+                <w:szCs w:val="20"/>
+              </w:rPr>
+              <w:t>Description</w:t>
+            </w:r>
+          </w:p>
+        </w:tc>
+        <w:tc>
+          <w:tcPr>
+            <w:tcW w:w="2760" w:type="dxa"/>
+            <w:tcBorders>
+              <w:top w:val="single" w:sz="1" w:space="0" w:color="AAAAAA"/>
+              <w:left w:val="single" w:sz="1" w:space="0" w:color="AAAAAA"/>
+              <w:bottom w:val="single" w:sz="1" w:space="0" w:color="AAAAAA"/>
+              <w:right w:val="single" w:sz="1" w:space="0" w:color="AAAAAA"/>
+            </w:tcBorders>
+            <w:shd w:val="clear" w:color="auto" w:fill="FFFFFF" w:themeFill="background1"/>
+            <w:tcMar>
+              <w:top w:w="80" w:type="dxa"/>
+              <w:left w:w="120" w:type="dxa"/>
+              <w:bottom w:w="80" w:type="dxa"/>
+              <w:right w:w="120" w:type="dxa"/>
+            </w:tcMar>
+          </w:tcPr>
+          <w:p>
+            <w:r>
+              <w:rPr>
+                <w:rFonts w:ascii="Arial" w:eastAsia="Arial" w:hAnsi="Arial" w:cs="Arial"/>
+                <w:b/>
+                <w:bCs/>
+                <w:sz w:val="20"/>
+                <w:szCs w:val="20"/>
+              </w:rPr>
+              <w:t>Résultat attendu</w:t>
+            </w:r>
+          </w:p>
+        </w:tc>
+      </w:tr>
+      <w:tr>
+        <w:tblPrEx>
+          <w:tblCellMar>
+            <w:top w:w="0" w:type="dxa"/>
+            <w:bottom w:w="0" w:type="dxa"/>
+          </w:tblCellMar>
+        </w:tblPrEx>
+        <w:tc>
+          <w:tcPr>
+            <w:tcW w:w="800" w:type="dxa"/>
+            <w:tcBorders>
+              <w:top w:val="single" w:sz="1" w:space="0" w:color="AAAAAA"/>
+              <w:left w:val="single" w:sz="1" w:space="0" w:color="AAAAAA"/>
+              <w:bottom w:val="single" w:sz="1" w:space="0" w:color="AAAAAA"/>
+              <w:right w:val="single" w:sz="1" w:space="0" w:color="AAAAAA"/>
+            </w:tcBorders>
+            <w:shd w:val="clear" w:color="auto" w:fill="FFFFFF" w:themeFill="background1"/>
+            <w:tcMar>
+              <w:top w:w="80" w:type="dxa"/>
+              <w:left w:w="120" w:type="dxa"/>
+              <w:bottom w:w="80" w:type="dxa"/>
+              <w:right w:w="120" w:type="dxa"/>
+            </w:tcMar>
+            <w:vAlign w:val="center"/>
+          </w:tcPr>
+          <w:p>
+            <w:r>
+              <w:rPr>
+                <w:rFonts w:ascii="Arial" w:eastAsia="Arial" w:hAnsi="Arial" w:cs="Arial"/>
+                <w:b/>
+                <w:bCs/>
+                <w:sz w:val="20"/>
+                <w:szCs w:val="20"/>
+              </w:rPr>
+              <w:t>GET</w:t>
+            </w:r>
+          </w:p>
+        </w:tc>
+        <w:tc>
+          <w:tcPr>
+            <w:tcW w:w="3000" w:type="dxa"/>
+            <w:tcBorders>
+              <w:top w:val="single" w:sz="1" w:space="0" w:color="AAAAAA"/>
+              <w:left w:val="single" w:sz="1" w:space="0" w:color="AAAAAA"/>
+              <w:bottom w:val="single" w:sz="1" w:space="0" w:color="AAAAAA"/>
+              <w:right w:val="single" w:sz="1" w:space="0" w:color="AAAAAA"/>
+            </w:tcBorders>
+            <w:shd w:val="clear" w:color="auto" w:fill="FFFFFF" w:themeFill="background1"/>
+            <w:tcMar>
+              <w:top w:w="80" w:type="dxa"/>
+              <w:left w:w="120" w:type="dxa"/>
+              <w:bottom w:w="80" w:type="dxa"/>
+              <w:right w:w="120" w:type="dxa"/>
+            </w:tcMar>
+            <w:vAlign w:val="center"/>
+          </w:tcPr>
+          <w:p>
+            <w:r>
+              <w:rPr>
+                <w:rFonts w:ascii="Arial" w:eastAsia="Arial" w:hAnsi="Arial" w:cs="Arial"/>
+                <w:sz w:val="20"/>
+                <w:szCs w:val="20"/>
+              </w:rPr>
+              <w:t>/api/</w:t>
+            </w:r>
+            <w:proofErr w:type="spellStart"/>
+            <w:r>
+              <w:rPr>
+                <w:rFonts w:ascii="Arial" w:eastAsia="Arial" w:hAnsi="Arial" w:cs="Arial"/>
+                <w:sz w:val="20"/>
+                <w:szCs w:val="20"/>
+              </w:rPr>
+              <w:t>games</w:t>
+            </w:r>
+            <w:proofErr w:type="spellEnd"/>
+            <w:r>
+              <w:rPr>
+                <w:rFonts w:ascii="Arial" w:eastAsia="Arial" w:hAnsi="Arial" w:cs="Arial"/>
+                <w:sz w:val="20"/>
+                <w:szCs w:val="20"/>
+              </w:rPr>
+              <w:t>/</w:t>
+            </w:r>
+            <w:proofErr w:type="spellStart"/>
+            <w:r>
+              <w:rPr>
+                <w:rFonts w:ascii="Arial" w:eastAsia="Arial" w:hAnsi="Arial" w:cs="Arial"/>
+                <w:sz w:val="20"/>
+                <w:szCs w:val="20"/>
+              </w:rPr>
+              <w:t>trending</w:t>
+            </w:r>
+            <w:proofErr w:type="spellEnd"/>
+          </w:p>
+        </w:tc>
+        <w:tc>
+          <w:tcPr>
+            <w:tcW w:w="2800" w:type="dxa"/>
+            <w:tcBorders>
+              <w:top w:val="single" w:sz="1" w:space="0" w:color="AAAAAA"/>
+              <w:left w:val="single" w:sz="1" w:space="0" w:color="AAAAAA"/>
+              <w:bottom w:val="single" w:sz="1" w:space="0" w:color="AAAAAA"/>
+              <w:right w:val="single" w:sz="1" w:space="0" w:color="AAAAAA"/>
+            </w:tcBorders>
+            <w:shd w:val="clear" w:color="auto" w:fill="FFFFFF" w:themeFill="background1"/>
+            <w:tcMar>
+              <w:top w:w="80" w:type="dxa"/>
+              <w:left w:w="120" w:type="dxa"/>
+              <w:bottom w:w="80" w:type="dxa"/>
+              <w:right w:w="120" w:type="dxa"/>
+            </w:tcMar>
+            <w:vAlign w:val="center"/>
+          </w:tcPr>
+          <w:p>
+            <w:r>
+              <w:rPr>
+                <w:rFonts w:ascii="Arial" w:eastAsia="Arial" w:hAnsi="Arial" w:cs="Arial"/>
+                <w:sz w:val="20"/>
+                <w:szCs w:val="20"/>
+              </w:rPr>
+              <w:t>Jeux tendances (tri par défaut +Notés)</w:t>
+            </w:r>
+          </w:p>
+        </w:tc>
+        <w:tc>
+          <w:tcPr>
+            <w:tcW w:w="2760" w:type="dxa"/>
+            <w:tcBorders>
+              <w:top w:val="single" w:sz="1" w:space="0" w:color="AAAAAA"/>
+              <w:left w:val="single" w:sz="1" w:space="0" w:color="AAAAAA"/>
+              <w:bottom w:val="single" w:sz="1" w:space="0" w:color="AAAAAA"/>
+              <w:right w:val="single" w:sz="1" w:space="0" w:color="AAAAAA"/>
+            </w:tcBorders>
+            <w:shd w:val="clear" w:color="auto" w:fill="FFFFFF" w:themeFill="background1"/>
+            <w:tcMar>
+              <w:top w:w="80" w:type="dxa"/>
+              <w:left w:w="120" w:type="dxa"/>
+              <w:bottom w:w="80" w:type="dxa"/>
+              <w:right w:w="120" w:type="dxa"/>
+            </w:tcMar>
+            <w:vAlign w:val="center"/>
+          </w:tcPr>
+          <w:p>
+            <w:r>
+              <w:rPr>
+                <w:rFonts w:ascii="Arial" w:eastAsia="Arial" w:hAnsi="Arial" w:cs="Arial"/>
+                <w:sz w:val="20"/>
+                <w:szCs w:val="20"/>
+              </w:rPr>
+              <w:t xml:space="preserve">200 — 20 jeux, </w:t>
+            </w:r>
+            <w:proofErr w:type="spellStart"/>
+            <w:r>
+              <w:rPr>
+                <w:rFonts w:ascii="Arial" w:eastAsia="Arial" w:hAnsi="Arial" w:cs="Arial"/>
+                <w:sz w:val="20"/>
+                <w:szCs w:val="20"/>
+              </w:rPr>
+              <w:t>developer</w:t>
+            </w:r>
+            <w:proofErr w:type="spellEnd"/>
+            <w:r>
+              <w:rPr>
+                <w:rFonts w:ascii="Arial" w:eastAsia="Arial" w:hAnsi="Arial" w:cs="Arial"/>
+                <w:sz w:val="20"/>
+                <w:szCs w:val="20"/>
+              </w:rPr>
+              <w:t xml:space="preserve"> </w:t>
+            </w:r>
+            <w:proofErr w:type="spellStart"/>
+            <w:r>
+              <w:rPr>
+                <w:rFonts w:ascii="Arial" w:eastAsia="Arial" w:hAnsi="Arial" w:cs="Arial"/>
+                <w:sz w:val="20"/>
+                <w:szCs w:val="20"/>
+              </w:rPr>
+              <w:t>null</w:t>
+            </w:r>
+            <w:proofErr w:type="spellEnd"/>
+            <w:r>
+              <w:rPr>
+                <w:rFonts w:ascii="Arial" w:eastAsia="Arial" w:hAnsi="Arial" w:cs="Arial"/>
+                <w:sz w:val="20"/>
+                <w:szCs w:val="20"/>
+              </w:rPr>
+              <w:t xml:space="preserve"> (limite RAWG)</w:t>
+            </w:r>
+          </w:p>
+        </w:tc>
+      </w:tr>
+      <w:tr>
+        <w:tblPrEx>
+          <w:tblCellMar>
+            <w:top w:w="0" w:type="dxa"/>
+            <w:bottom w:w="0" w:type="dxa"/>
+          </w:tblCellMar>
+        </w:tblPrEx>
+        <w:tc>
+          <w:tcPr>
+            <w:tcW w:w="800" w:type="dxa"/>
+            <w:tcBorders>
+              <w:top w:val="single" w:sz="1" w:space="0" w:color="AAAAAA"/>
+              <w:left w:val="single" w:sz="1" w:space="0" w:color="AAAAAA"/>
+              <w:bottom w:val="single" w:sz="1" w:space="0" w:color="AAAAAA"/>
+              <w:right w:val="single" w:sz="1" w:space="0" w:color="AAAAAA"/>
+            </w:tcBorders>
+            <w:shd w:val="clear" w:color="auto" w:fill="FFFFFF" w:themeFill="background1"/>
+            <w:tcMar>
+              <w:top w:w="80" w:type="dxa"/>
+              <w:left w:w="120" w:type="dxa"/>
+              <w:bottom w:w="80" w:type="dxa"/>
+              <w:right w:w="120" w:type="dxa"/>
+            </w:tcMar>
+            <w:vAlign w:val="center"/>
+          </w:tcPr>
+          <w:p>
+            <w:r>
+              <w:rPr>
+                <w:rFonts w:ascii="Arial" w:eastAsia="Arial" w:hAnsi="Arial" w:cs="Arial"/>
+                <w:b/>
+                <w:bCs/>
+                <w:sz w:val="20"/>
+                <w:szCs w:val="20"/>
+              </w:rPr>
+              <w:t>GET</w:t>
+            </w:r>
+          </w:p>
+        </w:tc>
+        <w:tc>
+          <w:tcPr>
+            <w:tcW w:w="3000" w:type="dxa"/>
+            <w:tcBorders>
+              <w:top w:val="single" w:sz="1" w:space="0" w:color="AAAAAA"/>
+              <w:left w:val="single" w:sz="1" w:space="0" w:color="AAAAAA"/>
+              <w:bottom w:val="single" w:sz="1" w:space="0" w:color="AAAAAA"/>
+              <w:right w:val="single" w:sz="1" w:space="0" w:color="AAAAAA"/>
+            </w:tcBorders>
+            <w:shd w:val="clear" w:color="auto" w:fill="FFFFFF" w:themeFill="background1"/>
+            <w:tcMar>
+              <w:top w:w="80" w:type="dxa"/>
+              <w:left w:w="120" w:type="dxa"/>
+              <w:bottom w:w="80" w:type="dxa"/>
+              <w:right w:w="120" w:type="dxa"/>
+            </w:tcMar>
+            <w:vAlign w:val="center"/>
+          </w:tcPr>
+          <w:p>
+            <w:pPr>
+              <w:rPr>
+                <w:lang w:val="en-US"/>
+              </w:rPr>
+            </w:pPr>
+            <w:r>
+              <w:rPr>
+                <w:rFonts w:ascii="Arial" w:eastAsia="Arial" w:hAnsi="Arial" w:cs="Arial"/>
+                <w:sz w:val="20"/>
+                <w:szCs w:val="20"/>
+                <w:lang w:val="en-US"/>
+              </w:rPr>
+              <w:t>/</w:t>
+            </w:r>
+            <w:proofErr w:type="spellStart"/>
+            <w:r>
+              <w:rPr>
+                <w:rFonts w:ascii="Arial" w:eastAsia="Arial" w:hAnsi="Arial" w:cs="Arial"/>
+                <w:sz w:val="20"/>
+                <w:szCs w:val="20"/>
+                <w:lang w:val="en-US"/>
+              </w:rPr>
+              <w:t>api</w:t>
+            </w:r>
+            <w:proofErr w:type="spellEnd"/>
+            <w:r>
+              <w:rPr>
+                <w:rFonts w:ascii="Arial" w:eastAsia="Arial" w:hAnsi="Arial" w:cs="Arial"/>
+                <w:sz w:val="20"/>
+                <w:szCs w:val="20"/>
+                <w:lang w:val="en-US"/>
+              </w:rPr>
+              <w:t>/games/</w:t>
+            </w:r>
+            <w:proofErr w:type="spellStart"/>
+            <w:r>
+              <w:rPr>
+                <w:rFonts w:ascii="Arial" w:eastAsia="Arial" w:hAnsi="Arial" w:cs="Arial"/>
+                <w:sz w:val="20"/>
+                <w:szCs w:val="20"/>
+                <w:lang w:val="en-US"/>
+              </w:rPr>
+              <w:t>trending?sort</w:t>
+            </w:r>
+            <w:proofErr w:type="spellEnd"/>
+            <w:r>
+              <w:rPr>
+                <w:rFonts w:ascii="Arial" w:eastAsia="Arial" w:hAnsi="Arial" w:cs="Arial"/>
+                <w:sz w:val="20"/>
+                <w:szCs w:val="20"/>
+                <w:lang w:val="en-US"/>
+              </w:rPr>
+              <w:t>=</w:t>
+            </w:r>
+            <w:proofErr w:type="spellStart"/>
+            <w:r>
+              <w:rPr>
+                <w:rFonts w:ascii="Arial" w:eastAsia="Arial" w:hAnsi="Arial" w:cs="Arial"/>
+                <w:sz w:val="20"/>
+                <w:szCs w:val="20"/>
+                <w:lang w:val="en-US"/>
+              </w:rPr>
+              <w:t>az</w:t>
+            </w:r>
+            <w:proofErr w:type="spellEnd"/>
+          </w:p>
+        </w:tc>
+        <w:tc>
+          <w:tcPr>
+            <w:tcW w:w="2800" w:type="dxa"/>
+            <w:tcBorders>
+              <w:top w:val="single" w:sz="1" w:space="0" w:color="AAAAAA"/>
+              <w:left w:val="single" w:sz="1" w:space="0" w:color="AAAAAA"/>
+              <w:bottom w:val="single" w:sz="1" w:space="0" w:color="AAAAAA"/>
+              <w:right w:val="single" w:sz="1" w:space="0" w:color="AAAAAA"/>
+            </w:tcBorders>
+            <w:shd w:val="clear" w:color="auto" w:fill="FFFFFF" w:themeFill="background1"/>
+            <w:tcMar>
+              <w:top w:w="80" w:type="dxa"/>
+              <w:left w:w="120" w:type="dxa"/>
+              <w:bottom w:w="80" w:type="dxa"/>
+              <w:right w:w="120" w:type="dxa"/>
+            </w:tcMar>
+            <w:vAlign w:val="center"/>
+          </w:tcPr>
+          <w:p>
+            <w:r>
+              <w:rPr>
+                <w:rFonts w:ascii="Arial" w:eastAsia="Arial" w:hAnsi="Arial" w:cs="Arial"/>
+                <w:sz w:val="20"/>
+                <w:szCs w:val="20"/>
+              </w:rPr>
+              <w:t>Tri alphabétique A-Z</w:t>
+            </w:r>
+          </w:p>
+        </w:tc>
+        <w:tc>
+          <w:tcPr>
+            <w:tcW w:w="2760" w:type="dxa"/>
+            <w:tcBorders>
+              <w:top w:val="single" w:sz="1" w:space="0" w:color="AAAAAA"/>
+              <w:left w:val="single" w:sz="1" w:space="0" w:color="AAAAAA"/>
+              <w:bottom w:val="single" w:sz="1" w:space="0" w:color="AAAAAA"/>
+              <w:right w:val="single" w:sz="1" w:space="0" w:color="AAAAAA"/>
+            </w:tcBorders>
+            <w:shd w:val="clear" w:color="auto" w:fill="FFFFFF" w:themeFill="background1"/>
+            <w:tcMar>
+              <w:top w:w="80" w:type="dxa"/>
+              <w:left w:w="120" w:type="dxa"/>
+              <w:bottom w:w="80" w:type="dxa"/>
+              <w:right w:w="120" w:type="dxa"/>
+            </w:tcMar>
+            <w:vAlign w:val="center"/>
+          </w:tcPr>
+          <w:p>
+            <w:r>
+              <w:rPr>
+                <w:rFonts w:ascii="Arial" w:eastAsia="Arial" w:hAnsi="Arial" w:cs="Arial"/>
+                <w:sz w:val="20"/>
+                <w:szCs w:val="20"/>
+              </w:rPr>
+              <w:t>200 — Titres latins uniquement</w:t>
+            </w:r>
+          </w:p>
+        </w:tc>
+      </w:tr>
+      <w:tr>
+        <w:tblPrEx>
+          <w:tblCellMar>
+            <w:top w:w="0" w:type="dxa"/>
+            <w:bottom w:w="0" w:type="dxa"/>
+          </w:tblCellMar>
+        </w:tblPrEx>
+        <w:tc>
+          <w:tcPr>
+            <w:tcW w:w="800" w:type="dxa"/>
+            <w:tcBorders>
+              <w:top w:val="single" w:sz="1" w:space="0" w:color="AAAAAA"/>
+              <w:left w:val="single" w:sz="1" w:space="0" w:color="AAAAAA"/>
+              <w:bottom w:val="single" w:sz="1" w:space="0" w:color="AAAAAA"/>
+              <w:right w:val="single" w:sz="1" w:space="0" w:color="AAAAAA"/>
+            </w:tcBorders>
+            <w:shd w:val="clear" w:color="auto" w:fill="FFFFFF" w:themeFill="background1"/>
+            <w:tcMar>
+              <w:top w:w="80" w:type="dxa"/>
+              <w:left w:w="120" w:type="dxa"/>
+              <w:bottom w:w="80" w:type="dxa"/>
+              <w:right w:w="120" w:type="dxa"/>
+            </w:tcMar>
+            <w:vAlign w:val="center"/>
+          </w:tcPr>
+          <w:p>
+            <w:r>
+              <w:rPr>
+                <w:rFonts w:ascii="Arial" w:eastAsia="Arial" w:hAnsi="Arial" w:cs="Arial"/>
+                <w:b/>
+                <w:bCs/>
+                <w:sz w:val="20"/>
+                <w:szCs w:val="20"/>
+              </w:rPr>
+              <w:t>GET</w:t>
+            </w:r>
+          </w:p>
+        </w:tc>
+        <w:tc>
+          <w:tcPr>
+            <w:tcW w:w="3000" w:type="dxa"/>
+            <w:tcBorders>
+              <w:top w:val="single" w:sz="1" w:space="0" w:color="AAAAAA"/>
+              <w:left w:val="single" w:sz="1" w:space="0" w:color="AAAAAA"/>
+              <w:bottom w:val="single" w:sz="1" w:space="0" w:color="AAAAAA"/>
+              <w:right w:val="single" w:sz="1" w:space="0" w:color="AAAAAA"/>
+            </w:tcBorders>
+            <w:shd w:val="clear" w:color="auto" w:fill="FFFFFF" w:themeFill="background1"/>
+            <w:tcMar>
+              <w:top w:w="80" w:type="dxa"/>
+              <w:left w:w="120" w:type="dxa"/>
+              <w:bottom w:w="80" w:type="dxa"/>
+              <w:right w:w="120" w:type="dxa"/>
+            </w:tcMar>
+            <w:vAlign w:val="center"/>
+          </w:tcPr>
+          <w:p>
+            <w:pPr>
+              <w:rPr>
+                <w:lang w:val="en-US"/>
+              </w:rPr>
+            </w:pPr>
+            <w:r>
+              <w:rPr>
+                <w:rFonts w:ascii="Arial" w:eastAsia="Arial" w:hAnsi="Arial" w:cs="Arial"/>
+                <w:sz w:val="20"/>
+                <w:szCs w:val="20"/>
+                <w:lang w:val="en-US"/>
+              </w:rPr>
+              <w:t>/</w:t>
+            </w:r>
+            <w:proofErr w:type="spellStart"/>
+            <w:r>
+              <w:rPr>
+                <w:rFonts w:ascii="Arial" w:eastAsia="Arial" w:hAnsi="Arial" w:cs="Arial"/>
+                <w:sz w:val="20"/>
+                <w:szCs w:val="20"/>
+                <w:lang w:val="en-US"/>
+              </w:rPr>
+              <w:t>api</w:t>
+            </w:r>
+            <w:proofErr w:type="spellEnd"/>
+            <w:r>
+              <w:rPr>
+                <w:rFonts w:ascii="Arial" w:eastAsia="Arial" w:hAnsi="Arial" w:cs="Arial"/>
+                <w:sz w:val="20"/>
+                <w:szCs w:val="20"/>
+                <w:lang w:val="en-US"/>
+              </w:rPr>
+              <w:t>/games/</w:t>
+            </w:r>
+            <w:proofErr w:type="spellStart"/>
+            <w:r>
+              <w:rPr>
+                <w:rFonts w:ascii="Arial" w:eastAsia="Arial" w:hAnsi="Arial" w:cs="Arial"/>
+                <w:sz w:val="20"/>
+                <w:szCs w:val="20"/>
+                <w:lang w:val="en-US"/>
+              </w:rPr>
+              <w:t>trending?sort</w:t>
+            </w:r>
+            <w:proofErr w:type="spellEnd"/>
+            <w:r>
+              <w:rPr>
+                <w:rFonts w:ascii="Arial" w:eastAsia="Arial" w:hAnsi="Arial" w:cs="Arial"/>
+                <w:sz w:val="20"/>
+                <w:szCs w:val="20"/>
+                <w:lang w:val="en-US"/>
+              </w:rPr>
+              <w:t>=recent</w:t>
+            </w:r>
+          </w:p>
+        </w:tc>
+        <w:tc>
+          <w:tcPr>
+            <w:tcW w:w="2800" w:type="dxa"/>
+            <w:tcBorders>
+              <w:top w:val="single" w:sz="1" w:space="0" w:color="AAAAAA"/>
+              <w:left w:val="single" w:sz="1" w:space="0" w:color="AAAAAA"/>
+              <w:bottom w:val="single" w:sz="1" w:space="0" w:color="AAAAAA"/>
+              <w:right w:val="single" w:sz="1" w:space="0" w:color="AAAAAA"/>
+            </w:tcBorders>
+            <w:shd w:val="clear" w:color="auto" w:fill="FFFFFF" w:themeFill="background1"/>
+            <w:tcMar>
+              <w:top w:w="80" w:type="dxa"/>
+              <w:left w:w="120" w:type="dxa"/>
+              <w:bottom w:w="80" w:type="dxa"/>
+              <w:right w:w="120" w:type="dxa"/>
+            </w:tcMar>
+            <w:vAlign w:val="center"/>
+          </w:tcPr>
+          <w:p>
+            <w:r>
+              <w:rPr>
+                <w:rFonts w:ascii="Arial" w:eastAsia="Arial" w:hAnsi="Arial" w:cs="Arial"/>
+                <w:sz w:val="20"/>
+                <w:szCs w:val="20"/>
+              </w:rPr>
+              <w:t>Jeux récents déjà sortis</w:t>
+            </w:r>
+          </w:p>
+        </w:tc>
+        <w:tc>
+          <w:tcPr>
+            <w:tcW w:w="2760" w:type="dxa"/>
+            <w:tcBorders>
+              <w:top w:val="single" w:sz="1" w:space="0" w:color="AAAAAA"/>
+              <w:left w:val="single" w:sz="1" w:space="0" w:color="AAAAAA"/>
+              <w:bottom w:val="single" w:sz="1" w:space="0" w:color="AAAAAA"/>
+              <w:right w:val="single" w:sz="1" w:space="0" w:color="AAAAAA"/>
+            </w:tcBorders>
+            <w:shd w:val="clear" w:color="auto" w:fill="FFFFFF" w:themeFill="background1"/>
+            <w:tcMar>
+              <w:top w:w="80" w:type="dxa"/>
+              <w:left w:w="120" w:type="dxa"/>
+              <w:bottom w:w="80" w:type="dxa"/>
+              <w:right w:w="120" w:type="dxa"/>
+            </w:tcMar>
+            <w:vAlign w:val="center"/>
+          </w:tcPr>
+          <w:p>
+            <w:r>
+              <w:rPr>
+                <w:rFonts w:ascii="Arial" w:eastAsia="Arial" w:hAnsi="Arial" w:cs="Arial"/>
+                <w:sz w:val="20"/>
+                <w:szCs w:val="20"/>
+              </w:rPr>
+              <w:t>200 — Aucun jeu futur</w:t>
+            </w:r>
+          </w:p>
+        </w:tc>
+      </w:tr>
+      <w:tr>
+        <w:tblPrEx>
+          <w:tblCellMar>
+            <w:top w:w="0" w:type="dxa"/>
+            <w:bottom w:w="0" w:type="dxa"/>
+          </w:tblCellMar>
+        </w:tblPrEx>
+        <w:tc>
+          <w:tcPr>
+            <w:tcW w:w="800" w:type="dxa"/>
+            <w:tcBorders>
+              <w:top w:val="single" w:sz="1" w:space="0" w:color="AAAAAA"/>
+              <w:left w:val="single" w:sz="1" w:space="0" w:color="AAAAAA"/>
+              <w:bottom w:val="single" w:sz="1" w:space="0" w:color="AAAAAA"/>
+              <w:right w:val="single" w:sz="1" w:space="0" w:color="AAAAAA"/>
+            </w:tcBorders>
+            <w:shd w:val="clear" w:color="auto" w:fill="FFFFFF" w:themeFill="background1"/>
+            <w:tcMar>
+              <w:top w:w="80" w:type="dxa"/>
+              <w:left w:w="120" w:type="dxa"/>
+              <w:bottom w:w="80" w:type="dxa"/>
+              <w:right w:w="120" w:type="dxa"/>
+            </w:tcMar>
+            <w:vAlign w:val="center"/>
+          </w:tcPr>
+          <w:p>
+            <w:r>
+              <w:rPr>
+                <w:rFonts w:ascii="Arial" w:eastAsia="Arial" w:hAnsi="Arial" w:cs="Arial"/>
+                <w:b/>
+                <w:bCs/>
+                <w:sz w:val="20"/>
+                <w:szCs w:val="20"/>
+              </w:rPr>
+              <w:t>GET</w:t>
+            </w:r>
+          </w:p>
+        </w:tc>
+        <w:tc>
+          <w:tcPr>
+            <w:tcW w:w="3000" w:type="dxa"/>
+            <w:tcBorders>
+              <w:top w:val="single" w:sz="1" w:space="0" w:color="AAAAAA"/>
+              <w:left w:val="single" w:sz="1" w:space="0" w:color="AAAAAA"/>
+              <w:bottom w:val="single" w:sz="1" w:space="0" w:color="AAAAAA"/>
+              <w:right w:val="single" w:sz="1" w:space="0" w:color="AAAAAA"/>
+            </w:tcBorders>
+            <w:shd w:val="clear" w:color="auto" w:fill="FFFFFF" w:themeFill="background1"/>
+            <w:tcMar>
+              <w:top w:w="80" w:type="dxa"/>
+              <w:left w:w="120" w:type="dxa"/>
+              <w:bottom w:w="80" w:type="dxa"/>
+              <w:right w:w="120" w:type="dxa"/>
+            </w:tcMar>
+            <w:vAlign w:val="center"/>
+          </w:tcPr>
+          <w:p>
+            <w:r>
+              <w:rPr>
+                <w:rFonts w:ascii="Arial" w:eastAsia="Arial" w:hAnsi="Arial" w:cs="Arial"/>
+                <w:sz w:val="20"/>
+                <w:szCs w:val="20"/>
+              </w:rPr>
+              <w:t>/api/</w:t>
+            </w:r>
+            <w:proofErr w:type="spellStart"/>
+            <w:r>
+              <w:rPr>
+                <w:rFonts w:ascii="Arial" w:eastAsia="Arial" w:hAnsi="Arial" w:cs="Arial"/>
+                <w:sz w:val="20"/>
+                <w:szCs w:val="20"/>
+              </w:rPr>
+              <w:t>games</w:t>
+            </w:r>
+            <w:proofErr w:type="spellEnd"/>
+            <w:r>
+              <w:rPr>
+                <w:rFonts w:ascii="Arial" w:eastAsia="Arial" w:hAnsi="Arial" w:cs="Arial"/>
+                <w:sz w:val="20"/>
+                <w:szCs w:val="20"/>
+              </w:rPr>
+              <w:t>/</w:t>
+            </w:r>
+            <w:proofErr w:type="spellStart"/>
+            <w:proofErr w:type="gramStart"/>
+            <w:r>
+              <w:rPr>
+                <w:rFonts w:ascii="Arial" w:eastAsia="Arial" w:hAnsi="Arial" w:cs="Arial"/>
+                <w:sz w:val="20"/>
+                <w:szCs w:val="20"/>
+              </w:rPr>
+              <w:t>trending?</w:t>
+            </w:r>
+            <w:proofErr w:type="gramEnd"/>
+            <w:r>
+              <w:rPr>
+                <w:rFonts w:ascii="Arial" w:eastAsia="Arial" w:hAnsi="Arial" w:cs="Arial"/>
+                <w:sz w:val="20"/>
+                <w:szCs w:val="20"/>
+              </w:rPr>
+              <w:t>sort</w:t>
+            </w:r>
+            <w:proofErr w:type="spellEnd"/>
+            <w:r>
+              <w:rPr>
+                <w:rFonts w:ascii="Arial" w:eastAsia="Arial" w:hAnsi="Arial" w:cs="Arial"/>
+                <w:sz w:val="20"/>
+                <w:szCs w:val="20"/>
+              </w:rPr>
+              <w:t>=avenir</w:t>
+            </w:r>
+          </w:p>
+        </w:tc>
+        <w:tc>
+          <w:tcPr>
+            <w:tcW w:w="2800" w:type="dxa"/>
+            <w:tcBorders>
+              <w:top w:val="single" w:sz="1" w:space="0" w:color="AAAAAA"/>
+              <w:left w:val="single" w:sz="1" w:space="0" w:color="AAAAAA"/>
+              <w:bottom w:val="single" w:sz="1" w:space="0" w:color="AAAAAA"/>
+              <w:right w:val="single" w:sz="1" w:space="0" w:color="AAAAAA"/>
+            </w:tcBorders>
+            <w:shd w:val="clear" w:color="auto" w:fill="FFFFFF" w:themeFill="background1"/>
+            <w:tcMar>
+              <w:top w:w="80" w:type="dxa"/>
+              <w:left w:w="120" w:type="dxa"/>
+              <w:bottom w:w="80" w:type="dxa"/>
+              <w:right w:w="120" w:type="dxa"/>
+            </w:tcMar>
+            <w:vAlign w:val="center"/>
+          </w:tcPr>
+          <w:p>
+            <w:r>
+              <w:rPr>
+                <w:rFonts w:ascii="Arial" w:eastAsia="Arial" w:hAnsi="Arial" w:cs="Arial"/>
+                <w:sz w:val="20"/>
+                <w:szCs w:val="20"/>
+              </w:rPr>
+              <w:t>Jeux à venir triés par date de sortie</w:t>
+            </w:r>
+          </w:p>
+        </w:tc>
+        <w:tc>
+          <w:tcPr>
+            <w:tcW w:w="2760" w:type="dxa"/>
+            <w:tcBorders>
+              <w:top w:val="single" w:sz="1" w:space="0" w:color="AAAAAA"/>
+              <w:left w:val="single" w:sz="1" w:space="0" w:color="AAAAAA"/>
+              <w:bottom w:val="single" w:sz="1" w:space="0" w:color="AAAAAA"/>
+              <w:right w:val="single" w:sz="1" w:space="0" w:color="AAAAAA"/>
+            </w:tcBorders>
+            <w:shd w:val="clear" w:color="auto" w:fill="FFFFFF" w:themeFill="background1"/>
+            <w:tcMar>
+              <w:top w:w="80" w:type="dxa"/>
+              <w:left w:w="120" w:type="dxa"/>
+              <w:bottom w:w="80" w:type="dxa"/>
+              <w:right w:w="120" w:type="dxa"/>
+            </w:tcMar>
+            <w:vAlign w:val="center"/>
+          </w:tcPr>
+          <w:p>
+            <w:r>
+              <w:rPr>
+                <w:rFonts w:ascii="Arial" w:eastAsia="Arial" w:hAnsi="Arial" w:cs="Arial"/>
+                <w:sz w:val="20"/>
+                <w:szCs w:val="20"/>
+              </w:rPr>
+              <w:t>200 — Dates futures, plus proches en premier</w:t>
+            </w:r>
+          </w:p>
+        </w:tc>
+      </w:tr>
+      <w:tr>
+        <w:tblPrEx>
+          <w:tblCellMar>
+            <w:top w:w="0" w:type="dxa"/>
+            <w:bottom w:w="0" w:type="dxa"/>
+          </w:tblCellMar>
+        </w:tblPrEx>
+        <w:tc>
+          <w:tcPr>
+            <w:tcW w:w="800" w:type="dxa"/>
+            <w:tcBorders>
+              <w:top w:val="single" w:sz="1" w:space="0" w:color="AAAAAA"/>
+              <w:left w:val="single" w:sz="1" w:space="0" w:color="AAAAAA"/>
+              <w:bottom w:val="single" w:sz="1" w:space="0" w:color="AAAAAA"/>
+              <w:right w:val="single" w:sz="1" w:space="0" w:color="AAAAAA"/>
+            </w:tcBorders>
+            <w:shd w:val="clear" w:color="auto" w:fill="FFFFFF" w:themeFill="background1"/>
+            <w:tcMar>
+              <w:top w:w="80" w:type="dxa"/>
+              <w:left w:w="120" w:type="dxa"/>
+              <w:bottom w:w="80" w:type="dxa"/>
+              <w:right w:w="120" w:type="dxa"/>
+            </w:tcMar>
+            <w:vAlign w:val="center"/>
+          </w:tcPr>
+          <w:p>
+            <w:r>
+              <w:rPr>
+                <w:rFonts w:ascii="Arial" w:eastAsia="Arial" w:hAnsi="Arial" w:cs="Arial"/>
+                <w:b/>
+                <w:bCs/>
+                <w:sz w:val="20"/>
+                <w:szCs w:val="20"/>
+              </w:rPr>
+              <w:t>GET</w:t>
+            </w:r>
+          </w:p>
+        </w:tc>
+        <w:tc>
+          <w:tcPr>
+            <w:tcW w:w="3000" w:type="dxa"/>
+            <w:tcBorders>
+              <w:top w:val="single" w:sz="1" w:space="0" w:color="AAAAAA"/>
+              <w:left w:val="single" w:sz="1" w:space="0" w:color="AAAAAA"/>
+              <w:bottom w:val="single" w:sz="1" w:space="0" w:color="AAAAAA"/>
+              <w:right w:val="single" w:sz="1" w:space="0" w:color="AAAAAA"/>
+            </w:tcBorders>
+            <w:shd w:val="clear" w:color="auto" w:fill="FFFFFF" w:themeFill="background1"/>
+            <w:tcMar>
+              <w:top w:w="80" w:type="dxa"/>
+              <w:left w:w="120" w:type="dxa"/>
+              <w:bottom w:w="80" w:type="dxa"/>
+              <w:right w:w="120" w:type="dxa"/>
+            </w:tcMar>
+            <w:vAlign w:val="center"/>
+          </w:tcPr>
+          <w:p>
+            <w:pPr>
+              <w:rPr>
+                <w:lang w:val="en-US"/>
+              </w:rPr>
+            </w:pPr>
+            <w:r>
+              <w:rPr>
+                <w:rFonts w:ascii="Arial" w:eastAsia="Arial" w:hAnsi="Arial" w:cs="Arial"/>
+                <w:sz w:val="20"/>
+                <w:szCs w:val="20"/>
+                <w:lang w:val="en-US"/>
+              </w:rPr>
+              <w:t>/</w:t>
+            </w:r>
+            <w:proofErr w:type="spellStart"/>
+            <w:r>
+              <w:rPr>
+                <w:rFonts w:ascii="Arial" w:eastAsia="Arial" w:hAnsi="Arial" w:cs="Arial"/>
+                <w:sz w:val="20"/>
+                <w:szCs w:val="20"/>
+                <w:lang w:val="en-US"/>
+              </w:rPr>
+              <w:t>api</w:t>
+            </w:r>
+            <w:proofErr w:type="spellEnd"/>
+            <w:r>
+              <w:rPr>
+                <w:rFonts w:ascii="Arial" w:eastAsia="Arial" w:hAnsi="Arial" w:cs="Arial"/>
+                <w:sz w:val="20"/>
+                <w:szCs w:val="20"/>
+                <w:lang w:val="en-US"/>
+              </w:rPr>
+              <w:t>/games/</w:t>
+            </w:r>
+            <w:proofErr w:type="spellStart"/>
+            <w:r>
+              <w:rPr>
+                <w:rFonts w:ascii="Arial" w:eastAsia="Arial" w:hAnsi="Arial" w:cs="Arial"/>
+                <w:sz w:val="20"/>
+                <w:szCs w:val="20"/>
+                <w:lang w:val="en-US"/>
+              </w:rPr>
+              <w:t>search?q</w:t>
+            </w:r>
+            <w:proofErr w:type="spellEnd"/>
+            <w:r>
+              <w:rPr>
+                <w:rFonts w:ascii="Arial" w:eastAsia="Arial" w:hAnsi="Arial" w:cs="Arial"/>
+                <w:sz w:val="20"/>
+                <w:szCs w:val="20"/>
+                <w:lang w:val="en-US"/>
+              </w:rPr>
+              <w:t>=</w:t>
+            </w:r>
+            <w:proofErr w:type="spellStart"/>
+            <w:r>
+              <w:rPr>
+                <w:rFonts w:ascii="Arial" w:eastAsia="Arial" w:hAnsi="Arial" w:cs="Arial"/>
+                <w:sz w:val="20"/>
+                <w:szCs w:val="20"/>
+                <w:lang w:val="en-US"/>
+              </w:rPr>
+              <w:t>hollow+knight</w:t>
+            </w:r>
+            <w:proofErr w:type="spellEnd"/>
+          </w:p>
+        </w:tc>
+        <w:tc>
+          <w:tcPr>
+            <w:tcW w:w="2800" w:type="dxa"/>
+            <w:tcBorders>
+              <w:top w:val="single" w:sz="1" w:space="0" w:color="AAAAAA"/>
+              <w:left w:val="single" w:sz="1" w:space="0" w:color="AAAAAA"/>
+              <w:bottom w:val="single" w:sz="1" w:space="0" w:color="AAAAAA"/>
+              <w:right w:val="single" w:sz="1" w:space="0" w:color="AAAAAA"/>
+            </w:tcBorders>
+            <w:shd w:val="clear" w:color="auto" w:fill="FFFFFF" w:themeFill="background1"/>
+            <w:tcMar>
+              <w:top w:w="80" w:type="dxa"/>
+              <w:left w:w="120" w:type="dxa"/>
+              <w:bottom w:w="80" w:type="dxa"/>
+              <w:right w:w="120" w:type="dxa"/>
+            </w:tcMar>
+            <w:vAlign w:val="center"/>
+          </w:tcPr>
+          <w:p>
+            <w:r>
+              <w:rPr>
+                <w:rFonts w:ascii="Arial" w:eastAsia="Arial" w:hAnsi="Arial" w:cs="Arial"/>
+                <w:sz w:val="20"/>
+                <w:szCs w:val="20"/>
+              </w:rPr>
+              <w:t>Recherche par titre</w:t>
+            </w:r>
+          </w:p>
+        </w:tc>
+        <w:tc>
+          <w:tcPr>
+            <w:tcW w:w="2760" w:type="dxa"/>
+            <w:tcBorders>
+              <w:top w:val="single" w:sz="1" w:space="0" w:color="AAAAAA"/>
+              <w:left w:val="single" w:sz="1" w:space="0" w:color="AAAAAA"/>
+              <w:bottom w:val="single" w:sz="1" w:space="0" w:color="AAAAAA"/>
+              <w:right w:val="single" w:sz="1" w:space="0" w:color="AAAAAA"/>
+            </w:tcBorders>
+            <w:shd w:val="clear" w:color="auto" w:fill="FFFFFF" w:themeFill="background1"/>
+            <w:tcMar>
+              <w:top w:w="80" w:type="dxa"/>
+              <w:left w:w="120" w:type="dxa"/>
+              <w:bottom w:w="80" w:type="dxa"/>
+              <w:right w:w="120" w:type="dxa"/>
+            </w:tcMar>
+            <w:vAlign w:val="center"/>
+          </w:tcPr>
+          <w:p>
+            <w:r>
+              <w:rPr>
+                <w:rFonts w:ascii="Arial" w:eastAsia="Arial" w:hAnsi="Arial" w:cs="Arial"/>
+                <w:sz w:val="20"/>
+                <w:szCs w:val="20"/>
+              </w:rPr>
+              <w:t xml:space="preserve">200 — Résultats + flag </w:t>
+            </w:r>
+            <w:proofErr w:type="spellStart"/>
+            <w:r>
+              <w:rPr>
+                <w:rFonts w:ascii="Arial" w:eastAsia="Arial" w:hAnsi="Arial" w:cs="Arial"/>
+                <w:sz w:val="20"/>
+                <w:szCs w:val="20"/>
+              </w:rPr>
+              <w:t>inCollection</w:t>
+            </w:r>
+            <w:proofErr w:type="spellEnd"/>
+            <w:r>
+              <w:rPr>
+                <w:rFonts w:ascii="Arial" w:eastAsia="Arial" w:hAnsi="Arial" w:cs="Arial"/>
+                <w:sz w:val="20"/>
+                <w:szCs w:val="20"/>
+              </w:rPr>
+              <w:t xml:space="preserve"> par jeu</w:t>
+            </w:r>
+          </w:p>
+        </w:tc>
+      </w:tr>
+      <w:tr>
+        <w:tblPrEx>
+          <w:tblCellMar>
+            <w:top w:w="0" w:type="dxa"/>
+            <w:bottom w:w="0" w:type="dxa"/>
+          </w:tblCellMar>
+        </w:tblPrEx>
+        <w:tc>
+          <w:tcPr>
+            <w:tcW w:w="800" w:type="dxa"/>
+            <w:tcBorders>
+              <w:top w:val="single" w:sz="1" w:space="0" w:color="AAAAAA"/>
+              <w:left w:val="single" w:sz="1" w:space="0" w:color="AAAAAA"/>
+              <w:bottom w:val="single" w:sz="1" w:space="0" w:color="AAAAAA"/>
+              <w:right w:val="single" w:sz="1" w:space="0" w:color="AAAAAA"/>
+            </w:tcBorders>
+            <w:shd w:val="clear" w:color="auto" w:fill="FFFFFF" w:themeFill="background1"/>
+            <w:tcMar>
+              <w:top w:w="80" w:type="dxa"/>
+              <w:left w:w="120" w:type="dxa"/>
+              <w:bottom w:w="80" w:type="dxa"/>
+              <w:right w:w="120" w:type="dxa"/>
+            </w:tcMar>
+            <w:vAlign w:val="center"/>
+          </w:tcPr>
+          <w:p>
+            <w:r>
+              <w:rPr>
+                <w:rFonts w:ascii="Arial" w:eastAsia="Arial" w:hAnsi="Arial" w:cs="Arial"/>
+                <w:b/>
+                <w:bCs/>
+                <w:sz w:val="20"/>
+                <w:szCs w:val="20"/>
+              </w:rPr>
+              <w:lastRenderedPageBreak/>
+              <w:t>GET</w:t>
+            </w:r>
+          </w:p>
+        </w:tc>
+        <w:tc>
+          <w:tcPr>
+            <w:tcW w:w="3000" w:type="dxa"/>
+            <w:tcBorders>
+              <w:top w:val="single" w:sz="1" w:space="0" w:color="AAAAAA"/>
+              <w:left w:val="single" w:sz="1" w:space="0" w:color="AAAAAA"/>
+              <w:bottom w:val="single" w:sz="1" w:space="0" w:color="AAAAAA"/>
+              <w:right w:val="single" w:sz="1" w:space="0" w:color="AAAAAA"/>
+            </w:tcBorders>
+            <w:shd w:val="clear" w:color="auto" w:fill="FFFFFF" w:themeFill="background1"/>
+            <w:tcMar>
+              <w:top w:w="80" w:type="dxa"/>
+              <w:left w:w="120" w:type="dxa"/>
+              <w:bottom w:w="80" w:type="dxa"/>
+              <w:right w:w="120" w:type="dxa"/>
+            </w:tcMar>
+            <w:vAlign w:val="center"/>
+          </w:tcPr>
+          <w:p>
+            <w:r>
+              <w:rPr>
+                <w:rFonts w:ascii="Arial" w:eastAsia="Arial" w:hAnsi="Arial" w:cs="Arial"/>
+                <w:sz w:val="20"/>
+                <w:szCs w:val="20"/>
+              </w:rPr>
+              <w:t>/api/</w:t>
+            </w:r>
+            <w:proofErr w:type="spellStart"/>
+            <w:r>
+              <w:rPr>
+                <w:rFonts w:ascii="Arial" w:eastAsia="Arial" w:hAnsi="Arial" w:cs="Arial"/>
+                <w:sz w:val="20"/>
+                <w:szCs w:val="20"/>
+              </w:rPr>
+              <w:t>games</w:t>
+            </w:r>
+            <w:proofErr w:type="spellEnd"/>
+            <w:r>
+              <w:rPr>
+                <w:rFonts w:ascii="Arial" w:eastAsia="Arial" w:hAnsi="Arial" w:cs="Arial"/>
+                <w:sz w:val="20"/>
+                <w:szCs w:val="20"/>
+              </w:rPr>
+              <w:t>/3498</w:t>
+            </w:r>
+          </w:p>
+        </w:tc>
+        <w:tc>
+          <w:tcPr>
+            <w:tcW w:w="2800" w:type="dxa"/>
+            <w:tcBorders>
+              <w:top w:val="single" w:sz="1" w:space="0" w:color="AAAAAA"/>
+              <w:left w:val="single" w:sz="1" w:space="0" w:color="AAAAAA"/>
+              <w:bottom w:val="single" w:sz="1" w:space="0" w:color="AAAAAA"/>
+              <w:right w:val="single" w:sz="1" w:space="0" w:color="AAAAAA"/>
+            </w:tcBorders>
+            <w:shd w:val="clear" w:color="auto" w:fill="FFFFFF" w:themeFill="background1"/>
+            <w:tcMar>
+              <w:top w:w="80" w:type="dxa"/>
+              <w:left w:w="120" w:type="dxa"/>
+              <w:bottom w:w="80" w:type="dxa"/>
+              <w:right w:w="120" w:type="dxa"/>
+            </w:tcMar>
+            <w:vAlign w:val="center"/>
+          </w:tcPr>
+          <w:p>
+            <w:r>
+              <w:rPr>
+                <w:rFonts w:ascii="Arial" w:eastAsia="Arial" w:hAnsi="Arial" w:cs="Arial"/>
+                <w:sz w:val="20"/>
+                <w:szCs w:val="20"/>
+              </w:rPr>
+              <w:t xml:space="preserve">Détail GTA V avec </w:t>
+            </w:r>
+            <w:proofErr w:type="spellStart"/>
+            <w:r>
+              <w:rPr>
+                <w:rFonts w:ascii="Arial" w:eastAsia="Arial" w:hAnsi="Arial" w:cs="Arial"/>
+                <w:sz w:val="20"/>
+                <w:szCs w:val="20"/>
+              </w:rPr>
+              <w:t>developer</w:t>
+            </w:r>
+            <w:proofErr w:type="spellEnd"/>
+            <w:r>
+              <w:rPr>
+                <w:rFonts w:ascii="Arial" w:eastAsia="Arial" w:hAnsi="Arial" w:cs="Arial"/>
+                <w:sz w:val="20"/>
+                <w:szCs w:val="20"/>
+              </w:rPr>
+              <w:t xml:space="preserve"> et </w:t>
+            </w:r>
+            <w:proofErr w:type="spellStart"/>
+            <w:r>
+              <w:rPr>
+                <w:rFonts w:ascii="Arial" w:eastAsia="Arial" w:hAnsi="Arial" w:cs="Arial"/>
+                <w:sz w:val="20"/>
+                <w:szCs w:val="20"/>
+              </w:rPr>
+              <w:t>publisher</w:t>
+            </w:r>
+            <w:proofErr w:type="spellEnd"/>
+          </w:p>
+        </w:tc>
+        <w:tc>
+          <w:tcPr>
+            <w:tcW w:w="2760" w:type="dxa"/>
+            <w:tcBorders>
+              <w:top w:val="single" w:sz="1" w:space="0" w:color="AAAAAA"/>
+              <w:left w:val="single" w:sz="1" w:space="0" w:color="AAAAAA"/>
+              <w:bottom w:val="single" w:sz="1" w:space="0" w:color="AAAAAA"/>
+              <w:right w:val="single" w:sz="1" w:space="0" w:color="AAAAAA"/>
+            </w:tcBorders>
+            <w:shd w:val="clear" w:color="auto" w:fill="FFFFFF" w:themeFill="background1"/>
+            <w:tcMar>
+              <w:top w:w="80" w:type="dxa"/>
+              <w:left w:w="120" w:type="dxa"/>
+              <w:bottom w:w="80" w:type="dxa"/>
+              <w:right w:w="120" w:type="dxa"/>
+            </w:tcMar>
+            <w:vAlign w:val="center"/>
+          </w:tcPr>
+          <w:p>
+            <w:r>
+              <w:rPr>
+                <w:rFonts w:ascii="Arial" w:eastAsia="Arial" w:hAnsi="Arial" w:cs="Arial"/>
+                <w:sz w:val="20"/>
+                <w:szCs w:val="20"/>
+              </w:rPr>
+              <w:t xml:space="preserve">200 — </w:t>
+            </w:r>
+            <w:proofErr w:type="spellStart"/>
+            <w:r>
+              <w:rPr>
+                <w:rFonts w:ascii="Arial" w:eastAsia="Arial" w:hAnsi="Arial" w:cs="Arial"/>
+                <w:sz w:val="20"/>
+                <w:szCs w:val="20"/>
+              </w:rPr>
+              <w:t>developer</w:t>
+            </w:r>
+            <w:proofErr w:type="spellEnd"/>
+            <w:r>
+              <w:rPr>
+                <w:rFonts w:ascii="Arial" w:eastAsia="Arial" w:hAnsi="Arial" w:cs="Arial"/>
+                <w:sz w:val="20"/>
+                <w:szCs w:val="20"/>
+              </w:rPr>
+              <w:t xml:space="preserve"> et </w:t>
+            </w:r>
+            <w:proofErr w:type="spellStart"/>
+            <w:r>
+              <w:rPr>
+                <w:rFonts w:ascii="Arial" w:eastAsia="Arial" w:hAnsi="Arial" w:cs="Arial"/>
+                <w:sz w:val="20"/>
+                <w:szCs w:val="20"/>
+              </w:rPr>
+              <w:t>publisher</w:t>
+            </w:r>
+            <w:proofErr w:type="spellEnd"/>
+            <w:r>
+              <w:rPr>
+                <w:rFonts w:ascii="Arial" w:eastAsia="Arial" w:hAnsi="Arial" w:cs="Arial"/>
+                <w:sz w:val="20"/>
+                <w:szCs w:val="20"/>
+              </w:rPr>
+              <w:t xml:space="preserve"> remplis</w:t>
+            </w:r>
+          </w:p>
+        </w:tc>
+      </w:tr>
+      <w:tr>
+        <w:tblPrEx>
+          <w:tblCellMar>
+            <w:top w:w="0" w:type="dxa"/>
+            <w:bottom w:w="0" w:type="dxa"/>
+          </w:tblCellMar>
+        </w:tblPrEx>
+        <w:tc>
+          <w:tcPr>
+            <w:tcW w:w="0" w:type="auto"/>
+            <w:gridSpan w:val="4"/>
+            <w:tcBorders>
+              <w:top w:val="single" w:sz="1" w:space="0" w:color="AAAAAA"/>
+              <w:left w:val="single" w:sz="1" w:space="0" w:color="AAAAAA"/>
+              <w:bottom w:val="single" w:sz="1" w:space="0" w:color="AAAAAA"/>
+              <w:right w:val="single" w:sz="1" w:space="0" w:color="AAAAAA"/>
+            </w:tcBorders>
+            <w:shd w:val="clear" w:color="auto" w:fill="FFFFFF" w:themeFill="background1"/>
+            <w:tcMar>
+              <w:top w:w="80" w:type="dxa"/>
+              <w:left w:w="120" w:type="dxa"/>
+              <w:bottom w:w="80" w:type="dxa"/>
+              <w:right w:w="120" w:type="dxa"/>
+            </w:tcMar>
+          </w:tcPr>
+          <w:p>
+            <w:r>
+              <w:rPr>
+                <w:rFonts w:ascii="Arial" w:eastAsia="Arial" w:hAnsi="Arial" w:cs="Arial"/>
+                <w:b/>
+                <w:bCs/>
+                <w:sz w:val="20"/>
+                <w:szCs w:val="20"/>
+              </w:rPr>
+              <w:t>6. Collection</w:t>
+            </w:r>
+          </w:p>
+        </w:tc>
+      </w:tr>
+      <w:tr>
+        <w:tblPrEx>
+          <w:tblCellMar>
+            <w:top w:w="0" w:type="dxa"/>
+            <w:bottom w:w="0" w:type="dxa"/>
+          </w:tblCellMar>
+        </w:tblPrEx>
+        <w:trPr>
+          <w:tblHeader/>
+        </w:trPr>
+        <w:tc>
+          <w:tcPr>
+            <w:tcW w:w="800" w:type="dxa"/>
+            <w:tcBorders>
+              <w:top w:val="single" w:sz="1" w:space="0" w:color="AAAAAA"/>
+              <w:left w:val="single" w:sz="1" w:space="0" w:color="AAAAAA"/>
+              <w:bottom w:val="single" w:sz="1" w:space="0" w:color="AAAAAA"/>
+              <w:right w:val="single" w:sz="1" w:space="0" w:color="AAAAAA"/>
+            </w:tcBorders>
+            <w:shd w:val="clear" w:color="auto" w:fill="FFFFFF" w:themeFill="background1"/>
+            <w:tcMar>
+              <w:top w:w="80" w:type="dxa"/>
+              <w:left w:w="120" w:type="dxa"/>
+              <w:bottom w:w="80" w:type="dxa"/>
+              <w:right w:w="120" w:type="dxa"/>
+            </w:tcMar>
+          </w:tcPr>
+          <w:p>
+            <w:r>
+              <w:rPr>
+                <w:rFonts w:ascii="Arial" w:eastAsia="Arial" w:hAnsi="Arial" w:cs="Arial"/>
+                <w:b/>
+                <w:bCs/>
+                <w:sz w:val="20"/>
+                <w:szCs w:val="20"/>
+              </w:rPr>
+              <w:t>Méthode</w:t>
+            </w:r>
+          </w:p>
+        </w:tc>
+        <w:tc>
+          <w:tcPr>
+            <w:tcW w:w="3000" w:type="dxa"/>
+            <w:tcBorders>
+              <w:top w:val="single" w:sz="1" w:space="0" w:color="AAAAAA"/>
+              <w:left w:val="single" w:sz="1" w:space="0" w:color="AAAAAA"/>
+              <w:bottom w:val="single" w:sz="1" w:space="0" w:color="AAAAAA"/>
+              <w:right w:val="single" w:sz="1" w:space="0" w:color="AAAAAA"/>
+            </w:tcBorders>
+            <w:shd w:val="clear" w:color="auto" w:fill="FFFFFF" w:themeFill="background1"/>
+            <w:tcMar>
+              <w:top w:w="80" w:type="dxa"/>
+              <w:left w:w="120" w:type="dxa"/>
+              <w:bottom w:w="80" w:type="dxa"/>
+              <w:right w:w="120" w:type="dxa"/>
+            </w:tcMar>
+          </w:tcPr>
+          <w:p>
+            <w:r>
+              <w:rPr>
+                <w:rFonts w:ascii="Arial" w:eastAsia="Arial" w:hAnsi="Arial" w:cs="Arial"/>
+                <w:b/>
+                <w:bCs/>
+                <w:sz w:val="20"/>
+                <w:szCs w:val="20"/>
+              </w:rPr>
+              <w:t>Endpoint</w:t>
+            </w:r>
+          </w:p>
+        </w:tc>
+        <w:tc>
+          <w:tcPr>
+            <w:tcW w:w="2800" w:type="dxa"/>
+            <w:tcBorders>
+              <w:top w:val="single" w:sz="1" w:space="0" w:color="AAAAAA"/>
+              <w:left w:val="single" w:sz="1" w:space="0" w:color="AAAAAA"/>
+              <w:bottom w:val="single" w:sz="1" w:space="0" w:color="AAAAAA"/>
+              <w:right w:val="single" w:sz="1" w:space="0" w:color="AAAAAA"/>
+            </w:tcBorders>
+            <w:shd w:val="clear" w:color="auto" w:fill="FFFFFF" w:themeFill="background1"/>
+            <w:tcMar>
+              <w:top w:w="80" w:type="dxa"/>
+              <w:left w:w="120" w:type="dxa"/>
+              <w:bottom w:w="80" w:type="dxa"/>
+              <w:right w:w="120" w:type="dxa"/>
+            </w:tcMar>
+          </w:tcPr>
+          <w:p>
+            <w:r>
+              <w:rPr>
+                <w:rFonts w:ascii="Arial" w:eastAsia="Arial" w:hAnsi="Arial" w:cs="Arial"/>
+                <w:b/>
+                <w:bCs/>
+                <w:sz w:val="20"/>
+                <w:szCs w:val="20"/>
+              </w:rPr>
+              <w:t>Description</w:t>
+            </w:r>
+          </w:p>
+        </w:tc>
+        <w:tc>
+          <w:tcPr>
+            <w:tcW w:w="2760" w:type="dxa"/>
+            <w:tcBorders>
+              <w:top w:val="single" w:sz="1" w:space="0" w:color="AAAAAA"/>
+              <w:left w:val="single" w:sz="1" w:space="0" w:color="AAAAAA"/>
+              <w:bottom w:val="single" w:sz="1" w:space="0" w:color="AAAAAA"/>
+              <w:right w:val="single" w:sz="1" w:space="0" w:color="AAAAAA"/>
+            </w:tcBorders>
+            <w:shd w:val="clear" w:color="auto" w:fill="FFFFFF" w:themeFill="background1"/>
+            <w:tcMar>
+              <w:top w:w="80" w:type="dxa"/>
+              <w:left w:w="120" w:type="dxa"/>
+              <w:bottom w:w="80" w:type="dxa"/>
+              <w:right w:w="120" w:type="dxa"/>
+            </w:tcMar>
+          </w:tcPr>
+          <w:p>
+            <w:r>
+              <w:rPr>
+                <w:rFonts w:ascii="Arial" w:eastAsia="Arial" w:hAnsi="Arial" w:cs="Arial"/>
+                <w:b/>
+                <w:bCs/>
+                <w:sz w:val="20"/>
+                <w:szCs w:val="20"/>
+              </w:rPr>
+              <w:t>Résultat attendu</w:t>
+            </w:r>
+          </w:p>
+        </w:tc>
+      </w:tr>
+      <w:tr>
+        <w:tblPrEx>
+          <w:tblCellMar>
+            <w:top w:w="0" w:type="dxa"/>
+            <w:bottom w:w="0" w:type="dxa"/>
+          </w:tblCellMar>
+        </w:tblPrEx>
+        <w:tc>
+          <w:tcPr>
+            <w:tcW w:w="800" w:type="dxa"/>
+            <w:tcBorders>
+              <w:top w:val="single" w:sz="1" w:space="0" w:color="AAAAAA"/>
+              <w:left w:val="single" w:sz="1" w:space="0" w:color="AAAAAA"/>
+              <w:bottom w:val="single" w:sz="1" w:space="0" w:color="AAAAAA"/>
+              <w:right w:val="single" w:sz="1" w:space="0" w:color="AAAAAA"/>
+            </w:tcBorders>
+            <w:shd w:val="clear" w:color="auto" w:fill="FFFFFF" w:themeFill="background1"/>
+            <w:tcMar>
+              <w:top w:w="80" w:type="dxa"/>
+              <w:left w:w="120" w:type="dxa"/>
+              <w:bottom w:w="80" w:type="dxa"/>
+              <w:right w:w="120" w:type="dxa"/>
+            </w:tcMar>
+            <w:vAlign w:val="center"/>
+          </w:tcPr>
+          <w:p>
+            <w:r>
+              <w:rPr>
+                <w:rFonts w:ascii="Arial" w:eastAsia="Arial" w:hAnsi="Arial" w:cs="Arial"/>
+                <w:b/>
+                <w:bCs/>
+                <w:sz w:val="20"/>
+                <w:szCs w:val="20"/>
+              </w:rPr>
+              <w:t>POST</w:t>
+            </w:r>
+          </w:p>
+        </w:tc>
+        <w:tc>
+          <w:tcPr>
+            <w:tcW w:w="3000" w:type="dxa"/>
+            <w:tcBorders>
+              <w:top w:val="single" w:sz="1" w:space="0" w:color="AAAAAA"/>
+              <w:left w:val="single" w:sz="1" w:space="0" w:color="AAAAAA"/>
+              <w:bottom w:val="single" w:sz="1" w:space="0" w:color="AAAAAA"/>
+              <w:right w:val="single" w:sz="1" w:space="0" w:color="AAAAAA"/>
+            </w:tcBorders>
+            <w:shd w:val="clear" w:color="auto" w:fill="FFFFFF" w:themeFill="background1"/>
+            <w:tcMar>
+              <w:top w:w="80" w:type="dxa"/>
+              <w:left w:w="120" w:type="dxa"/>
+              <w:bottom w:w="80" w:type="dxa"/>
+              <w:right w:w="120" w:type="dxa"/>
+            </w:tcMar>
+            <w:vAlign w:val="center"/>
+          </w:tcPr>
+          <w:p>
+            <w:r>
+              <w:rPr>
+                <w:rFonts w:ascii="Arial" w:eastAsia="Arial" w:hAnsi="Arial" w:cs="Arial"/>
+                <w:sz w:val="20"/>
+                <w:szCs w:val="20"/>
+              </w:rPr>
+              <w:t>/api/collection</w:t>
+            </w:r>
+          </w:p>
+        </w:tc>
+        <w:tc>
+          <w:tcPr>
+            <w:tcW w:w="2800" w:type="dxa"/>
+            <w:tcBorders>
+              <w:top w:val="single" w:sz="1" w:space="0" w:color="AAAAAA"/>
+              <w:left w:val="single" w:sz="1" w:space="0" w:color="AAAAAA"/>
+              <w:bottom w:val="single" w:sz="1" w:space="0" w:color="AAAAAA"/>
+              <w:right w:val="single" w:sz="1" w:space="0" w:color="AAAAAA"/>
+            </w:tcBorders>
+            <w:shd w:val="clear" w:color="auto" w:fill="FFFFFF" w:themeFill="background1"/>
+            <w:tcMar>
+              <w:top w:w="80" w:type="dxa"/>
+              <w:left w:w="120" w:type="dxa"/>
+              <w:bottom w:w="80" w:type="dxa"/>
+              <w:right w:w="120" w:type="dxa"/>
+            </w:tcMar>
+            <w:vAlign w:val="center"/>
+          </w:tcPr>
+          <w:p>
+            <w:r>
+              <w:rPr>
+                <w:rFonts w:ascii="Arial" w:eastAsia="Arial" w:hAnsi="Arial" w:cs="Arial"/>
+                <w:sz w:val="20"/>
+                <w:szCs w:val="20"/>
+              </w:rPr>
+              <w:t xml:space="preserve">Ajouter GTA V avec statut </w:t>
+            </w:r>
+            <w:proofErr w:type="spellStart"/>
+            <w:r>
+              <w:rPr>
+                <w:rFonts w:ascii="Arial" w:eastAsia="Arial" w:hAnsi="Arial" w:cs="Arial"/>
+                <w:sz w:val="20"/>
+                <w:szCs w:val="20"/>
+              </w:rPr>
+              <w:t>playing</w:t>
+            </w:r>
+            <w:proofErr w:type="spellEnd"/>
+          </w:p>
+        </w:tc>
+        <w:tc>
+          <w:tcPr>
+            <w:tcW w:w="2760" w:type="dxa"/>
+            <w:tcBorders>
+              <w:top w:val="single" w:sz="1" w:space="0" w:color="AAAAAA"/>
+              <w:left w:val="single" w:sz="1" w:space="0" w:color="AAAAAA"/>
+              <w:bottom w:val="single" w:sz="1" w:space="0" w:color="AAAAAA"/>
+              <w:right w:val="single" w:sz="1" w:space="0" w:color="AAAAAA"/>
+            </w:tcBorders>
+            <w:shd w:val="clear" w:color="auto" w:fill="FFFFFF" w:themeFill="background1"/>
+            <w:tcMar>
+              <w:top w:w="80" w:type="dxa"/>
+              <w:left w:w="120" w:type="dxa"/>
+              <w:bottom w:w="80" w:type="dxa"/>
+              <w:right w:w="120" w:type="dxa"/>
+            </w:tcMar>
+            <w:vAlign w:val="center"/>
+          </w:tcPr>
+          <w:p>
+            <w:r>
+              <w:rPr>
+                <w:rFonts w:ascii="Arial" w:eastAsia="Arial" w:hAnsi="Arial" w:cs="Arial"/>
+                <w:sz w:val="20"/>
+                <w:szCs w:val="20"/>
+              </w:rPr>
+              <w:t xml:space="preserve">201 — </w:t>
+            </w:r>
+            <w:proofErr w:type="spellStart"/>
+            <w:r>
+              <w:rPr>
+                <w:rFonts w:ascii="Arial" w:eastAsia="Arial" w:hAnsi="Arial" w:cs="Arial"/>
+                <w:sz w:val="20"/>
+                <w:szCs w:val="20"/>
+              </w:rPr>
+              <w:t>colId</w:t>
+            </w:r>
+            <w:proofErr w:type="spellEnd"/>
+            <w:r>
+              <w:rPr>
+                <w:rFonts w:ascii="Arial" w:eastAsia="Arial" w:hAnsi="Arial" w:cs="Arial"/>
+                <w:sz w:val="20"/>
+                <w:szCs w:val="20"/>
+              </w:rPr>
+              <w:t xml:space="preserve"> retourné</w:t>
+            </w:r>
+          </w:p>
+        </w:tc>
+      </w:tr>
+      <w:tr>
+        <w:tblPrEx>
+          <w:tblCellMar>
+            <w:top w:w="0" w:type="dxa"/>
+            <w:bottom w:w="0" w:type="dxa"/>
+          </w:tblCellMar>
+        </w:tblPrEx>
+        <w:tc>
+          <w:tcPr>
+            <w:tcW w:w="800" w:type="dxa"/>
+            <w:tcBorders>
+              <w:top w:val="single" w:sz="1" w:space="0" w:color="AAAAAA"/>
+              <w:left w:val="single" w:sz="1" w:space="0" w:color="AAAAAA"/>
+              <w:bottom w:val="single" w:sz="1" w:space="0" w:color="AAAAAA"/>
+              <w:right w:val="single" w:sz="1" w:space="0" w:color="AAAAAA"/>
+            </w:tcBorders>
+            <w:shd w:val="clear" w:color="auto" w:fill="FFFFFF" w:themeFill="background1"/>
+            <w:tcMar>
+              <w:top w:w="80" w:type="dxa"/>
+              <w:left w:w="120" w:type="dxa"/>
+              <w:bottom w:w="80" w:type="dxa"/>
+              <w:right w:w="120" w:type="dxa"/>
+            </w:tcMar>
+            <w:vAlign w:val="center"/>
+          </w:tcPr>
+          <w:p>
+            <w:r>
+              <w:rPr>
+                <w:rFonts w:ascii="Arial" w:eastAsia="Arial" w:hAnsi="Arial" w:cs="Arial"/>
+                <w:b/>
+                <w:bCs/>
+                <w:sz w:val="20"/>
+                <w:szCs w:val="20"/>
+              </w:rPr>
+              <w:t>GET</w:t>
+            </w:r>
+          </w:p>
+        </w:tc>
+        <w:tc>
+          <w:tcPr>
+            <w:tcW w:w="3000" w:type="dxa"/>
+            <w:tcBorders>
+              <w:top w:val="single" w:sz="1" w:space="0" w:color="AAAAAA"/>
+              <w:left w:val="single" w:sz="1" w:space="0" w:color="AAAAAA"/>
+              <w:bottom w:val="single" w:sz="1" w:space="0" w:color="AAAAAA"/>
+              <w:right w:val="single" w:sz="1" w:space="0" w:color="AAAAAA"/>
+            </w:tcBorders>
+            <w:shd w:val="clear" w:color="auto" w:fill="FFFFFF" w:themeFill="background1"/>
+            <w:tcMar>
+              <w:top w:w="80" w:type="dxa"/>
+              <w:left w:w="120" w:type="dxa"/>
+              <w:bottom w:w="80" w:type="dxa"/>
+              <w:right w:w="120" w:type="dxa"/>
+            </w:tcMar>
+            <w:vAlign w:val="center"/>
+          </w:tcPr>
+          <w:p>
+            <w:r>
+              <w:rPr>
+                <w:rFonts w:ascii="Arial" w:eastAsia="Arial" w:hAnsi="Arial" w:cs="Arial"/>
+                <w:sz w:val="20"/>
+                <w:szCs w:val="20"/>
+              </w:rPr>
+              <w:t>/api/collection</w:t>
+            </w:r>
+          </w:p>
+        </w:tc>
+        <w:tc>
+          <w:tcPr>
+            <w:tcW w:w="2800" w:type="dxa"/>
+            <w:tcBorders>
+              <w:top w:val="single" w:sz="1" w:space="0" w:color="AAAAAA"/>
+              <w:left w:val="single" w:sz="1" w:space="0" w:color="AAAAAA"/>
+              <w:bottom w:val="single" w:sz="1" w:space="0" w:color="AAAAAA"/>
+              <w:right w:val="single" w:sz="1" w:space="0" w:color="AAAAAA"/>
+            </w:tcBorders>
+            <w:shd w:val="clear" w:color="auto" w:fill="FFFFFF" w:themeFill="background1"/>
+            <w:tcMar>
+              <w:top w:w="80" w:type="dxa"/>
+              <w:left w:w="120" w:type="dxa"/>
+              <w:bottom w:w="80" w:type="dxa"/>
+              <w:right w:w="120" w:type="dxa"/>
+            </w:tcMar>
+            <w:vAlign w:val="center"/>
+          </w:tcPr>
+          <w:p>
+            <w:r>
+              <w:rPr>
+                <w:rFonts w:ascii="Arial" w:eastAsia="Arial" w:hAnsi="Arial" w:cs="Arial"/>
+                <w:sz w:val="20"/>
+                <w:szCs w:val="20"/>
+              </w:rPr>
+              <w:t>Liste complète (</w:t>
+            </w:r>
+            <w:proofErr w:type="spellStart"/>
+            <w:r>
+              <w:rPr>
+                <w:rFonts w:ascii="Arial" w:eastAsia="Arial" w:hAnsi="Arial" w:cs="Arial"/>
+                <w:sz w:val="20"/>
+                <w:szCs w:val="20"/>
+              </w:rPr>
+              <w:t>wishlist</w:t>
+            </w:r>
+            <w:proofErr w:type="spellEnd"/>
+            <w:r>
+              <w:rPr>
+                <w:rFonts w:ascii="Arial" w:eastAsia="Arial" w:hAnsi="Arial" w:cs="Arial"/>
+                <w:sz w:val="20"/>
+                <w:szCs w:val="20"/>
+              </w:rPr>
+              <w:t xml:space="preserve"> exclue)</w:t>
+            </w:r>
+          </w:p>
+        </w:tc>
+        <w:tc>
+          <w:tcPr>
+            <w:tcW w:w="2760" w:type="dxa"/>
+            <w:tcBorders>
+              <w:top w:val="single" w:sz="1" w:space="0" w:color="AAAAAA"/>
+              <w:left w:val="single" w:sz="1" w:space="0" w:color="AAAAAA"/>
+              <w:bottom w:val="single" w:sz="1" w:space="0" w:color="AAAAAA"/>
+              <w:right w:val="single" w:sz="1" w:space="0" w:color="AAAAAA"/>
+            </w:tcBorders>
+            <w:shd w:val="clear" w:color="auto" w:fill="FFFFFF" w:themeFill="background1"/>
+            <w:tcMar>
+              <w:top w:w="80" w:type="dxa"/>
+              <w:left w:w="120" w:type="dxa"/>
+              <w:bottom w:w="80" w:type="dxa"/>
+              <w:right w:w="120" w:type="dxa"/>
+            </w:tcMar>
+            <w:vAlign w:val="center"/>
+          </w:tcPr>
+          <w:p>
+            <w:r>
+              <w:rPr>
+                <w:rFonts w:ascii="Arial" w:eastAsia="Arial" w:hAnsi="Arial" w:cs="Arial"/>
+                <w:sz w:val="20"/>
+                <w:szCs w:val="20"/>
+              </w:rPr>
+              <w:t xml:space="preserve">200 — JOIN </w:t>
+            </w:r>
+            <w:proofErr w:type="spellStart"/>
+            <w:r>
+              <w:rPr>
+                <w:rFonts w:ascii="Arial" w:eastAsia="Arial" w:hAnsi="Arial" w:cs="Arial"/>
+                <w:sz w:val="20"/>
+                <w:szCs w:val="20"/>
+              </w:rPr>
+              <w:t>t_game</w:t>
+            </w:r>
+            <w:proofErr w:type="spellEnd"/>
+            <w:r>
+              <w:rPr>
+                <w:rFonts w:ascii="Arial" w:eastAsia="Arial" w:hAnsi="Arial" w:cs="Arial"/>
+                <w:sz w:val="20"/>
+                <w:szCs w:val="20"/>
+              </w:rPr>
+              <w:t>, triés par date ajout</w:t>
+            </w:r>
+          </w:p>
+        </w:tc>
+      </w:tr>
+      <w:tr>
+        <w:tblPrEx>
+          <w:tblCellMar>
+            <w:top w:w="0" w:type="dxa"/>
+            <w:bottom w:w="0" w:type="dxa"/>
+          </w:tblCellMar>
+        </w:tblPrEx>
+        <w:tc>
+          <w:tcPr>
+            <w:tcW w:w="800" w:type="dxa"/>
+            <w:tcBorders>
+              <w:top w:val="single" w:sz="1" w:space="0" w:color="AAAAAA"/>
+              <w:left w:val="single" w:sz="1" w:space="0" w:color="AAAAAA"/>
+              <w:bottom w:val="single" w:sz="1" w:space="0" w:color="AAAAAA"/>
+              <w:right w:val="single" w:sz="1" w:space="0" w:color="AAAAAA"/>
+            </w:tcBorders>
+            <w:shd w:val="clear" w:color="auto" w:fill="FFFFFF" w:themeFill="background1"/>
+            <w:tcMar>
+              <w:top w:w="80" w:type="dxa"/>
+              <w:left w:w="120" w:type="dxa"/>
+              <w:bottom w:w="80" w:type="dxa"/>
+              <w:right w:w="120" w:type="dxa"/>
+            </w:tcMar>
+            <w:vAlign w:val="center"/>
+          </w:tcPr>
+          <w:p>
+            <w:r>
+              <w:rPr>
+                <w:rFonts w:ascii="Arial" w:eastAsia="Arial" w:hAnsi="Arial" w:cs="Arial"/>
+                <w:b/>
+                <w:bCs/>
+                <w:sz w:val="20"/>
+                <w:szCs w:val="20"/>
+              </w:rPr>
+              <w:t>GET</w:t>
+            </w:r>
+          </w:p>
+        </w:tc>
+        <w:tc>
+          <w:tcPr>
+            <w:tcW w:w="3000" w:type="dxa"/>
+            <w:tcBorders>
+              <w:top w:val="single" w:sz="1" w:space="0" w:color="AAAAAA"/>
+              <w:left w:val="single" w:sz="1" w:space="0" w:color="AAAAAA"/>
+              <w:bottom w:val="single" w:sz="1" w:space="0" w:color="AAAAAA"/>
+              <w:right w:val="single" w:sz="1" w:space="0" w:color="AAAAAA"/>
+            </w:tcBorders>
+            <w:shd w:val="clear" w:color="auto" w:fill="FFFFFF" w:themeFill="background1"/>
+            <w:tcMar>
+              <w:top w:w="80" w:type="dxa"/>
+              <w:left w:w="120" w:type="dxa"/>
+              <w:bottom w:w="80" w:type="dxa"/>
+              <w:right w:w="120" w:type="dxa"/>
+            </w:tcMar>
+            <w:vAlign w:val="center"/>
+          </w:tcPr>
+          <w:p>
+            <w:r>
+              <w:rPr>
+                <w:rFonts w:ascii="Arial" w:eastAsia="Arial" w:hAnsi="Arial" w:cs="Arial"/>
+                <w:sz w:val="20"/>
+                <w:szCs w:val="20"/>
+              </w:rPr>
+              <w:t>/api/</w:t>
+            </w:r>
+            <w:proofErr w:type="spellStart"/>
+            <w:proofErr w:type="gramStart"/>
+            <w:r>
+              <w:rPr>
+                <w:rFonts w:ascii="Arial" w:eastAsia="Arial" w:hAnsi="Arial" w:cs="Arial"/>
+                <w:sz w:val="20"/>
+                <w:szCs w:val="20"/>
+              </w:rPr>
+              <w:t>collection?</w:t>
+            </w:r>
+            <w:proofErr w:type="gramEnd"/>
+            <w:r>
+              <w:rPr>
+                <w:rFonts w:ascii="Arial" w:eastAsia="Arial" w:hAnsi="Arial" w:cs="Arial"/>
+                <w:sz w:val="20"/>
+                <w:szCs w:val="20"/>
+              </w:rPr>
+              <w:t>status</w:t>
+            </w:r>
+            <w:proofErr w:type="spellEnd"/>
+            <w:r>
+              <w:rPr>
+                <w:rFonts w:ascii="Arial" w:eastAsia="Arial" w:hAnsi="Arial" w:cs="Arial"/>
+                <w:sz w:val="20"/>
+                <w:szCs w:val="20"/>
+              </w:rPr>
+              <w:t>=</w:t>
+            </w:r>
+            <w:proofErr w:type="spellStart"/>
+            <w:r>
+              <w:rPr>
+                <w:rFonts w:ascii="Arial" w:eastAsia="Arial" w:hAnsi="Arial" w:cs="Arial"/>
+                <w:sz w:val="20"/>
+                <w:szCs w:val="20"/>
+              </w:rPr>
+              <w:t>playing</w:t>
+            </w:r>
+            <w:proofErr w:type="spellEnd"/>
+          </w:p>
+        </w:tc>
+        <w:tc>
+          <w:tcPr>
+            <w:tcW w:w="2800" w:type="dxa"/>
+            <w:tcBorders>
+              <w:top w:val="single" w:sz="1" w:space="0" w:color="AAAAAA"/>
+              <w:left w:val="single" w:sz="1" w:space="0" w:color="AAAAAA"/>
+              <w:bottom w:val="single" w:sz="1" w:space="0" w:color="AAAAAA"/>
+              <w:right w:val="single" w:sz="1" w:space="0" w:color="AAAAAA"/>
+            </w:tcBorders>
+            <w:shd w:val="clear" w:color="auto" w:fill="FFFFFF" w:themeFill="background1"/>
+            <w:tcMar>
+              <w:top w:w="80" w:type="dxa"/>
+              <w:left w:w="120" w:type="dxa"/>
+              <w:bottom w:w="80" w:type="dxa"/>
+              <w:right w:w="120" w:type="dxa"/>
+            </w:tcMar>
+            <w:vAlign w:val="center"/>
+          </w:tcPr>
+          <w:p>
+            <w:r>
+              <w:rPr>
+                <w:rFonts w:ascii="Arial" w:eastAsia="Arial" w:hAnsi="Arial" w:cs="Arial"/>
+                <w:sz w:val="20"/>
+                <w:szCs w:val="20"/>
+              </w:rPr>
+              <w:t xml:space="preserve">Filtre par statut </w:t>
+            </w:r>
+            <w:proofErr w:type="spellStart"/>
+            <w:r>
+              <w:rPr>
+                <w:rFonts w:ascii="Arial" w:eastAsia="Arial" w:hAnsi="Arial" w:cs="Arial"/>
+                <w:sz w:val="20"/>
+                <w:szCs w:val="20"/>
+              </w:rPr>
+              <w:t>playing</w:t>
+            </w:r>
+            <w:proofErr w:type="spellEnd"/>
+          </w:p>
+        </w:tc>
+        <w:tc>
+          <w:tcPr>
+            <w:tcW w:w="2760" w:type="dxa"/>
+            <w:tcBorders>
+              <w:top w:val="single" w:sz="1" w:space="0" w:color="AAAAAA"/>
+              <w:left w:val="single" w:sz="1" w:space="0" w:color="AAAAAA"/>
+              <w:bottom w:val="single" w:sz="1" w:space="0" w:color="AAAAAA"/>
+              <w:right w:val="single" w:sz="1" w:space="0" w:color="AAAAAA"/>
+            </w:tcBorders>
+            <w:shd w:val="clear" w:color="auto" w:fill="FFFFFF" w:themeFill="background1"/>
+            <w:tcMar>
+              <w:top w:w="80" w:type="dxa"/>
+              <w:left w:w="120" w:type="dxa"/>
+              <w:bottom w:w="80" w:type="dxa"/>
+              <w:right w:w="120" w:type="dxa"/>
+            </w:tcMar>
+            <w:vAlign w:val="center"/>
+          </w:tcPr>
+          <w:p>
+            <w:r>
+              <w:rPr>
+                <w:rFonts w:ascii="Arial" w:eastAsia="Arial" w:hAnsi="Arial" w:cs="Arial"/>
+                <w:sz w:val="20"/>
+                <w:szCs w:val="20"/>
+              </w:rPr>
+              <w:t>200 — Seulement les jeux en cours</w:t>
+            </w:r>
+          </w:p>
+        </w:tc>
+      </w:tr>
+      <w:tr>
+        <w:tblPrEx>
+          <w:tblCellMar>
+            <w:top w:w="0" w:type="dxa"/>
+            <w:bottom w:w="0" w:type="dxa"/>
+          </w:tblCellMar>
+        </w:tblPrEx>
+        <w:tc>
+          <w:tcPr>
+            <w:tcW w:w="800" w:type="dxa"/>
+            <w:tcBorders>
+              <w:top w:val="single" w:sz="1" w:space="0" w:color="AAAAAA"/>
+              <w:left w:val="single" w:sz="1" w:space="0" w:color="AAAAAA"/>
+              <w:bottom w:val="single" w:sz="1" w:space="0" w:color="AAAAAA"/>
+              <w:right w:val="single" w:sz="1" w:space="0" w:color="AAAAAA"/>
+            </w:tcBorders>
+            <w:shd w:val="clear" w:color="auto" w:fill="FFFFFF" w:themeFill="background1"/>
+            <w:tcMar>
+              <w:top w:w="80" w:type="dxa"/>
+              <w:left w:w="120" w:type="dxa"/>
+              <w:bottom w:w="80" w:type="dxa"/>
+              <w:right w:w="120" w:type="dxa"/>
+            </w:tcMar>
+            <w:vAlign w:val="center"/>
+          </w:tcPr>
+          <w:p>
+            <w:r>
+              <w:rPr>
+                <w:rFonts w:ascii="Arial" w:eastAsia="Arial" w:hAnsi="Arial" w:cs="Arial"/>
+                <w:b/>
+                <w:bCs/>
+                <w:sz w:val="20"/>
+                <w:szCs w:val="20"/>
+              </w:rPr>
+              <w:t>GET</w:t>
+            </w:r>
+          </w:p>
+        </w:tc>
+        <w:tc>
+          <w:tcPr>
+            <w:tcW w:w="3000" w:type="dxa"/>
+            <w:tcBorders>
+              <w:top w:val="single" w:sz="1" w:space="0" w:color="AAAAAA"/>
+              <w:left w:val="single" w:sz="1" w:space="0" w:color="AAAAAA"/>
+              <w:bottom w:val="single" w:sz="1" w:space="0" w:color="AAAAAA"/>
+              <w:right w:val="single" w:sz="1" w:space="0" w:color="AAAAAA"/>
+            </w:tcBorders>
+            <w:shd w:val="clear" w:color="auto" w:fill="FFFFFF" w:themeFill="background1"/>
+            <w:tcMar>
+              <w:top w:w="80" w:type="dxa"/>
+              <w:left w:w="120" w:type="dxa"/>
+              <w:bottom w:w="80" w:type="dxa"/>
+              <w:right w:w="120" w:type="dxa"/>
+            </w:tcMar>
+            <w:vAlign w:val="center"/>
+          </w:tcPr>
+          <w:p>
+            <w:r>
+              <w:rPr>
+                <w:rFonts w:ascii="Arial" w:eastAsia="Arial" w:hAnsi="Arial" w:cs="Arial"/>
+                <w:sz w:val="20"/>
+                <w:szCs w:val="20"/>
+              </w:rPr>
+              <w:t>/api/</w:t>
+            </w:r>
+            <w:proofErr w:type="spellStart"/>
+            <w:proofErr w:type="gramStart"/>
+            <w:r>
+              <w:rPr>
+                <w:rFonts w:ascii="Arial" w:eastAsia="Arial" w:hAnsi="Arial" w:cs="Arial"/>
+                <w:sz w:val="20"/>
+                <w:szCs w:val="20"/>
+              </w:rPr>
+              <w:t>collection?</w:t>
+            </w:r>
+            <w:proofErr w:type="gramEnd"/>
+            <w:r>
+              <w:rPr>
+                <w:rFonts w:ascii="Arial" w:eastAsia="Arial" w:hAnsi="Arial" w:cs="Arial"/>
+                <w:sz w:val="20"/>
+                <w:szCs w:val="20"/>
+              </w:rPr>
+              <w:t>q</w:t>
+            </w:r>
+            <w:proofErr w:type="spellEnd"/>
+            <w:r>
+              <w:rPr>
+                <w:rFonts w:ascii="Arial" w:eastAsia="Arial" w:hAnsi="Arial" w:cs="Arial"/>
+                <w:sz w:val="20"/>
+                <w:szCs w:val="20"/>
+              </w:rPr>
+              <w:t>=grand</w:t>
+            </w:r>
+          </w:p>
+        </w:tc>
+        <w:tc>
+          <w:tcPr>
+            <w:tcW w:w="2800" w:type="dxa"/>
+            <w:tcBorders>
+              <w:top w:val="single" w:sz="1" w:space="0" w:color="AAAAAA"/>
+              <w:left w:val="single" w:sz="1" w:space="0" w:color="AAAAAA"/>
+              <w:bottom w:val="single" w:sz="1" w:space="0" w:color="AAAAAA"/>
+              <w:right w:val="single" w:sz="1" w:space="0" w:color="AAAAAA"/>
+            </w:tcBorders>
+            <w:shd w:val="clear" w:color="auto" w:fill="FFFFFF" w:themeFill="background1"/>
+            <w:tcMar>
+              <w:top w:w="80" w:type="dxa"/>
+              <w:left w:w="120" w:type="dxa"/>
+              <w:bottom w:w="80" w:type="dxa"/>
+              <w:right w:w="120" w:type="dxa"/>
+            </w:tcMar>
+            <w:vAlign w:val="center"/>
+          </w:tcPr>
+          <w:p>
+            <w:r>
+              <w:rPr>
+                <w:rFonts w:ascii="Arial" w:eastAsia="Arial" w:hAnsi="Arial" w:cs="Arial"/>
+                <w:sz w:val="20"/>
+                <w:szCs w:val="20"/>
+              </w:rPr>
+              <w:t>Recherche par titre dans la collection</w:t>
+            </w:r>
+          </w:p>
+        </w:tc>
+        <w:tc>
+          <w:tcPr>
+            <w:tcW w:w="2760" w:type="dxa"/>
+            <w:tcBorders>
+              <w:top w:val="single" w:sz="1" w:space="0" w:color="AAAAAA"/>
+              <w:left w:val="single" w:sz="1" w:space="0" w:color="AAAAAA"/>
+              <w:bottom w:val="single" w:sz="1" w:space="0" w:color="AAAAAA"/>
+              <w:right w:val="single" w:sz="1" w:space="0" w:color="AAAAAA"/>
+            </w:tcBorders>
+            <w:shd w:val="clear" w:color="auto" w:fill="FFFFFF" w:themeFill="background1"/>
+            <w:tcMar>
+              <w:top w:w="80" w:type="dxa"/>
+              <w:left w:w="120" w:type="dxa"/>
+              <w:bottom w:w="80" w:type="dxa"/>
+              <w:right w:w="120" w:type="dxa"/>
+            </w:tcMar>
+            <w:vAlign w:val="center"/>
+          </w:tcPr>
+          <w:p>
+            <w:r>
+              <w:rPr>
+                <w:rFonts w:ascii="Arial" w:eastAsia="Arial" w:hAnsi="Arial" w:cs="Arial"/>
+                <w:sz w:val="20"/>
+                <w:szCs w:val="20"/>
+              </w:rPr>
+              <w:t xml:space="preserve">200 — Filtre sur </w:t>
+            </w:r>
+            <w:proofErr w:type="spellStart"/>
+            <w:r>
+              <w:rPr>
+                <w:rFonts w:ascii="Arial" w:eastAsia="Arial" w:hAnsi="Arial" w:cs="Arial"/>
+                <w:sz w:val="20"/>
+                <w:szCs w:val="20"/>
+              </w:rPr>
+              <w:t>gamTitle</w:t>
+            </w:r>
+            <w:proofErr w:type="spellEnd"/>
+          </w:p>
+        </w:tc>
+      </w:tr>
+      <w:tr>
+        <w:tblPrEx>
+          <w:tblCellMar>
+            <w:top w:w="0" w:type="dxa"/>
+            <w:bottom w:w="0" w:type="dxa"/>
+          </w:tblCellMar>
+        </w:tblPrEx>
+        <w:tc>
+          <w:tcPr>
+            <w:tcW w:w="800" w:type="dxa"/>
+            <w:tcBorders>
+              <w:top w:val="single" w:sz="1" w:space="0" w:color="AAAAAA"/>
+              <w:left w:val="single" w:sz="1" w:space="0" w:color="AAAAAA"/>
+              <w:bottom w:val="single" w:sz="1" w:space="0" w:color="AAAAAA"/>
+              <w:right w:val="single" w:sz="1" w:space="0" w:color="AAAAAA"/>
+            </w:tcBorders>
+            <w:shd w:val="clear" w:color="auto" w:fill="FFFFFF" w:themeFill="background1"/>
+            <w:tcMar>
+              <w:top w:w="80" w:type="dxa"/>
+              <w:left w:w="120" w:type="dxa"/>
+              <w:bottom w:w="80" w:type="dxa"/>
+              <w:right w:w="120" w:type="dxa"/>
+            </w:tcMar>
+            <w:vAlign w:val="center"/>
+          </w:tcPr>
+          <w:p>
+            <w:r>
+              <w:rPr>
+                <w:rFonts w:ascii="Arial" w:eastAsia="Arial" w:hAnsi="Arial" w:cs="Arial"/>
+                <w:b/>
+                <w:bCs/>
+                <w:sz w:val="20"/>
+                <w:szCs w:val="20"/>
+              </w:rPr>
+              <w:t>GET</w:t>
+            </w:r>
+          </w:p>
+        </w:tc>
+        <w:tc>
+          <w:tcPr>
+            <w:tcW w:w="3000" w:type="dxa"/>
+            <w:tcBorders>
+              <w:top w:val="single" w:sz="1" w:space="0" w:color="AAAAAA"/>
+              <w:left w:val="single" w:sz="1" w:space="0" w:color="AAAAAA"/>
+              <w:bottom w:val="single" w:sz="1" w:space="0" w:color="AAAAAA"/>
+              <w:right w:val="single" w:sz="1" w:space="0" w:color="AAAAAA"/>
+            </w:tcBorders>
+            <w:shd w:val="clear" w:color="auto" w:fill="FFFFFF" w:themeFill="background1"/>
+            <w:tcMar>
+              <w:top w:w="80" w:type="dxa"/>
+              <w:left w:w="120" w:type="dxa"/>
+              <w:bottom w:w="80" w:type="dxa"/>
+              <w:right w:w="120" w:type="dxa"/>
+            </w:tcMar>
+            <w:vAlign w:val="center"/>
+          </w:tcPr>
+          <w:p>
+            <w:r>
+              <w:rPr>
+                <w:rFonts w:ascii="Arial" w:eastAsia="Arial" w:hAnsi="Arial" w:cs="Arial"/>
+                <w:sz w:val="20"/>
+                <w:szCs w:val="20"/>
+              </w:rPr>
+              <w:t>/api/</w:t>
+            </w:r>
+            <w:proofErr w:type="spellStart"/>
+            <w:proofErr w:type="gramStart"/>
+            <w:r>
+              <w:rPr>
+                <w:rFonts w:ascii="Arial" w:eastAsia="Arial" w:hAnsi="Arial" w:cs="Arial"/>
+                <w:sz w:val="20"/>
+                <w:szCs w:val="20"/>
+              </w:rPr>
+              <w:t>collection?</w:t>
+            </w:r>
+            <w:proofErr w:type="gramEnd"/>
+            <w:r>
+              <w:rPr>
+                <w:rFonts w:ascii="Arial" w:eastAsia="Arial" w:hAnsi="Arial" w:cs="Arial"/>
+                <w:sz w:val="20"/>
+                <w:szCs w:val="20"/>
+              </w:rPr>
+              <w:t>sort</w:t>
+            </w:r>
+            <w:proofErr w:type="spellEnd"/>
+            <w:r>
+              <w:rPr>
+                <w:rFonts w:ascii="Arial" w:eastAsia="Arial" w:hAnsi="Arial" w:cs="Arial"/>
+                <w:sz w:val="20"/>
+                <w:szCs w:val="20"/>
+              </w:rPr>
+              <w:t>=</w:t>
+            </w:r>
+            <w:proofErr w:type="spellStart"/>
+            <w:r>
+              <w:rPr>
+                <w:rFonts w:ascii="Arial" w:eastAsia="Arial" w:hAnsi="Arial" w:cs="Arial"/>
+                <w:sz w:val="20"/>
+                <w:szCs w:val="20"/>
+              </w:rPr>
+              <w:t>az</w:t>
+            </w:r>
+            <w:proofErr w:type="spellEnd"/>
+          </w:p>
+        </w:tc>
+        <w:tc>
+          <w:tcPr>
+            <w:tcW w:w="2800" w:type="dxa"/>
+            <w:tcBorders>
+              <w:top w:val="single" w:sz="1" w:space="0" w:color="AAAAAA"/>
+              <w:left w:val="single" w:sz="1" w:space="0" w:color="AAAAAA"/>
+              <w:bottom w:val="single" w:sz="1" w:space="0" w:color="AAAAAA"/>
+              <w:right w:val="single" w:sz="1" w:space="0" w:color="AAAAAA"/>
+            </w:tcBorders>
+            <w:shd w:val="clear" w:color="auto" w:fill="FFFFFF" w:themeFill="background1"/>
+            <w:tcMar>
+              <w:top w:w="80" w:type="dxa"/>
+              <w:left w:w="120" w:type="dxa"/>
+              <w:bottom w:w="80" w:type="dxa"/>
+              <w:right w:w="120" w:type="dxa"/>
+            </w:tcMar>
+            <w:vAlign w:val="center"/>
+          </w:tcPr>
+          <w:p>
+            <w:r>
+              <w:rPr>
+                <w:rFonts w:ascii="Arial" w:eastAsia="Arial" w:hAnsi="Arial" w:cs="Arial"/>
+                <w:sz w:val="20"/>
+                <w:szCs w:val="20"/>
+              </w:rPr>
+              <w:t>Tri alphabétique A-Z dans la collection</w:t>
+            </w:r>
+          </w:p>
+        </w:tc>
+        <w:tc>
+          <w:tcPr>
+            <w:tcW w:w="2760" w:type="dxa"/>
+            <w:tcBorders>
+              <w:top w:val="single" w:sz="1" w:space="0" w:color="AAAAAA"/>
+              <w:left w:val="single" w:sz="1" w:space="0" w:color="AAAAAA"/>
+              <w:bottom w:val="single" w:sz="1" w:space="0" w:color="AAAAAA"/>
+              <w:right w:val="single" w:sz="1" w:space="0" w:color="AAAAAA"/>
+            </w:tcBorders>
+            <w:shd w:val="clear" w:color="auto" w:fill="FFFFFF" w:themeFill="background1"/>
+            <w:tcMar>
+              <w:top w:w="80" w:type="dxa"/>
+              <w:left w:w="120" w:type="dxa"/>
+              <w:bottom w:w="80" w:type="dxa"/>
+              <w:right w:w="120" w:type="dxa"/>
+            </w:tcMar>
+            <w:vAlign w:val="center"/>
+          </w:tcPr>
+          <w:p>
+            <w:r>
+              <w:rPr>
+                <w:rFonts w:ascii="Arial" w:eastAsia="Arial" w:hAnsi="Arial" w:cs="Arial"/>
+                <w:sz w:val="20"/>
+                <w:szCs w:val="20"/>
+              </w:rPr>
+              <w:t xml:space="preserve">200 — Ordre </w:t>
+            </w:r>
+            <w:proofErr w:type="spellStart"/>
+            <w:r>
+              <w:rPr>
+                <w:rFonts w:ascii="Arial" w:eastAsia="Arial" w:hAnsi="Arial" w:cs="Arial"/>
+                <w:sz w:val="20"/>
+                <w:szCs w:val="20"/>
+              </w:rPr>
+              <w:t>gamTitle</w:t>
+            </w:r>
+            <w:proofErr w:type="spellEnd"/>
+            <w:r>
+              <w:rPr>
+                <w:rFonts w:ascii="Arial" w:eastAsia="Arial" w:hAnsi="Arial" w:cs="Arial"/>
+                <w:sz w:val="20"/>
+                <w:szCs w:val="20"/>
+              </w:rPr>
+              <w:t xml:space="preserve"> ASC</w:t>
+            </w:r>
+          </w:p>
+        </w:tc>
+      </w:tr>
+      <w:tr>
+        <w:tblPrEx>
+          <w:tblCellMar>
+            <w:top w:w="0" w:type="dxa"/>
+            <w:bottom w:w="0" w:type="dxa"/>
+          </w:tblCellMar>
+        </w:tblPrEx>
+        <w:tc>
+          <w:tcPr>
+            <w:tcW w:w="800" w:type="dxa"/>
+            <w:tcBorders>
+              <w:top w:val="single" w:sz="1" w:space="0" w:color="AAAAAA"/>
+              <w:left w:val="single" w:sz="1" w:space="0" w:color="AAAAAA"/>
+              <w:bottom w:val="single" w:sz="1" w:space="0" w:color="AAAAAA"/>
+              <w:right w:val="single" w:sz="1" w:space="0" w:color="AAAAAA"/>
+            </w:tcBorders>
+            <w:shd w:val="clear" w:color="auto" w:fill="FFFFFF" w:themeFill="background1"/>
+            <w:tcMar>
+              <w:top w:w="80" w:type="dxa"/>
+              <w:left w:w="120" w:type="dxa"/>
+              <w:bottom w:w="80" w:type="dxa"/>
+              <w:right w:w="120" w:type="dxa"/>
+            </w:tcMar>
+            <w:vAlign w:val="center"/>
+          </w:tcPr>
+          <w:p>
+            <w:r>
+              <w:rPr>
+                <w:rFonts w:ascii="Arial" w:eastAsia="Arial" w:hAnsi="Arial" w:cs="Arial"/>
+                <w:b/>
+                <w:bCs/>
+                <w:sz w:val="20"/>
+                <w:szCs w:val="20"/>
+              </w:rPr>
+              <w:t>PUT</w:t>
+            </w:r>
+          </w:p>
+        </w:tc>
+        <w:tc>
+          <w:tcPr>
+            <w:tcW w:w="3000" w:type="dxa"/>
+            <w:tcBorders>
+              <w:top w:val="single" w:sz="1" w:space="0" w:color="AAAAAA"/>
+              <w:left w:val="single" w:sz="1" w:space="0" w:color="AAAAAA"/>
+              <w:bottom w:val="single" w:sz="1" w:space="0" w:color="AAAAAA"/>
+              <w:right w:val="single" w:sz="1" w:space="0" w:color="AAAAAA"/>
+            </w:tcBorders>
+            <w:shd w:val="clear" w:color="auto" w:fill="FFFFFF" w:themeFill="background1"/>
+            <w:tcMar>
+              <w:top w:w="80" w:type="dxa"/>
+              <w:left w:w="120" w:type="dxa"/>
+              <w:bottom w:w="80" w:type="dxa"/>
+              <w:right w:w="120" w:type="dxa"/>
+            </w:tcMar>
+            <w:vAlign w:val="center"/>
+          </w:tcPr>
+          <w:p>
+            <w:r>
+              <w:rPr>
+                <w:rFonts w:ascii="Arial" w:eastAsia="Arial" w:hAnsi="Arial" w:cs="Arial"/>
+                <w:sz w:val="20"/>
+                <w:szCs w:val="20"/>
+              </w:rPr>
+              <w:t>/api/collection</w:t>
+            </w:r>
+            <w:proofErr w:type="gramStart"/>
+            <w:r>
+              <w:rPr>
+                <w:rFonts w:ascii="Arial" w:eastAsia="Arial" w:hAnsi="Arial" w:cs="Arial"/>
+                <w:sz w:val="20"/>
+                <w:szCs w:val="20"/>
+              </w:rPr>
+              <w:t>/:</w:t>
+            </w:r>
+            <w:proofErr w:type="spellStart"/>
+            <w:r>
+              <w:rPr>
+                <w:rFonts w:ascii="Arial" w:eastAsia="Arial" w:hAnsi="Arial" w:cs="Arial"/>
+                <w:sz w:val="20"/>
+                <w:szCs w:val="20"/>
+              </w:rPr>
+              <w:t>colId</w:t>
+            </w:r>
+            <w:proofErr w:type="spellEnd"/>
+            <w:proofErr w:type="gramEnd"/>
+          </w:p>
+        </w:tc>
+        <w:tc>
+          <w:tcPr>
+            <w:tcW w:w="2800" w:type="dxa"/>
+            <w:tcBorders>
+              <w:top w:val="single" w:sz="1" w:space="0" w:color="AAAAAA"/>
+              <w:left w:val="single" w:sz="1" w:space="0" w:color="AAAAAA"/>
+              <w:bottom w:val="single" w:sz="1" w:space="0" w:color="AAAAAA"/>
+              <w:right w:val="single" w:sz="1" w:space="0" w:color="AAAAAA"/>
+            </w:tcBorders>
+            <w:shd w:val="clear" w:color="auto" w:fill="FFFFFF" w:themeFill="background1"/>
+            <w:tcMar>
+              <w:top w:w="80" w:type="dxa"/>
+              <w:left w:w="120" w:type="dxa"/>
+              <w:bottom w:w="80" w:type="dxa"/>
+              <w:right w:w="120" w:type="dxa"/>
+            </w:tcMar>
+            <w:vAlign w:val="center"/>
+          </w:tcPr>
+          <w:p>
+            <w:r>
+              <w:rPr>
+                <w:rFonts w:ascii="Arial" w:eastAsia="Arial" w:hAnsi="Arial" w:cs="Arial"/>
+                <w:sz w:val="20"/>
+                <w:szCs w:val="20"/>
+              </w:rPr>
+              <w:t>Modifier statut, note, commentaire, temps</w:t>
+            </w:r>
+          </w:p>
+        </w:tc>
+        <w:tc>
+          <w:tcPr>
+            <w:tcW w:w="2760" w:type="dxa"/>
+            <w:tcBorders>
+              <w:top w:val="single" w:sz="1" w:space="0" w:color="AAAAAA"/>
+              <w:left w:val="single" w:sz="1" w:space="0" w:color="AAAAAA"/>
+              <w:bottom w:val="single" w:sz="1" w:space="0" w:color="AAAAAA"/>
+              <w:right w:val="single" w:sz="1" w:space="0" w:color="AAAAAA"/>
+            </w:tcBorders>
+            <w:shd w:val="clear" w:color="auto" w:fill="FFFFFF" w:themeFill="background1"/>
+            <w:tcMar>
+              <w:top w:w="80" w:type="dxa"/>
+              <w:left w:w="120" w:type="dxa"/>
+              <w:bottom w:w="80" w:type="dxa"/>
+              <w:right w:w="120" w:type="dxa"/>
+            </w:tcMar>
+            <w:vAlign w:val="center"/>
+          </w:tcPr>
+          <w:p>
+            <w:r>
+              <w:rPr>
+                <w:rFonts w:ascii="Arial" w:eastAsia="Arial" w:hAnsi="Arial" w:cs="Arial"/>
+                <w:sz w:val="20"/>
+                <w:szCs w:val="20"/>
+              </w:rPr>
+              <w:t>200 — Champs mis à jour</w:t>
+            </w:r>
+          </w:p>
+        </w:tc>
+      </w:tr>
+      <w:tr>
+        <w:tblPrEx>
+          <w:tblCellMar>
+            <w:top w:w="0" w:type="dxa"/>
+            <w:bottom w:w="0" w:type="dxa"/>
+          </w:tblCellMar>
+        </w:tblPrEx>
+        <w:tc>
+          <w:tcPr>
+            <w:tcW w:w="800" w:type="dxa"/>
+            <w:tcBorders>
+              <w:top w:val="single" w:sz="1" w:space="0" w:color="AAAAAA"/>
+              <w:left w:val="single" w:sz="1" w:space="0" w:color="AAAAAA"/>
+              <w:bottom w:val="single" w:sz="1" w:space="0" w:color="AAAAAA"/>
+              <w:right w:val="single" w:sz="1" w:space="0" w:color="AAAAAA"/>
+            </w:tcBorders>
+            <w:shd w:val="clear" w:color="auto" w:fill="FFFFFF" w:themeFill="background1"/>
+            <w:tcMar>
+              <w:top w:w="80" w:type="dxa"/>
+              <w:left w:w="120" w:type="dxa"/>
+              <w:bottom w:w="80" w:type="dxa"/>
+              <w:right w:w="120" w:type="dxa"/>
+            </w:tcMar>
+            <w:vAlign w:val="center"/>
+          </w:tcPr>
+          <w:p>
+            <w:r>
+              <w:rPr>
+                <w:rFonts w:ascii="Arial" w:eastAsia="Arial" w:hAnsi="Arial" w:cs="Arial"/>
+                <w:b/>
+                <w:bCs/>
+                <w:sz w:val="20"/>
+                <w:szCs w:val="20"/>
+              </w:rPr>
+              <w:t>DELETE</w:t>
+            </w:r>
+          </w:p>
+        </w:tc>
+        <w:tc>
+          <w:tcPr>
+            <w:tcW w:w="3000" w:type="dxa"/>
+            <w:tcBorders>
+              <w:top w:val="single" w:sz="1" w:space="0" w:color="AAAAAA"/>
+              <w:left w:val="single" w:sz="1" w:space="0" w:color="AAAAAA"/>
+              <w:bottom w:val="single" w:sz="1" w:space="0" w:color="AAAAAA"/>
+              <w:right w:val="single" w:sz="1" w:space="0" w:color="AAAAAA"/>
+            </w:tcBorders>
+            <w:shd w:val="clear" w:color="auto" w:fill="FFFFFF" w:themeFill="background1"/>
+            <w:tcMar>
+              <w:top w:w="80" w:type="dxa"/>
+              <w:left w:w="120" w:type="dxa"/>
+              <w:bottom w:w="80" w:type="dxa"/>
+              <w:right w:w="120" w:type="dxa"/>
+            </w:tcMar>
+            <w:vAlign w:val="center"/>
+          </w:tcPr>
+          <w:p>
+            <w:r>
+              <w:rPr>
+                <w:rFonts w:ascii="Arial" w:eastAsia="Arial" w:hAnsi="Arial" w:cs="Arial"/>
+                <w:sz w:val="20"/>
+                <w:szCs w:val="20"/>
+              </w:rPr>
+              <w:t>/api/collection</w:t>
+            </w:r>
+            <w:proofErr w:type="gramStart"/>
+            <w:r>
+              <w:rPr>
+                <w:rFonts w:ascii="Arial" w:eastAsia="Arial" w:hAnsi="Arial" w:cs="Arial"/>
+                <w:sz w:val="20"/>
+                <w:szCs w:val="20"/>
+              </w:rPr>
+              <w:t>/:</w:t>
+            </w:r>
+            <w:proofErr w:type="spellStart"/>
+            <w:r>
+              <w:rPr>
+                <w:rFonts w:ascii="Arial" w:eastAsia="Arial" w:hAnsi="Arial" w:cs="Arial"/>
+                <w:sz w:val="20"/>
+                <w:szCs w:val="20"/>
+              </w:rPr>
+              <w:t>colId</w:t>
+            </w:r>
+            <w:proofErr w:type="spellEnd"/>
+            <w:proofErr w:type="gramEnd"/>
+          </w:p>
+        </w:tc>
+        <w:tc>
+          <w:tcPr>
+            <w:tcW w:w="2800" w:type="dxa"/>
+            <w:tcBorders>
+              <w:top w:val="single" w:sz="1" w:space="0" w:color="AAAAAA"/>
+              <w:left w:val="single" w:sz="1" w:space="0" w:color="AAAAAA"/>
+              <w:bottom w:val="single" w:sz="1" w:space="0" w:color="AAAAAA"/>
+              <w:right w:val="single" w:sz="1" w:space="0" w:color="AAAAAA"/>
+            </w:tcBorders>
+            <w:shd w:val="clear" w:color="auto" w:fill="FFFFFF" w:themeFill="background1"/>
+            <w:tcMar>
+              <w:top w:w="80" w:type="dxa"/>
+              <w:left w:w="120" w:type="dxa"/>
+              <w:bottom w:w="80" w:type="dxa"/>
+              <w:right w:w="120" w:type="dxa"/>
+            </w:tcMar>
+            <w:vAlign w:val="center"/>
+          </w:tcPr>
+          <w:p>
+            <w:r>
+              <w:rPr>
+                <w:rFonts w:ascii="Arial" w:eastAsia="Arial" w:hAnsi="Arial" w:cs="Arial"/>
+                <w:sz w:val="20"/>
+                <w:szCs w:val="20"/>
+              </w:rPr>
+              <w:t>Supprimer un jeu de la collection</w:t>
+            </w:r>
+          </w:p>
+        </w:tc>
+        <w:tc>
+          <w:tcPr>
+            <w:tcW w:w="2760" w:type="dxa"/>
+            <w:tcBorders>
+              <w:top w:val="single" w:sz="1" w:space="0" w:color="AAAAAA"/>
+              <w:left w:val="single" w:sz="1" w:space="0" w:color="AAAAAA"/>
+              <w:bottom w:val="single" w:sz="1" w:space="0" w:color="AAAAAA"/>
+              <w:right w:val="single" w:sz="1" w:space="0" w:color="AAAAAA"/>
+            </w:tcBorders>
+            <w:shd w:val="clear" w:color="auto" w:fill="FFFFFF" w:themeFill="background1"/>
+            <w:tcMar>
+              <w:top w:w="80" w:type="dxa"/>
+              <w:left w:w="120" w:type="dxa"/>
+              <w:bottom w:w="80" w:type="dxa"/>
+              <w:right w:w="120" w:type="dxa"/>
+            </w:tcMar>
+            <w:vAlign w:val="center"/>
+          </w:tcPr>
+          <w:p>
+            <w:r>
+              <w:rPr>
+                <w:rFonts w:ascii="Arial" w:eastAsia="Arial" w:hAnsi="Arial" w:cs="Arial"/>
+                <w:sz w:val="20"/>
+                <w:szCs w:val="20"/>
+              </w:rPr>
+              <w:t>200 — Jeu retiré</w:t>
+            </w:r>
+          </w:p>
+        </w:tc>
+      </w:tr>
+      <w:tr>
+        <w:tblPrEx>
+          <w:tblCellMar>
+            <w:top w:w="0" w:type="dxa"/>
+            <w:bottom w:w="0" w:type="dxa"/>
+          </w:tblCellMar>
+        </w:tblPrEx>
+        <w:tc>
+          <w:tcPr>
+            <w:tcW w:w="800" w:type="dxa"/>
+            <w:tcBorders>
+              <w:top w:val="single" w:sz="1" w:space="0" w:color="AAAAAA"/>
+              <w:left w:val="single" w:sz="1" w:space="0" w:color="AAAAAA"/>
+              <w:bottom w:val="single" w:sz="1" w:space="0" w:color="AAAAAA"/>
+              <w:right w:val="single" w:sz="1" w:space="0" w:color="AAAAAA"/>
+            </w:tcBorders>
+            <w:shd w:val="clear" w:color="auto" w:fill="FFFFFF" w:themeFill="background1"/>
+            <w:tcMar>
+              <w:top w:w="80" w:type="dxa"/>
+              <w:left w:w="120" w:type="dxa"/>
+              <w:bottom w:w="80" w:type="dxa"/>
+              <w:right w:w="120" w:type="dxa"/>
+            </w:tcMar>
+            <w:vAlign w:val="center"/>
+          </w:tcPr>
+          <w:p>
+            <w:r>
+              <w:rPr>
+                <w:rFonts w:ascii="Arial" w:eastAsia="Arial" w:hAnsi="Arial" w:cs="Arial"/>
+                <w:b/>
+                <w:bCs/>
+                <w:sz w:val="20"/>
+                <w:szCs w:val="20"/>
+              </w:rPr>
+              <w:t>POST</w:t>
+            </w:r>
+          </w:p>
+        </w:tc>
+        <w:tc>
+          <w:tcPr>
+            <w:tcW w:w="3000" w:type="dxa"/>
+            <w:tcBorders>
+              <w:top w:val="single" w:sz="1" w:space="0" w:color="AAAAAA"/>
+              <w:left w:val="single" w:sz="1" w:space="0" w:color="AAAAAA"/>
+              <w:bottom w:val="single" w:sz="1" w:space="0" w:color="AAAAAA"/>
+              <w:right w:val="single" w:sz="1" w:space="0" w:color="AAAAAA"/>
+            </w:tcBorders>
+            <w:shd w:val="clear" w:color="auto" w:fill="FFFFFF" w:themeFill="background1"/>
+            <w:tcMar>
+              <w:top w:w="80" w:type="dxa"/>
+              <w:left w:w="120" w:type="dxa"/>
+              <w:bottom w:w="80" w:type="dxa"/>
+              <w:right w:w="120" w:type="dxa"/>
+            </w:tcMar>
+            <w:vAlign w:val="center"/>
+          </w:tcPr>
+          <w:p>
+            <w:r>
+              <w:rPr>
+                <w:rFonts w:ascii="Arial" w:eastAsia="Arial" w:hAnsi="Arial" w:cs="Arial"/>
+                <w:sz w:val="20"/>
+                <w:szCs w:val="20"/>
+              </w:rPr>
+              <w:t>/api/collection</w:t>
+            </w:r>
+          </w:p>
+        </w:tc>
+        <w:tc>
+          <w:tcPr>
+            <w:tcW w:w="2800" w:type="dxa"/>
+            <w:tcBorders>
+              <w:top w:val="single" w:sz="1" w:space="0" w:color="AAAAAA"/>
+              <w:left w:val="single" w:sz="1" w:space="0" w:color="AAAAAA"/>
+              <w:bottom w:val="single" w:sz="1" w:space="0" w:color="AAAAAA"/>
+              <w:right w:val="single" w:sz="1" w:space="0" w:color="AAAAAA"/>
+            </w:tcBorders>
+            <w:shd w:val="clear" w:color="auto" w:fill="FFFFFF" w:themeFill="background1"/>
+            <w:tcMar>
+              <w:top w:w="80" w:type="dxa"/>
+              <w:left w:w="120" w:type="dxa"/>
+              <w:bottom w:w="80" w:type="dxa"/>
+              <w:right w:w="120" w:type="dxa"/>
+            </w:tcMar>
+            <w:vAlign w:val="center"/>
+          </w:tcPr>
+          <w:p>
+            <w:r>
+              <w:rPr>
+                <w:rFonts w:ascii="Arial" w:eastAsia="Arial" w:hAnsi="Arial" w:cs="Arial"/>
+                <w:sz w:val="20"/>
+                <w:szCs w:val="20"/>
+              </w:rPr>
+              <w:t xml:space="preserve">Ajouter </w:t>
+            </w:r>
+            <w:proofErr w:type="spellStart"/>
+            <w:r>
+              <w:rPr>
+                <w:rFonts w:ascii="Arial" w:eastAsia="Arial" w:hAnsi="Arial" w:cs="Arial"/>
+                <w:sz w:val="20"/>
+                <w:szCs w:val="20"/>
+              </w:rPr>
+              <w:t>Witcher</w:t>
+            </w:r>
+            <w:proofErr w:type="spellEnd"/>
+            <w:r>
+              <w:rPr>
+                <w:rFonts w:ascii="Arial" w:eastAsia="Arial" w:hAnsi="Arial" w:cs="Arial"/>
+                <w:sz w:val="20"/>
+                <w:szCs w:val="20"/>
+              </w:rPr>
+              <w:t xml:space="preserve"> 3 en liste de souhaits</w:t>
+            </w:r>
+          </w:p>
+        </w:tc>
+        <w:tc>
+          <w:tcPr>
+            <w:tcW w:w="2760" w:type="dxa"/>
+            <w:tcBorders>
+              <w:top w:val="single" w:sz="1" w:space="0" w:color="AAAAAA"/>
+              <w:left w:val="single" w:sz="1" w:space="0" w:color="AAAAAA"/>
+              <w:bottom w:val="single" w:sz="1" w:space="0" w:color="AAAAAA"/>
+              <w:right w:val="single" w:sz="1" w:space="0" w:color="AAAAAA"/>
+            </w:tcBorders>
+            <w:shd w:val="clear" w:color="auto" w:fill="FFFFFF" w:themeFill="background1"/>
+            <w:tcMar>
+              <w:top w:w="80" w:type="dxa"/>
+              <w:left w:w="120" w:type="dxa"/>
+              <w:bottom w:w="80" w:type="dxa"/>
+              <w:right w:w="120" w:type="dxa"/>
+            </w:tcMar>
+            <w:vAlign w:val="center"/>
+          </w:tcPr>
+          <w:p>
+            <w:r>
+              <w:rPr>
+                <w:rFonts w:ascii="Arial" w:eastAsia="Arial" w:hAnsi="Arial" w:cs="Arial"/>
+                <w:sz w:val="20"/>
+                <w:szCs w:val="20"/>
+              </w:rPr>
+              <w:t xml:space="preserve">201 — Ajouté avec </w:t>
+            </w:r>
+            <w:proofErr w:type="spellStart"/>
+            <w:r>
+              <w:rPr>
+                <w:rFonts w:ascii="Arial" w:eastAsia="Arial" w:hAnsi="Arial" w:cs="Arial"/>
+                <w:sz w:val="20"/>
+                <w:szCs w:val="20"/>
+              </w:rPr>
+              <w:t>status</w:t>
+            </w:r>
+            <w:proofErr w:type="spellEnd"/>
+            <w:r>
+              <w:rPr>
+                <w:rFonts w:ascii="Arial" w:eastAsia="Arial" w:hAnsi="Arial" w:cs="Arial"/>
+                <w:sz w:val="20"/>
+                <w:szCs w:val="20"/>
+              </w:rPr>
+              <w:t xml:space="preserve"> </w:t>
+            </w:r>
+            <w:proofErr w:type="spellStart"/>
+            <w:r>
+              <w:rPr>
+                <w:rFonts w:ascii="Arial" w:eastAsia="Arial" w:hAnsi="Arial" w:cs="Arial"/>
+                <w:sz w:val="20"/>
+                <w:szCs w:val="20"/>
+              </w:rPr>
+              <w:t>wishlist</w:t>
+            </w:r>
+            <w:proofErr w:type="spellEnd"/>
+          </w:p>
+        </w:tc>
+      </w:tr>
+      <w:tr>
+        <w:tblPrEx>
+          <w:tblCellMar>
+            <w:top w:w="0" w:type="dxa"/>
+            <w:bottom w:w="0" w:type="dxa"/>
+          </w:tblCellMar>
+        </w:tblPrEx>
+        <w:tc>
+          <w:tcPr>
+            <w:tcW w:w="0" w:type="auto"/>
+            <w:gridSpan w:val="4"/>
+            <w:tcBorders>
+              <w:top w:val="single" w:sz="1" w:space="0" w:color="AAAAAA"/>
+              <w:left w:val="single" w:sz="1" w:space="0" w:color="AAAAAA"/>
+              <w:bottom w:val="single" w:sz="1" w:space="0" w:color="AAAAAA"/>
+              <w:right w:val="single" w:sz="1" w:space="0" w:color="AAAAAA"/>
+            </w:tcBorders>
+            <w:shd w:val="clear" w:color="auto" w:fill="FFFFFF" w:themeFill="background1"/>
+            <w:tcMar>
+              <w:top w:w="80" w:type="dxa"/>
+              <w:left w:w="120" w:type="dxa"/>
+              <w:bottom w:w="80" w:type="dxa"/>
+              <w:right w:w="120" w:type="dxa"/>
+            </w:tcMar>
+          </w:tcPr>
+          <w:p>
+            <w:r>
+              <w:rPr>
+                <w:rFonts w:ascii="Arial" w:eastAsia="Arial" w:hAnsi="Arial" w:cs="Arial"/>
+                <w:b/>
+                <w:bCs/>
+                <w:sz w:val="20"/>
+                <w:szCs w:val="20"/>
+              </w:rPr>
+              <w:t>7. Liste de souhaits</w:t>
+            </w:r>
+          </w:p>
+        </w:tc>
+      </w:tr>
+      <w:tr>
+        <w:tblPrEx>
+          <w:tblCellMar>
+            <w:top w:w="0" w:type="dxa"/>
+            <w:bottom w:w="0" w:type="dxa"/>
+          </w:tblCellMar>
+        </w:tblPrEx>
+        <w:trPr>
+          <w:tblHeader/>
+        </w:trPr>
+        <w:tc>
+          <w:tcPr>
+            <w:tcW w:w="800" w:type="dxa"/>
+            <w:tcBorders>
+              <w:top w:val="single" w:sz="1" w:space="0" w:color="AAAAAA"/>
+              <w:left w:val="single" w:sz="1" w:space="0" w:color="AAAAAA"/>
+              <w:bottom w:val="single" w:sz="1" w:space="0" w:color="AAAAAA"/>
+              <w:right w:val="single" w:sz="1" w:space="0" w:color="AAAAAA"/>
+            </w:tcBorders>
+            <w:shd w:val="clear" w:color="auto" w:fill="FFFFFF" w:themeFill="background1"/>
+            <w:tcMar>
+              <w:top w:w="80" w:type="dxa"/>
+              <w:left w:w="120" w:type="dxa"/>
+              <w:bottom w:w="80" w:type="dxa"/>
+              <w:right w:w="120" w:type="dxa"/>
+            </w:tcMar>
+          </w:tcPr>
+          <w:p>
+            <w:r>
+              <w:rPr>
+                <w:rFonts w:ascii="Arial" w:eastAsia="Arial" w:hAnsi="Arial" w:cs="Arial"/>
+                <w:b/>
+                <w:bCs/>
+                <w:sz w:val="20"/>
+                <w:szCs w:val="20"/>
+              </w:rPr>
+              <w:t>Méthode</w:t>
+            </w:r>
+          </w:p>
+        </w:tc>
+        <w:tc>
+          <w:tcPr>
+            <w:tcW w:w="3000" w:type="dxa"/>
+            <w:tcBorders>
+              <w:top w:val="single" w:sz="1" w:space="0" w:color="AAAAAA"/>
+              <w:left w:val="single" w:sz="1" w:space="0" w:color="AAAAAA"/>
+              <w:bottom w:val="single" w:sz="1" w:space="0" w:color="AAAAAA"/>
+              <w:right w:val="single" w:sz="1" w:space="0" w:color="AAAAAA"/>
+            </w:tcBorders>
+            <w:shd w:val="clear" w:color="auto" w:fill="FFFFFF" w:themeFill="background1"/>
+            <w:tcMar>
+              <w:top w:w="80" w:type="dxa"/>
+              <w:left w:w="120" w:type="dxa"/>
+              <w:bottom w:w="80" w:type="dxa"/>
+              <w:right w:w="120" w:type="dxa"/>
+            </w:tcMar>
+          </w:tcPr>
+          <w:p>
+            <w:r>
+              <w:rPr>
+                <w:rFonts w:ascii="Arial" w:eastAsia="Arial" w:hAnsi="Arial" w:cs="Arial"/>
+                <w:b/>
+                <w:bCs/>
+                <w:sz w:val="20"/>
+                <w:szCs w:val="20"/>
+              </w:rPr>
+              <w:t>Endpoint</w:t>
+            </w:r>
+          </w:p>
+        </w:tc>
+        <w:tc>
+          <w:tcPr>
+            <w:tcW w:w="2800" w:type="dxa"/>
+            <w:tcBorders>
+              <w:top w:val="single" w:sz="1" w:space="0" w:color="AAAAAA"/>
+              <w:left w:val="single" w:sz="1" w:space="0" w:color="AAAAAA"/>
+              <w:bottom w:val="single" w:sz="1" w:space="0" w:color="AAAAAA"/>
+              <w:right w:val="single" w:sz="1" w:space="0" w:color="AAAAAA"/>
+            </w:tcBorders>
+            <w:shd w:val="clear" w:color="auto" w:fill="FFFFFF" w:themeFill="background1"/>
+            <w:tcMar>
+              <w:top w:w="80" w:type="dxa"/>
+              <w:left w:w="120" w:type="dxa"/>
+              <w:bottom w:w="80" w:type="dxa"/>
+              <w:right w:w="120" w:type="dxa"/>
+            </w:tcMar>
+          </w:tcPr>
+          <w:p>
+            <w:r>
+              <w:rPr>
+                <w:rFonts w:ascii="Arial" w:eastAsia="Arial" w:hAnsi="Arial" w:cs="Arial"/>
+                <w:b/>
+                <w:bCs/>
+                <w:sz w:val="20"/>
+                <w:szCs w:val="20"/>
+              </w:rPr>
+              <w:t>Description</w:t>
+            </w:r>
+          </w:p>
+        </w:tc>
+        <w:tc>
+          <w:tcPr>
+            <w:tcW w:w="2760" w:type="dxa"/>
+            <w:tcBorders>
+              <w:top w:val="single" w:sz="1" w:space="0" w:color="AAAAAA"/>
+              <w:left w:val="single" w:sz="1" w:space="0" w:color="AAAAAA"/>
+              <w:bottom w:val="single" w:sz="1" w:space="0" w:color="AAAAAA"/>
+              <w:right w:val="single" w:sz="1" w:space="0" w:color="AAAAAA"/>
+            </w:tcBorders>
+            <w:shd w:val="clear" w:color="auto" w:fill="FFFFFF" w:themeFill="background1"/>
+            <w:tcMar>
+              <w:top w:w="80" w:type="dxa"/>
+              <w:left w:w="120" w:type="dxa"/>
+              <w:bottom w:w="80" w:type="dxa"/>
+              <w:right w:w="120" w:type="dxa"/>
+            </w:tcMar>
+          </w:tcPr>
+          <w:p>
+            <w:r>
+              <w:rPr>
+                <w:rFonts w:ascii="Arial" w:eastAsia="Arial" w:hAnsi="Arial" w:cs="Arial"/>
+                <w:b/>
+                <w:bCs/>
+                <w:sz w:val="20"/>
+                <w:szCs w:val="20"/>
+              </w:rPr>
+              <w:t>Résultat attendu</w:t>
+            </w:r>
+          </w:p>
+        </w:tc>
+      </w:tr>
+      <w:tr>
+        <w:tblPrEx>
+          <w:tblCellMar>
+            <w:top w:w="0" w:type="dxa"/>
+            <w:bottom w:w="0" w:type="dxa"/>
+          </w:tblCellMar>
+        </w:tblPrEx>
+        <w:tc>
+          <w:tcPr>
+            <w:tcW w:w="800" w:type="dxa"/>
+            <w:tcBorders>
+              <w:top w:val="single" w:sz="1" w:space="0" w:color="AAAAAA"/>
+              <w:left w:val="single" w:sz="1" w:space="0" w:color="AAAAAA"/>
+              <w:bottom w:val="single" w:sz="1" w:space="0" w:color="AAAAAA"/>
+              <w:right w:val="single" w:sz="1" w:space="0" w:color="AAAAAA"/>
+            </w:tcBorders>
+            <w:tcMar>
+              <w:top w:w="80" w:type="dxa"/>
+              <w:left w:w="120" w:type="dxa"/>
+              <w:bottom w:w="80" w:type="dxa"/>
+              <w:right w:w="120" w:type="dxa"/>
+            </w:tcMar>
+            <w:vAlign w:val="center"/>
+          </w:tcPr>
+          <w:p>
+            <w:r>
+              <w:rPr>
+                <w:rFonts w:ascii="Arial" w:eastAsia="Arial" w:hAnsi="Arial" w:cs="Arial"/>
+                <w:b/>
+                <w:bCs/>
+                <w:sz w:val="20"/>
+                <w:szCs w:val="20"/>
+              </w:rPr>
+              <w:t>GET</w:t>
+            </w:r>
+          </w:p>
+        </w:tc>
+        <w:tc>
+          <w:tcPr>
+            <w:tcW w:w="3000" w:type="dxa"/>
+            <w:tcBorders>
+              <w:top w:val="single" w:sz="1" w:space="0" w:color="AAAAAA"/>
+              <w:left w:val="single" w:sz="1" w:space="0" w:color="AAAAAA"/>
+              <w:bottom w:val="single" w:sz="1" w:space="0" w:color="AAAAAA"/>
+              <w:right w:val="single" w:sz="1" w:space="0" w:color="AAAAAA"/>
+            </w:tcBorders>
+            <w:tcMar>
+              <w:top w:w="80" w:type="dxa"/>
+              <w:left w:w="120" w:type="dxa"/>
+              <w:bottom w:w="80" w:type="dxa"/>
+              <w:right w:w="120" w:type="dxa"/>
+            </w:tcMar>
+            <w:vAlign w:val="center"/>
+          </w:tcPr>
+          <w:p>
+            <w:r>
+              <w:rPr>
+                <w:rFonts w:ascii="Arial" w:eastAsia="Arial" w:hAnsi="Arial" w:cs="Arial"/>
+                <w:sz w:val="20"/>
+                <w:szCs w:val="20"/>
+              </w:rPr>
+              <w:t>/api/</w:t>
+            </w:r>
+            <w:proofErr w:type="spellStart"/>
+            <w:r>
+              <w:rPr>
+                <w:rFonts w:ascii="Arial" w:eastAsia="Arial" w:hAnsi="Arial" w:cs="Arial"/>
+                <w:sz w:val="20"/>
+                <w:szCs w:val="20"/>
+              </w:rPr>
+              <w:t>wishlist</w:t>
+            </w:r>
+            <w:proofErr w:type="spellEnd"/>
+          </w:p>
+        </w:tc>
+        <w:tc>
+          <w:tcPr>
+            <w:tcW w:w="2800" w:type="dxa"/>
+            <w:tcBorders>
+              <w:top w:val="single" w:sz="1" w:space="0" w:color="AAAAAA"/>
+              <w:left w:val="single" w:sz="1" w:space="0" w:color="AAAAAA"/>
+              <w:bottom w:val="single" w:sz="1" w:space="0" w:color="AAAAAA"/>
+              <w:right w:val="single" w:sz="1" w:space="0" w:color="AAAAAA"/>
+            </w:tcBorders>
+            <w:tcMar>
+              <w:top w:w="80" w:type="dxa"/>
+              <w:left w:w="120" w:type="dxa"/>
+              <w:bottom w:w="80" w:type="dxa"/>
+              <w:right w:w="120" w:type="dxa"/>
+            </w:tcMar>
+            <w:vAlign w:val="center"/>
+          </w:tcPr>
+          <w:p>
+            <w:r>
+              <w:rPr>
+                <w:rFonts w:ascii="Arial" w:eastAsia="Arial" w:hAnsi="Arial" w:cs="Arial"/>
+                <w:sz w:val="20"/>
+                <w:szCs w:val="20"/>
+              </w:rPr>
+              <w:t>Liste souhaits triés par date ajout</w:t>
+            </w:r>
+          </w:p>
+        </w:tc>
+        <w:tc>
+          <w:tcPr>
+            <w:tcW w:w="2760" w:type="dxa"/>
+            <w:tcBorders>
+              <w:top w:val="single" w:sz="1" w:space="0" w:color="AAAAAA"/>
+              <w:left w:val="single" w:sz="1" w:space="0" w:color="AAAAAA"/>
+              <w:bottom w:val="single" w:sz="1" w:space="0" w:color="AAAAAA"/>
+              <w:right w:val="single" w:sz="1" w:space="0" w:color="AAAAAA"/>
+            </w:tcBorders>
+            <w:tcMar>
+              <w:top w:w="80" w:type="dxa"/>
+              <w:left w:w="120" w:type="dxa"/>
+              <w:bottom w:w="80" w:type="dxa"/>
+              <w:right w:w="120" w:type="dxa"/>
+            </w:tcMar>
+            <w:vAlign w:val="center"/>
+          </w:tcPr>
+          <w:p>
+            <w:r>
+              <w:rPr>
+                <w:rFonts w:ascii="Arial" w:eastAsia="Arial" w:hAnsi="Arial" w:cs="Arial"/>
+                <w:sz w:val="20"/>
+                <w:szCs w:val="20"/>
+              </w:rPr>
+              <w:t>200 — Plus récents en premier</w:t>
+            </w:r>
+          </w:p>
+        </w:tc>
+      </w:tr>
+      <w:tr>
+        <w:tblPrEx>
+          <w:tblCellMar>
+            <w:top w:w="0" w:type="dxa"/>
+            <w:bottom w:w="0" w:type="dxa"/>
+          </w:tblCellMar>
+        </w:tblPrEx>
+        <w:tc>
+          <w:tcPr>
+            <w:tcW w:w="800" w:type="dxa"/>
+            <w:tcBorders>
+              <w:top w:val="single" w:sz="1" w:space="0" w:color="AAAAAA"/>
+              <w:left w:val="single" w:sz="1" w:space="0" w:color="AAAAAA"/>
+              <w:bottom w:val="single" w:sz="1" w:space="0" w:color="AAAAAA"/>
+              <w:right w:val="single" w:sz="1" w:space="0" w:color="AAAAAA"/>
+            </w:tcBorders>
+            <w:tcMar>
+              <w:top w:w="80" w:type="dxa"/>
+              <w:left w:w="120" w:type="dxa"/>
+              <w:bottom w:w="80" w:type="dxa"/>
+              <w:right w:w="120" w:type="dxa"/>
+            </w:tcMar>
+            <w:vAlign w:val="center"/>
+          </w:tcPr>
+          <w:p>
+            <w:r>
+              <w:rPr>
+                <w:rFonts w:ascii="Arial" w:eastAsia="Arial" w:hAnsi="Arial" w:cs="Arial"/>
+                <w:b/>
+                <w:bCs/>
+                <w:sz w:val="20"/>
+                <w:szCs w:val="20"/>
+              </w:rPr>
+              <w:t>GET</w:t>
+            </w:r>
+          </w:p>
+        </w:tc>
+        <w:tc>
+          <w:tcPr>
+            <w:tcW w:w="3000" w:type="dxa"/>
+            <w:tcBorders>
+              <w:top w:val="single" w:sz="1" w:space="0" w:color="AAAAAA"/>
+              <w:left w:val="single" w:sz="1" w:space="0" w:color="AAAAAA"/>
+              <w:bottom w:val="single" w:sz="1" w:space="0" w:color="AAAAAA"/>
+              <w:right w:val="single" w:sz="1" w:space="0" w:color="AAAAAA"/>
+            </w:tcBorders>
+            <w:tcMar>
+              <w:top w:w="80" w:type="dxa"/>
+              <w:left w:w="120" w:type="dxa"/>
+              <w:bottom w:w="80" w:type="dxa"/>
+              <w:right w:w="120" w:type="dxa"/>
+            </w:tcMar>
+            <w:vAlign w:val="center"/>
+          </w:tcPr>
+          <w:p>
+            <w:r>
+              <w:rPr>
+                <w:rFonts w:ascii="Arial" w:eastAsia="Arial" w:hAnsi="Arial" w:cs="Arial"/>
+                <w:sz w:val="20"/>
+                <w:szCs w:val="20"/>
+              </w:rPr>
+              <w:t>/api/</w:t>
+            </w:r>
+            <w:proofErr w:type="spellStart"/>
+            <w:proofErr w:type="gramStart"/>
+            <w:r>
+              <w:rPr>
+                <w:rFonts w:ascii="Arial" w:eastAsia="Arial" w:hAnsi="Arial" w:cs="Arial"/>
+                <w:sz w:val="20"/>
+                <w:szCs w:val="20"/>
+              </w:rPr>
+              <w:t>wishlist?</w:t>
+            </w:r>
+            <w:proofErr w:type="gramEnd"/>
+            <w:r>
+              <w:rPr>
+                <w:rFonts w:ascii="Arial" w:eastAsia="Arial" w:hAnsi="Arial" w:cs="Arial"/>
+                <w:sz w:val="20"/>
+                <w:szCs w:val="20"/>
+              </w:rPr>
+              <w:t>sort</w:t>
+            </w:r>
+            <w:proofErr w:type="spellEnd"/>
+            <w:r>
+              <w:rPr>
+                <w:rFonts w:ascii="Arial" w:eastAsia="Arial" w:hAnsi="Arial" w:cs="Arial"/>
+                <w:sz w:val="20"/>
+                <w:szCs w:val="20"/>
+              </w:rPr>
+              <w:t>=notes</w:t>
+            </w:r>
+          </w:p>
+        </w:tc>
+        <w:tc>
+          <w:tcPr>
+            <w:tcW w:w="2800" w:type="dxa"/>
+            <w:tcBorders>
+              <w:top w:val="single" w:sz="1" w:space="0" w:color="AAAAAA"/>
+              <w:left w:val="single" w:sz="1" w:space="0" w:color="AAAAAA"/>
+              <w:bottom w:val="single" w:sz="1" w:space="0" w:color="AAAAAA"/>
+              <w:right w:val="single" w:sz="1" w:space="0" w:color="AAAAAA"/>
+            </w:tcBorders>
+            <w:tcMar>
+              <w:top w:w="80" w:type="dxa"/>
+              <w:left w:w="120" w:type="dxa"/>
+              <w:bottom w:w="80" w:type="dxa"/>
+              <w:right w:w="120" w:type="dxa"/>
+            </w:tcMar>
+            <w:vAlign w:val="center"/>
+          </w:tcPr>
+          <w:p>
+            <w:r>
+              <w:rPr>
+                <w:rFonts w:ascii="Arial" w:eastAsia="Arial" w:hAnsi="Arial" w:cs="Arial"/>
+                <w:sz w:val="20"/>
+                <w:szCs w:val="20"/>
+              </w:rPr>
+              <w:t xml:space="preserve">Tri par note </w:t>
+            </w:r>
+            <w:proofErr w:type="spellStart"/>
+            <w:r>
+              <w:rPr>
+                <w:rFonts w:ascii="Arial" w:eastAsia="Arial" w:hAnsi="Arial" w:cs="Arial"/>
+                <w:sz w:val="20"/>
+                <w:szCs w:val="20"/>
+              </w:rPr>
+              <w:t>Metacritic</w:t>
+            </w:r>
+            <w:proofErr w:type="spellEnd"/>
+          </w:p>
+        </w:tc>
+        <w:tc>
+          <w:tcPr>
+            <w:tcW w:w="2760" w:type="dxa"/>
+            <w:tcBorders>
+              <w:top w:val="single" w:sz="1" w:space="0" w:color="AAAAAA"/>
+              <w:left w:val="single" w:sz="1" w:space="0" w:color="AAAAAA"/>
+              <w:bottom w:val="single" w:sz="1" w:space="0" w:color="AAAAAA"/>
+              <w:right w:val="single" w:sz="1" w:space="0" w:color="AAAAAA"/>
+            </w:tcBorders>
+            <w:tcMar>
+              <w:top w:w="80" w:type="dxa"/>
+              <w:left w:w="120" w:type="dxa"/>
+              <w:bottom w:w="80" w:type="dxa"/>
+              <w:right w:w="120" w:type="dxa"/>
+            </w:tcMar>
+            <w:vAlign w:val="center"/>
+          </w:tcPr>
+          <w:p>
+            <w:r>
+              <w:rPr>
+                <w:rFonts w:ascii="Arial" w:eastAsia="Arial" w:hAnsi="Arial" w:cs="Arial"/>
+                <w:sz w:val="20"/>
+                <w:szCs w:val="20"/>
+              </w:rPr>
+              <w:t xml:space="preserve">200 — </w:t>
+            </w:r>
+            <w:proofErr w:type="spellStart"/>
+            <w:r>
+              <w:rPr>
+                <w:rFonts w:ascii="Arial" w:eastAsia="Arial" w:hAnsi="Arial" w:cs="Arial"/>
+                <w:sz w:val="20"/>
+                <w:szCs w:val="20"/>
+              </w:rPr>
+              <w:t>gamMetacritic</w:t>
+            </w:r>
+            <w:proofErr w:type="spellEnd"/>
+            <w:r>
+              <w:rPr>
+                <w:rFonts w:ascii="Arial" w:eastAsia="Arial" w:hAnsi="Arial" w:cs="Arial"/>
+                <w:sz w:val="20"/>
+                <w:szCs w:val="20"/>
+              </w:rPr>
+              <w:t xml:space="preserve"> décroissant</w:t>
+            </w:r>
+          </w:p>
+        </w:tc>
+      </w:tr>
+      <w:tr>
+        <w:tblPrEx>
+          <w:tblCellMar>
+            <w:top w:w="0" w:type="dxa"/>
+            <w:bottom w:w="0" w:type="dxa"/>
+          </w:tblCellMar>
+        </w:tblPrEx>
+        <w:tc>
+          <w:tcPr>
+            <w:tcW w:w="800" w:type="dxa"/>
+            <w:tcBorders>
+              <w:top w:val="single" w:sz="1" w:space="0" w:color="AAAAAA"/>
+              <w:left w:val="single" w:sz="1" w:space="0" w:color="AAAAAA"/>
+              <w:bottom w:val="single" w:sz="1" w:space="0" w:color="AAAAAA"/>
+              <w:right w:val="single" w:sz="1" w:space="0" w:color="AAAAAA"/>
+            </w:tcBorders>
+            <w:tcMar>
+              <w:top w:w="80" w:type="dxa"/>
+              <w:left w:w="120" w:type="dxa"/>
+              <w:bottom w:w="80" w:type="dxa"/>
+              <w:right w:w="120" w:type="dxa"/>
+            </w:tcMar>
+            <w:vAlign w:val="center"/>
+          </w:tcPr>
+          <w:p>
+            <w:r>
+              <w:rPr>
+                <w:rFonts w:ascii="Arial" w:eastAsia="Arial" w:hAnsi="Arial" w:cs="Arial"/>
+                <w:b/>
+                <w:bCs/>
+                <w:sz w:val="20"/>
+                <w:szCs w:val="20"/>
+              </w:rPr>
+              <w:t>GET</w:t>
+            </w:r>
+          </w:p>
+        </w:tc>
+        <w:tc>
+          <w:tcPr>
+            <w:tcW w:w="3000" w:type="dxa"/>
+            <w:tcBorders>
+              <w:top w:val="single" w:sz="1" w:space="0" w:color="AAAAAA"/>
+              <w:left w:val="single" w:sz="1" w:space="0" w:color="AAAAAA"/>
+              <w:bottom w:val="single" w:sz="1" w:space="0" w:color="AAAAAA"/>
+              <w:right w:val="single" w:sz="1" w:space="0" w:color="AAAAAA"/>
+            </w:tcBorders>
+            <w:tcMar>
+              <w:top w:w="80" w:type="dxa"/>
+              <w:left w:w="120" w:type="dxa"/>
+              <w:bottom w:w="80" w:type="dxa"/>
+              <w:right w:w="120" w:type="dxa"/>
+            </w:tcMar>
+            <w:vAlign w:val="center"/>
+          </w:tcPr>
+          <w:p>
+            <w:r>
+              <w:rPr>
+                <w:rFonts w:ascii="Arial" w:eastAsia="Arial" w:hAnsi="Arial" w:cs="Arial"/>
+                <w:sz w:val="20"/>
+                <w:szCs w:val="20"/>
+              </w:rPr>
+              <w:t>/api/</w:t>
+            </w:r>
+            <w:proofErr w:type="spellStart"/>
+            <w:proofErr w:type="gramStart"/>
+            <w:r>
+              <w:rPr>
+                <w:rFonts w:ascii="Arial" w:eastAsia="Arial" w:hAnsi="Arial" w:cs="Arial"/>
+                <w:sz w:val="20"/>
+                <w:szCs w:val="20"/>
+              </w:rPr>
+              <w:t>wishlist?</w:t>
+            </w:r>
+            <w:proofErr w:type="gramEnd"/>
+            <w:r>
+              <w:rPr>
+                <w:rFonts w:ascii="Arial" w:eastAsia="Arial" w:hAnsi="Arial" w:cs="Arial"/>
+                <w:sz w:val="20"/>
+                <w:szCs w:val="20"/>
+              </w:rPr>
+              <w:t>q</w:t>
+            </w:r>
+            <w:proofErr w:type="spellEnd"/>
+            <w:r>
+              <w:rPr>
+                <w:rFonts w:ascii="Arial" w:eastAsia="Arial" w:hAnsi="Arial" w:cs="Arial"/>
+                <w:sz w:val="20"/>
+                <w:szCs w:val="20"/>
+              </w:rPr>
+              <w:t>=</w:t>
+            </w:r>
+            <w:proofErr w:type="spellStart"/>
+            <w:r>
+              <w:rPr>
+                <w:rFonts w:ascii="Arial" w:eastAsia="Arial" w:hAnsi="Arial" w:cs="Arial"/>
+                <w:sz w:val="20"/>
+                <w:szCs w:val="20"/>
+              </w:rPr>
+              <w:t>witcher</w:t>
+            </w:r>
+            <w:proofErr w:type="spellEnd"/>
+          </w:p>
+        </w:tc>
+        <w:tc>
+          <w:tcPr>
+            <w:tcW w:w="2800" w:type="dxa"/>
+            <w:tcBorders>
+              <w:top w:val="single" w:sz="1" w:space="0" w:color="AAAAAA"/>
+              <w:left w:val="single" w:sz="1" w:space="0" w:color="AAAAAA"/>
+              <w:bottom w:val="single" w:sz="1" w:space="0" w:color="AAAAAA"/>
+              <w:right w:val="single" w:sz="1" w:space="0" w:color="AAAAAA"/>
+            </w:tcBorders>
+            <w:tcMar>
+              <w:top w:w="80" w:type="dxa"/>
+              <w:left w:w="120" w:type="dxa"/>
+              <w:bottom w:w="80" w:type="dxa"/>
+              <w:right w:w="120" w:type="dxa"/>
+            </w:tcMar>
+            <w:vAlign w:val="center"/>
+          </w:tcPr>
+          <w:p>
+            <w:r>
+              <w:rPr>
+                <w:rFonts w:ascii="Arial" w:eastAsia="Arial" w:hAnsi="Arial" w:cs="Arial"/>
+                <w:sz w:val="20"/>
+                <w:szCs w:val="20"/>
+              </w:rPr>
+              <w:t xml:space="preserve">Recherche par titre dans la </w:t>
+            </w:r>
+            <w:proofErr w:type="spellStart"/>
+            <w:r>
+              <w:rPr>
+                <w:rFonts w:ascii="Arial" w:eastAsia="Arial" w:hAnsi="Arial" w:cs="Arial"/>
+                <w:sz w:val="20"/>
+                <w:szCs w:val="20"/>
+              </w:rPr>
+              <w:t>wishlist</w:t>
+            </w:r>
+            <w:proofErr w:type="spellEnd"/>
+          </w:p>
+        </w:tc>
+        <w:tc>
+          <w:tcPr>
+            <w:tcW w:w="2760" w:type="dxa"/>
+            <w:tcBorders>
+              <w:top w:val="single" w:sz="1" w:space="0" w:color="AAAAAA"/>
+              <w:left w:val="single" w:sz="1" w:space="0" w:color="AAAAAA"/>
+              <w:bottom w:val="single" w:sz="1" w:space="0" w:color="AAAAAA"/>
+              <w:right w:val="single" w:sz="1" w:space="0" w:color="AAAAAA"/>
+            </w:tcBorders>
+            <w:tcMar>
+              <w:top w:w="80" w:type="dxa"/>
+              <w:left w:w="120" w:type="dxa"/>
+              <w:bottom w:w="80" w:type="dxa"/>
+              <w:right w:w="120" w:type="dxa"/>
+            </w:tcMar>
+            <w:vAlign w:val="center"/>
+          </w:tcPr>
+          <w:p>
+            <w:r>
+              <w:rPr>
+                <w:rFonts w:ascii="Arial" w:eastAsia="Arial" w:hAnsi="Arial" w:cs="Arial"/>
+                <w:sz w:val="20"/>
+                <w:szCs w:val="20"/>
+              </w:rPr>
+              <w:t xml:space="preserve">200 — Filtre sur </w:t>
+            </w:r>
+            <w:proofErr w:type="spellStart"/>
+            <w:r>
+              <w:rPr>
+                <w:rFonts w:ascii="Arial" w:eastAsia="Arial" w:hAnsi="Arial" w:cs="Arial"/>
+                <w:sz w:val="20"/>
+                <w:szCs w:val="20"/>
+              </w:rPr>
+              <w:t>gamTitle</w:t>
+            </w:r>
+            <w:proofErr w:type="spellEnd"/>
+          </w:p>
+        </w:tc>
+      </w:tr>
+      <w:tr>
+        <w:tblPrEx>
+          <w:tblCellMar>
+            <w:top w:w="0" w:type="dxa"/>
+            <w:bottom w:w="0" w:type="dxa"/>
+          </w:tblCellMar>
+        </w:tblPrEx>
+        <w:tc>
+          <w:tcPr>
+            <w:tcW w:w="800" w:type="dxa"/>
+            <w:tcBorders>
+              <w:top w:val="single" w:sz="1" w:space="0" w:color="AAAAAA"/>
+              <w:left w:val="single" w:sz="1" w:space="0" w:color="AAAAAA"/>
+              <w:bottom w:val="single" w:sz="1" w:space="0" w:color="AAAAAA"/>
+              <w:right w:val="single" w:sz="1" w:space="0" w:color="AAAAAA"/>
+            </w:tcBorders>
+            <w:tcMar>
+              <w:top w:w="80" w:type="dxa"/>
+              <w:left w:w="120" w:type="dxa"/>
+              <w:bottom w:w="80" w:type="dxa"/>
+              <w:right w:w="120" w:type="dxa"/>
+            </w:tcMar>
+            <w:vAlign w:val="center"/>
+          </w:tcPr>
+          <w:p>
+            <w:r>
+              <w:rPr>
+                <w:rFonts w:ascii="Arial" w:eastAsia="Arial" w:hAnsi="Arial" w:cs="Arial"/>
+                <w:b/>
+                <w:bCs/>
+                <w:sz w:val="20"/>
+                <w:szCs w:val="20"/>
+              </w:rPr>
+              <w:t>PUT</w:t>
+            </w:r>
+          </w:p>
+        </w:tc>
+        <w:tc>
+          <w:tcPr>
+            <w:tcW w:w="3000" w:type="dxa"/>
+            <w:tcBorders>
+              <w:top w:val="single" w:sz="1" w:space="0" w:color="AAAAAA"/>
+              <w:left w:val="single" w:sz="1" w:space="0" w:color="AAAAAA"/>
+              <w:bottom w:val="single" w:sz="1" w:space="0" w:color="AAAAAA"/>
+              <w:right w:val="single" w:sz="1" w:space="0" w:color="AAAAAA"/>
+            </w:tcBorders>
+            <w:tcMar>
+              <w:top w:w="80" w:type="dxa"/>
+              <w:left w:w="120" w:type="dxa"/>
+              <w:bottom w:w="80" w:type="dxa"/>
+              <w:right w:w="120" w:type="dxa"/>
+            </w:tcMar>
+            <w:vAlign w:val="center"/>
+          </w:tcPr>
+          <w:p>
+            <w:r>
+              <w:rPr>
+                <w:rFonts w:ascii="Arial" w:eastAsia="Arial" w:hAnsi="Arial" w:cs="Arial"/>
+                <w:sz w:val="20"/>
+                <w:szCs w:val="20"/>
+              </w:rPr>
+              <w:t>/api/</w:t>
+            </w:r>
+            <w:proofErr w:type="spellStart"/>
+            <w:r>
+              <w:rPr>
+                <w:rFonts w:ascii="Arial" w:eastAsia="Arial" w:hAnsi="Arial" w:cs="Arial"/>
+                <w:sz w:val="20"/>
+                <w:szCs w:val="20"/>
+              </w:rPr>
+              <w:t>wishlist</w:t>
+            </w:r>
+            <w:proofErr w:type="spellEnd"/>
+            <w:proofErr w:type="gramStart"/>
+            <w:r>
+              <w:rPr>
+                <w:rFonts w:ascii="Arial" w:eastAsia="Arial" w:hAnsi="Arial" w:cs="Arial"/>
+                <w:sz w:val="20"/>
+                <w:szCs w:val="20"/>
+              </w:rPr>
+              <w:t>/:</w:t>
+            </w:r>
+            <w:proofErr w:type="spellStart"/>
+            <w:r>
+              <w:rPr>
+                <w:rFonts w:ascii="Arial" w:eastAsia="Arial" w:hAnsi="Arial" w:cs="Arial"/>
+                <w:sz w:val="20"/>
+                <w:szCs w:val="20"/>
+              </w:rPr>
+              <w:t>colId</w:t>
+            </w:r>
+            <w:proofErr w:type="spellEnd"/>
+            <w:proofErr w:type="gramEnd"/>
+            <w:r>
+              <w:rPr>
+                <w:rFonts w:ascii="Arial" w:eastAsia="Arial" w:hAnsi="Arial" w:cs="Arial"/>
+                <w:sz w:val="20"/>
+                <w:szCs w:val="20"/>
+              </w:rPr>
+              <w:t>/move</w:t>
+            </w:r>
+          </w:p>
+        </w:tc>
+        <w:tc>
+          <w:tcPr>
+            <w:tcW w:w="2800" w:type="dxa"/>
+            <w:tcBorders>
+              <w:top w:val="single" w:sz="1" w:space="0" w:color="AAAAAA"/>
+              <w:left w:val="single" w:sz="1" w:space="0" w:color="AAAAAA"/>
+              <w:bottom w:val="single" w:sz="1" w:space="0" w:color="AAAAAA"/>
+              <w:right w:val="single" w:sz="1" w:space="0" w:color="AAAAAA"/>
+            </w:tcBorders>
+            <w:tcMar>
+              <w:top w:w="80" w:type="dxa"/>
+              <w:left w:w="120" w:type="dxa"/>
+              <w:bottom w:w="80" w:type="dxa"/>
+              <w:right w:w="120" w:type="dxa"/>
+            </w:tcMar>
+            <w:vAlign w:val="center"/>
+          </w:tcPr>
+          <w:p>
+            <w:r>
+              <w:rPr>
+                <w:rFonts w:ascii="Arial" w:eastAsia="Arial" w:hAnsi="Arial" w:cs="Arial"/>
+                <w:sz w:val="20"/>
+                <w:szCs w:val="20"/>
+              </w:rPr>
+              <w:t>Déplacer vers la collection</w:t>
+            </w:r>
+          </w:p>
+        </w:tc>
+        <w:tc>
+          <w:tcPr>
+            <w:tcW w:w="2760" w:type="dxa"/>
+            <w:tcBorders>
+              <w:top w:val="single" w:sz="1" w:space="0" w:color="AAAAAA"/>
+              <w:left w:val="single" w:sz="1" w:space="0" w:color="AAAAAA"/>
+              <w:bottom w:val="single" w:sz="1" w:space="0" w:color="AAAAAA"/>
+              <w:right w:val="single" w:sz="1" w:space="0" w:color="AAAAAA"/>
+            </w:tcBorders>
+            <w:tcMar>
+              <w:top w:w="80" w:type="dxa"/>
+              <w:left w:w="120" w:type="dxa"/>
+              <w:bottom w:w="80" w:type="dxa"/>
+              <w:right w:w="120" w:type="dxa"/>
+            </w:tcMar>
+            <w:vAlign w:val="center"/>
+          </w:tcPr>
+          <w:p>
+            <w:r>
+              <w:rPr>
+                <w:rFonts w:ascii="Arial" w:eastAsia="Arial" w:hAnsi="Arial" w:cs="Arial"/>
+                <w:sz w:val="20"/>
+                <w:szCs w:val="20"/>
+              </w:rPr>
+              <w:t>200 — Statut mis à jour</w:t>
+            </w:r>
+          </w:p>
+        </w:tc>
+      </w:tr>
+      <w:tr>
+        <w:tblPrEx>
+          <w:tblCellMar>
+            <w:top w:w="0" w:type="dxa"/>
+            <w:bottom w:w="0" w:type="dxa"/>
+          </w:tblCellMar>
+        </w:tblPrEx>
+        <w:tc>
+          <w:tcPr>
+            <w:tcW w:w="800" w:type="dxa"/>
+            <w:tcBorders>
+              <w:top w:val="single" w:sz="1" w:space="0" w:color="AAAAAA"/>
+              <w:left w:val="single" w:sz="1" w:space="0" w:color="AAAAAA"/>
+              <w:bottom w:val="single" w:sz="1" w:space="0" w:color="AAAAAA"/>
+              <w:right w:val="single" w:sz="1" w:space="0" w:color="AAAAAA"/>
+            </w:tcBorders>
+            <w:tcMar>
+              <w:top w:w="80" w:type="dxa"/>
+              <w:left w:w="120" w:type="dxa"/>
+              <w:bottom w:w="80" w:type="dxa"/>
+              <w:right w:w="120" w:type="dxa"/>
+            </w:tcMar>
+            <w:vAlign w:val="center"/>
+          </w:tcPr>
+          <w:p>
+            <w:r>
+              <w:rPr>
+                <w:rFonts w:ascii="Arial" w:eastAsia="Arial" w:hAnsi="Arial" w:cs="Arial"/>
+                <w:b/>
+                <w:bCs/>
+                <w:sz w:val="20"/>
+                <w:szCs w:val="20"/>
+              </w:rPr>
+              <w:t>DELETE</w:t>
+            </w:r>
+          </w:p>
+        </w:tc>
+        <w:tc>
+          <w:tcPr>
+            <w:tcW w:w="3000" w:type="dxa"/>
+            <w:tcBorders>
+              <w:top w:val="single" w:sz="1" w:space="0" w:color="AAAAAA"/>
+              <w:left w:val="single" w:sz="1" w:space="0" w:color="AAAAAA"/>
+              <w:bottom w:val="single" w:sz="1" w:space="0" w:color="AAAAAA"/>
+              <w:right w:val="single" w:sz="1" w:space="0" w:color="AAAAAA"/>
+            </w:tcBorders>
+            <w:tcMar>
+              <w:top w:w="80" w:type="dxa"/>
+              <w:left w:w="120" w:type="dxa"/>
+              <w:bottom w:w="80" w:type="dxa"/>
+              <w:right w:w="120" w:type="dxa"/>
+            </w:tcMar>
+            <w:vAlign w:val="center"/>
+          </w:tcPr>
+          <w:p>
+            <w:r>
+              <w:rPr>
+                <w:rFonts w:ascii="Arial" w:eastAsia="Arial" w:hAnsi="Arial" w:cs="Arial"/>
+                <w:sz w:val="20"/>
+                <w:szCs w:val="20"/>
+              </w:rPr>
+              <w:t>/api/</w:t>
+            </w:r>
+            <w:proofErr w:type="spellStart"/>
+            <w:r>
+              <w:rPr>
+                <w:rFonts w:ascii="Arial" w:eastAsia="Arial" w:hAnsi="Arial" w:cs="Arial"/>
+                <w:sz w:val="20"/>
+                <w:szCs w:val="20"/>
+              </w:rPr>
+              <w:t>wishlist</w:t>
+            </w:r>
+            <w:proofErr w:type="spellEnd"/>
+            <w:proofErr w:type="gramStart"/>
+            <w:r>
+              <w:rPr>
+                <w:rFonts w:ascii="Arial" w:eastAsia="Arial" w:hAnsi="Arial" w:cs="Arial"/>
+                <w:sz w:val="20"/>
+                <w:szCs w:val="20"/>
+              </w:rPr>
+              <w:t>/:</w:t>
+            </w:r>
+            <w:proofErr w:type="spellStart"/>
+            <w:r>
+              <w:rPr>
+                <w:rFonts w:ascii="Arial" w:eastAsia="Arial" w:hAnsi="Arial" w:cs="Arial"/>
+                <w:sz w:val="20"/>
+                <w:szCs w:val="20"/>
+              </w:rPr>
+              <w:t>colId</w:t>
+            </w:r>
+            <w:proofErr w:type="spellEnd"/>
+            <w:proofErr w:type="gramEnd"/>
+          </w:p>
+        </w:tc>
+        <w:tc>
+          <w:tcPr>
+            <w:tcW w:w="2800" w:type="dxa"/>
+            <w:tcBorders>
+              <w:top w:val="single" w:sz="1" w:space="0" w:color="AAAAAA"/>
+              <w:left w:val="single" w:sz="1" w:space="0" w:color="AAAAAA"/>
+              <w:bottom w:val="single" w:sz="1" w:space="0" w:color="AAAAAA"/>
+              <w:right w:val="single" w:sz="1" w:space="0" w:color="AAAAAA"/>
+            </w:tcBorders>
+            <w:tcMar>
+              <w:top w:w="80" w:type="dxa"/>
+              <w:left w:w="120" w:type="dxa"/>
+              <w:bottom w:w="80" w:type="dxa"/>
+              <w:right w:w="120" w:type="dxa"/>
+            </w:tcMar>
+            <w:vAlign w:val="center"/>
+          </w:tcPr>
+          <w:p>
+            <w:r>
+              <w:rPr>
+                <w:rFonts w:ascii="Arial" w:eastAsia="Arial" w:hAnsi="Arial" w:cs="Arial"/>
+                <w:sz w:val="20"/>
+                <w:szCs w:val="20"/>
+              </w:rPr>
+              <w:t>Retirer un jeu des souhaits</w:t>
+            </w:r>
+          </w:p>
+        </w:tc>
+        <w:tc>
+          <w:tcPr>
+            <w:tcW w:w="2760" w:type="dxa"/>
+            <w:tcBorders>
+              <w:top w:val="single" w:sz="1" w:space="0" w:color="AAAAAA"/>
+              <w:left w:val="single" w:sz="1" w:space="0" w:color="AAAAAA"/>
+              <w:bottom w:val="single" w:sz="1" w:space="0" w:color="AAAAAA"/>
+              <w:right w:val="single" w:sz="1" w:space="0" w:color="AAAAAA"/>
+            </w:tcBorders>
+            <w:tcMar>
+              <w:top w:w="80" w:type="dxa"/>
+              <w:left w:w="120" w:type="dxa"/>
+              <w:bottom w:w="80" w:type="dxa"/>
+              <w:right w:w="120" w:type="dxa"/>
+            </w:tcMar>
+            <w:vAlign w:val="center"/>
+          </w:tcPr>
+          <w:p>
+            <w:r>
+              <w:rPr>
+                <w:rFonts w:ascii="Arial" w:eastAsia="Arial" w:hAnsi="Arial" w:cs="Arial"/>
+                <w:sz w:val="20"/>
+                <w:szCs w:val="20"/>
+              </w:rPr>
+              <w:t>200 — Entrée supprimée</w:t>
+            </w:r>
+          </w:p>
+        </w:tc>
+      </w:tr>
+    </w:tbl>
+    <w:p>
+      <w:pPr>
+        <w:pStyle w:val="Titre2"/>
+      </w:pPr>
+    </w:p>
+    <w:p>
+      <w:pPr>
+        <w:pStyle w:val="Titre3"/>
+        <w:numPr>
+          <w:ilvl w:val="2"/>
+          <w:numId w:val="64"/>
+        </w:numPr>
+      </w:pPr>
+      <w:r>
         <w:t xml:space="preserve">Versions des systèmes et outils </w:t>
       </w:r>
     </w:p>
@@ -10540,7 +17370,6 @@
       </w:pPr>
       <w:bookmarkStart w:id="16" w:name="_Toc228965985"/>
       <w:r>
-        <w:lastRenderedPageBreak/>
         <w:t>Planification et suivi</w:t>
       </w:r>
       <w:bookmarkEnd w:id="16"/>
@@ -10564,7 +17393,7 @@
             <wp:cNvGraphicFramePr/>
             <a:graphic xmlns:a="http://schemas.openxmlformats.org/drawingml/2006/main">
               <a:graphicData uri="http://schemas.openxmlformats.org/drawingml/2006/chart">
-                <c:chart xmlns:c="http://schemas.openxmlformats.org/drawingml/2006/chart" xmlns:r="http://schemas.openxmlformats.org/officeDocument/2006/relationships" r:id="rId37"/>
+                <c:chart xmlns:c="http://schemas.openxmlformats.org/drawingml/2006/chart" xmlns:r="http://schemas.openxmlformats.org/officeDocument/2006/relationships" r:id="rId40"/>
               </a:graphicData>
             </a:graphic>
           </wp:inline>
@@ -10577,6 +17406,7 @@
         <w:rPr>
           <w:noProof/>
         </w:rPr>
+        <w:lastRenderedPageBreak/>
         <w:drawing>
           <wp:inline distT="0" distB="0" distL="0" distR="0" wp14:anchorId="203A5C50" wp14:editId="6BB4EF7B">
             <wp:extent cx="5760720" cy="3505200"/>
@@ -10591,7 +17421,7 @@
             <wp:cNvGraphicFramePr/>
             <a:graphic xmlns:a="http://schemas.openxmlformats.org/drawingml/2006/main">
               <a:graphicData uri="http://schemas.openxmlformats.org/drawingml/2006/chart">
-                <c:chart xmlns:c="http://schemas.openxmlformats.org/drawingml/2006/chart" xmlns:r="http://schemas.openxmlformats.org/officeDocument/2006/relationships" r:id="rId38"/>
+                <c:chart xmlns:c="http://schemas.openxmlformats.org/drawingml/2006/chart" xmlns:r="http://schemas.openxmlformats.org/officeDocument/2006/relationships" r:id="rId41"/>
               </a:graphicData>
             </a:graphic>
           </wp:inline>
@@ -10914,16 +17744,24 @@
       <w:bookmarkEnd w:id="39"/>
     </w:p>
     <w:p/>
+    <w:p/>
+    <w:p/>
+    <w:p/>
     <w:p>
       <w:r>
-        <w:rPr>
-          <w:noProof/>
-        </w:rPr>
+        <w:t xml:space="preserve">        </w:t>
+      </w:r>
+    </w:p>
+    <w:p>
+      <w:r>
+        <w:br/>
+      </w:r>
+      <w:r>
         <w:drawing>
-          <wp:inline distT="0" distB="0" distL="0" distR="0" wp14:anchorId="6190E8C6" wp14:editId="7416729E">
-            <wp:extent cx="5760720" cy="1692275"/>
-            <wp:effectExtent l="0" t="0" r="0" b="3175"/>
-            <wp:docPr id="1667195616" name="Image 4" descr="PlantUML Diagram"/>
+          <wp:inline distT="0" distB="0" distL="0" distR="0" wp14:anchorId="749CAAF1" wp14:editId="43983295">
+            <wp:extent cx="4145628" cy="654572"/>
+            <wp:effectExtent l="0" t="0" r="0" b="0"/>
+            <wp:docPr id="1698018591" name="Image 6"/>
             <wp:cNvGraphicFramePr>
               <a:graphicFrameLocks xmlns:a="http://schemas.openxmlformats.org/drawingml/2006/main" noChangeAspect="1"/>
             </wp:cNvGraphicFramePr>
@@ -10931,28 +17769,26 @@
               <a:graphicData uri="http://schemas.openxmlformats.org/drawingml/2006/picture">
                 <pic:pic xmlns:pic="http://schemas.openxmlformats.org/drawingml/2006/picture">
                   <pic:nvPicPr>
-                    <pic:cNvPr id="0" name="Picture 7" descr="PlantUML Diagram"/>
+                    <pic:cNvPr id="0" name="Picture 17"/>
                     <pic:cNvPicPr>
                       <a:picLocks noChangeAspect="1" noChangeArrowheads="1"/>
                     </pic:cNvPicPr>
                   </pic:nvPicPr>
-                  <pic:blipFill>
-                    <a:blip r:embed="rId39">
+                  <pic:blipFill rotWithShape="1">
+                    <a:blip r:embed="rId42" cstate="print">
                       <a:extLst>
                         <a:ext uri="{28A0092B-C50C-407E-A947-70E740481C1C}">
                           <a14:useLocalDpi xmlns:a14="http://schemas.microsoft.com/office/drawing/2010/main" val="0"/>
                         </a:ext>
                       </a:extLst>
                     </a:blip>
-                    <a:srcRect/>
-                    <a:stretch>
-                      <a:fillRect/>
-                    </a:stretch>
+                    <a:srcRect r="59668" b="-14626"/>
+                    <a:stretch/>
                   </pic:blipFill>
                   <pic:spPr bwMode="auto">
                     <a:xfrm>
                       <a:off x="0" y="0"/>
-                      <a:ext cx="5760720" cy="1692275"/>
+                      <a:ext cx="4369817" cy="689970"/>
                     </a:xfrm>
                     <a:prstGeom prst="rect">
                       <a:avLst/>
@@ -10961,6 +17797,11 @@
                     <a:ln>
                       <a:noFill/>
                     </a:ln>
+                    <a:extLst>
+                      <a:ext uri="{53640926-AAD7-44D8-BBD7-CCE9431645EC}">
+                        <a14:shadowObscured xmlns:a14="http://schemas.microsoft.com/office/drawing/2010/main"/>
+                      </a:ext>
+                    </a:extLst>
                   </pic:spPr>
                 </pic:pic>
               </a:graphicData>
@@ -10970,103 +17811,11 @@
       </w:r>
     </w:p>
     <w:p/>
-    <w:p/>
-    <w:p>
-      <w:r>
-        <w:t xml:space="preserve">        </w:t>
-      </w:r>
-    </w:p>
-    <w:p>
-      <w:r>
-        <w:rPr>
-          <w:noProof/>
-        </w:rPr>
-        <w:lastRenderedPageBreak/>
-        <w:drawing>
-          <wp:inline distT="0" distB="0" distL="0" distR="0" wp14:anchorId="7A903DCB" wp14:editId="03ABDD59">
-            <wp:extent cx="5760720" cy="4015105"/>
-            <wp:effectExtent l="0" t="0" r="0" b="4445"/>
-            <wp:docPr id="1829627118" name="Image 1"/>
-            <wp:cNvGraphicFramePr>
-              <a:graphicFrameLocks xmlns:a="http://schemas.openxmlformats.org/drawingml/2006/main" noChangeAspect="1"/>
-            </wp:cNvGraphicFramePr>
-            <a:graphic xmlns:a="http://schemas.openxmlformats.org/drawingml/2006/main">
-              <a:graphicData uri="http://schemas.openxmlformats.org/drawingml/2006/picture">
-                <pic:pic xmlns:pic="http://schemas.openxmlformats.org/drawingml/2006/picture">
-                  <pic:nvPicPr>
-                    <pic:cNvPr id="688395787" name=""/>
-                    <pic:cNvPicPr/>
-                  </pic:nvPicPr>
-                  <pic:blipFill>
-                    <a:blip r:embed="rId40"/>
-                    <a:stretch>
-                      <a:fillRect/>
-                    </a:stretch>
-                  </pic:blipFill>
-                  <pic:spPr>
-                    <a:xfrm>
-                      <a:off x="0" y="0"/>
-                      <a:ext cx="5760720" cy="4015105"/>
-                    </a:xfrm>
-                    <a:prstGeom prst="rect">
-                      <a:avLst/>
-                    </a:prstGeom>
-                  </pic:spPr>
-                </pic:pic>
-              </a:graphicData>
-            </a:graphic>
-          </wp:inline>
-        </w:drawing>
-      </w:r>
-      <w:r>
-        <w:br/>
-      </w:r>
-      <w:r>
-        <w:rPr>
-          <w:noProof/>
-        </w:rPr>
-        <w:drawing>
-          <wp:inline distT="0" distB="0" distL="0" distR="0" wp14:anchorId="07BD9352" wp14:editId="2D05C643">
-            <wp:extent cx="5760720" cy="4211955"/>
-            <wp:effectExtent l="0" t="0" r="0" b="0"/>
-            <wp:docPr id="1158948425" name="Image 1"/>
-            <wp:cNvGraphicFramePr>
-              <a:graphicFrameLocks xmlns:a="http://schemas.openxmlformats.org/drawingml/2006/main" noChangeAspect="1"/>
-            </wp:cNvGraphicFramePr>
-            <a:graphic xmlns:a="http://schemas.openxmlformats.org/drawingml/2006/main">
-              <a:graphicData uri="http://schemas.openxmlformats.org/drawingml/2006/picture">
-                <pic:pic xmlns:pic="http://schemas.openxmlformats.org/drawingml/2006/picture">
-                  <pic:nvPicPr>
-                    <pic:cNvPr id="1730975182" name=""/>
-                    <pic:cNvPicPr/>
-                  </pic:nvPicPr>
-                  <pic:blipFill>
-                    <a:blip r:embed="rId41"/>
-                    <a:stretch>
-                      <a:fillRect/>
-                    </a:stretch>
-                  </pic:blipFill>
-                  <pic:spPr>
-                    <a:xfrm>
-                      <a:off x="0" y="0"/>
-                      <a:ext cx="5760720" cy="4211955"/>
-                    </a:xfrm>
-                    <a:prstGeom prst="rect">
-                      <a:avLst/>
-                    </a:prstGeom>
-                  </pic:spPr>
-                </pic:pic>
-              </a:graphicData>
-            </a:graphic>
-          </wp:inline>
-        </w:drawing>
-      </w:r>
-    </w:p>
     <w:sectPr>
-      <w:headerReference w:type="default" r:id="rId42"/>
-      <w:footerReference w:type="default" r:id="rId43"/>
-      <w:headerReference w:type="first" r:id="rId44"/>
-      <w:footerReference w:type="first" r:id="rId45"/>
+      <w:headerReference w:type="default" r:id="rId43"/>
+      <w:footerReference w:type="default" r:id="rId44"/>
+      <w:headerReference w:type="first" r:id="rId45"/>
+      <w:footerReference w:type="first" r:id="rId46"/>
       <w:pgSz w:w="11906" w:h="16838"/>
       <w:pgMar w:top="1417" w:right="1417" w:bottom="1417" w:left="1417" w:header="708" w:footer="708" w:gutter="0"/>
       <w:cols w:space="708"/>
@@ -11170,7 +17919,7 @@
             </wp:anchor>
           </w:drawing>
         </mc:Choice>
-        <mc:Fallback xmlns:w16du="http://schemas.microsoft.com/office/word/2023/wordml/word16du" xmlns:w16sdtfl="http://schemas.microsoft.com/office/word/2024/wordml/sdtformatlock" xmlns:arto="http://schemas.microsoft.com/office/word/2006/arto" xmlns:a="http://schemas.openxmlformats.org/drawingml/2006/main">
+        <mc:Fallback xmlns:a="http://schemas.openxmlformats.org/drawingml/2006/main" xmlns:arto="http://schemas.microsoft.com/office/word/2006/arto" xmlns:w16sdtfl="http://schemas.microsoft.com/office/word/2024/wordml/sdtformatlock" xmlns:w16du="http://schemas.microsoft.com/office/word/2023/wordml/word16du">
           <w:pict w14:anchorId="2AC6186A">
             <v:line id="Conector recto 2" style="position:absolute;z-index:251659264;visibility:visible;mso-wrap-style:square;mso-width-percent:0;mso-wrap-distance-left:9pt;mso-wrap-distance-top:0;mso-wrap-distance-right:9pt;mso-wrap-distance-bottom:0;mso-position-horizontal:left;mso-position-horizontal-relative:margin;mso-position-vertical:absolute;mso-position-vertical-relative:text;mso-width-percent:0;mso-width-relative:margin" o:spid="_x0000_s1026" strokecolor="#4472c4 [3204]" strokeweight=".5pt" from="0,20.1pt" to="452.9pt,20.1pt" w14:anchorId="378E8825" o:gfxdata="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">
               <v:stroke joinstyle="miter"/>
@@ -23241,6 +29990,7 @@
   <w:rsids>
     <w:rsidRoot w:val="00EB6A2D"/>
     <w:rsid w:val="00026504"/>
+    <w:rsid w:val="00035363"/>
     <w:rsid w:val="00083EBC"/>
     <w:rsid w:val="000A1C54"/>
     <w:rsid w:val="00117446"/>
@@ -23249,6 +29999,7 @@
     <w:rsid w:val="001F2427"/>
     <w:rsid w:val="001F7E59"/>
     <w:rsid w:val="0022264F"/>
+    <w:rsid w:val="0023348F"/>
     <w:rsid w:val="00246810"/>
     <w:rsid w:val="0026751F"/>
     <w:rsid w:val="00282C9B"/>
@@ -23300,6 +30051,7 @@
     <w:rsid w:val="00A56C08"/>
     <w:rsid w:val="00A90ECC"/>
     <w:rsid w:val="00AD0009"/>
+    <w:rsid w:val="00AF2C63"/>
     <w:rsid w:val="00B10AE8"/>
     <w:rsid w:val="00B51986"/>
     <w:rsid w:val="00BA108E"/>
@@ -24101,12 +30853,7 @@
 </file>
 
 <file path=customXml/item3.xml><?xml version="1.0" encoding="utf-8"?>
-<?mso-contentType ?>
-<FormTemplates xmlns="http://schemas.microsoft.com/sharepoint/v3/contenttype/forms">
-  <Display>DocumentLibraryForm</Display>
-  <Edit>DocumentLibraryForm</Edit>
-  <New>DocumentLibraryForm</New>
-</FormTemplates>
+<b:Sources xmlns:b="http://schemas.openxmlformats.org/officeDocument/2006/bibliography" xmlns="http://schemas.openxmlformats.org/officeDocument/2006/bibliography" SelectedStyle="\APASixthEditionOfficeOnline.xsl" StyleName="APA" Version="6"/>
 </file>
 
 <file path=customXml/item4.xml><?xml version="1.0" encoding="utf-8"?>
@@ -24327,7 +31074,12 @@
 </file>
 
 <file path=customXml/item5.xml><?xml version="1.0" encoding="utf-8"?>
-<b:Sources xmlns:b="http://schemas.openxmlformats.org/officeDocument/2006/bibliography" xmlns="http://schemas.openxmlformats.org/officeDocument/2006/bibliography" SelectedStyle="\APASixthEditionOfficeOnline.xsl" StyleName="APA" Version="6"/>
+<?mso-contentType ?>
+<FormTemplates xmlns="http://schemas.microsoft.com/sharepoint/v3/contenttype/forms">
+  <Display>DocumentLibraryForm</Display>
+  <Edit>DocumentLibraryForm</Edit>
+  <New>DocumentLibraryForm</New>
+</FormTemplates>
 </file>
 
 <file path=customXml/itemProps1.xml><?xml version="1.0" encoding="utf-8"?>
@@ -24350,9 +31102,9 @@
 </file>
 
 <file path=customXml/itemProps3.xml><?xml version="1.0" encoding="utf-8"?>
-<ds:datastoreItem xmlns:ds="http://schemas.openxmlformats.org/officeDocument/2006/customXml" ds:itemID="{49F5DEE4-C8F3-42DE-BB91-D4B66B0C8CBB}">
+<ds:datastoreItem xmlns:ds="http://schemas.openxmlformats.org/officeDocument/2006/customXml" ds:itemID="{FE924DA7-0126-48C5-870A-49921258AF89}">
   <ds:schemaRefs>
-    <ds:schemaRef ds:uri="http://schemas.microsoft.com/sharepoint/v3/contenttype/forms"/>
+    <ds:schemaRef ds:uri="http://schemas.openxmlformats.org/officeDocument/2006/bibliography"/>
   </ds:schemaRefs>
 </ds:datastoreItem>
 </file>
@@ -24377,9 +31129,9 @@
 </file>
 
 <file path=customXml/itemProps5.xml><?xml version="1.0" encoding="utf-8"?>
-<ds:datastoreItem xmlns:ds="http://schemas.openxmlformats.org/officeDocument/2006/customXml" ds:itemID="{FE924DA7-0126-48C5-870A-49921258AF89}">
+<ds:datastoreItem xmlns:ds="http://schemas.openxmlformats.org/officeDocument/2006/customXml" ds:itemID="{49F5DEE4-C8F3-42DE-BB91-D4B66B0C8CBB}">
   <ds:schemaRefs>
-    <ds:schemaRef ds:uri="http://schemas.openxmlformats.org/officeDocument/2006/bibliography"/>
+    <ds:schemaRef ds:uri="http://schemas.microsoft.com/sharepoint/v3/contenttype/forms"/>
   </ds:schemaRefs>
 </ds:datastoreItem>
 </file>